--- a/downloads/student/ai-2-week-23.docx
+++ b/downloads/student/ai-2-week-23.docx
@@ -1819,6 +1819,16 @@
     <w:p>
       <w:r>
         <w:t>Toy interest scores are supplied inputs, not measured enjoyment or a universal definition of a good activity.</w:t>
+      </w:r>
+    </w:p>
+    <w:p>
+      <w:r>
+        <w:t>Read the labelled picture: Why does B not become the winner when its score is largest?</w:t>
+      </w:r>
+    </w:p>
+    <w:p>
+      <w:r>
+        <w:t>Change one thing: Change interest weight from 2 to 3, keeping time limit 14. Predict the result before checking the explanation. What remains the same?</w:t>
       </w:r>
     </w:p>
     <w:p>
@@ -3831,6 +3841,187 @@
     <w:p>
       <w:r>
         <w:t>Attempt the independent case before hints. Record whether you worked alone, used a hint or followed a model. After feedback, fix the first unsupported step and explain why it changed. A later check uses a changed case, not a copied answer.</w:t>
+      </w:r>
+    </w:p>
+    <w:p>
+      <w:pPr>
+        <w:pStyle w:val="Heading1"/>
+      </w:pPr>
+      <w:r>
+        <w:t>15. Your lesson route</w:t>
+      </w:r>
+    </w:p>
+    <w:p>
+      <w:r>
+        <w:t>Start with this question: A fictional book-activity chooser has a 14-minute limit.</w:t>
+      </w:r>
+    </w:p>
+    <w:tbl>
+      <w:tblPr>
+        <w:tblStyle w:val="LightShading-Accent1"/>
+        <w:tblW w:type="auto" w:w="0"/>
+        <w:tblLook w:firstColumn="1" w:firstRow="1" w:lastColumn="0" w:lastRow="0" w:noHBand="0" w:noVBand="1" w:val="04A0"/>
+      </w:tblPr>
+      <w:tblGrid>
+        <w:gridCol w:w="5112"/>
+        <w:gridCol w:w="5112"/>
+      </w:tblGrid>
+      <w:tr>
+        <w:trPr>
+          <w:tblHeader/>
+        </w:trPr>
+        <w:tc>
+          <w:tcPr>
+            <w:tcW w:type="dxa" w:w="5112"/>
+          </w:tcPr>
+          <w:p>
+            <w:r>
+              <w:t>By the end, I can</w:t>
+            </w:r>
+          </w:p>
+        </w:tc>
+        <w:tc>
+          <w:tcPr>
+            <w:tcW w:type="dxa" w:w="5112"/>
+          </w:tcPr>
+          <w:p>
+            <w:r>
+              <w:t>How I will show it</w:t>
+            </w:r>
+          </w:p>
+        </w:tc>
+      </w:tr>
+      <w:tr>
+        <w:tc>
+          <w:tcPr>
+            <w:tcW w:type="dxa" w:w="5112"/>
+          </w:tcPr>
+          <w:p>
+            <w:r>
+              <w:t>Compute a weighted score</w:t>
+            </w:r>
+          </w:p>
+        </w:tc>
+        <w:tc>
+          <w:tcPr>
+            <w:tcW w:type="dxa" w:w="5112"/>
+          </w:tcPr>
+          <w:p>
+            <w:r>
+              <w:t>Explain the deciding step, show a trace or test, and state one limit.</w:t>
+            </w:r>
+          </w:p>
+        </w:tc>
+      </w:tr>
+      <w:tr>
+        <w:tc>
+          <w:tcPr>
+            <w:tcW w:type="dxa" w:w="5112"/>
+          </w:tcPr>
+          <w:p>
+            <w:r>
+              <w:t>Apply hard constraints before ranking</w:t>
+            </w:r>
+          </w:p>
+        </w:tc>
+        <w:tc>
+          <w:tcPr>
+            <w:tcW w:type="dxa" w:w="5112"/>
+          </w:tcPr>
+          <w:p>
+            <w:r>
+              <w:t>Explain the deciding step, show a trace or test, and state one limit.</w:t>
+            </w:r>
+          </w:p>
+        </w:tc>
+      </w:tr>
+      <w:tr>
+        <w:tc>
+          <w:tcPr>
+            <w:tcW w:type="dxa" w:w="5112"/>
+          </w:tcPr>
+          <w:p>
+            <w:r>
+              <w:t>Explain how weight choices change outcomes</w:t>
+            </w:r>
+          </w:p>
+        </w:tc>
+        <w:tc>
+          <w:tcPr>
+            <w:tcW w:type="dxa" w:w="5112"/>
+          </w:tcPr>
+          <w:p>
+            <w:r>
+              <w:t>Explain the deciding step, show a trace or test, and state one limit.</w:t>
+            </w:r>
+          </w:p>
+        </w:tc>
+      </w:tr>
+    </w:tbl>
+    <w:p>
+      <w:r>
+        <w:t>Remember → watch and explain → try with help → investigate → try independently → keep project evidence. Your teacher may spread this lesson across several classes.</w:t>
+      </w:r>
+    </w:p>
+    <w:p>
+      <w:r>
+        <w:t>Keep your first prediction. Compare it with what the evidence shows and explain any change.</w:t>
+      </w:r>
+    </w:p>
+    <w:p>
+      <w:pPr>
+        <w:pStyle w:val="Heading1"/>
+      </w:pPr>
+      <w:r>
+        <w:t>16. Finish and return</w:t>
+      </w:r>
+    </w:p>
+    <w:p>
+      <w:r>
+        <w:t>Close your notes. Explain this goal in your own words: Compute a weighted score</w:t>
+      </w:r>
+    </w:p>
+    <w:p>
+      <w:pPr>
+        <w:pStyle w:val="Heading3"/>
+      </w:pPr>
+      <w:r>
+        <w:t>My deciding step, evidence and one remaining question</w:t>
+      </w:r>
+    </w:p>
+    <w:p>
+      <w:r>
+        <w:t>________________________________________________________________</w:t>
+      </w:r>
+    </w:p>
+    <w:p>
+      <w:r>
+        <w:t>________________________________________________________________</w:t>
+      </w:r>
+    </w:p>
+    <w:p>
+      <w:r>
+        <w:t>________________________________________________________________</w:t>
+      </w:r>
+    </w:p>
+    <w:p>
+      <w:r>
+        <w:t>________________________________________________________________</w:t>
+      </w:r>
+    </w:p>
+    <w:p>
+      <w:r>
+        <w:t>________________________________________________________________</w:t>
+      </w:r>
+    </w:p>
+    <w:p>
+      <w:r>
+        <w:t>If you are unsure, return to the worked picture and explain one arrow. If you are ready, change an input or assumption and justify your prediction.</w:t>
+      </w:r>
+    </w:p>
+    <w:p>
+      <w:r>
+        <w:t>Save your workbook evidence. At the next review, try a different case before opening your old answer.</w:t>
       </w:r>
     </w:p>
     <w:sectPr>

--- a/downloads/student/ai-2-week-23.docx
+++ b/downloads/student/ai-2-week-23.docx
@@ -4022,6 +4022,220 @@
     <w:p>
       <w:r>
         <w:t>Save your workbook evidence. At the next review, try a different case before opening your old answer.</w:t>
+      </w:r>
+    </w:p>
+    <w:p>
+      <w:pPr>
+        <w:pStyle w:val="Heading1"/>
+      </w:pPr>
+      <w:r>
+        <w:t>17. Supported practice, repair and portfolio</w:t>
+      </w:r>
+    </w:p>
+    <w:p>
+      <w:r>
+        <w:t>Use this supported practice once, in the browser or on paper. Keep the reserved independent assessment for a separate first attempt before teacher feedback.</w:t>
+      </w:r>
+    </w:p>
+    <w:p>
+      <w:r>
+        <w:t>A fictional book-activity chooser has a 14-minute limit.</w:t>
+      </w:r>
+    </w:p>
+    <w:p>
+      <w:pPr>
+        <w:pStyle w:val="Heading3"/>
+      </w:pPr>
+      <w:r>
+        <w:t>Practice 1: explain the deciding evidence</w:t>
+      </w:r>
+    </w:p>
+    <w:p>
+      <w:r>
+        <w:t>Which labelled step matches this detail? B’s score 11 cannot override its failed time requirement.</w:t>
+      </w:r>
+    </w:p>
+    <w:p>
+      <w:r>
+        <w:t>1. Choose</w:t>
+      </w:r>
+    </w:p>
+    <w:p>
+      <w:r>
+        <w:t>2. Explain exclusion</w:t>
+      </w:r>
+    </w:p>
+    <w:p>
+      <w:r>
+        <w:t>3. Eligibility first</w:t>
+      </w:r>
+    </w:p>
+    <w:p>
+      <w:r>
+        <w:t>4. Scores</w:t>
+      </w:r>
+    </w:p>
+    <w:p>
+      <w:pPr>
+        <w:pStyle w:val="Heading3"/>
+      </w:pPr>
+      <w:r>
+        <w:t>My selected conclusion, deciding fact and explanation</w:t>
+      </w:r>
+    </w:p>
+    <w:p>
+      <w:r>
+        <w:t>________________________________________________________________</w:t>
+      </w:r>
+    </w:p>
+    <w:p>
+      <w:r>
+        <w:t>________________________________________________________________</w:t>
+      </w:r>
+    </w:p>
+    <w:p>
+      <w:r>
+        <w:t>________________________________________________________________</w:t>
+      </w:r>
+    </w:p>
+    <w:p>
+      <w:r>
+        <w:t>________________________________________________________________</w:t>
+      </w:r>
+    </w:p>
+    <w:p>
+      <w:r>
+        <w:t>________________________________________________________________</w:t>
+      </w:r>
+    </w:p>
+    <w:p>
+      <w:r>
+        <w:t>Hint if needed: Read the steps in the pictorial case. Match the supplied detail to the stage that performs or records it.</w:t>
+      </w:r>
+    </w:p>
+    <w:p>
+      <w:r>
+        <w:t>After your attempt, compare with the supported explanation: Explain exclusion B’s score 11 cannot override its failed time requirement. A score combines preferences according to explicitly chosen weights; it does not erase hard constraints. Computing a high score for an excluded item can be useful in an audit, but it must not allow that item back into the candidate set. Store both eligibility reasons and score components for explanations.</w:t>
+      </w:r>
+    </w:p>
+    <w:p>
+      <w:pPr>
+        <w:pStyle w:val="Heading3"/>
+      </w:pPr>
+      <w:r>
+        <w:t>Practice 2: explain the deciding evidence</w:t>
+      </w:r>
+    </w:p>
+    <w:p>
+      <w:r>
+        <w:t>Changed-case practice: Change interest weight from 2 to 3, keeping time limit 14. Which conclusion is supported by the supplied facts?</w:t>
+      </w:r>
+    </w:p>
+    <w:p>
+      <w:r>
+        <w:t>1. This one example guarantees correct results for every future input.</w:t>
+      </w:r>
+    </w:p>
+    <w:p>
+      <w:r>
+        <w:t>2. We can decide the result without examining the changed input or the procedure.</w:t>
+      </w:r>
+    </w:p>
+    <w:p>
+      <w:r>
+        <w:t>3. A scores 11; C also scores 11; tie-by-ID chooses A.</w:t>
+      </w:r>
+    </w:p>
+    <w:p>
+      <w:pPr>
+        <w:pStyle w:val="Heading3"/>
+      </w:pPr>
+      <w:r>
+        <w:t>My selected conclusion, deciding fact and explanation</w:t>
+      </w:r>
+    </w:p>
+    <w:p>
+      <w:r>
+        <w:t>________________________________________________________________</w:t>
+      </w:r>
+    </w:p>
+    <w:p>
+      <w:r>
+        <w:t>________________________________________________________________</w:t>
+      </w:r>
+    </w:p>
+    <w:p>
+      <w:r>
+        <w:t>________________________________________________________________</w:t>
+      </w:r>
+    </w:p>
+    <w:p>
+      <w:r>
+        <w:t>________________________________________________________________</w:t>
+      </w:r>
+    </w:p>
+    <w:p>
+      <w:r>
+        <w:t>________________________________________________________________</w:t>
+      </w:r>
+    </w:p>
+    <w:p>
+      <w:r>
+        <w:t>Hint if needed: Use the changed condition and the deciding step in the pictorial trace. The answer must say what follows from those facts.</w:t>
+      </w:r>
+    </w:p>
+    <w:p>
+      <w:r>
+        <w:t>After your attempt, compare with the supported explanation: A scores 11; C also scores 11; tie-by-ID chooses A. B remains too long; changing preferences changes only ranking of A and C.</w:t>
+      </w:r>
+    </w:p>
+    <w:p>
+      <w:pPr>
+        <w:pStyle w:val="Heading3"/>
+      </w:pPr>
+      <w:r>
+        <w:t>Repair a missing building block</w:t>
+      </w:r>
+    </w:p>
+    <w:p>
+      <w:r>
+        <w:t>Review Nearest Neighbor Reasoning (ai-2/22). Goal: Compute absolute distances and rank training neighbours. Short practice: Why do k=1 and k=3 disagree for the original query?. Return to this week and explain what you changed.</w:t>
+      </w:r>
+    </w:p>
+    <w:p>
+      <w:r>
+        <w:t>Review Repair Bias in Data (ai-2/20). Goal: Identify selection and coverage bias. Short practice: Why must 35% be labelled an illustration rather than the measured grade-wide Yes rate?. Return to this week and explain what you changed.</w:t>
+      </w:r>
+    </w:p>
+    <w:p>
+      <w:r>
+        <w:t>Review Noise and Outliers (ai-2/17). Goal: Calculate mean and median. Short practice: If 18 was genuine, which summary better describes the middle observed task, and what extra fact should be shown?. Return to this week and explain what you changed.</w:t>
+      </w:r>
+    </w:p>
+    <w:p>
+      <w:pPr>
+        <w:pStyle w:val="Heading3"/>
+      </w:pPr>
+      <w:r>
+        <w:t>Predict, run and debug</w:t>
+      </w:r>
+    </w:p>
+    <w:p>
+      <w:r>
+        <w:t>The browser lab lets you edit the supported Python examples already included in this lesson. Predict first, run, inspect the actual output or error, change one input, then run again. Keep code, predictions, actual results and a reasoned revision together. On paper, label your result as a trace rather than an execution.</w:t>
+      </w:r>
+    </w:p>
+    <w:p>
+      <w:pPr>
+        <w:pStyle w:val="Heading3"/>
+      </w:pPr>
+      <w:r>
+        <w:t>Keep your completed work</w:t>
+      </w:r>
+    </w:p>
+    <w:p>
+      <w:r>
+        <w:t>Use Download completed work in the hosted lesson to export your answers, reflections, practice feedback and code-run evidence. Open the HTML copy to read or print it. Drafts stay in this browser when storage is available; clear drafts on a shared device.</w:t>
       </w:r>
     </w:p>
     <w:sectPr>

--- a/downloads/student/ai-2-week-23.docx
+++ b/downloads/student/ai-2-week-23.docx
@@ -42,6 +42,11 @@
       </w:r>
     </w:p>
     <w:p>
+      <w:r>
+        <w:t>Start with the target: Compute a weighted score. Try the recall before opening notes.</w:t>
+      </w:r>
+    </w:p>
+    <w:p>
       <w:pPr>
         <w:pStyle w:val="Heading3"/>
       </w:pPr>
@@ -50,18 +55,96 @@
       </w:r>
     </w:p>
     <w:p>
-      <w:r>
-        <w:t>I can compute a weighted score.</w:t>
-      </w:r>
-    </w:p>
-    <w:p>
-      <w:r>
-        <w:t>I can apply hard constraints before ranking.</w:t>
-      </w:r>
-    </w:p>
-    <w:p>
-      <w:r>
-        <w:t>I can explain how weight choices change outcomes.</w:t>
+      <w:pPr>
+        <w:spacing w:line="336" w:lineRule="auto" w:after="180"/>
+      </w:pPr>
+      <w:r>
+        <w:rPr>
+          <w:b w:val="0"/>
+        </w:rPr>
+        <w:t xml:space="preserve">I can compute a </w:t>
+      </w:r>
+      <w:r>
+        <w:rPr>
+          <w:b/>
+        </w:rPr>
+        <w:t>weight</w:t>
+      </w:r>
+      <w:r>
+        <w:rPr>
+          <w:b w:val="0"/>
+        </w:rPr>
+        <w:t xml:space="preserve">ed </w:t>
+      </w:r>
+      <w:r>
+        <w:rPr>
+          <w:b/>
+        </w:rPr>
+        <w:t>score</w:t>
+      </w:r>
+      <w:r>
+        <w:rPr>
+          <w:b w:val="0"/>
+        </w:rPr>
+        <w:t>.</w:t>
+      </w:r>
+    </w:p>
+    <w:p>
+      <w:pPr>
+        <w:spacing w:line="336" w:lineRule="auto" w:after="180"/>
+      </w:pPr>
+      <w:r>
+        <w:rPr>
+          <w:b w:val="0"/>
+        </w:rPr>
+        <w:t xml:space="preserve">I can apply hard </w:t>
+      </w:r>
+      <w:r>
+        <w:rPr>
+          <w:b/>
+        </w:rPr>
+        <w:t>constraint</w:t>
+      </w:r>
+      <w:r>
+        <w:rPr>
+          <w:b w:val="0"/>
+        </w:rPr>
+        <w:t xml:space="preserve">s before </w:t>
+      </w:r>
+      <w:r>
+        <w:rPr>
+          <w:b/>
+        </w:rPr>
+        <w:t>rank</w:t>
+      </w:r>
+      <w:r>
+        <w:rPr>
+          <w:b w:val="0"/>
+        </w:rPr>
+        <w:t>ing.</w:t>
+      </w:r>
+    </w:p>
+    <w:p>
+      <w:pPr>
+        <w:spacing w:line="336" w:lineRule="auto" w:after="180"/>
+      </w:pPr>
+      <w:r>
+        <w:rPr>
+          <w:b w:val="0"/>
+        </w:rPr>
+        <w:t xml:space="preserve">I can explain how </w:t>
+      </w:r>
+      <w:r>
+        <w:rPr>
+          <w:b/>
+        </w:rPr>
+        <w:t>weight</w:t>
+      </w:r>
+      <w:r>
+        <w:rPr>
+          <w:b w:val="0"/>
+        </w:rPr>
+        <w:t xml:space="preserve"> choices change outcomes.</w:t>
       </w:r>
     </w:p>
     <w:p>
@@ -73,38 +156,140 @@
       </w:r>
     </w:p>
     <w:p>
-      <w:r>
-        <w:t>Close your notes first. A rough first answer helps us choose the right starting point; it is not a score for your ability.</w:t>
-      </w:r>
-    </w:p>
-    <w:p>
-      <w:r>
+      <w:pPr>
+        <w:spacing w:line="336" w:lineRule="auto" w:after="180"/>
+      </w:pPr>
+      <w:r>
+        <w:rPr>
+          <w:b w:val="0"/>
+        </w:rPr>
+        <w:t xml:space="preserve">Close your notes first. A rough first answer helps us choose the right starting point; it is not a </w:t>
+      </w:r>
+      <w:r>
+        <w:rPr>
+          <w:b/>
+        </w:rPr>
+        <w:t>score</w:t>
+      </w:r>
+      <w:r>
+        <w:rPr>
+          <w:b w:val="0"/>
+        </w:rPr>
+        <w:t xml:space="preserve"> for your ability.</w:t>
+      </w:r>
+    </w:p>
+    <w:p>
+      <w:pPr>
+        <w:spacing w:line="336" w:lineRule="auto" w:after="180"/>
+      </w:pPr>
+      <w:r>
+        <w:rPr>
+          <w:b w:val="0"/>
+        </w:rPr>
         <w:t>Without opening the old lesson, explain one key idea from Nearest Neighbor Reasoning. Give an example and a mistake that the idea helps you avoid.</w:t>
       </w:r>
     </w:p>
     <w:p>
-      <w:r>
+      <w:pPr>
+        <w:spacing w:line="336" w:lineRule="auto" w:after="180"/>
+      </w:pPr>
+      <w:r>
+        <w:rPr>
+          <w:b w:val="0"/>
+        </w:rPr>
         <w:t>Without opening the old lesson, explain one key idea from Repair Bias in Data. Give an example and a mistake that the idea helps you avoid.</w:t>
       </w:r>
     </w:p>
     <w:p>
-      <w:r>
+      <w:pPr>
+        <w:spacing w:line="336" w:lineRule="auto" w:after="180"/>
+      </w:pPr>
+      <w:r>
+        <w:rPr>
+          <w:b w:val="0"/>
+        </w:rPr>
         <w:t>Without opening the old lesson, explain one key idea from Noise and Outliers. Give an example and a mistake that the idea helps you avoid.</w:t>
       </w:r>
     </w:p>
     <w:p>
-      <w:r>
-        <w:t>After trying, check the relevant lesson or ask your teacher. Change the part of your explanation that the evidence shows was wrong.</w:t>
-      </w:r>
-    </w:p>
-    <w:p>
-      <w:r>
-        <w:t>Week 23: Recommendation Scores</w:t>
-      </w:r>
-    </w:p>
-    <w:p>
-      <w:r>
-        <w:t>A weighted score expresses priorities but also embeds choices.</w:t>
+      <w:pPr>
+        <w:spacing w:line="336" w:lineRule="auto" w:after="180"/>
+      </w:pPr>
+      <w:r>
+        <w:rPr>
+          <w:b w:val="0"/>
+        </w:rPr>
+        <w:t xml:space="preserve">After trying, check the relevant lesson or ask your teacher. Change the part of your explanation that the </w:t>
+      </w:r>
+      <w:r>
+        <w:rPr>
+          <w:b/>
+        </w:rPr>
+        <w:t>evidence</w:t>
+      </w:r>
+      <w:r>
+        <w:rPr>
+          <w:b w:val="0"/>
+        </w:rPr>
+        <w:t xml:space="preserve"> shows was wrong.</w:t>
+      </w:r>
+    </w:p>
+    <w:p>
+      <w:pPr>
+        <w:spacing w:line="336" w:lineRule="auto" w:after="180"/>
+      </w:pPr>
+      <w:r>
+        <w:rPr>
+          <w:b w:val="0"/>
+        </w:rPr>
+        <w:t xml:space="preserve">Week 23: Recommendation </w:t>
+      </w:r>
+      <w:r>
+        <w:rPr>
+          <w:b/>
+        </w:rPr>
+        <w:t>Score</w:t>
+      </w:r>
+      <w:r>
+        <w:rPr>
+          <w:b w:val="0"/>
+        </w:rPr>
+        <w:t>s</w:t>
+      </w:r>
+    </w:p>
+    <w:p>
+      <w:pPr>
+        <w:spacing w:line="336" w:lineRule="auto" w:after="180"/>
+      </w:pPr>
+      <w:r>
+        <w:rPr>
+          <w:b w:val="0"/>
+        </w:rPr>
+        <w:t xml:space="preserve">A </w:t>
+      </w:r>
+      <w:r>
+        <w:rPr>
+          <w:b/>
+        </w:rPr>
+        <w:t>weight</w:t>
+      </w:r>
+      <w:r>
+        <w:rPr>
+          <w:b w:val="0"/>
+        </w:rPr>
+        <w:t xml:space="preserve">ed </w:t>
+      </w:r>
+      <w:r>
+        <w:rPr>
+          <w:b/>
+        </w:rPr>
+        <w:t>score</w:t>
+      </w:r>
+      <w:r>
+        <w:rPr>
+          <w:b w:val="0"/>
+        </w:rPr>
+        <w:t xml:space="preserve"> expresses priorities but also embeds choices.</w:t>
       </w:r>
     </w:p>
     <w:p>
@@ -144,17 +329,47 @@
       </w:r>
     </w:p>
     <w:p>
-      <w:r>
+      <w:pPr>
+        <w:spacing w:line="336" w:lineRule="auto" w:after="180"/>
+      </w:pPr>
+      <w:r>
+        <w:rPr>
+          <w:b/>
+        </w:rPr>
         <w:t>THINKER MISSION</w:t>
       </w:r>
     </w:p>
     <w:p>
-      <w:r>
-        <w:t>Create two user profiles and calculate book rankings.</w:t>
-      </w:r>
-    </w:p>
-    <w:p>
-      <w:r>
+      <w:pPr>
+        <w:spacing w:line="336" w:lineRule="auto" w:after="180"/>
+      </w:pPr>
+      <w:r>
+        <w:rPr>
+          <w:b w:val="0"/>
+        </w:rPr>
+        <w:t xml:space="preserve">Create two user profiles and calculate book </w:t>
+      </w:r>
+      <w:r>
+        <w:rPr>
+          <w:b/>
+        </w:rPr>
+        <w:t>rank</w:t>
+      </w:r>
+      <w:r>
+        <w:rPr>
+          <w:b w:val="0"/>
+        </w:rPr>
+        <w:t>ings.</w:t>
+      </w:r>
+    </w:p>
+    <w:p>
+      <w:pPr>
+        <w:spacing w:line="336" w:lineRule="auto" w:after="180"/>
+      </w:pPr>
+      <w:r>
+        <w:rPr>
+          <w:b w:val="0"/>
+        </w:rPr>
         <w:t>Thinker name and date:</w:t>
       </w:r>
     </w:p>
@@ -200,7 +415,14 @@
       </w:r>
     </w:p>
     <w:p>
-      <w:r>
+      <w:pPr>
+        <w:spacing w:line="336" w:lineRule="auto" w:after="180"/>
+        <w:shd w:fill="F5F1FB"/>
+      </w:pPr>
+      <w:r>
+        <w:rPr>
+          <w:b w:val="0"/>
+        </w:rPr>
         <w:t>Which is closer under absolute-gap distance: a gap of 2 or a gap of 5?</w:t>
       </w:r>
     </w:p>
@@ -213,8 +435,50 @@
       </w:r>
     </w:p>
     <w:p>
-      <w:r>
-        <w:t>By the end, I can rank only eligible options with a transparent weighted score.</w:t>
+      <w:pPr>
+        <w:spacing w:line="336" w:lineRule="auto" w:after="180"/>
+      </w:pPr>
+      <w:r>
+        <w:rPr>
+          <w:b w:val="0"/>
+        </w:rPr>
+        <w:t xml:space="preserve">By the end, I can </w:t>
+      </w:r>
+      <w:r>
+        <w:rPr>
+          <w:b/>
+        </w:rPr>
+        <w:t>rank</w:t>
+      </w:r>
+      <w:r>
+        <w:rPr>
+          <w:b w:val="0"/>
+        </w:rPr>
+        <w:t xml:space="preserve"> only eligible options with a transparent </w:t>
+      </w:r>
+      <w:r>
+        <w:rPr>
+          <w:b/>
+        </w:rPr>
+        <w:t>weight</w:t>
+      </w:r>
+      <w:r>
+        <w:rPr>
+          <w:b w:val="0"/>
+        </w:rPr>
+        <w:t xml:space="preserve">ed </w:t>
+      </w:r>
+      <w:r>
+        <w:rPr>
+          <w:b/>
+        </w:rPr>
+        <w:t>score</w:t>
+      </w:r>
+      <w:r>
+        <w:rPr>
+          <w:b w:val="0"/>
+        </w:rPr>
+        <w:t>.</w:t>
       </w:r>
     </w:p>
     <w:p>
@@ -227,17 +491,52 @@
     </w:p>
     <w:p>
       <w:r>
+        <w:t>Investigate the supplied Recommendation Scores case. Separate observations, given facts and assumptions before choosing an explanation.</w:t>
+      </w:r>
+    </w:p>
+    <w:p>
+      <w:pPr>
+        <w:spacing w:line="336" w:lineRule="auto" w:after="180"/>
+      </w:pPr>
+      <w:r>
+        <w:rPr>
+          <w:b/>
+        </w:rPr>
         <w:t>PICTURE STORY</w:t>
       </w:r>
     </w:p>
     <w:p>
-      <w:r>
+      <w:pPr>
+        <w:spacing w:line="336" w:lineRule="auto" w:after="180"/>
+      </w:pPr>
+      <w:r>
+        <w:rPr>
+          <w:b w:val="0"/>
+        </w:rPr>
         <w:t>Notice → Predict → Explain</w:t>
       </w:r>
     </w:p>
     <w:p>
-      <w:r>
-        <w:t>Begin with visible evidence. Do not explain more than the picture and information support.</w:t>
+      <w:pPr>
+        <w:spacing w:line="336" w:lineRule="auto" w:after="180"/>
+      </w:pPr>
+      <w:r>
+        <w:rPr>
+          <w:b w:val="0"/>
+        </w:rPr>
+        <w:t xml:space="preserve">Begin with visible </w:t>
+      </w:r>
+      <w:r>
+        <w:rPr>
+          <w:b/>
+        </w:rPr>
+        <w:t>evidence</w:t>
+      </w:r>
+      <w:r>
+        <w:rPr>
+          <w:b w:val="0"/>
+        </w:rPr>
+        <w:t>. Do not explain more than the picture and information support.</w:t>
       </w:r>
     </w:p>
     <w:p>
@@ -277,18 +576,82 @@
       </w:r>
     </w:p>
     <w:p>
-      <w:r>
+      <w:pPr>
+        <w:pStyle w:val="Heading3"/>
+      </w:pPr>
+      <w:r>
+        <w:t>Start with this puzzle</w:t>
+      </w:r>
+    </w:p>
+    <w:p>
+      <w:pPr>
+        <w:spacing w:line="336" w:lineRule="auto" w:after="180"/>
+        <w:shd w:fill="F1F6FC"/>
+      </w:pPr>
+      <w:r>
+        <w:rPr>
+          <w:b w:val="0"/>
+        </w:rPr>
         <w:t>MYSTERY</w:t>
       </w:r>
     </w:p>
     <w:p>
-      <w:r>
-        <w:t>The learners must use recommendation scores to solve a problem. What information do they have? What decision or calculation do they make? What would count as evidence that it worked?</w:t>
-      </w:r>
-    </w:p>
-    <w:p>
-      <w:r>
-        <w:t>Three observations (what you can point to):</w:t>
+      <w:pPr>
+        <w:spacing w:line="336" w:lineRule="auto" w:after="180"/>
+        <w:shd w:fill="F5F1FB"/>
+      </w:pPr>
+      <w:r>
+        <w:rPr>
+          <w:b w:val="0"/>
+        </w:rPr>
+        <w:t xml:space="preserve">The learners must use recommendation </w:t>
+      </w:r>
+      <w:r>
+        <w:rPr>
+          <w:b/>
+        </w:rPr>
+        <w:t>score</w:t>
+      </w:r>
+      <w:r>
+        <w:rPr>
+          <w:b w:val="0"/>
+        </w:rPr>
+        <w:t xml:space="preserve">s to solve a problem. What information do they have? What decision or calculation do they make? What would count as </w:t>
+      </w:r>
+      <w:r>
+        <w:rPr>
+          <w:b/>
+        </w:rPr>
+        <w:t>evidence</w:t>
+      </w:r>
+      <w:r>
+        <w:rPr>
+          <w:b w:val="0"/>
+        </w:rPr>
+        <w:t xml:space="preserve"> that it worked?</w:t>
+      </w:r>
+    </w:p>
+    <w:p>
+      <w:pPr>
+        <w:spacing w:line="336" w:lineRule="auto" w:after="180"/>
+      </w:pPr>
+      <w:r>
+        <w:rPr>
+          <w:b w:val="0"/>
+        </w:rPr>
+        <w:t xml:space="preserve">Three </w:t>
+      </w:r>
+      <w:r>
+        <w:rPr>
+          <w:b/>
+        </w:rPr>
+        <w:t>observation</w:t>
+      </w:r>
+      <w:r>
+        <w:rPr>
+          <w:b w:val="0"/>
+        </w:rPr>
+        <w:t>s (what you can point to):</w:t>
       </w:r>
     </w:p>
     <w:p>
@@ -325,8 +688,26 @@
       </w:r>
     </w:p>
     <w:p>
-      <w:r>
-        <w:t>My prediction and the clue supporting it:</w:t>
+      <w:pPr>
+        <w:spacing w:line="336" w:lineRule="auto" w:after="180"/>
+      </w:pPr>
+      <w:r>
+        <w:rPr>
+          <w:b w:val="0"/>
+        </w:rPr>
+        <w:t xml:space="preserve">My </w:t>
+      </w:r>
+      <w:r>
+        <w:rPr>
+          <w:b/>
+        </w:rPr>
+        <w:t>prediction</w:t>
+      </w:r>
+      <w:r>
+        <w:rPr>
+          <w:b w:val="0"/>
+        </w:rPr>
+        <w:t xml:space="preserve"> and the clue supporting it:</w:t>
       </w:r>
     </w:p>
     <w:p>
@@ -371,8 +752,49 @@
       </w:r>
     </w:p>
     <w:p>
-      <w:r>
-        <w:t>A fictional activity chooser uses enjoyment and learning ratings from 0 to 5. Its score is 2 times enjoyment plus learning. The activity must also take at most 20 minutes. Duration is a hard requirement; a high score cannot compensate for exceeding it.</w:t>
+      <w:pPr>
+        <w:spacing w:line="336" w:lineRule="auto" w:after="180"/>
+      </w:pPr>
+      <w:r>
+        <w:rPr>
+          <w:b w:val="0"/>
+        </w:rPr>
+        <w:t xml:space="preserve">A fictional activity chooser uses enjoyment and learning ratings from 0 to 5. Its </w:t>
+      </w:r>
+      <w:r>
+        <w:rPr>
+          <w:b/>
+        </w:rPr>
+        <w:t>score</w:t>
+      </w:r>
+      <w:r>
+        <w:rPr>
+          <w:b w:val="0"/>
+        </w:rPr>
+        <w:t xml:space="preserve"> is 2 times enjoyment plus learning. The activity must also take at most 20 minutes.</w:t>
+      </w:r>
+    </w:p>
+    <w:p>
+      <w:pPr>
+        <w:spacing w:line="336" w:lineRule="auto" w:after="180"/>
+      </w:pPr>
+      <w:r>
+        <w:rPr>
+          <w:b w:val="0"/>
+        </w:rPr>
+        <w:t xml:space="preserve">Duration is a hard requirement; a high </w:t>
+      </w:r>
+      <w:r>
+        <w:rPr>
+          <w:b/>
+        </w:rPr>
+        <w:t>score</w:t>
+      </w:r>
+      <w:r>
+        <w:rPr>
+          <w:b w:val="0"/>
+        </w:rPr>
+        <w:t xml:space="preserve"> cannot compensate for exceeding it.</w:t>
       </w:r>
     </w:p>
     <w:p>
@@ -385,16 +807,69 @@
     </w:p>
     <w:p>
       <w:r>
-        <w:t>VISUAL MECHANISM</w:t>
-      </w:r>
-    </w:p>
-    <w:p>
-      <w:r>
-        <w:t>Input → Process → Output</w:t>
-      </w:r>
-    </w:p>
-    <w:p>
-      <w:r>
+        <w:t>Follow the mechanism for Recommendation Scores. Connect each labelled input, deciding step and result.</w:t>
+      </w:r>
+    </w:p>
+    <w:p>
+      <w:pPr>
+        <w:spacing w:line="336" w:lineRule="auto" w:after="180"/>
+      </w:pPr>
+      <w:r>
+        <w:rPr>
+          <w:b/>
+        </w:rPr>
+        <w:t xml:space="preserve">VISUAL </w:t>
+      </w:r>
+      <w:r>
+        <w:rPr>
+          <w:b/>
+        </w:rPr>
+        <w:t>MECHANISM</w:t>
+      </w:r>
+    </w:p>
+    <w:p>
+      <w:pPr>
+        <w:spacing w:line="336" w:lineRule="auto" w:after="180"/>
+      </w:pPr>
+      <w:r>
+        <w:rPr>
+          <w:b/>
+        </w:rPr>
+        <w:t>Input</w:t>
+      </w:r>
+      <w:r>
+        <w:rPr>
+          <w:b w:val="0"/>
+        </w:rPr>
+        <w:t xml:space="preserve"> → </w:t>
+      </w:r>
+      <w:r>
+        <w:rPr>
+          <w:b/>
+        </w:rPr>
+        <w:t>Process</w:t>
+      </w:r>
+      <w:r>
+        <w:rPr>
+          <w:b w:val="0"/>
+        </w:rPr>
+        <w:t xml:space="preserve"> → </w:t>
+      </w:r>
+      <w:r>
+        <w:rPr>
+          <w:b/>
+        </w:rPr>
+        <w:t>Output</w:t>
+      </w:r>
+    </w:p>
+    <w:p>
+      <w:pPr>
+        <w:spacing w:line="336" w:lineRule="auto" w:after="180"/>
+      </w:pPr>
+      <w:r>
+        <w:rPr>
+          <w:b w:val="0"/>
+        </w:rPr>
         <w:t>Trace the information. At each stage, ask what changed and how you could test it.</w:t>
       </w:r>
     </w:p>
@@ -435,7 +910,13 @@
       </w:r>
     </w:p>
     <w:p>
-      <w:r>
+      <w:pPr>
+        <w:spacing w:line="336" w:lineRule="auto" w:after="180"/>
+      </w:pPr>
+      <w:r>
+        <w:rPr>
+          <w:b w:val="0"/>
+        </w:rPr>
         <w:t>↓</w:t>
       </w:r>
     </w:p>
@@ -476,7 +957,13 @@
       </w:r>
     </w:p>
     <w:p>
-      <w:r>
+      <w:pPr>
+        <w:spacing w:line="336" w:lineRule="auto" w:after="180"/>
+      </w:pPr>
+      <w:r>
+        <w:rPr>
+          <w:b w:val="0"/>
+        </w:rPr>
         <w:t>↓</w:t>
       </w:r>
     </w:p>
@@ -517,7 +1004,13 @@
       </w:r>
     </w:p>
     <w:p>
-      <w:r>
+      <w:pPr>
+        <w:spacing w:line="336" w:lineRule="auto" w:after="180"/>
+      </w:pPr>
+      <w:r>
+        <w:rPr>
+          <w:b w:val="0"/>
+        </w:rPr>
         <w:t>Which stage could fail even when the other two are correct? Explain:</w:t>
       </w:r>
     </w:p>
@@ -706,8 +1199,61 @@
       </w:r>
     </w:p>
     <w:p>
-      <w:r>
-        <w:t>Only A is printed, with score 10. If B took 20 minutes it would qualify and have the higher score 11. The inclusive boundary matters. Ratings and weights are invented for practice and require justification before use in a real decision.</w:t>
+      <w:pPr>
+        <w:spacing w:line="336" w:lineRule="auto" w:after="180"/>
+      </w:pPr>
+      <w:r>
+        <w:rPr>
+          <w:b w:val="0"/>
+        </w:rPr>
+        <w:t xml:space="preserve">Only A is printed, with </w:t>
+      </w:r>
+      <w:r>
+        <w:rPr>
+          <w:b/>
+        </w:rPr>
+        <w:t>score</w:t>
+      </w:r>
+      <w:r>
+        <w:rPr>
+          <w:b w:val="0"/>
+        </w:rPr>
+        <w:t xml:space="preserve"> 10. If B took 20 minutes it would qualify and have the higher </w:t>
+      </w:r>
+      <w:r>
+        <w:rPr>
+          <w:b/>
+        </w:rPr>
+        <w:t>score</w:t>
+      </w:r>
+      <w:r>
+        <w:rPr>
+          <w:b w:val="0"/>
+        </w:rPr>
+        <w:t xml:space="preserve"> 11. The inclusive boundary matters.</w:t>
+      </w:r>
+    </w:p>
+    <w:p>
+      <w:pPr>
+        <w:spacing w:line="336" w:lineRule="auto" w:after="180"/>
+      </w:pPr>
+      <w:r>
+        <w:rPr>
+          <w:b w:val="0"/>
+        </w:rPr>
+        <w:t xml:space="preserve">Ratings and </w:t>
+      </w:r>
+      <w:r>
+        <w:rPr>
+          <w:b/>
+        </w:rPr>
+        <w:t>weight</w:t>
+      </w:r>
+      <w:r>
+        <w:rPr>
+          <w:b w:val="0"/>
+        </w:rPr>
+        <w:t>s are invented for practice and require justification before use in a real decision.</w:t>
       </w:r>
     </w:p>
     <w:p>
@@ -719,8 +1265,73 @@
       </w:r>
     </w:p>
     <w:p>
-      <w:r>
-        <w:t>Make two decisions in order. First check the duration: A takes 15 minutes and qualifies under the 20-minute limit; B takes 25 minutes and does not. Then calculate scores for eligible choices. A scores 2 times 4 plus 2, or 10. B would score 11, but that score cannot remove the time requirement. Keep the rejection reason beside B instead of calling it a worse-scoring activity.</w:t>
+      <w:pPr>
+        <w:spacing w:line="336" w:lineRule="auto" w:after="180"/>
+      </w:pPr>
+      <w:r>
+        <w:rPr>
+          <w:b w:val="0"/>
+        </w:rPr>
+        <w:t xml:space="preserve">Make two decisions in order. First check the duration: A takes 15 minutes and qualifies under the 20-minute limit; B takes 25 minutes and does not. Then calculate </w:t>
+      </w:r>
+      <w:r>
+        <w:rPr>
+          <w:b/>
+        </w:rPr>
+        <w:t>score</w:t>
+      </w:r>
+      <w:r>
+        <w:rPr>
+          <w:b w:val="0"/>
+        </w:rPr>
+        <w:t xml:space="preserve">s for eligible choices. A </w:t>
+      </w:r>
+      <w:r>
+        <w:rPr>
+          <w:b/>
+        </w:rPr>
+        <w:t>score</w:t>
+      </w:r>
+      <w:r>
+        <w:rPr>
+          <w:b w:val="0"/>
+        </w:rPr>
+        <w:t>s 2 times 4 plus 2, or 10.</w:t>
+      </w:r>
+    </w:p>
+    <w:p>
+      <w:pPr>
+        <w:spacing w:line="336" w:lineRule="auto" w:after="180"/>
+      </w:pPr>
+      <w:r>
+        <w:rPr>
+          <w:b w:val="0"/>
+        </w:rPr>
+        <w:t xml:space="preserve">B would </w:t>
+      </w:r>
+      <w:r>
+        <w:rPr>
+          <w:b/>
+        </w:rPr>
+        <w:t>score</w:t>
+      </w:r>
+      <w:r>
+        <w:rPr>
+          <w:b w:val="0"/>
+        </w:rPr>
+        <w:t xml:space="preserve"> 11, but that </w:t>
+      </w:r>
+      <w:r>
+        <w:rPr>
+          <w:b/>
+        </w:rPr>
+        <w:t>score</w:t>
+      </w:r>
+      <w:r>
+        <w:rPr>
+          <w:b w:val="0"/>
+        </w:rPr>
+        <w:t xml:space="preserve"> cannot remove the time requirement. Keep the rejection reason beside B instead of calling it a worse-scoring activity.</w:t>
       </w:r>
     </w:p>
     <w:p>
@@ -732,8 +1343,26 @@
       </w:r>
     </w:p>
     <w:p>
-      <w:r>
-        <w:t>Point to the input, the deciding step and the result in this week’s visual. Explain the same step in ordinary words. A picture helps when you can say what each part represents.</w:t>
+      <w:pPr>
+        <w:spacing w:line="336" w:lineRule="auto" w:after="180"/>
+      </w:pPr>
+      <w:r>
+        <w:rPr>
+          <w:b w:val="0"/>
+        </w:rPr>
+        <w:t xml:space="preserve">Point to the </w:t>
+      </w:r>
+      <w:r>
+        <w:rPr>
+          <w:b/>
+        </w:rPr>
+        <w:t>input</w:t>
+      </w:r>
+      <w:r>
+        <w:rPr>
+          <w:b w:val="0"/>
+        </w:rPr>
+        <w:t>, the deciding step and the result in this week’s visual. Explain the same step in ordinary words. A picture helps when you can say what each part represents.</w:t>
       </w:r>
     </w:p>
     <w:p>
@@ -746,16 +1375,54 @@
     </w:p>
     <w:p>
       <w:r>
+        <w:t>Compare the supplied cases for Recommendation Scores. Identify the detail that changes the conclusion.</w:t>
+      </w:r>
+    </w:p>
+    <w:p>
+      <w:pPr>
+        <w:pStyle w:val="Heading3"/>
+      </w:pPr>
+      <w:r>
+        <w:t>The case to investigate</w:t>
+      </w:r>
+    </w:p>
+    <w:p>
+      <w:pPr>
+        <w:spacing w:line="336" w:lineRule="auto" w:after="180"/>
+        <w:shd w:fill="F1F6FC"/>
+      </w:pPr>
+      <w:r>
+        <w:rPr>
+          <w:b w:val="0"/>
+        </w:rPr>
         <w:t>CASE GALLERY</w:t>
       </w:r>
     </w:p>
     <w:p>
-      <w:r>
-        <w:t>Four Tests, Four Kinds of Evidence</w:t>
-      </w:r>
-    </w:p>
-    <w:p>
-      <w:r>
+      <w:pPr>
+        <w:spacing w:line="336" w:lineRule="auto" w:after="180"/>
+      </w:pPr>
+      <w:r>
+        <w:rPr>
+          <w:b w:val="0"/>
+        </w:rPr>
+        <w:t xml:space="preserve">Four Tests, Four Kinds of </w:t>
+      </w:r>
+      <w:r>
+        <w:rPr>
+          <w:b/>
+        </w:rPr>
+        <w:t>Evidence</w:t>
+      </w:r>
+    </w:p>
+    <w:p>
+      <w:pPr>
+        <w:spacing w:line="336" w:lineRule="auto" w:after="180"/>
+      </w:pPr>
+      <w:r>
+        <w:rPr>
+          <w:b w:val="0"/>
+        </w:rPr>
         <w:t>A system is not understood until it survives more than one comfortable example.</w:t>
       </w:r>
     </w:p>
@@ -832,8 +1499,47 @@
       </w:r>
     </w:p>
     <w:p>
-      <w:r>
-        <w:t>NORMAL CASE: predict and name evidence.     BOUNDARY CASE: predict and name evidence.</w:t>
+      <w:pPr>
+        <w:pStyle w:val="Heading3"/>
+      </w:pPr>
+      <w:r>
+        <w:t>The normal case</w:t>
+      </w:r>
+    </w:p>
+    <w:p>
+      <w:pPr>
+        <w:spacing w:line="336" w:lineRule="auto" w:after="180"/>
+        <w:shd w:fill="F1F6FC"/>
+      </w:pPr>
+      <w:r>
+        <w:rPr>
+          <w:b w:val="0"/>
+        </w:rPr>
+        <w:t xml:space="preserve">NORMAL CASE: predict and name </w:t>
+      </w:r>
+      <w:r>
+        <w:rPr>
+          <w:b/>
+        </w:rPr>
+        <w:t>evidence</w:t>
+      </w:r>
+      <w:r>
+        <w:rPr>
+          <w:b w:val="0"/>
+        </w:rPr>
+        <w:t xml:space="preserve">.     BOUNDARY CASE: predict and name </w:t>
+      </w:r>
+      <w:r>
+        <w:rPr>
+          <w:b/>
+        </w:rPr>
+        <w:t>evidence</w:t>
+      </w:r>
+      <w:r>
+        <w:rPr>
+          <w:b w:val="0"/>
+        </w:rPr>
+        <w:t>.</w:t>
       </w:r>
     </w:p>
     <w:p>
@@ -909,12 +1615,58 @@
       </w:r>
     </w:p>
     <w:p>
-      <w:r>
-        <w:t>MISSING INFORMATION: predict and name evidence.     TRANSFER CASE: predict and name evidence.</w:t>
-      </w:r>
-    </w:p>
-    <w:p>
-      <w:r>
+      <w:pPr>
+        <w:pStyle w:val="Heading3"/>
+      </w:pPr>
+      <w:r>
+        <w:t>Check missing information</w:t>
+      </w:r>
+    </w:p>
+    <w:p>
+      <w:pPr>
+        <w:spacing w:line="336" w:lineRule="auto" w:after="180"/>
+        <w:shd w:fill="FFF5E6"/>
+      </w:pPr>
+      <w:r>
+        <w:rPr>
+          <w:b w:val="0"/>
+        </w:rPr>
+        <w:t xml:space="preserve">MISSING INFORMATION: predict and name </w:t>
+      </w:r>
+      <w:r>
+        <w:rPr>
+          <w:b/>
+        </w:rPr>
+        <w:t>evidence</w:t>
+      </w:r>
+      <w:r>
+        <w:rPr>
+          <w:b w:val="0"/>
+        </w:rPr>
+        <w:t xml:space="preserve">.     TRANSFER CASE: predict and name </w:t>
+      </w:r>
+      <w:r>
+        <w:rPr>
+          <w:b/>
+        </w:rPr>
+        <w:t>evidence</w:t>
+      </w:r>
+      <w:r>
+        <w:rPr>
+          <w:b w:val="0"/>
+        </w:rPr>
+        <w:t>.</w:t>
+      </w:r>
+    </w:p>
+    <w:p>
+      <w:pPr>
+        <w:spacing w:line="336" w:lineRule="auto" w:after="180"/>
+        <w:shd w:fill="F5F1FB"/>
+      </w:pPr>
+      <w:r>
+        <w:rPr>
+          <w:b w:val="0"/>
+        </w:rPr>
         <w:t>Which case is most likely to reveal a hidden assumption? Why?</w:t>
       </w:r>
     </w:p>
@@ -960,18 +1712,117 @@
       </w:r>
     </w:p>
     <w:p>
-      <w:r>
-        <w:t>Change: Change interest weight from 2 to 3, keeping time limit 14.</w:t>
-      </w:r>
-    </w:p>
-    <w:p>
-      <w:r>
-        <w:t>Prediction: A scores 11; C also scores 11; tie-by-ID chooses A.</w:t>
-      </w:r>
-    </w:p>
-    <w:p>
-      <w:r>
-        <w:t>Reason: B remains too long; changing preferences changes only ranking of A and C.</w:t>
+      <w:pPr>
+        <w:pStyle w:val="Heading3"/>
+      </w:pPr>
+      <w:r>
+        <w:t>Change one thing</w:t>
+      </w:r>
+    </w:p>
+    <w:p>
+      <w:pPr>
+        <w:spacing w:line="336" w:lineRule="auto" w:after="180"/>
+        <w:shd w:fill="F5F1FB"/>
+      </w:pPr>
+      <w:r>
+        <w:rPr>
+          <w:b w:val="0"/>
+        </w:rPr>
+        <w:t xml:space="preserve">Change: Change interest </w:t>
+      </w:r>
+      <w:r>
+        <w:rPr>
+          <w:b/>
+        </w:rPr>
+        <w:t>weight</w:t>
+      </w:r>
+      <w:r>
+        <w:rPr>
+          <w:b w:val="0"/>
+        </w:rPr>
+        <w:t xml:space="preserve"> from 2 to 3, keeping time limit 14.</w:t>
+      </w:r>
+    </w:p>
+    <w:p>
+      <w:pPr>
+        <w:pStyle w:val="Heading3"/>
+      </w:pPr>
+      <w:r>
+        <w:t>Predicted result</w:t>
+      </w:r>
+    </w:p>
+    <w:p>
+      <w:pPr>
+        <w:spacing w:line="336" w:lineRule="auto" w:after="180"/>
+        <w:shd w:fill="F1F6FC"/>
+      </w:pPr>
+      <w:r>
+        <w:rPr>
+          <w:b/>
+        </w:rPr>
+        <w:t>Prediction</w:t>
+      </w:r>
+      <w:r>
+        <w:rPr>
+          <w:b w:val="0"/>
+        </w:rPr>
+        <w:t xml:space="preserve">: A </w:t>
+      </w:r>
+      <w:r>
+        <w:rPr>
+          <w:b/>
+        </w:rPr>
+        <w:t>score</w:t>
+      </w:r>
+      <w:r>
+        <w:rPr>
+          <w:b w:val="0"/>
+        </w:rPr>
+        <w:t xml:space="preserve">s 11; C also </w:t>
+      </w:r>
+      <w:r>
+        <w:rPr>
+          <w:b/>
+        </w:rPr>
+        <w:t>score</w:t>
+      </w:r>
+      <w:r>
+        <w:rPr>
+          <w:b w:val="0"/>
+        </w:rPr>
+        <w:t>s 11; tie-by-ID chooses A.</w:t>
+      </w:r>
+    </w:p>
+    <w:p>
+      <w:pPr>
+        <w:pStyle w:val="Heading3"/>
+      </w:pPr>
+      <w:r>
+        <w:t>Why the result follows</w:t>
+      </w:r>
+    </w:p>
+    <w:p>
+      <w:pPr>
+        <w:spacing w:line="336" w:lineRule="auto" w:after="180"/>
+        <w:shd w:fill="F1F6FC"/>
+      </w:pPr>
+      <w:r>
+        <w:rPr>
+          <w:b w:val="0"/>
+        </w:rPr>
+        <w:t xml:space="preserve">Reason: B remains too long; changing preferences changes only </w:t>
+      </w:r>
+      <w:r>
+        <w:rPr>
+          <w:b/>
+        </w:rPr>
+        <w:t>rank</w:t>
+      </w:r>
+      <w:r>
+        <w:rPr>
+          <w:b w:val="0"/>
+        </w:rPr>
+        <w:t>ing of A and C.</w:t>
       </w:r>
     </w:p>
     <w:p>
@@ -984,16 +1835,39 @@
     </w:p>
     <w:p>
       <w:r>
+        <w:t>Use the vocabulary of Recommendation Scores to explain a concrete decision, rather than only memorising definitions.</w:t>
+      </w:r>
+    </w:p>
+    <w:p>
+      <w:pPr>
+        <w:spacing w:line="336" w:lineRule="auto" w:after="180"/>
+      </w:pPr>
+      <w:r>
+        <w:rPr>
+          <w:b/>
+        </w:rPr>
         <w:t>VOCABULARY LAB</w:t>
       </w:r>
     </w:p>
     <w:p>
-      <w:r>
+      <w:pPr>
+        <w:spacing w:line="336" w:lineRule="auto" w:after="180"/>
+      </w:pPr>
+      <w:r>
+        <w:rPr>
+          <w:b w:val="0"/>
+        </w:rPr>
         <w:t>Words You Can Use to Reason</w:t>
       </w:r>
     </w:p>
     <w:p>
-      <w:r>
+      <w:pPr>
+        <w:spacing w:line="336" w:lineRule="auto" w:after="180"/>
+      </w:pPr>
+      <w:r>
+        <w:rPr>
+          <w:b w:val="0"/>
+        </w:rPr>
         <w:t>A definition matters when you can recognize the idea, use it, and contrast it with a near-miss.</w:t>
       </w:r>
     </w:p>
@@ -1384,17 +2258,58 @@
     </w:p>
     <w:p>
       <w:r>
-        <w:t>WORKED EVIDENCE</w:t>
-      </w:r>
-    </w:p>
-    <w:p>
-      <w:r>
+        <w:t>Follow the worked trace for Recommendation Scores, predict a step, then compare with its explanation.</w:t>
+      </w:r>
+    </w:p>
+    <w:p>
+      <w:pPr>
+        <w:spacing w:line="336" w:lineRule="auto" w:after="180"/>
+      </w:pPr>
+      <w:r>
+        <w:rPr>
+          <w:b/>
+        </w:rPr>
+        <w:t xml:space="preserve">WORKED </w:t>
+      </w:r>
+      <w:r>
+        <w:rPr>
+          <w:b/>
+        </w:rPr>
+        <w:t>EVIDENCE</w:t>
+      </w:r>
+    </w:p>
+    <w:p>
+      <w:pPr>
+        <w:spacing w:line="336" w:lineRule="auto" w:after="180"/>
+      </w:pPr>
+      <w:r>
+        <w:rPr>
+          <w:b w:val="0"/>
+        </w:rPr>
         <w:t>Reason Step by Step</w:t>
       </w:r>
     </w:p>
     <w:p>
-      <w:r>
-        <w:t>Predict first. Then check each step. A correct answer without visible reasoning is incomplete evidence.</w:t>
+      <w:pPr>
+        <w:spacing w:line="336" w:lineRule="auto" w:after="180"/>
+      </w:pPr>
+      <w:r>
+        <w:rPr>
+          <w:b w:val="0"/>
+        </w:rPr>
+        <w:t xml:space="preserve">Predict first. Then check each step. A correct answer without visible reasoning is incomplete </w:t>
+      </w:r>
+      <w:r>
+        <w:rPr>
+          <w:b/>
+        </w:rPr>
+        <w:t>evidence</w:t>
+      </w:r>
+      <w:r>
+        <w:rPr>
+          <w:b w:val="0"/>
+        </w:rPr>
+        <w:t>.</w:t>
       </w:r>
     </w:p>
     <w:p>
@@ -1434,27 +2349,97 @@
       </w:r>
     </w:p>
     <w:p>
-      <w:r>
-        <w:t>1. Score = 3×genre match + 2×difficulty match + 1×length match.</w:t>
-      </w:r>
-    </w:p>
-    <w:p>
-      <w:r>
+      <w:pPr>
+        <w:spacing w:line="336" w:lineRule="auto" w:after="180"/>
+        <w:shd w:fill="F4F9FC"/>
+      </w:pPr>
+      <w:r>
+        <w:rPr>
+          <w:b w:val="0"/>
+        </w:rPr>
+        <w:t xml:space="preserve">1. </w:t>
+      </w:r>
+      <w:r>
+        <w:rPr>
+          <w:b/>
+        </w:rPr>
+        <w:t>Score</w:t>
+      </w:r>
+      <w:r>
+        <w:rPr>
+          <w:b w:val="0"/>
+        </w:rPr>
+        <w:t xml:space="preserve"> = 3×genre match + 2×difficulty match + 1×length match.</w:t>
+      </w:r>
+    </w:p>
+    <w:p>
+      <w:pPr>
+        <w:spacing w:line="336" w:lineRule="auto" w:after="180"/>
+        <w:shd w:fill="F4F9FC"/>
+      </w:pPr>
+      <w:r>
+        <w:rPr>
+          <w:b w:val="0"/>
+        </w:rPr>
         <w:t>2. Book A matches genre and length: 3+0+1=4.</w:t>
       </w:r>
     </w:p>
     <w:p>
-      <w:r>
+      <w:pPr>
+        <w:spacing w:line="336" w:lineRule="auto" w:after="180"/>
+        <w:shd w:fill="F4F9FC"/>
+      </w:pPr>
+      <w:r>
+        <w:rPr>
+          <w:b w:val="0"/>
+        </w:rPr>
         <w:t>3. Book B matches difficulty and length: 0+2+1=3.</w:t>
       </w:r>
     </w:p>
     <w:p>
-      <w:r>
-        <w:t>4. A ranks first for these weights—not as a universal best book.</w:t>
-      </w:r>
-    </w:p>
-    <w:p>
-      <w:r>
+      <w:pPr>
+        <w:spacing w:line="336" w:lineRule="auto" w:after="180"/>
+        <w:shd w:fill="F4F9FC"/>
+      </w:pPr>
+      <w:r>
+        <w:rPr>
+          <w:b w:val="0"/>
+        </w:rPr>
+        <w:t xml:space="preserve">4. A </w:t>
+      </w:r>
+      <w:r>
+        <w:rPr>
+          <w:b/>
+        </w:rPr>
+        <w:t>rank</w:t>
+      </w:r>
+      <w:r>
+        <w:rPr>
+          <w:b w:val="0"/>
+        </w:rPr>
+        <w:t xml:space="preserve">s first for these </w:t>
+      </w:r>
+      <w:r>
+        <w:rPr>
+          <w:b/>
+        </w:rPr>
+        <w:t>weight</w:t>
+      </w:r>
+      <w:r>
+        <w:rPr>
+          <w:b w:val="0"/>
+        </w:rPr>
+        <w:t>s—not as a universal best book.</w:t>
+      </w:r>
+    </w:p>
+    <w:p>
+      <w:pPr>
+        <w:spacing w:line="336" w:lineRule="auto" w:after="180"/>
+      </w:pPr>
+      <w:r>
+        <w:rPr>
+          <w:b w:val="0"/>
+        </w:rPr>
         <w:t>Recalculate, retrace, or restate the reasoning in your own representation:</w:t>
       </w:r>
     </w:p>
@@ -1492,8 +2477,27 @@
       </w:r>
     </w:p>
     <w:p>
-      <w:r>
-        <w:t>CHECK  Did the evidence answer the exact question? Did the total, path, or source record stay consistent?</w:t>
+      <w:pPr>
+        <w:spacing w:line="336" w:lineRule="auto" w:after="180"/>
+        <w:shd w:fill="F5F1FB"/>
+      </w:pPr>
+      <w:r>
+        <w:rPr>
+          <w:b w:val="0"/>
+        </w:rPr>
+        <w:t xml:space="preserve">CHECK  Did the </w:t>
+      </w:r>
+      <w:r>
+        <w:rPr>
+          <w:b/>
+        </w:rPr>
+        <w:t>evidence</w:t>
+      </w:r>
+      <w:r>
+        <w:rPr>
+          <w:b w:val="0"/>
+        </w:rPr>
+        <w:t xml:space="preserve"> answer the exact question? Did the total, path, or source record stay consistent?</w:t>
       </w:r>
     </w:p>
     <w:p>
@@ -1551,7 +2555,13 @@
       </w:r>
     </w:p>
     <w:p>
-      <w:r>
+      <w:pPr>
+        <w:spacing w:line="336" w:lineRule="auto" w:after="180"/>
+      </w:pPr>
+      <w:r>
+        <w:rPr>
+          <w:b w:val="0"/>
+        </w:rPr>
         <w:t>Cover the result before checking it. Say what is given, choose the procedure, and follow one step at a time. Then uncover the result and explain your first mismatch. Ask why a step is allowed, not only what number it produces.</w:t>
       </w:r>
     </w:p>
@@ -1564,7 +2574,13 @@
       </w:r>
     </w:p>
     <w:p>
-      <w:r>
+      <w:pPr>
+        <w:spacing w:line="336" w:lineRule="auto" w:after="180"/>
+      </w:pPr>
+      <w:r>
+        <w:rPr>
+          <w:b w:val="0"/>
+        </w:rPr>
         <w:t>A fictional book-activity chooser has a 14-minute limit.</w:t>
       </w:r>
     </w:p>
@@ -1577,13 +2593,61 @@
       </w:r>
     </w:p>
     <w:p>
-      <w:r>
-        <w:t>Score=2×interest+practice. A=(interest3,practice2,time14); B=(4,3,15); C=(2,5,12).</w:t>
-      </w:r>
-    </w:p>
-    <w:p>
-      <w:r>
-        <w:t>Require whole nonnegative feature values; time must be at most the limit. Highest score wins; tie by ID.</w:t>
+      <w:pPr>
+        <w:pStyle w:val="Heading3"/>
+      </w:pPr>
+      <w:r>
+        <w:t>Supplied facts</w:t>
+      </w:r>
+    </w:p>
+    <w:p>
+      <w:pPr>
+        <w:spacing w:line="336" w:lineRule="auto" w:after="180"/>
+        <w:shd w:fill="F1F6FC"/>
+      </w:pPr>
+      <w:r>
+        <w:rPr>
+          <w:b/>
+        </w:rPr>
+        <w:t>Score</w:t>
+      </w:r>
+      <w:r>
+        <w:rPr>
+          <w:b w:val="0"/>
+        </w:rPr>
+        <w:t>=2×interest+practice. A=(interest3,practice2,time14); B=(4,3,15); C=(2,5,12).</w:t>
+      </w:r>
+    </w:p>
+    <w:p>
+      <w:pPr>
+        <w:pStyle w:val="Heading3"/>
+      </w:pPr>
+      <w:r>
+        <w:t>Supplied facts</w:t>
+      </w:r>
+    </w:p>
+    <w:p>
+      <w:pPr>
+        <w:spacing w:line="336" w:lineRule="auto" w:after="180"/>
+        <w:shd w:fill="F1F6FC"/>
+      </w:pPr>
+      <w:r>
+        <w:rPr>
+          <w:b w:val="0"/>
+        </w:rPr>
+        <w:t xml:space="preserve">Require whole nonnegative feature values; time must be at most the limit. Highest </w:t>
+      </w:r>
+      <w:r>
+        <w:rPr>
+          <w:b/>
+        </w:rPr>
+        <w:t>score</w:t>
+      </w:r>
+      <w:r>
+        <w:rPr>
+          <w:b w:val="0"/>
+        </w:rPr>
+        <w:t xml:space="preserve"> wins; tie by ID.</w:t>
       </w:r>
     </w:p>
     <w:p>
@@ -1804,31 +2868,211 @@
       </w:r>
     </w:p>
     <w:p>
-      <w:r>
-        <w:t>A score combines preferences according to explicitly chosen weights; it does not erase hard constraints. Computing a high score for an excluded item can be useful in an audit, but it must not allow that item back into the candidate set. Store both eligibility reasons and score components for explanations.</w:t>
-      </w:r>
-    </w:p>
-    <w:p>
       <w:pPr>
         <w:pStyle w:val="Heading3"/>
       </w:pPr>
       <w:r>
+        <w:t>Why the result follows</w:t>
+      </w:r>
+    </w:p>
+    <w:p>
+      <w:pPr>
+        <w:spacing w:line="336" w:lineRule="auto" w:after="180"/>
+        <w:shd w:fill="F1F6FC"/>
+      </w:pPr>
+      <w:r>
+        <w:rPr>
+          <w:b w:val="0"/>
+        </w:rPr>
+        <w:t xml:space="preserve">A </w:t>
+      </w:r>
+      <w:r>
+        <w:rPr>
+          <w:b/>
+        </w:rPr>
+        <w:t>score</w:t>
+      </w:r>
+      <w:r>
+        <w:rPr>
+          <w:b w:val="0"/>
+        </w:rPr>
+        <w:t xml:space="preserve"> combines preferences according to explicitly chosen </w:t>
+      </w:r>
+      <w:r>
+        <w:rPr>
+          <w:b/>
+        </w:rPr>
+        <w:t>weight</w:t>
+      </w:r>
+      <w:r>
+        <w:rPr>
+          <w:b w:val="0"/>
+        </w:rPr>
+        <w:t xml:space="preserve">s; it does not erase hard </w:t>
+      </w:r>
+      <w:r>
+        <w:rPr>
+          <w:b/>
+        </w:rPr>
+        <w:t>constraint</w:t>
+      </w:r>
+      <w:r>
+        <w:rPr>
+          <w:b w:val="0"/>
+        </w:rPr>
+        <w:t>s.</w:t>
+      </w:r>
+    </w:p>
+    <w:p>
+      <w:pPr>
+        <w:spacing w:line="336" w:lineRule="auto" w:after="180"/>
+        <w:shd w:fill="F1F6FC"/>
+      </w:pPr>
+      <w:r>
+        <w:rPr>
+          <w:b w:val="0"/>
+        </w:rPr>
+        <w:t xml:space="preserve">Computing a high </w:t>
+      </w:r>
+      <w:r>
+        <w:rPr>
+          <w:b/>
+        </w:rPr>
+        <w:t>score</w:t>
+      </w:r>
+      <w:r>
+        <w:rPr>
+          <w:b w:val="0"/>
+        </w:rPr>
+        <w:t xml:space="preserve"> for an excluded item can be useful in an audit, but it must not allow that item back into the candidate set. Store both eligibility reasons and </w:t>
+      </w:r>
+      <w:r>
+        <w:rPr>
+          <w:b/>
+        </w:rPr>
+        <w:t>score</w:t>
+      </w:r>
+      <w:r>
+        <w:rPr>
+          <w:b w:val="0"/>
+        </w:rPr>
+        <w:t xml:space="preserve"> components for explanations.</w:t>
+      </w:r>
+    </w:p>
+    <w:p>
+      <w:pPr>
+        <w:pStyle w:val="Heading3"/>
+      </w:pPr>
+      <w:r>
         <w:t>What this example does not establish</w:t>
       </w:r>
     </w:p>
     <w:p>
-      <w:r>
-        <w:t>Toy interest scores are supplied inputs, not measured enjoyment or a universal definition of a good activity.</w:t>
-      </w:r>
-    </w:p>
-    <w:p>
-      <w:r>
-        <w:t>Read the labelled picture: Why does B not become the winner when its score is largest?</w:t>
-      </w:r>
-    </w:p>
-    <w:p>
-      <w:r>
-        <w:t>Change one thing: Change interest weight from 2 to 3, keeping time limit 14. Predict the result before checking the explanation. What remains the same?</w:t>
+      <w:pPr>
+        <w:pStyle w:val="Heading3"/>
+      </w:pPr>
+      <w:r>
+        <w:t>Keep the stated limit</w:t>
+      </w:r>
+    </w:p>
+    <w:p>
+      <w:pPr>
+        <w:spacing w:line="336" w:lineRule="auto" w:after="180"/>
+        <w:shd w:fill="FFF5E6"/>
+      </w:pPr>
+      <w:r>
+        <w:rPr>
+          <w:b w:val="0"/>
+        </w:rPr>
+        <w:t xml:space="preserve">Toy interest </w:t>
+      </w:r>
+      <w:r>
+        <w:rPr>
+          <w:b/>
+        </w:rPr>
+        <w:t>score</w:t>
+      </w:r>
+      <w:r>
+        <w:rPr>
+          <w:b w:val="0"/>
+        </w:rPr>
+        <w:t xml:space="preserve">s are supplied </w:t>
+      </w:r>
+      <w:r>
+        <w:rPr>
+          <w:b/>
+        </w:rPr>
+        <w:t>input</w:t>
+      </w:r>
+      <w:r>
+        <w:rPr>
+          <w:b w:val="0"/>
+        </w:rPr>
+        <w:t>s, not measured enjoyment or a universal definition of a good activity.</w:t>
+      </w:r>
+    </w:p>
+    <w:p>
+      <w:pPr>
+        <w:pStyle w:val="Heading3"/>
+      </w:pPr>
+      <w:r>
+        <w:t>Keep the stated limit</w:t>
+      </w:r>
+    </w:p>
+    <w:p>
+      <w:pPr>
+        <w:spacing w:line="336" w:lineRule="auto" w:after="180"/>
+        <w:shd w:fill="FFF5E6"/>
+      </w:pPr>
+      <w:r>
+        <w:rPr>
+          <w:b w:val="0"/>
+        </w:rPr>
+        <w:t xml:space="preserve">Read the labelled picture: Why does B not become the winner when its </w:t>
+      </w:r>
+      <w:r>
+        <w:rPr>
+          <w:b/>
+        </w:rPr>
+        <w:t>score</w:t>
+      </w:r>
+      <w:r>
+        <w:rPr>
+          <w:b w:val="0"/>
+        </w:rPr>
+        <w:t xml:space="preserve"> is largest?</w:t>
+      </w:r>
+    </w:p>
+    <w:p>
+      <w:pPr>
+        <w:pStyle w:val="Heading3"/>
+      </w:pPr>
+      <w:r>
+        <w:t>Keep the stated limit</w:t>
+      </w:r>
+    </w:p>
+    <w:p>
+      <w:pPr>
+        <w:spacing w:line="336" w:lineRule="auto" w:after="180"/>
+        <w:shd w:fill="FFF5E6"/>
+      </w:pPr>
+      <w:r>
+        <w:rPr>
+          <w:b w:val="0"/>
+        </w:rPr>
+        <w:t xml:space="preserve">Change one thing: Change interest </w:t>
+      </w:r>
+      <w:r>
+        <w:rPr>
+          <w:b/>
+        </w:rPr>
+        <w:t>weight</w:t>
+      </w:r>
+      <w:r>
+        <w:rPr>
+          <w:b w:val="0"/>
+        </w:rPr>
+        <w:t xml:space="preserve"> from 2 to 3, keeping time limit 14. Predict the result before checking the explanation. What remains the same?</w:t>
       </w:r>
     </w:p>
     <w:p>
@@ -1841,17 +3085,61 @@
     </w:p>
     <w:p>
       <w:r>
+        <w:t>Find the unsupported step in the Recommendation Scores claim and explain a repair using the supplied evidence.</w:t>
+      </w:r>
+    </w:p>
+    <w:p>
+      <w:pPr>
+        <w:pStyle w:val="Heading3"/>
+      </w:pPr>
+      <w:r>
+        <w:t>Find the first error</w:t>
+      </w:r>
+    </w:p>
+    <w:p>
+      <w:pPr>
+        <w:spacing w:line="336" w:lineRule="auto" w:after="180"/>
+        <w:shd w:fill="FFF5E6"/>
+      </w:pPr>
+      <w:r>
+        <w:rPr>
+          <w:b w:val="0"/>
+        </w:rPr>
         <w:t>ERROR DETECTIVE</w:t>
       </w:r>
     </w:p>
     <w:p>
-      <w:r>
+      <w:pPr>
+        <w:spacing w:line="336" w:lineRule="auto" w:after="180"/>
+      </w:pPr>
+      <w:r>
+        <w:rPr>
+          <w:b w:val="0"/>
+        </w:rPr>
         <w:t>Compare → Diagnose → Repair</w:t>
       </w:r>
     </w:p>
     <w:p>
-      <w:r>
-        <w:t>Do not patch the answer. Find the earliest unsupported assumption, wrong step, or weak evidence.</w:t>
+      <w:pPr>
+        <w:spacing w:line="336" w:lineRule="auto" w:after="180"/>
+      </w:pPr>
+      <w:r>
+        <w:rPr>
+          <w:b w:val="0"/>
+        </w:rPr>
+        <w:t xml:space="preserve">Do not patch the answer. Find the earliest unsupported assumption, wrong step, or weak </w:t>
+      </w:r>
+      <w:r>
+        <w:rPr>
+          <w:b/>
+        </w:rPr>
+        <w:t>evidence</w:t>
+      </w:r>
+      <w:r>
+        <w:rPr>
+          <w:b w:val="0"/>
+        </w:rPr>
+        <w:t>.</w:t>
       </w:r>
     </w:p>
     <w:p>
@@ -2101,7 +3389,14 @@
       </w:tr>
     </w:tbl>
     <w:p>
-      <w:r>
+      <w:pPr>
+        <w:spacing w:line="336" w:lineRule="auto" w:after="180"/>
+        <w:shd w:fill="F5F1FB"/>
+      </w:pPr>
+      <w:r>
+        <w:rPr>
+          <w:b w:val="0"/>
+        </w:rPr>
         <w:t>Repair one cause. Why is this repair better than changing several things?</w:t>
       </w:r>
     </w:p>
@@ -2147,8 +3442,32 @@
       </w:r>
     </w:p>
     <w:p>
-      <w:r>
-        <w:t>Weights represent preferences, not a discovered truth. Explain who chose them and test whether small changes alter the recommendation. Avoid claiming that a larger score proves greater educational value.</w:t>
+      <w:pPr>
+        <w:spacing w:line="336" w:lineRule="auto" w:after="180"/>
+      </w:pPr>
+      <w:r>
+        <w:rPr>
+          <w:b/>
+        </w:rPr>
+        <w:t>Weight</w:t>
+      </w:r>
+      <w:r>
+        <w:rPr>
+          <w:b w:val="0"/>
+        </w:rPr>
+        <w:t xml:space="preserve">s represent preferences, not a discovered truth. Explain who chose them and test whether small changes alter the recommendation. Avoid claiming that a larger </w:t>
+      </w:r>
+      <w:r>
+        <w:rPr>
+          <w:b/>
+        </w:rPr>
+        <w:t>score</w:t>
+      </w:r>
+      <w:r>
+        <w:rPr>
+          <w:b w:val="0"/>
+        </w:rPr>
+        <w:t xml:space="preserve"> proves greater educational value.</w:t>
       </w:r>
     </w:p>
     <w:p>
@@ -2199,16 +3518,39 @@
     </w:p>
     <w:p>
       <w:r>
+        <w:t>Practise Recommendation Scores with support, then explain the deciding step in your own words.</w:t>
+      </w:r>
+    </w:p>
+    <w:p>
+      <w:pPr>
+        <w:spacing w:line="336" w:lineRule="auto" w:after="180"/>
+      </w:pPr>
+      <w:r>
+        <w:rPr>
+          <w:b/>
+        </w:rPr>
         <w:t>LOGIC STUDIO</w:t>
       </w:r>
     </w:p>
     <w:p>
-      <w:r>
+      <w:pPr>
+        <w:spacing w:line="336" w:lineRule="auto" w:after="180"/>
+      </w:pPr>
+      <w:r>
+        <w:rPr>
+          <w:b w:val="0"/>
+        </w:rPr>
         <w:t>Trace Before You Run</w:t>
       </w:r>
     </w:p>
     <w:p>
-      <w:r>
+      <w:pPr>
+        <w:spacing w:line="336" w:lineRule="auto" w:after="180"/>
+      </w:pPr>
+      <w:r>
+        <w:rPr>
+          <w:b w:val="0"/>
+        </w:rPr>
         <w:t>Block code, pseudocode, tables, and diagrams are different ways to expose the same reasoning.</w:t>
       </w:r>
     </w:p>
@@ -2249,8 +3591,26 @@
       </w:r>
     </w:p>
     <w:p>
-      <w:r>
-        <w:t>SET evidence_record</w:t>
+      <w:pPr>
+        <w:spacing w:line="336" w:lineRule="auto" w:after="180"/>
+      </w:pPr>
+      <w:r>
+        <w:rPr>
+          <w:b w:val="0"/>
+        </w:rPr>
+        <w:t xml:space="preserve">SET </w:t>
+      </w:r>
+      <w:r>
+        <w:rPr>
+          <w:b/>
+        </w:rPr>
+        <w:t>evidence</w:t>
+      </w:r>
+      <w:r>
+        <w:rPr>
+          <w:b w:val="0"/>
+        </w:rPr>
+        <w:t>_record</w:t>
         <w:br/>
         <w:t>PREDICT expected_result</w:t>
         <w:br/>
@@ -2264,8 +3624,27 @@
       </w:r>
     </w:p>
     <w:p>
-      <w:r>
-        <w:t>Trace one input. Which line changes the state or chooses a path?</w:t>
+      <w:pPr>
+        <w:spacing w:line="336" w:lineRule="auto" w:after="180"/>
+        <w:shd w:fill="F5F1FB"/>
+      </w:pPr>
+      <w:r>
+        <w:rPr>
+          <w:b w:val="0"/>
+        </w:rPr>
+        <w:t xml:space="preserve">Trace one </w:t>
+      </w:r>
+      <w:r>
+        <w:rPr>
+          <w:b/>
+        </w:rPr>
+        <w:t>input</w:t>
+      </w:r>
+      <w:r>
+        <w:rPr>
+          <w:b w:val="0"/>
+        </w:rPr>
+        <w:t>. Which line changes the state or chooses a path?</w:t>
       </w:r>
     </w:p>
     <w:p>
@@ -2310,8 +3689,26 @@
       </w:r>
     </w:p>
     <w:p>
-      <w:r>
-        <w:t>Choosing the highest score and only then ignoring its duration breaks the requirement. Filter for eligibility first. If no item qualifies, report no eligible option instead of relaxing a requirement silently.</w:t>
+      <w:pPr>
+        <w:spacing w:line="336" w:lineRule="auto" w:after="180"/>
+      </w:pPr>
+      <w:r>
+        <w:rPr>
+          <w:b w:val="0"/>
+        </w:rPr>
+        <w:t xml:space="preserve">Choosing the highest </w:t>
+      </w:r>
+      <w:r>
+        <w:rPr>
+          <w:b/>
+        </w:rPr>
+        <w:t>score</w:t>
+      </w:r>
+      <w:r>
+        <w:rPr>
+          <w:b w:val="0"/>
+        </w:rPr>
+        <w:t xml:space="preserve"> and only then ignoring its duration breaks the requirement. Filter for eligibility first. If no item qualifies, report no eligible option instead of relaxing a requirement silently.</w:t>
       </w:r>
     </w:p>
     <w:p>
@@ -2323,8 +3720,62 @@
       </w:r>
     </w:p>
     <w:p>
-      <w:r>
-        <w:t>Use workbook W2 for the connected example “Weighted scores and constraints”. First fill the input and rule boxes. Try the middle steps before asking for a hint. After a hint, try the next step yourself.</w:t>
+      <w:pPr>
+        <w:spacing w:line="336" w:lineRule="auto" w:after="180"/>
+      </w:pPr>
+      <w:r>
+        <w:rPr>
+          <w:b w:val="0"/>
+        </w:rPr>
+        <w:t>Use workbook W2 for the connected example “</w:t>
+      </w:r>
+      <w:r>
+        <w:rPr>
+          <w:b/>
+        </w:rPr>
+        <w:t>Weight</w:t>
+      </w:r>
+      <w:r>
+        <w:rPr>
+          <w:b w:val="0"/>
+        </w:rPr>
+        <w:t xml:space="preserve">ed </w:t>
+      </w:r>
+      <w:r>
+        <w:rPr>
+          <w:b/>
+        </w:rPr>
+        <w:t>score</w:t>
+      </w:r>
+      <w:r>
+        <w:rPr>
+          <w:b w:val="0"/>
+        </w:rPr>
+        <w:t xml:space="preserve">s and </w:t>
+      </w:r>
+      <w:r>
+        <w:rPr>
+          <w:b/>
+        </w:rPr>
+        <w:t>constraint</w:t>
+      </w:r>
+      <w:r>
+        <w:rPr>
+          <w:b w:val="0"/>
+        </w:rPr>
+        <w:t xml:space="preserve">s”. First fill the </w:t>
+      </w:r>
+      <w:r>
+        <w:rPr>
+          <w:b/>
+        </w:rPr>
+        <w:t>input</w:t>
+      </w:r>
+      <w:r>
+        <w:rPr>
+          <w:b w:val="0"/>
+        </w:rPr>
+        <w:t xml:space="preserve"> and rule boxes. Try the middle steps before asking for a hint. After a hint, try the next step yourself.</w:t>
       </w:r>
     </w:p>
     <w:tbl>
@@ -2407,7 +3858,13 @@
       </w:tr>
     </w:tbl>
     <w:p>
-      <w:r>
+      <w:pPr>
+        <w:spacing w:line="336" w:lineRule="auto" w:after="180"/>
+      </w:pPr>
+      <w:r>
+        <w:rPr>
+          <w:b w:val="0"/>
+        </w:rPr>
         <w:t>Explain your trace to a partner. Your partner points to one step to check. Swap roles on the next case. Each person writes their own explanation.</w:t>
       </w:r>
     </w:p>
@@ -2420,12 +3877,71 @@
       </w:r>
     </w:p>
     <w:p>
-      <w:r>
-        <w:t>Use the worked case for Weighted scores and constraints. Proposed explanation: “A successful run proves the conclusion”. Decide whether this explanation is supported. Point to the step or supplied fact that decides; explain your repair if needed.</w:t>
-      </w:r>
-    </w:p>
-    <w:p>
-      <w:r>
+      <w:pPr>
+        <w:spacing w:line="336" w:lineRule="auto" w:after="180"/>
+      </w:pPr>
+      <w:r>
+        <w:rPr>
+          <w:b w:val="0"/>
+        </w:rPr>
+        <w:t xml:space="preserve">Use the worked case for </w:t>
+      </w:r>
+      <w:r>
+        <w:rPr>
+          <w:b/>
+        </w:rPr>
+        <w:t>Weight</w:t>
+      </w:r>
+      <w:r>
+        <w:rPr>
+          <w:b w:val="0"/>
+        </w:rPr>
+        <w:t xml:space="preserve">ed </w:t>
+      </w:r>
+      <w:r>
+        <w:rPr>
+          <w:b/>
+        </w:rPr>
+        <w:t>score</w:t>
+      </w:r>
+      <w:r>
+        <w:rPr>
+          <w:b w:val="0"/>
+        </w:rPr>
+        <w:t xml:space="preserve">s and </w:t>
+      </w:r>
+      <w:r>
+        <w:rPr>
+          <w:b/>
+        </w:rPr>
+        <w:t>constraint</w:t>
+      </w:r>
+      <w:r>
+        <w:rPr>
+          <w:b w:val="0"/>
+        </w:rPr>
+        <w:t>s. Proposed explanation: “A successful run proves the conclusion”. Decide whether this explanation is supported.</w:t>
+      </w:r>
+    </w:p>
+    <w:p>
+      <w:pPr>
+        <w:spacing w:line="336" w:lineRule="auto" w:after="180"/>
+      </w:pPr>
+      <w:r>
+        <w:rPr>
+          <w:b w:val="0"/>
+        </w:rPr>
+        <w:t>Point to the step or supplied fact that decides; explain your repair if needed.</w:t>
+      </w:r>
+    </w:p>
+    <w:p>
+      <w:pPr>
+        <w:spacing w:line="336" w:lineRule="auto" w:after="180"/>
+      </w:pPr>
+      <w:r>
+        <w:rPr>
+          <w:b w:val="0"/>
+        </w:rPr>
         <w:t>Answer on your own before discussion. If you are unsure, say which step you need help with.</w:t>
       </w:r>
     </w:p>
@@ -2438,8 +3954,27 @@
       </w:r>
     </w:p>
     <w:p>
-      <w:r>
-        <w:t>Why does B not become the winner when its score is largest?</w:t>
+      <w:pPr>
+        <w:spacing w:line="336" w:lineRule="auto" w:after="180"/>
+        <w:shd w:fill="F5F1FB"/>
+      </w:pPr>
+      <w:r>
+        <w:rPr>
+          <w:b w:val="0"/>
+        </w:rPr>
+        <w:t xml:space="preserve">Why does B not become the winner when its </w:t>
+      </w:r>
+      <w:r>
+        <w:rPr>
+          <w:b/>
+        </w:rPr>
+        <w:t>score</w:t>
+      </w:r>
+      <w:r>
+        <w:rPr>
+          <w:b w:val="0"/>
+        </w:rPr>
+        <w:t xml:space="preserve"> is largest?</w:t>
       </w:r>
     </w:p>
     <w:p>
@@ -2471,7 +4006,13 @@
       </w:r>
     </w:p>
     <w:p>
-      <w:r>
+      <w:pPr>
+        <w:spacing w:line="336" w:lineRule="auto" w:after="180"/>
+      </w:pPr>
+      <w:r>
+        <w:rPr>
+          <w:b w:val="0"/>
+        </w:rPr>
         <w:t>This is supported practice. Keep the separately named independent case for an attempt before feedback.</w:t>
       </w:r>
     </w:p>
@@ -2485,16 +4026,45 @@
     </w:p>
     <w:p>
       <w:r>
-        <w:t>EVIDENCE LAB</w:t>
-      </w:r>
-    </w:p>
-    <w:p>
-      <w:r>
+        <w:t>Investigate Recommendation Scores. Record the prediction, actual observation or labelled paper trace, explanation and next test separately.</w:t>
+      </w:r>
+    </w:p>
+    <w:p>
+      <w:pPr>
+        <w:spacing w:line="336" w:lineRule="auto" w:after="180"/>
+      </w:pPr>
+      <w:r>
+        <w:rPr>
+          <w:b/>
+        </w:rPr>
+        <w:t>EVIDENCE</w:t>
+      </w:r>
+      <w:r>
+        <w:rPr>
+          <w:b/>
+        </w:rPr>
+        <w:t xml:space="preserve"> LAB</w:t>
+      </w:r>
+    </w:p>
+    <w:p>
+      <w:pPr>
+        <w:spacing w:line="336" w:lineRule="auto" w:after="180"/>
+      </w:pPr>
+      <w:r>
+        <w:rPr>
+          <w:b w:val="0"/>
+        </w:rPr>
         <w:t>Predict → Test → Record → Explain</w:t>
       </w:r>
     </w:p>
     <w:p>
-      <w:r>
+      <w:pPr>
+        <w:spacing w:line="336" w:lineRule="auto" w:after="180"/>
+      </w:pPr>
+      <w:r>
+        <w:rPr>
+          <w:b w:val="0"/>
+        </w:rPr>
         <w:t>Keep expected and actual results separate. Surprises are useful data when recorded honestly.</w:t>
       </w:r>
     </w:p>
@@ -2535,8 +4105,38 @@
       </w:r>
     </w:p>
     <w:p>
-      <w:r>
-        <w:t>Create two reader profiles with different weights, calculate every term, total, rank, and explain why the order changes.</w:t>
+      <w:pPr>
+        <w:spacing w:line="336" w:lineRule="auto" w:after="180"/>
+      </w:pPr>
+      <w:r>
+        <w:rPr>
+          <w:b w:val="0"/>
+        </w:rPr>
+        <w:t xml:space="preserve">Create two reader profiles with different </w:t>
+      </w:r>
+      <w:r>
+        <w:rPr>
+          <w:b/>
+        </w:rPr>
+        <w:t>weight</w:t>
+      </w:r>
+      <w:r>
+        <w:rPr>
+          <w:b w:val="0"/>
+        </w:rPr>
+        <w:t xml:space="preserve">s, calculate every term, total, </w:t>
+      </w:r>
+      <w:r>
+        <w:rPr>
+          <w:b/>
+        </w:rPr>
+        <w:t>rank</w:t>
+      </w:r>
+      <w:r>
+        <w:rPr>
+          <w:b w:val="0"/>
+        </w:rPr>
+        <w:t>, and explain why the order changes.</w:t>
       </w:r>
     </w:p>
     <w:tbl>
@@ -2785,7 +4385,14 @@
       </w:tr>
     </w:tbl>
     <w:p>
-      <w:r>
+      <w:pPr>
+        <w:spacing w:line="336" w:lineRule="auto" w:after="180"/>
+        <w:shd w:fill="F5F1FB"/>
+      </w:pPr>
+      <w:r>
+        <w:rPr>
+          <w:b w:val="0"/>
+        </w:rPr>
         <w:t>What did the hardest test teach you that the normal test did not?</w:t>
       </w:r>
     </w:p>
@@ -2831,7 +4438,13 @@
       </w:r>
     </w:p>
     <w:p>
-      <w:r>
+      <w:pPr>
+        <w:spacing w:line="336" w:lineRule="auto" w:after="180"/>
+      </w:pPr>
+      <w:r>
+        <w:rPr>
+          <w:b w:val="0"/>
+        </w:rPr>
         <w:t>Before trying: what do I expect, and why? While trying: which step could first go wrong? Afterwards: what did I actually observe, and what should change? Keep “not run” if you only traced the procedure.</w:t>
       </w:r>
     </w:p>
@@ -2845,17 +4458,52 @@
     </w:p>
     <w:p>
       <w:r>
+        <w:t>Move from recall to tracing, diagnosis and transfer in Recommendation Scores. Explain why each step is justified.</w:t>
+      </w:r>
+    </w:p>
+    <w:p>
+      <w:pPr>
+        <w:spacing w:line="336" w:lineRule="auto" w:after="180"/>
+      </w:pPr>
+      <w:r>
+        <w:rPr>
+          <w:b/>
+        </w:rPr>
         <w:t>MASTERY</w:t>
       </w:r>
     </w:p>
     <w:p>
-      <w:r>
+      <w:pPr>
+        <w:spacing w:line="336" w:lineRule="auto" w:after="180"/>
+      </w:pPr>
+      <w:r>
+        <w:rPr>
+          <w:b w:val="0"/>
+        </w:rPr>
         <w:t>From Knowing the Word to Owning the Idea</w:t>
       </w:r>
     </w:p>
     <w:p>
-      <w:r>
-        <w:t>Move upward only when you can produce evidence without copying the worked example.</w:t>
+      <w:pPr>
+        <w:spacing w:line="336" w:lineRule="auto" w:after="180"/>
+      </w:pPr>
+      <w:r>
+        <w:rPr>
+          <w:b w:val="0"/>
+        </w:rPr>
+        <w:t xml:space="preserve">Move upward only when you can produce </w:t>
+      </w:r>
+      <w:r>
+        <w:rPr>
+          <w:b/>
+        </w:rPr>
+        <w:t>evidence</w:t>
+      </w:r>
+      <w:r>
+        <w:rPr>
+          <w:b w:val="0"/>
+        </w:rPr>
+        <w:t xml:space="preserve"> without copying the worked example.</w:t>
       </w:r>
     </w:p>
     <w:p>
@@ -2895,33 +4543,93 @@
       </w:r>
     </w:p>
     <w:p>
-      <w:r>
+      <w:pPr>
+        <w:spacing w:line="336" w:lineRule="auto" w:after="180"/>
+      </w:pPr>
+      <w:r>
+        <w:rPr>
+          <w:b w:val="0"/>
+        </w:rPr>
         <w:t>1 • NAME: Define the concept without repeating the textbook.</w:t>
       </w:r>
     </w:p>
     <w:p>
-      <w:r>
-        <w:t>2 • TRACE: Show the information, state, branch, calculation, or evidence path.</w:t>
-      </w:r>
-    </w:p>
-    <w:p>
-      <w:r>
+      <w:pPr>
+        <w:spacing w:line="336" w:lineRule="auto" w:after="180"/>
+      </w:pPr>
+      <w:r>
+        <w:rPr>
+          <w:b w:val="0"/>
+        </w:rPr>
+        <w:t xml:space="preserve">2 • TRACE: Show the information, state, branch, calculation, or </w:t>
+      </w:r>
+      <w:r>
+        <w:rPr>
+          <w:b/>
+        </w:rPr>
+        <w:t>evidence</w:t>
+      </w:r>
+      <w:r>
+        <w:rPr>
+          <w:b w:val="0"/>
+        </w:rPr>
+        <w:t xml:space="preserve"> path.</w:t>
+      </w:r>
+    </w:p>
+    <w:p>
+      <w:pPr>
+        <w:spacing w:line="336" w:lineRule="auto" w:after="180"/>
+      </w:pPr>
+      <w:r>
+        <w:rPr>
+          <w:b w:val="0"/>
+        </w:rPr>
         <w:t>3 • APPLY: Solve a different example independently.</w:t>
       </w:r>
     </w:p>
     <w:p>
-      <w:r>
+      <w:pPr>
+        <w:spacing w:line="336" w:lineRule="auto" w:after="180"/>
+      </w:pPr>
+      <w:r>
+        <w:rPr>
+          <w:b w:val="0"/>
+        </w:rPr>
         <w:t>4 • CHALLENGE: Find a boundary case, counterexample, or unfair outcome.</w:t>
       </w:r>
     </w:p>
     <w:p>
-      <w:r>
+      <w:pPr>
+        <w:spacing w:line="336" w:lineRule="auto" w:after="180"/>
+      </w:pPr>
+      <w:r>
+        <w:rPr>
+          <w:b w:val="0"/>
+        </w:rPr>
         <w:t>5 • EXPLAIN LIMITS: Say when the result should not be trusted or used alone.</w:t>
       </w:r>
     </w:p>
     <w:p>
-      <w:r>
-        <w:t>My strongest evidence of independent understanding:</w:t>
+      <w:pPr>
+        <w:spacing w:line="336" w:lineRule="auto" w:after="180"/>
+      </w:pPr>
+      <w:r>
+        <w:rPr>
+          <w:b w:val="0"/>
+        </w:rPr>
+        <w:t xml:space="preserve">My strongest </w:t>
+      </w:r>
+      <w:r>
+        <w:rPr>
+          <w:b/>
+        </w:rPr>
+        <w:t>evidence</w:t>
+      </w:r>
+      <w:r>
+        <w:rPr>
+          <w:b w:val="0"/>
+        </w:rPr>
+        <w:t xml:space="preserve"> of independent understanding:</w:t>
       </w:r>
     </w:p>
     <w:p>
@@ -2967,16 +4675,39 @@
     </w:p>
     <w:p>
       <w:r>
+        <w:t>Apply this week’s idea to Transparent Book Recommender. Keep an annotated decision and the evidence supporting it.</w:t>
+      </w:r>
+    </w:p>
+    <w:p>
+      <w:pPr>
+        <w:spacing w:line="336" w:lineRule="auto" w:after="180"/>
+      </w:pPr>
+      <w:r>
+        <w:rPr>
+          <w:b/>
+        </w:rPr>
         <w:t>CUMULATIVE PROJECT</w:t>
       </w:r>
     </w:p>
     <w:p>
-      <w:r>
+      <w:pPr>
+        <w:spacing w:line="336" w:lineRule="auto" w:after="180"/>
+      </w:pPr>
+      <w:r>
+        <w:rPr>
+          <w:b w:val="0"/>
+        </w:rPr>
         <w:t>Transparent Book Recommender</w:t>
       </w:r>
     </w:p>
     <w:p>
-      <w:r>
+      <w:pPr>
+        <w:spacing w:line="336" w:lineRule="auto" w:after="180"/>
+      </w:pPr>
+      <w:r>
+        <w:rPr>
+          <w:b w:val="0"/>
+        </w:rPr>
         <w:t>Every week adds one inspectable piece. The system must show how it reached a result.</w:t>
       </w:r>
     </w:p>
@@ -3017,17 +4748,111 @@
       </w:r>
     </w:p>
     <w:p>
-      <w:r>
-        <w:t>THIS WEEK’S CHECKPOINT  Publish the features, weights, raw scores, and reason for the top result.</w:t>
-      </w:r>
-    </w:p>
-    <w:p>
-      <w:r>
-        <w:t>SYSTEM MAP  Reader need → allowed inputs → transparent rule or score → ranked candidates → explanation → test record → human decision</w:t>
-      </w:r>
-    </w:p>
-    <w:p>
-      <w:r>
+      <w:pPr>
+        <w:spacing w:line="336" w:lineRule="auto" w:after="180"/>
+      </w:pPr>
+      <w:r>
+        <w:rPr>
+          <w:b w:val="0"/>
+        </w:rPr>
+        <w:t xml:space="preserve">THIS WEEK’S CHECKPOINT  Publish the features, </w:t>
+      </w:r>
+      <w:r>
+        <w:rPr>
+          <w:b/>
+        </w:rPr>
+        <w:t>weight</w:t>
+      </w:r>
+      <w:r>
+        <w:rPr>
+          <w:b w:val="0"/>
+        </w:rPr>
+        <w:t xml:space="preserve">s, raw </w:t>
+      </w:r>
+      <w:r>
+        <w:rPr>
+          <w:b/>
+        </w:rPr>
+        <w:t>score</w:t>
+      </w:r>
+      <w:r>
+        <w:rPr>
+          <w:b w:val="0"/>
+        </w:rPr>
+        <w:t>s, and reason for the top result.</w:t>
+      </w:r>
+    </w:p>
+    <w:p>
+      <w:pPr>
+        <w:pStyle w:val="Heading3"/>
+      </w:pPr>
+      <w:r>
+        <w:t>Trace the system</w:t>
+      </w:r>
+    </w:p>
+    <w:p>
+      <w:pPr>
+        <w:spacing w:line="336" w:lineRule="auto" w:after="180"/>
+        <w:shd w:fill="EDF7F3"/>
+      </w:pPr>
+      <w:r>
+        <w:rPr>
+          <w:b w:val="0"/>
+        </w:rPr>
+        <w:t xml:space="preserve">SYSTEM MAP  Reader need → allowed </w:t>
+      </w:r>
+      <w:r>
+        <w:rPr>
+          <w:b/>
+        </w:rPr>
+        <w:t>input</w:t>
+      </w:r>
+      <w:r>
+        <w:rPr>
+          <w:b w:val="0"/>
+        </w:rPr>
+        <w:t xml:space="preserve">s → transparent rule or </w:t>
+      </w:r>
+      <w:r>
+        <w:rPr>
+          <w:b/>
+        </w:rPr>
+        <w:t>score</w:t>
+      </w:r>
+      <w:r>
+        <w:rPr>
+          <w:b w:val="0"/>
+        </w:rPr>
+        <w:t xml:space="preserve"> → </w:t>
+      </w:r>
+      <w:r>
+        <w:rPr>
+          <w:b/>
+        </w:rPr>
+        <w:t>rank</w:t>
+      </w:r>
+      <w:r>
+        <w:rPr>
+          <w:b w:val="0"/>
+        </w:rPr>
+        <w:t xml:space="preserve">ed candidates → explanation → test record → </w:t>
+      </w:r>
+      <w:r>
+        <w:rPr>
+          <w:b/>
+        </w:rPr>
+        <w:t>human decision</w:t>
+      </w:r>
+    </w:p>
+    <w:p>
+      <w:pPr>
+        <w:spacing w:line="336" w:lineRule="auto" w:after="180"/>
+        <w:shd w:fill="F5F1FB"/>
+      </w:pPr>
+      <w:r>
+        <w:rPr>
+          <w:b w:val="0"/>
+        </w:rPr>
         <w:t>What will you add, change, or verify in the project this week?</w:t>
       </w:r>
     </w:p>
@@ -3065,8 +4890,27 @@
       </w:r>
     </w:p>
     <w:p>
-      <w:r>
-        <w:t>What should remain under human control?</w:t>
+      <w:pPr>
+        <w:spacing w:line="336" w:lineRule="auto" w:after="180"/>
+        <w:shd w:fill="F5F1FB"/>
+      </w:pPr>
+      <w:r>
+        <w:rPr>
+          <w:b w:val="0"/>
+        </w:rPr>
+        <w:t xml:space="preserve">What should remain under </w:t>
+      </w:r>
+      <w:r>
+        <w:rPr>
+          <w:b/>
+        </w:rPr>
+        <w:t>human control</w:t>
+      </w:r>
+      <w:r>
+        <w:rPr>
+          <w:b w:val="0"/>
+        </w:rPr>
+        <w:t>?</w:t>
       </w:r>
     </w:p>
     <w:p>
@@ -3103,21 +4947,78 @@
       </w:r>
     </w:p>
     <w:p>
-      <w:r>
-        <w:t>RESPONSIBLE DESIGN  Collect only necessary information. Show uncertainty and limits. Never confuse a ranking with a fact about a person.</w:t>
-      </w:r>
-    </w:p>
-    <w:p>
       <w:pPr>
         <w:pStyle w:val="Heading3"/>
       </w:pPr>
       <w:r>
+        <w:t>Responsible design</w:t>
+      </w:r>
+    </w:p>
+    <w:p>
+      <w:pPr>
+        <w:spacing w:line="336" w:lineRule="auto" w:after="180"/>
+        <w:shd w:fill="FFF5E6"/>
+      </w:pPr>
+      <w:r>
+        <w:rPr>
+          <w:b w:val="0"/>
+        </w:rPr>
+        <w:t xml:space="preserve">RESPONSIBLE DESIGN  Collect only necessary information. Show uncertainty and limits. Never confuse a </w:t>
+      </w:r>
+      <w:r>
+        <w:rPr>
+          <w:b/>
+        </w:rPr>
+        <w:t>rank</w:t>
+      </w:r>
+      <w:r>
+        <w:rPr>
+          <w:b w:val="0"/>
+        </w:rPr>
+        <w:t>ing with a fact about a person.</w:t>
+      </w:r>
+    </w:p>
+    <w:p>
+      <w:pPr>
+        <w:pStyle w:val="Heading3"/>
+      </w:pPr>
+      <w:r>
         <w:t>Evidence for your project</w:t>
       </w:r>
     </w:p>
     <w:p>
-      <w:r>
-        <w:t>Publish the recommender’s constraints, score formula and tie rule; include component-level reasons in each suggestion.</w:t>
+      <w:pPr>
+        <w:spacing w:line="336" w:lineRule="auto" w:after="180"/>
+      </w:pPr>
+      <w:r>
+        <w:rPr>
+          <w:b w:val="0"/>
+        </w:rPr>
+        <w:t xml:space="preserve">Publish the recommender’s </w:t>
+      </w:r>
+      <w:r>
+        <w:rPr>
+          <w:b/>
+        </w:rPr>
+        <w:t>constraint</w:t>
+      </w:r>
+      <w:r>
+        <w:rPr>
+          <w:b w:val="0"/>
+        </w:rPr>
+        <w:t xml:space="preserve">s, </w:t>
+      </w:r>
+      <w:r>
+        <w:rPr>
+          <w:b/>
+        </w:rPr>
+        <w:t>score</w:t>
+      </w:r>
+      <w:r>
+        <w:rPr>
+          <w:b w:val="0"/>
+        </w:rPr>
+        <w:t xml:space="preserve"> formula and tie rule; include component-level reasons in each suggestion.</w:t>
       </w:r>
     </w:p>
     <w:p>
@@ -3130,16 +5031,48 @@
     </w:p>
     <w:p>
       <w:r>
+        <w:t>Use a genuinely new case for independent evidence. Previously discussed examples remain practice; use the separately named independent case before feedback.</w:t>
+      </w:r>
+    </w:p>
+    <w:p>
+      <w:pPr>
+        <w:pStyle w:val="Heading3"/>
+      </w:pPr>
+      <w:r>
+        <w:t>Independent evidence</w:t>
+      </w:r>
+    </w:p>
+    <w:p>
+      <w:pPr>
+        <w:spacing w:line="336" w:lineRule="auto" w:after="180"/>
+        <w:shd w:fill="FFF5E6"/>
+      </w:pPr>
+      <w:r>
+        <w:rPr>
+          <w:b w:val="0"/>
+        </w:rPr>
         <w:t>INDEPENDENT MASTERY PROOF</w:t>
       </w:r>
     </w:p>
     <w:p>
-      <w:r>
+      <w:pPr>
+        <w:spacing w:line="336" w:lineRule="auto" w:after="180"/>
+      </w:pPr>
+      <w:r>
+        <w:rPr>
+          <w:b w:val="0"/>
+        </w:rPr>
         <w:t>Explain • Transfer • Test • Defend</w:t>
       </w:r>
     </w:p>
     <w:p>
-      <w:r>
+      <w:pPr>
+        <w:spacing w:line="336" w:lineRule="auto" w:after="180"/>
+      </w:pPr>
+      <w:r>
+        <w:rPr>
+          <w:b w:val="0"/>
+        </w:rPr>
         <w:t>Complete this page without copying the worked example. Your reasoning matters more than decoration.</w:t>
       </w:r>
     </w:p>
@@ -3180,12 +5113,46 @@
       </w:r>
     </w:p>
     <w:p>
-      <w:r>
-        <w:t>CHALLENGE  Create two user profiles and calculate book rankings.</w:t>
-      </w:r>
-    </w:p>
-    <w:p>
-      <w:r>
+      <w:pPr>
+        <w:pStyle w:val="Heading3"/>
+      </w:pPr>
+      <w:r>
+        <w:t>Try a more demanding case</w:t>
+      </w:r>
+    </w:p>
+    <w:p>
+      <w:pPr>
+        <w:spacing w:line="336" w:lineRule="auto" w:after="180"/>
+        <w:shd w:fill="F5F1FB"/>
+      </w:pPr>
+      <w:r>
+        <w:rPr>
+          <w:b w:val="0"/>
+        </w:rPr>
+        <w:t xml:space="preserve">CHALLENGE  Create two user profiles and calculate book </w:t>
+      </w:r>
+      <w:r>
+        <w:rPr>
+          <w:b/>
+        </w:rPr>
+        <w:t>rank</w:t>
+      </w:r>
+      <w:r>
+        <w:rPr>
+          <w:b w:val="0"/>
+        </w:rPr>
+        <w:t>ings.</w:t>
+      </w:r>
+    </w:p>
+    <w:p>
+      <w:pPr>
+        <w:spacing w:line="336" w:lineRule="auto" w:after="180"/>
+        <w:shd w:fill="F4F9FC"/>
+      </w:pPr>
+      <w:r>
+        <w:rPr>
+          <w:b w:val="0"/>
+        </w:rPr>
         <w:t>1. My fresh example, trace, calculation, or design:</w:t>
       </w:r>
     </w:p>
@@ -3223,8 +5190,27 @@
       </w:r>
     </w:p>
     <w:p>
-      <w:r>
-        <w:t>2. My evidence that it works (include a boundary or missing-data case):</w:t>
+      <w:pPr>
+        <w:spacing w:line="336" w:lineRule="auto" w:after="180"/>
+        <w:shd w:fill="F4F9FC"/>
+      </w:pPr>
+      <w:r>
+        <w:rPr>
+          <w:b w:val="0"/>
+        </w:rPr>
+        <w:t xml:space="preserve">2. My </w:t>
+      </w:r>
+      <w:r>
+        <w:rPr>
+          <w:b/>
+        </w:rPr>
+        <w:t>evidence</w:t>
+      </w:r>
+      <w:r>
+        <w:rPr>
+          <w:b w:val="0"/>
+        </w:rPr>
+        <w:t xml:space="preserve"> that it works (include a boundary or missing-data case):</w:t>
       </w:r>
     </w:p>
     <w:p>
@@ -3261,7 +5247,14 @@
       </w:r>
     </w:p>
     <w:p>
-      <w:r>
+      <w:pPr>
+        <w:spacing w:line="336" w:lineRule="auto" w:after="180"/>
+        <w:shd w:fill="F4F9FC"/>
+      </w:pPr>
+      <w:r>
+        <w:rPr>
+          <w:b w:val="0"/>
+        </w:rPr>
         <w:t>3. One limitation, fairness concern, or situation needing human review:</w:t>
       </w:r>
     </w:p>
@@ -3299,8 +5292,47 @@
       </w:r>
     </w:p>
     <w:p>
-      <w:r>
-        <w:t>SELF-CHECK  □ I explained the mechanism  □ I used evidence  □ I tested a fresh case  □ I named a limitation  □ I can answer ‘why?’</w:t>
+      <w:pPr>
+        <w:pStyle w:val="Heading3"/>
+      </w:pPr>
+      <w:r>
+        <w:t>Check your explanation</w:t>
+      </w:r>
+    </w:p>
+    <w:p>
+      <w:pPr>
+        <w:spacing w:line="336" w:lineRule="auto" w:after="180"/>
+        <w:shd w:fill="F5F1FB"/>
+      </w:pPr>
+      <w:r>
+        <w:rPr>
+          <w:b w:val="0"/>
+        </w:rPr>
+        <w:t xml:space="preserve">SELF-CHECK  □ I explained the </w:t>
+      </w:r>
+      <w:r>
+        <w:rPr>
+          <w:b/>
+        </w:rPr>
+        <w:t>mechanism</w:t>
+      </w:r>
+      <w:r>
+        <w:rPr>
+          <w:b w:val="0"/>
+        </w:rPr>
+        <w:t xml:space="preserve">  □ I used </w:t>
+      </w:r>
+      <w:r>
+        <w:rPr>
+          <w:b/>
+        </w:rPr>
+        <w:t>evidence</w:t>
+      </w:r>
+      <w:r>
+        <w:rPr>
+          <w:b w:val="0"/>
+        </w:rPr>
+        <w:t xml:space="preserve">  □ I tested a fresh case  □ I named a limitation  □ I can answer ‘why?’</w:t>
       </w:r>
     </w:p>
     <w:p>
@@ -3312,6 +5344,11 @@
       </w:r>
     </w:p>
     <w:p>
+      <w:r>
+        <w:t>Revisit the complete Recommendation Scores case for supported practice. Repeated examples do not become fresh assessments.</w:t>
+      </w:r>
+    </w:p>
+    <w:p>
       <w:pPr>
         <w:pStyle w:val="Heading3"/>
       </w:pPr>
@@ -3320,7 +5357,13 @@
       </w:r>
     </w:p>
     <w:p>
-      <w:r>
+      <w:pPr>
+        <w:spacing w:line="336" w:lineRule="auto" w:after="180"/>
+      </w:pPr>
+      <w:r>
+        <w:rPr>
+          <w:b w:val="0"/>
+        </w:rPr>
         <w:t>Use the supplied details to practise the weekly concept before attempting the independent question. This case extends the illustrated lesson.</w:t>
       </w:r>
     </w:p>
@@ -3333,8 +5376,20 @@
       </w:r>
     </w:p>
     <w:p>
-      <w:r>
-        <w:t>Score=2 times genre match + length match. A matches both, B genre only, C length only.</w:t>
+      <w:pPr>
+        <w:spacing w:line="336" w:lineRule="auto" w:after="180"/>
+      </w:pPr>
+      <w:r>
+        <w:rPr>
+          <w:b/>
+        </w:rPr>
+        <w:t>Score</w:t>
+      </w:r>
+      <w:r>
+        <w:rPr>
+          <w:b w:val="0"/>
+        </w:rPr>
+        <w:t>=2 times genre match + length match. A matches both, B genre only, C length only.</w:t>
       </w:r>
     </w:p>
     <w:p>
@@ -3346,8 +5401,32 @@
       </w:r>
     </w:p>
     <w:p>
-      <w:r>
-        <w:t>Score and rank.</w:t>
+      <w:pPr>
+        <w:spacing w:line="336" w:lineRule="auto" w:after="180"/>
+      </w:pPr>
+      <w:r>
+        <w:rPr>
+          <w:b/>
+        </w:rPr>
+        <w:t>Score</w:t>
+      </w:r>
+      <w:r>
+        <w:rPr>
+          <w:b w:val="0"/>
+        </w:rPr>
+        <w:t xml:space="preserve"> and </w:t>
+      </w:r>
+      <w:r>
+        <w:rPr>
+          <w:b/>
+        </w:rPr>
+        <w:t>rank</w:t>
+      </w:r>
+      <w:r>
+        <w:rPr>
+          <w:b w:val="0"/>
+        </w:rPr>
+        <w:t>.</w:t>
       </w:r>
     </w:p>
     <w:p>
@@ -3359,8 +5438,26 @@
       </w:r>
     </w:p>
     <w:p>
-      <w:r>
-        <w:t>A=3, B=2, C=1. Weights encode a chosen preference, not universal reader truth.</w:t>
+      <w:pPr>
+        <w:spacing w:line="336" w:lineRule="auto" w:after="180"/>
+      </w:pPr>
+      <w:r>
+        <w:rPr>
+          <w:b w:val="0"/>
+        </w:rPr>
+        <w:t xml:space="preserve">A=3, B=2, C=1. </w:t>
+      </w:r>
+      <w:r>
+        <w:rPr>
+          <w:b/>
+        </w:rPr>
+        <w:t>Weight</w:t>
+      </w:r>
+      <w:r>
+        <w:rPr>
+          <w:b w:val="0"/>
+        </w:rPr>
+        <w:t>s encode a chosen preference, not universal reader truth.</w:t>
       </w:r>
     </w:p>
     <w:p>
@@ -3372,7 +5469,14 @@
       </w:r>
     </w:p>
     <w:p>
-      <w:r>
+      <w:pPr>
+        <w:spacing w:line="336" w:lineRule="auto" w:after="180"/>
+        <w:shd w:fill="F5F1FB"/>
+      </w:pPr>
+      <w:r>
+        <w:rPr>
+          <w:b w:val="0"/>
+        </w:rPr>
         <w:t>Which detail supports the answer, and why does it matter?</w:t>
       </w:r>
     </w:p>
@@ -3528,18 +5632,72 @@
       </w:tr>
     </w:tbl>
     <w:p>
-      <w:r>
-        <w:t>Score=2 times genre match + length match. A matches both, B genre only, C length only.</w:t>
-      </w:r>
-    </w:p>
-    <w:p>
-      <w:r>
-        <w:t>Score and rank.</w:t>
-      </w:r>
-    </w:p>
-    <w:p>
-      <w:r>
-        <w:t>A=3, B=2, C=1. Weights encode a chosen preference, not universal reader truth.</w:t>
+      <w:pPr>
+        <w:spacing w:line="336" w:lineRule="auto" w:after="180"/>
+      </w:pPr>
+      <w:r>
+        <w:rPr>
+          <w:b/>
+        </w:rPr>
+        <w:t>Score</w:t>
+      </w:r>
+      <w:r>
+        <w:rPr>
+          <w:b w:val="0"/>
+        </w:rPr>
+        <w:t>=2 times genre match + length match. A matches both, B genre only, C length only.</w:t>
+      </w:r>
+    </w:p>
+    <w:p>
+      <w:pPr>
+        <w:spacing w:line="336" w:lineRule="auto" w:after="180"/>
+      </w:pPr>
+      <w:r>
+        <w:rPr>
+          <w:b/>
+        </w:rPr>
+        <w:t>Score</w:t>
+      </w:r>
+      <w:r>
+        <w:rPr>
+          <w:b w:val="0"/>
+        </w:rPr>
+        <w:t xml:space="preserve"> and </w:t>
+      </w:r>
+      <w:r>
+        <w:rPr>
+          <w:b/>
+        </w:rPr>
+        <w:t>rank</w:t>
+      </w:r>
+      <w:r>
+        <w:rPr>
+          <w:b w:val="0"/>
+        </w:rPr>
+        <w:t>.</w:t>
+      </w:r>
+    </w:p>
+    <w:p>
+      <w:pPr>
+        <w:spacing w:line="336" w:lineRule="auto" w:after="180"/>
+      </w:pPr>
+      <w:r>
+        <w:rPr>
+          <w:b w:val="0"/>
+        </w:rPr>
+        <w:t xml:space="preserve">A=3, B=2, C=1. </w:t>
+      </w:r>
+      <w:r>
+        <w:rPr>
+          <w:b/>
+        </w:rPr>
+        <w:t>Weight</w:t>
+      </w:r>
+      <w:r>
+        <w:rPr>
+          <w:b w:val="0"/>
+        </w:rPr>
+        <w:t>s encode a chosen preference, not universal reader truth.</w:t>
       </w:r>
     </w:p>
     <w:p>
@@ -3551,6 +5709,11 @@
       </w:r>
     </w:p>
     <w:p>
+      <w:r>
+        <w:t>Attempt the reserved new case before feedback. Record support; the earlier examples below remain additional practice.</w:t>
+      </w:r>
+    </w:p>
+    <w:p>
       <w:pPr>
         <w:pStyle w:val="Heading3"/>
       </w:pPr>
@@ -3559,8 +5722,26 @@
       </w:r>
     </w:p>
     <w:p>
-      <w:r>
-        <w:t>Limit is 15 minutes. A has fun 3, learning 4, minutes 15; B has 5, 1, 16; C has 2, 5, 12. Calculate scores with 2 * fun + learning and choose.</w:t>
+      <w:pPr>
+        <w:spacing w:line="336" w:lineRule="auto" w:after="180"/>
+      </w:pPr>
+      <w:r>
+        <w:rPr>
+          <w:b w:val="0"/>
+        </w:rPr>
+        <w:t xml:space="preserve">Limit is 15 minutes. A has fun 3, learning 4, minutes 15; B has 5, 1, 16; C has 2, 5, 12. Calculate </w:t>
+      </w:r>
+      <w:r>
+        <w:rPr>
+          <w:b/>
+        </w:rPr>
+        <w:t>score</w:t>
+      </w:r>
+      <w:r>
+        <w:rPr>
+          <w:b w:val="0"/>
+        </w:rPr>
+        <w:t>s with 2 * fun + learning and choose.</w:t>
       </w:r>
     </w:p>
     <w:p>
@@ -3607,7 +5788,13 @@
       </w:r>
     </w:p>
     <w:p>
-      <w:r>
+      <w:pPr>
+        <w:spacing w:line="336" w:lineRule="auto" w:after="180"/>
+      </w:pPr>
+      <w:r>
+        <w:rPr>
+          <w:b w:val="0"/>
+        </w:rPr>
         <w:t>Attempt this case before feedback. Record any help. Earlier examples below are further practice; a case already practised with feedback cannot establish fresh transfer.</w:t>
       </w:r>
     </w:p>
@@ -3620,18 +5807,66 @@
       </w:r>
     </w:p>
     <w:p>
-      <w:r>
+      <w:pPr>
+        <w:spacing w:line="336" w:lineRule="auto" w:after="180"/>
+      </w:pPr>
+      <w:r>
+        <w:rPr>
+          <w:b w:val="0"/>
+        </w:rPr>
         <w:t>Close the worked explanation. Apply the idea to this different question without copying.</w:t>
       </w:r>
     </w:p>
     <w:p>
-      <w:r>
-        <w:t>A recommender gives 3 points for topic match and 1 for difficulty match. Book A matches topic only; B matches difficulty only. Compute scores and justify the ranking.</w:t>
-      </w:r>
-    </w:p>
-    <w:p>
-      <w:r>
-        <w:t>My answer, with a trace, calculation or supporting evidence</w:t>
+      <w:pPr>
+        <w:spacing w:line="336" w:lineRule="auto" w:after="180"/>
+      </w:pPr>
+      <w:r>
+        <w:rPr>
+          <w:b w:val="0"/>
+        </w:rPr>
+        <w:t xml:space="preserve">A recommender gives 3 points for topic match and 1 for difficulty match. Book A matches topic only; B matches difficulty only. Compute </w:t>
+      </w:r>
+      <w:r>
+        <w:rPr>
+          <w:b/>
+        </w:rPr>
+        <w:t>score</w:t>
+      </w:r>
+      <w:r>
+        <w:rPr>
+          <w:b w:val="0"/>
+        </w:rPr>
+        <w:t xml:space="preserve">s and justify the </w:t>
+      </w:r>
+      <w:r>
+        <w:rPr>
+          <w:b/>
+        </w:rPr>
+        <w:t>rank</w:t>
+      </w:r>
+      <w:r>
+        <w:rPr>
+          <w:b w:val="0"/>
+        </w:rPr>
+        <w:t>ing.</w:t>
+      </w:r>
+    </w:p>
+    <w:p>
+      <w:pPr>
+        <w:spacing w:line="336" w:lineRule="auto" w:after="180"/>
+      </w:pPr>
+      <w:r>
+        <w:rPr>
+          <w:b w:val="0"/>
+        </w:rPr>
+        <w:t xml:space="preserve">My answer, with a trace, calculation or supporting </w:t>
+      </w:r>
+      <w:r>
+        <w:rPr>
+          <w:b/>
+        </w:rPr>
+        <w:t>evidence</w:t>
       </w:r>
     </w:p>
     <w:p>
@@ -3676,13 +5911,37 @@
       </w:r>
     </w:p>
     <w:p>
-      <w:r>
+      <w:pPr>
+        <w:spacing w:line="336" w:lineRule="auto" w:after="180"/>
+      </w:pPr>
+      <w:r>
+        <w:rPr>
+          <w:b w:val="0"/>
+        </w:rPr>
         <w:t>Change one relevant detail. Predict the result before testing. Include a boundary or missing-information case when it helps reveal a limit.</w:t>
       </w:r>
     </w:p>
     <w:p>
-      <w:r>
-        <w:t>My changed input and expected result</w:t>
+      <w:pPr>
+        <w:spacing w:line="336" w:lineRule="auto" w:after="180"/>
+      </w:pPr>
+      <w:r>
+        <w:rPr>
+          <w:b w:val="0"/>
+        </w:rPr>
+        <w:t xml:space="preserve">My changed </w:t>
+      </w:r>
+      <w:r>
+        <w:rPr>
+          <w:b/>
+        </w:rPr>
+        <w:t>input</w:t>
+      </w:r>
+      <w:r>
+        <w:rPr>
+          <w:b w:val="0"/>
+        </w:rPr>
+        <w:t xml:space="preserve"> and expected result</w:t>
       </w:r>
     </w:p>
     <w:p>
@@ -3727,13 +5986,61 @@
       </w:r>
     </w:p>
     <w:p>
-      <w:r>
-        <w:t>Publish the features, weights, raw scores, and reason for the top result.</w:t>
-      </w:r>
-    </w:p>
-    <w:p>
-      <w:r>
-        <w:t>The evidence I will keep</w:t>
+      <w:pPr>
+        <w:spacing w:line="336" w:lineRule="auto" w:after="180"/>
+      </w:pPr>
+      <w:r>
+        <w:rPr>
+          <w:b w:val="0"/>
+        </w:rPr>
+        <w:t xml:space="preserve">Publish the features, </w:t>
+      </w:r>
+      <w:r>
+        <w:rPr>
+          <w:b/>
+        </w:rPr>
+        <w:t>weight</w:t>
+      </w:r>
+      <w:r>
+        <w:rPr>
+          <w:b w:val="0"/>
+        </w:rPr>
+        <w:t xml:space="preserve">s, raw </w:t>
+      </w:r>
+      <w:r>
+        <w:rPr>
+          <w:b/>
+        </w:rPr>
+        <w:t>score</w:t>
+      </w:r>
+      <w:r>
+        <w:rPr>
+          <w:b w:val="0"/>
+        </w:rPr>
+        <w:t>s, and reason for the top result.</w:t>
+      </w:r>
+    </w:p>
+    <w:p>
+      <w:pPr>
+        <w:spacing w:line="336" w:lineRule="auto" w:after="180"/>
+      </w:pPr>
+      <w:r>
+        <w:rPr>
+          <w:b w:val="0"/>
+        </w:rPr>
+        <w:t xml:space="preserve">The </w:t>
+      </w:r>
+      <w:r>
+        <w:rPr>
+          <w:b/>
+        </w:rPr>
+        <w:t>evidence</w:t>
+      </w:r>
+      <w:r>
+        <w:rPr>
+          <w:b w:val="0"/>
+        </w:rPr>
+        <w:t xml:space="preserve"> I will keep</w:t>
       </w:r>
     </w:p>
     <w:p>
@@ -3770,8 +6077,26 @@
       </w:r>
     </w:p>
     <w:p>
-      <w:r>
-        <w:t>Your teacher has the independent answer and scoring criteria. Complete the matching workbook week to keep your practice evidence together.</w:t>
+      <w:pPr>
+        <w:spacing w:line="336" w:lineRule="auto" w:after="180"/>
+      </w:pPr>
+      <w:r>
+        <w:rPr>
+          <w:b w:val="0"/>
+        </w:rPr>
+        <w:t xml:space="preserve">Your teacher has the independent answer and scoring criteria. Complete the matching workbook week to keep your practice </w:t>
+      </w:r>
+      <w:r>
+        <w:rPr>
+          <w:b/>
+        </w:rPr>
+        <w:t>evidence</w:t>
+      </w:r>
+      <w:r>
+        <w:rPr>
+          <w:b w:val="0"/>
+        </w:rPr>
+        <w:t xml:space="preserve"> together.</w:t>
       </w:r>
     </w:p>
     <w:p>
@@ -3783,8 +6108,33 @@
       </w:r>
     </w:p>
     <w:p>
-      <w:r>
-        <w:t>Score=3×genreMatch+2×short+illustrated. Compute A=[1,0,1], B=[0,1,1], C=[1,1,0]. A reader now requires illustrations. Which book wins after applying that constraint?</w:t>
+      <w:pPr>
+        <w:spacing w:line="336" w:lineRule="auto" w:after="180"/>
+        <w:shd w:fill="F5F1FB"/>
+      </w:pPr>
+      <w:r>
+        <w:rPr>
+          <w:b/>
+        </w:rPr>
+        <w:t>Score</w:t>
+      </w:r>
+      <w:r>
+        <w:rPr>
+          <w:b w:val="0"/>
+        </w:rPr>
+        <w:t xml:space="preserve">=3×genreMatch+2×short+illustrated. Compute A=[1,0,1], B=[0,1,1], C=[1,1,0]. A reader now requires illustrations. Which book wins after applying that </w:t>
+      </w:r>
+      <w:r>
+        <w:rPr>
+          <w:b/>
+        </w:rPr>
+        <w:t>constraint</w:t>
+      </w:r>
+      <w:r>
+        <w:rPr>
+          <w:b w:val="0"/>
+        </w:rPr>
+        <w:t>?</w:t>
       </w:r>
     </w:p>
     <w:p>
@@ -3839,8 +6189,25 @@
       </w:r>
     </w:p>
     <w:p>
-      <w:r>
-        <w:t>Attempt the independent case before hints. Record whether you worked alone, used a hint or followed a model. After feedback, fix the first unsupported step and explain why it changed. A later check uses a changed case, not a copied answer.</w:t>
+      <w:pPr>
+        <w:spacing w:line="336" w:lineRule="auto" w:after="180"/>
+      </w:pPr>
+      <w:r>
+        <w:rPr>
+          <w:b w:val="0"/>
+        </w:rPr>
+        <w:t>Attempt the independent case before hints. Record whether you worked alone, used a hint or followed a model. After feedback, fix the first unsupported step and explain why it changed.</w:t>
+      </w:r>
+    </w:p>
+    <w:p>
+      <w:pPr>
+        <w:spacing w:line="336" w:lineRule="auto" w:after="180"/>
+      </w:pPr>
+      <w:r>
+        <w:rPr>
+          <w:b w:val="0"/>
+        </w:rPr>
+        <w:t>A later check uses a changed case, not a copied answer.</w:t>
       </w:r>
     </w:p>
     <w:p>
@@ -3853,6 +6220,17 @@
     </w:p>
     <w:p>
       <w:r>
+        <w:t>Use this map to navigate Recommendation Scores, connect the goals to tasks and keep one evidence record for each attempt.</w:t>
+      </w:r>
+    </w:p>
+    <w:p>
+      <w:pPr>
+        <w:spacing w:line="336" w:lineRule="auto" w:after="180"/>
+      </w:pPr>
+      <w:r>
+        <w:rPr>
+          <w:b w:val="0"/>
+        </w:rPr>
         <w:t>Start with this question: A fictional book-activity chooser has a 14-minute limit.</w:t>
       </w:r>
     </w:p>
@@ -3959,13 +6337,61 @@
       </w:tr>
     </w:tbl>
     <w:p>
-      <w:r>
-        <w:t>Remember → watch and explain → try with help → investigate → try independently → keep project evidence. Your teacher may spread this lesson across several classes.</w:t>
-      </w:r>
-    </w:p>
-    <w:p>
-      <w:r>
-        <w:t>Keep your first prediction. Compare it with what the evidence shows and explain any change.</w:t>
+      <w:pPr>
+        <w:spacing w:line="336" w:lineRule="auto" w:after="180"/>
+      </w:pPr>
+      <w:r>
+        <w:rPr>
+          <w:b w:val="0"/>
+        </w:rPr>
+        <w:t xml:space="preserve">Remember → watch and explain → try with help → investigate → try independently → keep project </w:t>
+      </w:r>
+      <w:r>
+        <w:rPr>
+          <w:b/>
+        </w:rPr>
+        <w:t>evidence</w:t>
+      </w:r>
+      <w:r>
+        <w:rPr>
+          <w:b w:val="0"/>
+        </w:rPr>
+        <w:t>. Your teacher may spread this lesson across several classes.</w:t>
+      </w:r>
+    </w:p>
+    <w:p>
+      <w:pPr>
+        <w:spacing w:line="336" w:lineRule="auto" w:after="180"/>
+      </w:pPr>
+      <w:r>
+        <w:rPr>
+          <w:b w:val="0"/>
+        </w:rPr>
+        <w:t xml:space="preserve">Keep your first </w:t>
+      </w:r>
+      <w:r>
+        <w:rPr>
+          <w:b/>
+        </w:rPr>
+        <w:t>prediction</w:t>
+      </w:r>
+      <w:r>
+        <w:rPr>
+          <w:b w:val="0"/>
+        </w:rPr>
+        <w:t xml:space="preserve">. Compare it with what the </w:t>
+      </w:r>
+      <w:r>
+        <w:rPr>
+          <w:b/>
+        </w:rPr>
+        <w:t>evidence</w:t>
+      </w:r>
+      <w:r>
+        <w:rPr>
+          <w:b w:val="0"/>
+        </w:rPr>
+        <w:t xml:space="preserve"> shows and explain any change.</w:t>
       </w:r>
     </w:p>
     <w:p>
@@ -3978,7 +6404,36 @@
     </w:p>
     <w:p>
       <w:r>
-        <w:t>Close your notes. Explain this goal in your own words: Compute a weighted score</w:t>
+        <w:t>Explain Recommendation Scores without notes, identify a remaining question and plan a later check with a changed case.</w:t>
+      </w:r>
+    </w:p>
+    <w:p>
+      <w:pPr>
+        <w:spacing w:line="336" w:lineRule="auto" w:after="180"/>
+      </w:pPr>
+      <w:r>
+        <w:rPr>
+          <w:b w:val="0"/>
+        </w:rPr>
+        <w:t xml:space="preserve">Close your notes. Explain this goal in your own words: Compute a </w:t>
+      </w:r>
+      <w:r>
+        <w:rPr>
+          <w:b/>
+        </w:rPr>
+        <w:t>weight</w:t>
+      </w:r>
+      <w:r>
+        <w:rPr>
+          <w:b w:val="0"/>
+        </w:rPr>
+        <w:t xml:space="preserve">ed </w:t>
+      </w:r>
+      <w:r>
+        <w:rPr>
+          <w:b/>
+        </w:rPr>
+        <w:t>score</w:t>
       </w:r>
     </w:p>
     <w:p>
@@ -4015,13 +6470,61 @@
       </w:r>
     </w:p>
     <w:p>
-      <w:r>
-        <w:t>If you are unsure, return to the worked picture and explain one arrow. If you are ready, change an input or assumption and justify your prediction.</w:t>
-      </w:r>
-    </w:p>
-    <w:p>
-      <w:r>
-        <w:t>Save your workbook evidence. At the next review, try a different case before opening your old answer.</w:t>
+      <w:pPr>
+        <w:spacing w:line="336" w:lineRule="auto" w:after="180"/>
+      </w:pPr>
+      <w:r>
+        <w:rPr>
+          <w:b w:val="0"/>
+        </w:rPr>
+        <w:t xml:space="preserve">If you are unsure, return to the worked picture and explain one arrow. If you are ready, change an </w:t>
+      </w:r>
+      <w:r>
+        <w:rPr>
+          <w:b/>
+        </w:rPr>
+        <w:t>input</w:t>
+      </w:r>
+      <w:r>
+        <w:rPr>
+          <w:b w:val="0"/>
+        </w:rPr>
+        <w:t xml:space="preserve"> or assumption and justify your </w:t>
+      </w:r>
+      <w:r>
+        <w:rPr>
+          <w:b/>
+        </w:rPr>
+        <w:t>prediction</w:t>
+      </w:r>
+      <w:r>
+        <w:rPr>
+          <w:b w:val="0"/>
+        </w:rPr>
+        <w:t>.</w:t>
+      </w:r>
+    </w:p>
+    <w:p>
+      <w:pPr>
+        <w:spacing w:line="336" w:lineRule="auto" w:after="180"/>
+      </w:pPr>
+      <w:r>
+        <w:rPr>
+          <w:b w:val="0"/>
+        </w:rPr>
+        <w:t xml:space="preserve">Save your workbook </w:t>
+      </w:r>
+      <w:r>
+        <w:rPr>
+          <w:b/>
+        </w:rPr>
+        <w:t>evidence</w:t>
+      </w:r>
+      <w:r>
+        <w:rPr>
+          <w:b w:val="0"/>
+        </w:rPr>
+        <w:t>. At the next review, try a different case before opening your old answer.</w:t>
       </w:r>
     </w:p>
     <w:p>
@@ -4034,11 +6537,28 @@
     </w:p>
     <w:p>
       <w:r>
+        <w:t>Attempt supported questions before using hints or feedback. Review a missing building block, then keep the completed work.</w:t>
+      </w:r>
+    </w:p>
+    <w:p>
+      <w:pPr>
+        <w:spacing w:line="336" w:lineRule="auto" w:after="180"/>
+      </w:pPr>
+      <w:r>
+        <w:rPr>
+          <w:b w:val="0"/>
+        </w:rPr>
         <w:t>Use this supported practice once, in the browser or on paper. Keep the reserved independent assessment for a separate first attempt before teacher feedback.</w:t>
       </w:r>
     </w:p>
     <w:p>
-      <w:r>
+      <w:pPr>
+        <w:spacing w:line="336" w:lineRule="auto" w:after="180"/>
+      </w:pPr>
+      <w:r>
+        <w:rPr>
+          <w:b w:val="0"/>
+        </w:rPr>
         <w:t>A fictional book-activity chooser has a 14-minute limit.</w:t>
       </w:r>
     </w:p>
@@ -4051,28 +6571,86 @@
       </w:r>
     </w:p>
     <w:p>
-      <w:r>
-        <w:t>Which labelled step matches this detail? B’s score 11 cannot override its failed time requirement.</w:t>
-      </w:r>
-    </w:p>
-    <w:p>
-      <w:r>
+      <w:pPr>
+        <w:spacing w:line="336" w:lineRule="auto" w:after="180"/>
+      </w:pPr>
+      <w:r>
+        <w:rPr>
+          <w:b w:val="0"/>
+        </w:rPr>
+        <w:t xml:space="preserve">Which labelled step matches this detail? B’s </w:t>
+      </w:r>
+      <w:r>
+        <w:rPr>
+          <w:b/>
+        </w:rPr>
+        <w:t>score</w:t>
+      </w:r>
+      <w:r>
+        <w:rPr>
+          <w:b w:val="0"/>
+        </w:rPr>
+        <w:t xml:space="preserve"> 11 cannot override its failed time requirement.</w:t>
+      </w:r>
+    </w:p>
+    <w:p>
+      <w:pPr>
+        <w:spacing w:line="336" w:lineRule="auto" w:after="180"/>
+        <w:shd w:fill="F4F9FC"/>
+      </w:pPr>
+      <w:r>
+        <w:rPr>
+          <w:b w:val="0"/>
+        </w:rPr>
         <w:t>1. Choose</w:t>
       </w:r>
     </w:p>
     <w:p>
-      <w:r>
+      <w:pPr>
+        <w:spacing w:line="336" w:lineRule="auto" w:after="180"/>
+        <w:shd w:fill="F4F9FC"/>
+      </w:pPr>
+      <w:r>
+        <w:rPr>
+          <w:b w:val="0"/>
+        </w:rPr>
         <w:t>2. Explain exclusion</w:t>
       </w:r>
     </w:p>
     <w:p>
-      <w:r>
+      <w:pPr>
+        <w:spacing w:line="336" w:lineRule="auto" w:after="180"/>
+        <w:shd w:fill="F4F9FC"/>
+      </w:pPr>
+      <w:r>
+        <w:rPr>
+          <w:b w:val="0"/>
+        </w:rPr>
         <w:t>3. Eligibility first</w:t>
       </w:r>
     </w:p>
     <w:p>
-      <w:r>
-        <w:t>4. Scores</w:t>
+      <w:pPr>
+        <w:spacing w:line="336" w:lineRule="auto" w:after="180"/>
+        <w:shd w:fill="F4F9FC"/>
+      </w:pPr>
+      <w:r>
+        <w:rPr>
+          <w:b w:val="0"/>
+        </w:rPr>
+        <w:t xml:space="preserve">4. </w:t>
+      </w:r>
+      <w:r>
+        <w:rPr>
+          <w:b/>
+        </w:rPr>
+        <w:t>Score</w:t>
+      </w:r>
+      <w:r>
+        <w:rPr>
+          <w:b w:val="0"/>
+        </w:rPr>
+        <w:t>s</w:t>
       </w:r>
     </w:p>
     <w:p>
@@ -4109,48 +6687,270 @@
       </w:r>
     </w:p>
     <w:p>
-      <w:r>
+      <w:pPr>
+        <w:pStyle w:val="Heading3"/>
+      </w:pPr>
+      <w:r>
+        <w:t>Hint · try first</w:t>
+      </w:r>
+    </w:p>
+    <w:p>
+      <w:pPr>
+        <w:spacing w:line="336" w:lineRule="auto" w:after="180"/>
+        <w:shd w:fill="F1F6F8"/>
+      </w:pPr>
+      <w:r>
+        <w:rPr>
+          <w:b w:val="0"/>
+        </w:rPr>
         <w:t>Hint if needed: Read the steps in the pictorial case. Match the supplied detail to the stage that performs or records it.</w:t>
       </w:r>
     </w:p>
     <w:p>
-      <w:r>
-        <w:t>After your attempt, compare with the supported explanation: Explain exclusion B’s score 11 cannot override its failed time requirement. A score combines preferences according to explicitly chosen weights; it does not erase hard constraints. Computing a high score for an excluded item can be useful in an audit, but it must not allow that item back into the candidate set. Store both eligibility reasons and score components for explanations.</w:t>
-      </w:r>
-    </w:p>
-    <w:p>
       <w:pPr>
         <w:pStyle w:val="Heading3"/>
       </w:pPr>
       <w:r>
+        <w:t>Feedback · compare after trying</w:t>
+      </w:r>
+    </w:p>
+    <w:p>
+      <w:pPr>
+        <w:spacing w:line="336" w:lineRule="auto" w:after="180"/>
+        <w:shd w:fill="F1F6FC"/>
+      </w:pPr>
+      <w:r>
+        <w:rPr>
+          <w:b w:val="0"/>
+        </w:rPr>
+        <w:t xml:space="preserve">After your attempt, compare with the supported explanation: Explain exclusion B’s </w:t>
+      </w:r>
+      <w:r>
+        <w:rPr>
+          <w:b/>
+        </w:rPr>
+        <w:t>score</w:t>
+      </w:r>
+      <w:r>
+        <w:rPr>
+          <w:b w:val="0"/>
+        </w:rPr>
+        <w:t xml:space="preserve"> 11 cannot override its failed time requirement.</w:t>
+      </w:r>
+    </w:p>
+    <w:p>
+      <w:pPr>
+        <w:spacing w:line="336" w:lineRule="auto" w:after="180"/>
+        <w:shd w:fill="F1F6FC"/>
+      </w:pPr>
+      <w:r>
+        <w:rPr>
+          <w:b w:val="0"/>
+        </w:rPr>
+        <w:t xml:space="preserve">A </w:t>
+      </w:r>
+      <w:r>
+        <w:rPr>
+          <w:b/>
+        </w:rPr>
+        <w:t>score</w:t>
+      </w:r>
+      <w:r>
+        <w:rPr>
+          <w:b w:val="0"/>
+        </w:rPr>
+        <w:t xml:space="preserve"> combines preferences according to explicitly chosen </w:t>
+      </w:r>
+      <w:r>
+        <w:rPr>
+          <w:b/>
+        </w:rPr>
+        <w:t>weight</w:t>
+      </w:r>
+      <w:r>
+        <w:rPr>
+          <w:b w:val="0"/>
+        </w:rPr>
+        <w:t xml:space="preserve">s; it does not erase hard </w:t>
+      </w:r>
+      <w:r>
+        <w:rPr>
+          <w:b/>
+        </w:rPr>
+        <w:t>constraint</w:t>
+      </w:r>
+      <w:r>
+        <w:rPr>
+          <w:b w:val="0"/>
+        </w:rPr>
+        <w:t>s.</w:t>
+      </w:r>
+    </w:p>
+    <w:p>
+      <w:pPr>
+        <w:spacing w:line="336" w:lineRule="auto" w:after="180"/>
+        <w:shd w:fill="F1F6FC"/>
+      </w:pPr>
+      <w:r>
+        <w:rPr>
+          <w:b w:val="0"/>
+        </w:rPr>
+        <w:t xml:space="preserve">Computing a high </w:t>
+      </w:r>
+      <w:r>
+        <w:rPr>
+          <w:b/>
+        </w:rPr>
+        <w:t>score</w:t>
+      </w:r>
+      <w:r>
+        <w:rPr>
+          <w:b w:val="0"/>
+        </w:rPr>
+        <w:t xml:space="preserve"> for an excluded item can be useful in an audit, but it must not allow that item back into the candidate set. Store both eligibility reasons and </w:t>
+      </w:r>
+      <w:r>
+        <w:rPr>
+          <w:b/>
+        </w:rPr>
+        <w:t>score</w:t>
+      </w:r>
+      <w:r>
+        <w:rPr>
+          <w:b w:val="0"/>
+        </w:rPr>
+        <w:t xml:space="preserve"> components for explanations.</w:t>
+      </w:r>
+    </w:p>
+    <w:p>
+      <w:pPr>
+        <w:pStyle w:val="Heading3"/>
+      </w:pPr>
+      <w:r>
         <w:t>Practice 2: explain the deciding evidence</w:t>
       </w:r>
     </w:p>
     <w:p>
-      <w:r>
-        <w:t>Changed-case practice: Change interest weight from 2 to 3, keeping time limit 14. Which conclusion is supported by the supplied facts?</w:t>
-      </w:r>
-    </w:p>
-    <w:p>
-      <w:r>
-        <w:t>1. This one example guarantees correct results for every future input.</w:t>
-      </w:r>
-    </w:p>
-    <w:p>
-      <w:r>
-        <w:t>2. We can decide the result without examining the changed input or the procedure.</w:t>
-      </w:r>
-    </w:p>
-    <w:p>
-      <w:r>
-        <w:t>3. A scores 11; C also scores 11; tie-by-ID chooses A.</w:t>
-      </w:r>
-    </w:p>
-    <w:p>
       <w:pPr>
         <w:pStyle w:val="Heading3"/>
       </w:pPr>
       <w:r>
+        <w:t>Changed case · predict first</w:t>
+      </w:r>
+    </w:p>
+    <w:p>
+      <w:pPr>
+        <w:spacing w:line="336" w:lineRule="auto" w:after="180"/>
+        <w:shd w:fill="F5F1FB"/>
+      </w:pPr>
+      <w:r>
+        <w:rPr>
+          <w:b w:val="0"/>
+        </w:rPr>
+        <w:t xml:space="preserve">Changed-case practice: Change interest </w:t>
+      </w:r>
+      <w:r>
+        <w:rPr>
+          <w:b/>
+        </w:rPr>
+        <w:t>weight</w:t>
+      </w:r>
+      <w:r>
+        <w:rPr>
+          <w:b w:val="0"/>
+        </w:rPr>
+        <w:t xml:space="preserve"> from 2 to 3, keeping time limit 14. Which conclusion is supported by the supplied facts?</w:t>
+      </w:r>
+    </w:p>
+    <w:p>
+      <w:pPr>
+        <w:spacing w:line="336" w:lineRule="auto" w:after="180"/>
+        <w:shd w:fill="F4F9FC"/>
+      </w:pPr>
+      <w:r>
+        <w:rPr>
+          <w:b w:val="0"/>
+        </w:rPr>
+        <w:t xml:space="preserve">1. This one example guarantees correct results for every future </w:t>
+      </w:r>
+      <w:r>
+        <w:rPr>
+          <w:b/>
+        </w:rPr>
+        <w:t>input</w:t>
+      </w:r>
+      <w:r>
+        <w:rPr>
+          <w:b w:val="0"/>
+        </w:rPr>
+        <w:t>.</w:t>
+      </w:r>
+    </w:p>
+    <w:p>
+      <w:pPr>
+        <w:spacing w:line="336" w:lineRule="auto" w:after="180"/>
+        <w:shd w:fill="F4F9FC"/>
+      </w:pPr>
+      <w:r>
+        <w:rPr>
+          <w:b w:val="0"/>
+        </w:rPr>
+        <w:t xml:space="preserve">2. We can decide the result without examining the changed </w:t>
+      </w:r>
+      <w:r>
+        <w:rPr>
+          <w:b/>
+        </w:rPr>
+        <w:t>input</w:t>
+      </w:r>
+      <w:r>
+        <w:rPr>
+          <w:b w:val="0"/>
+        </w:rPr>
+        <w:t xml:space="preserve"> or the procedure.</w:t>
+      </w:r>
+    </w:p>
+    <w:p>
+      <w:pPr>
+        <w:spacing w:line="336" w:lineRule="auto" w:after="180"/>
+        <w:shd w:fill="F4F9FC"/>
+      </w:pPr>
+      <w:r>
+        <w:rPr>
+          <w:b w:val="0"/>
+        </w:rPr>
+        <w:t xml:space="preserve">3. A </w:t>
+      </w:r>
+      <w:r>
+        <w:rPr>
+          <w:b/>
+        </w:rPr>
+        <w:t>score</w:t>
+      </w:r>
+      <w:r>
+        <w:rPr>
+          <w:b w:val="0"/>
+        </w:rPr>
+        <w:t xml:space="preserve">s 11; C also </w:t>
+      </w:r>
+      <w:r>
+        <w:rPr>
+          <w:b/>
+        </w:rPr>
+        <w:t>score</w:t>
+      </w:r>
+      <w:r>
+        <w:rPr>
+          <w:b w:val="0"/>
+        </w:rPr>
+        <w:t>s 11; tie-by-ID chooses A.</w:t>
+      </w:r>
+    </w:p>
+    <w:p>
+      <w:pPr>
+        <w:pStyle w:val="Heading3"/>
+      </w:pPr>
+      <w:r>
         <w:t>My selected conclusion, deciding fact and explanation</w:t>
       </w:r>
     </w:p>
@@ -4180,36 +6980,166 @@
       </w:r>
     </w:p>
     <w:p>
-      <w:r>
+      <w:pPr>
+        <w:pStyle w:val="Heading3"/>
+      </w:pPr>
+      <w:r>
+        <w:t>Hint · try first</w:t>
+      </w:r>
+    </w:p>
+    <w:p>
+      <w:pPr>
+        <w:spacing w:line="336" w:lineRule="auto" w:after="180"/>
+        <w:shd w:fill="F1F6F8"/>
+      </w:pPr>
+      <w:r>
+        <w:rPr>
+          <w:b w:val="0"/>
+        </w:rPr>
         <w:t>Hint if needed: Use the changed condition and the deciding step in the pictorial trace. The answer must say what follows from those facts.</w:t>
       </w:r>
     </w:p>
     <w:p>
-      <w:r>
-        <w:t>After your attempt, compare with the supported explanation: A scores 11; C also scores 11; tie-by-ID chooses A. B remains too long; changing preferences changes only ranking of A and C.</w:t>
-      </w:r>
-    </w:p>
-    <w:p>
       <w:pPr>
         <w:pStyle w:val="Heading3"/>
       </w:pPr>
       <w:r>
+        <w:t>Feedback · compare after trying</w:t>
+      </w:r>
+    </w:p>
+    <w:p>
+      <w:pPr>
+        <w:spacing w:line="336" w:lineRule="auto" w:after="180"/>
+        <w:shd w:fill="F1F6FC"/>
+      </w:pPr>
+      <w:r>
+        <w:rPr>
+          <w:b w:val="0"/>
+        </w:rPr>
+        <w:t xml:space="preserve">After your attempt, compare with the supported explanation: A </w:t>
+      </w:r>
+      <w:r>
+        <w:rPr>
+          <w:b/>
+        </w:rPr>
+        <w:t>score</w:t>
+      </w:r>
+      <w:r>
+        <w:rPr>
+          <w:b w:val="0"/>
+        </w:rPr>
+        <w:t xml:space="preserve">s 11; C also </w:t>
+      </w:r>
+      <w:r>
+        <w:rPr>
+          <w:b/>
+        </w:rPr>
+        <w:t>score</w:t>
+      </w:r>
+      <w:r>
+        <w:rPr>
+          <w:b w:val="0"/>
+        </w:rPr>
+        <w:t xml:space="preserve">s 11; tie-by-ID chooses A. B remains too long; changing preferences changes only </w:t>
+      </w:r>
+      <w:r>
+        <w:rPr>
+          <w:b/>
+        </w:rPr>
+        <w:t>rank</w:t>
+      </w:r>
+      <w:r>
+        <w:rPr>
+          <w:b w:val="0"/>
+        </w:rPr>
+        <w:t>ing of A and C.</w:t>
+      </w:r>
+    </w:p>
+    <w:p>
+      <w:pPr>
+        <w:pStyle w:val="Heading3"/>
+      </w:pPr>
+      <w:r>
         <w:t>Repair a missing building block</w:t>
       </w:r>
     </w:p>
     <w:p>
-      <w:r>
-        <w:t>Review Nearest Neighbor Reasoning (ai-2/22). Goal: Compute absolute distances and rank training neighbours. Short practice: Why do k=1 and k=3 disagree for the original query?. Return to this week and explain what you changed.</w:t>
-      </w:r>
-    </w:p>
-    <w:p>
-      <w:r>
-        <w:t>Review Repair Bias in Data (ai-2/20). Goal: Identify selection and coverage bias. Short practice: Why must 35% be labelled an illustration rather than the measured grade-wide Yes rate?. Return to this week and explain what you changed.</w:t>
-      </w:r>
-    </w:p>
-    <w:p>
-      <w:r>
-        <w:t>Review Noise and Outliers (ai-2/17). Goal: Calculate mean and median. Short practice: If 18 was genuine, which summary better describes the middle observed task, and what extra fact should be shown?. Return to this week and explain what you changed.</w:t>
+      <w:pPr>
+        <w:spacing w:line="336" w:lineRule="auto" w:after="180"/>
+      </w:pPr>
+      <w:r>
+        <w:rPr>
+          <w:b w:val="0"/>
+        </w:rPr>
+        <w:t xml:space="preserve">Review Nearest Neighbor Reasoning (ai-2/22). Goal: Compute absolute distances and </w:t>
+      </w:r>
+      <w:r>
+        <w:rPr>
+          <w:b/>
+        </w:rPr>
+        <w:t>rank</w:t>
+      </w:r>
+      <w:r>
+        <w:rPr>
+          <w:b w:val="0"/>
+        </w:rPr>
+        <w:t xml:space="preserve"> </w:t>
+      </w:r>
+      <w:r>
+        <w:rPr>
+          <w:b/>
+        </w:rPr>
+        <w:t>training</w:t>
+      </w:r>
+      <w:r>
+        <w:rPr>
+          <w:b w:val="0"/>
+        </w:rPr>
+        <w:t xml:space="preserve"> neighbours. Short practice: Why do k=1 and k=3 disagree for the original query?. Return to this week and explain what you changed.</w:t>
+      </w:r>
+    </w:p>
+    <w:p>
+      <w:pPr>
+        <w:spacing w:line="336" w:lineRule="auto" w:after="180"/>
+      </w:pPr>
+      <w:r>
+        <w:rPr>
+          <w:b w:val="0"/>
+        </w:rPr>
+        <w:t>Review Repair Bias in Data (ai-2/20). Goal: Identify selection and coverage bias. Short practice: Why must 35% be labelled an illustration rather than the measured grade-wide Yes rate?.</w:t>
+      </w:r>
+    </w:p>
+    <w:p>
+      <w:pPr>
+        <w:spacing w:line="336" w:lineRule="auto" w:after="180"/>
+      </w:pPr>
+      <w:r>
+        <w:rPr>
+          <w:b w:val="0"/>
+        </w:rPr>
+        <w:t>Return to this week and explain what you changed.</w:t>
+      </w:r>
+    </w:p>
+    <w:p>
+      <w:pPr>
+        <w:spacing w:line="336" w:lineRule="auto" w:after="180"/>
+      </w:pPr>
+      <w:r>
+        <w:rPr>
+          <w:b w:val="0"/>
+        </w:rPr>
+        <w:t>Review Noise and Outliers (ai-2/17). Goal: Calculate mean and median. Short practice: If 18 was genuine, which summary better describes the middle observed task, and what extra fact should be shown?.</w:t>
+      </w:r>
+    </w:p>
+    <w:p>
+      <w:pPr>
+        <w:spacing w:line="336" w:lineRule="auto" w:after="180"/>
+      </w:pPr>
+      <w:r>
+        <w:rPr>
+          <w:b w:val="0"/>
+        </w:rPr>
+        <w:t>Return to this week and explain what you changed.</w:t>
       </w:r>
     </w:p>
     <w:p>
@@ -4221,8 +7151,61 @@
       </w:r>
     </w:p>
     <w:p>
-      <w:r>
-        <w:t>The browser lab lets you edit the supported Python examples already included in this lesson. Predict first, run, inspect the actual output or error, change one input, then run again. Keep code, predictions, actual results and a reasoned revision together. On paper, label your result as a trace rather than an execution.</w:t>
+      <w:pPr>
+        <w:spacing w:line="336" w:lineRule="auto" w:after="180"/>
+      </w:pPr>
+      <w:r>
+        <w:rPr>
+          <w:b w:val="0"/>
+        </w:rPr>
+        <w:t xml:space="preserve">The browser lab lets you edit the supported Python examples already included in this lesson. Predict first, run, inspect the actual </w:t>
+      </w:r>
+      <w:r>
+        <w:rPr>
+          <w:b/>
+        </w:rPr>
+        <w:t>output</w:t>
+      </w:r>
+      <w:r>
+        <w:rPr>
+          <w:b w:val="0"/>
+        </w:rPr>
+        <w:t xml:space="preserve"> or error, change one </w:t>
+      </w:r>
+      <w:r>
+        <w:rPr>
+          <w:b/>
+        </w:rPr>
+        <w:t>input</w:t>
+      </w:r>
+      <w:r>
+        <w:rPr>
+          <w:b w:val="0"/>
+        </w:rPr>
+        <w:t>, then run again.</w:t>
+      </w:r>
+    </w:p>
+    <w:p>
+      <w:pPr>
+        <w:spacing w:line="336" w:lineRule="auto" w:after="180"/>
+      </w:pPr>
+      <w:r>
+        <w:rPr>
+          <w:b w:val="0"/>
+        </w:rPr>
+        <w:t xml:space="preserve">Keep code, </w:t>
+      </w:r>
+      <w:r>
+        <w:rPr>
+          <w:b/>
+        </w:rPr>
+        <w:t>prediction</w:t>
+      </w:r>
+      <w:r>
+        <w:rPr>
+          <w:b w:val="0"/>
+        </w:rPr>
+        <w:t>s, actual results and a reasoned revision together. On paper, label your result as a trace rather than an execution.</w:t>
       </w:r>
     </w:p>
     <w:p>
@@ -4234,8 +7217,844 @@
       </w:r>
     </w:p>
     <w:p>
-      <w:r>
-        <w:t>Use Download completed work in the hosted lesson to export your answers, reflections, practice feedback and code-run evidence. Open the HTML copy to read or print it. Drafts stay in this browser when storage is available; clear drafts on a shared device.</w:t>
+      <w:pPr>
+        <w:spacing w:line="336" w:lineRule="auto" w:after="180"/>
+      </w:pPr>
+      <w:r>
+        <w:rPr>
+          <w:b w:val="0"/>
+        </w:rPr>
+        <w:t xml:space="preserve">Use Download completed work in the hosted lesson to export your answers, reflections, practice feedback and code-run </w:t>
+      </w:r>
+      <w:r>
+        <w:rPr>
+          <w:b/>
+        </w:rPr>
+        <w:t>evidence</w:t>
+      </w:r>
+      <w:r>
+        <w:rPr>
+          <w:b w:val="0"/>
+        </w:rPr>
+        <w:t>. Open the HTML copy to read or print it.</w:t>
+      </w:r>
+    </w:p>
+    <w:p>
+      <w:pPr>
+        <w:spacing w:line="336" w:lineRule="auto" w:after="180"/>
+      </w:pPr>
+      <w:r>
+        <w:rPr>
+          <w:b w:val="0"/>
+        </w:rPr>
+        <w:t>Drafts stay in this browser when storage is available; clear drafts on a shared device.</w:t>
+      </w:r>
+    </w:p>
+    <w:p>
+      <w:pPr>
+        <w:pStyle w:val="Heading1"/>
+      </w:pPr>
+      <w:r>
+        <w:t>18. Visual concept journey</w:t>
+      </w:r>
+    </w:p>
+    <w:p>
+      <w:r>
+        <w:t>Explain each Recommendation Scores graphic using its labels, deciding evidence and relevant limitation.</w:t>
+      </w:r>
+    </w:p>
+    <w:p>
+      <w:pPr>
+        <w:pStyle w:val="Heading3"/>
+      </w:pPr>
+      <w:r>
+        <w:t>01. Recommendation Scores: the case</w:t>
+      </w:r>
+    </w:p>
+    <w:p>
+      <w:r>
+        <w:drawing>
+          <wp:inline xmlns:a="http://schemas.openxmlformats.org/drawingml/2006/main" xmlns:pic="http://schemas.openxmlformats.org/drawingml/2006/picture">
+            <wp:extent cx="5486400" cy="2990088"/>
+            <wp:docPr id="23" name="Picture 23" descr="A fictional book-activity chooser has a 14-minute limit. Supplied facts: Score=2×interest+practice. A=(interest3,practice2,time14); B=(4,3,15); C=(2,5,12). Require whole nonnegative feature values; time must be at most the limit. Highest score wins; tie by ID."/>
+            <wp:cNvGraphicFramePr>
+              <a:graphicFrameLocks noChangeAspect="1"/>
+            </wp:cNvGraphicFramePr>
+            <a:graphic>
+              <a:graphicData uri="http://schemas.openxmlformats.org/drawingml/2006/picture">
+                <pic:pic>
+                  <pic:nvPicPr>
+                    <pic:cNvPr id="0" name="academy-story-ai-2-23-01.png"/>
+                    <pic:cNvPicPr/>
+                  </pic:nvPicPr>
+                  <pic:blipFill>
+                    <a:blip r:embed="rId30"/>
+                    <a:stretch>
+                      <a:fillRect/>
+                    </a:stretch>
+                  </pic:blipFill>
+                  <pic:spPr>
+                    <a:xfrm>
+                      <a:off x="0" y="0"/>
+                      <a:ext cx="5486400" cy="2990088"/>
+                    </a:xfrm>
+                    <a:prstGeom prst="rect"/>
+                  </pic:spPr>
+                </pic:pic>
+              </a:graphicData>
+            </a:graphic>
+          </wp:inline>
+        </w:drawing>
+      </w:r>
+    </w:p>
+    <w:p>
+      <w:pPr>
+        <w:spacing w:line="336" w:lineRule="auto" w:after="180"/>
+      </w:pPr>
+      <w:r>
+        <w:rPr>
+          <w:b w:val="0"/>
+        </w:rPr>
+        <w:t xml:space="preserve">A fictional book-activity chooser has a 14-minute limit. Supplied facts: </w:t>
+      </w:r>
+      <w:r>
+        <w:rPr>
+          <w:b/>
+        </w:rPr>
+        <w:t>Score</w:t>
+      </w:r>
+      <w:r>
+        <w:rPr>
+          <w:b w:val="0"/>
+        </w:rPr>
+        <w:t>=2×interest+practice. A=(interest3,practice2,time14); B=(4,3,15); C=(2,5,12).</w:t>
+      </w:r>
+    </w:p>
+    <w:p>
+      <w:pPr>
+        <w:spacing w:line="336" w:lineRule="auto" w:after="180"/>
+      </w:pPr>
+      <w:r>
+        <w:rPr>
+          <w:b w:val="0"/>
+        </w:rPr>
+        <w:t xml:space="preserve">Require whole nonnegative feature values; time must be at most the limit. Highest </w:t>
+      </w:r>
+      <w:r>
+        <w:rPr>
+          <w:b/>
+        </w:rPr>
+        <w:t>score</w:t>
+      </w:r>
+      <w:r>
+        <w:rPr>
+          <w:b w:val="0"/>
+        </w:rPr>
+        <w:t xml:space="preserve"> wins; tie by ID.</w:t>
+      </w:r>
+    </w:p>
+    <w:p>
+      <w:pPr>
+        <w:spacing w:line="336" w:lineRule="auto" w:after="180"/>
+        <w:shd w:fill="F5F1FB"/>
+      </w:pPr>
+      <w:r>
+        <w:rPr>
+          <w:b w:val="0"/>
+        </w:rPr>
+        <w:t>Point to the given fact that matters most. Explain why it matters.</w:t>
+      </w:r>
+    </w:p>
+    <w:p>
+      <w:pPr>
+        <w:pStyle w:val="Heading3"/>
+      </w:pPr>
+      <w:r>
+        <w:t>02. Follow the deciding steps</w:t>
+      </w:r>
+    </w:p>
+    <w:p>
+      <w:r>
+        <w:drawing>
+          <wp:inline xmlns:a="http://schemas.openxmlformats.org/drawingml/2006/main" xmlns:pic="http://schemas.openxmlformats.org/drawingml/2006/picture">
+            <wp:extent cx="5486400" cy="4005072"/>
+            <wp:docPr id="24" name="Picture 24" descr="Eligibility first: A and C fit time; B takes 15 and is excluded. → Scores: A:2×3+2=8. C:2×2+5=9. → Choose: C wins at score 9 among eligible activities. → Explain exclusion: B’s score 11 cannot override its failed time requirement."/>
+            <wp:cNvGraphicFramePr>
+              <a:graphicFrameLocks noChangeAspect="1"/>
+            </wp:cNvGraphicFramePr>
+            <a:graphic>
+              <a:graphicData uri="http://schemas.openxmlformats.org/drawingml/2006/picture">
+                <pic:pic>
+                  <pic:nvPicPr>
+                    <pic:cNvPr id="0" name="academy-story-ai-2-23-02.png"/>
+                    <pic:cNvPicPr/>
+                  </pic:nvPicPr>
+                  <pic:blipFill>
+                    <a:blip r:embed="rId31"/>
+                    <a:stretch>
+                      <a:fillRect/>
+                    </a:stretch>
+                  </pic:blipFill>
+                  <pic:spPr>
+                    <a:xfrm>
+                      <a:off x="0" y="0"/>
+                      <a:ext cx="5486400" cy="4005072"/>
+                    </a:xfrm>
+                    <a:prstGeom prst="rect"/>
+                  </pic:spPr>
+                </pic:pic>
+              </a:graphicData>
+            </a:graphic>
+          </wp:inline>
+        </w:drawing>
+      </w:r>
+    </w:p>
+    <w:p>
+      <w:pPr>
+        <w:spacing w:line="336" w:lineRule="auto" w:after="180"/>
+      </w:pPr>
+      <w:r>
+        <w:rPr>
+          <w:b w:val="0"/>
+        </w:rPr>
+        <w:t xml:space="preserve">Eligibility first: A and C fit time; B takes 15 and is excluded. → </w:t>
+      </w:r>
+      <w:r>
+        <w:rPr>
+          <w:b/>
+        </w:rPr>
+        <w:t>Score</w:t>
+      </w:r>
+      <w:r>
+        <w:rPr>
+          <w:b w:val="0"/>
+        </w:rPr>
+        <w:t>s: A:2×3+2=8.</w:t>
+      </w:r>
+    </w:p>
+    <w:p>
+      <w:pPr>
+        <w:spacing w:line="336" w:lineRule="auto" w:after="180"/>
+      </w:pPr>
+      <w:r>
+        <w:rPr>
+          <w:b w:val="0"/>
+        </w:rPr>
+        <w:t xml:space="preserve">C:2×2+5=9. → Choose: C wins at </w:t>
+      </w:r>
+      <w:r>
+        <w:rPr>
+          <w:b/>
+        </w:rPr>
+        <w:t>score</w:t>
+      </w:r>
+      <w:r>
+        <w:rPr>
+          <w:b w:val="0"/>
+        </w:rPr>
+        <w:t xml:space="preserve"> 9 among eligible activities. → Explain exclusion: B’s </w:t>
+      </w:r>
+      <w:r>
+        <w:rPr>
+          <w:b/>
+        </w:rPr>
+        <w:t>score</w:t>
+      </w:r>
+      <w:r>
+        <w:rPr>
+          <w:b w:val="0"/>
+        </w:rPr>
+        <w:t xml:space="preserve"> 11 cannot override its failed time requirement.</w:t>
+      </w:r>
+    </w:p>
+    <w:p>
+      <w:pPr>
+        <w:spacing w:line="336" w:lineRule="auto" w:after="180"/>
+        <w:shd w:fill="F5F1FB"/>
+      </w:pPr>
+      <w:r>
+        <w:rPr>
+          <w:b w:val="0"/>
+        </w:rPr>
+        <w:t xml:space="preserve">Point to each numbered stage and explain which recorded </w:t>
+      </w:r>
+      <w:r>
+        <w:rPr>
+          <w:b/>
+        </w:rPr>
+        <w:t>input</w:t>
+      </w:r>
+      <w:r>
+        <w:rPr>
+          <w:b w:val="0"/>
+        </w:rPr>
+        <w:t xml:space="preserve"> it uses.</w:t>
+      </w:r>
+    </w:p>
+    <w:p>
+      <w:pPr>
+        <w:pStyle w:val="Heading3"/>
+      </w:pPr>
+      <w:r>
+        <w:t>03. Time filtering and scores</w:t>
+      </w:r>
+    </w:p>
+    <w:p>
+      <w:r>
+        <w:drawing>
+          <wp:inline xmlns:a="http://schemas.openxmlformats.org/drawingml/2006/main" xmlns:pic="http://schemas.openxmlformats.org/drawingml/2006/picture">
+            <wp:extent cx="5486400" cy="3617976"/>
+            <wp:docPr id="25" name="Picture 25" descr="Time filtering and scores. A: Minutes = 14, Score = 8, Status = eligible. B: Minutes = 15, Score = 11, Status = excluded. C: Minutes = 12, Score = 9, Status = eligible."/>
+            <wp:cNvGraphicFramePr>
+              <a:graphicFrameLocks noChangeAspect="1"/>
+            </wp:cNvGraphicFramePr>
+            <a:graphic>
+              <a:graphicData uri="http://schemas.openxmlformats.org/drawingml/2006/picture">
+                <pic:pic>
+                  <pic:nvPicPr>
+                    <pic:cNvPr id="0" name="academy-story-ai-2-23-03.png"/>
+                    <pic:cNvPicPr/>
+                  </pic:nvPicPr>
+                  <pic:blipFill>
+                    <a:blip r:embed="rId32"/>
+                    <a:stretch>
+                      <a:fillRect/>
+                    </a:stretch>
+                  </pic:blipFill>
+                  <pic:spPr>
+                    <a:xfrm>
+                      <a:off x="0" y="0"/>
+                      <a:ext cx="5486400" cy="3617976"/>
+                    </a:xfrm>
+                    <a:prstGeom prst="rect"/>
+                  </pic:spPr>
+                </pic:pic>
+              </a:graphicData>
+            </a:graphic>
+          </wp:inline>
+        </w:drawing>
+      </w:r>
+    </w:p>
+    <w:p>
+      <w:pPr>
+        <w:spacing w:line="336" w:lineRule="auto" w:after="180"/>
+      </w:pPr>
+      <w:r>
+        <w:rPr>
+          <w:b w:val="0"/>
+        </w:rPr>
+        <w:t xml:space="preserve">Time filtering and </w:t>
+      </w:r>
+      <w:r>
+        <w:rPr>
+          <w:b/>
+        </w:rPr>
+        <w:t>score</w:t>
+      </w:r>
+      <w:r>
+        <w:rPr>
+          <w:b w:val="0"/>
+        </w:rPr>
+        <w:t xml:space="preserve">s. A: Minutes = 14, </w:t>
+      </w:r>
+      <w:r>
+        <w:rPr>
+          <w:b/>
+        </w:rPr>
+        <w:t>Score</w:t>
+      </w:r>
+      <w:r>
+        <w:rPr>
+          <w:b w:val="0"/>
+        </w:rPr>
+        <w:t xml:space="preserve"> = 8, Status = eligible. B: Minutes = 15, </w:t>
+      </w:r>
+      <w:r>
+        <w:rPr>
+          <w:b/>
+        </w:rPr>
+        <w:t>Score</w:t>
+      </w:r>
+      <w:r>
+        <w:rPr>
+          <w:b w:val="0"/>
+        </w:rPr>
+        <w:t xml:space="preserve"> = 11, Status = excluded. C: Minutes = 12, </w:t>
+      </w:r>
+      <w:r>
+        <w:rPr>
+          <w:b/>
+        </w:rPr>
+        <w:t>Score</w:t>
+      </w:r>
+      <w:r>
+        <w:rPr>
+          <w:b w:val="0"/>
+        </w:rPr>
+        <w:t xml:space="preserve"> = 9, Status = eligible.</w:t>
+      </w:r>
+    </w:p>
+    <w:p>
+      <w:pPr>
+        <w:spacing w:line="336" w:lineRule="auto" w:after="180"/>
+        <w:shd w:fill="F5F1FB"/>
+      </w:pPr>
+      <w:r>
+        <w:rPr>
+          <w:b w:val="0"/>
+        </w:rPr>
+        <w:t>Read the labels and values. Explain the relationship the model shows.</w:t>
+      </w:r>
+    </w:p>
+    <w:p>
+      <w:pPr>
+        <w:pStyle w:val="Heading3"/>
+      </w:pPr>
+      <w:r>
+        <w:t>04. Change one thing. Trace what follows.</w:t>
+      </w:r>
+    </w:p>
+    <w:p>
+      <w:r>
+        <w:drawing>
+          <wp:inline xmlns:a="http://schemas.openxmlformats.org/drawingml/2006/main" xmlns:pic="http://schemas.openxmlformats.org/drawingml/2006/picture">
+            <wp:extent cx="5486400" cy="3026664"/>
+            <wp:docPr id="26" name="Picture 26" descr="Original case: B’s score 11 cannot override its failed time requirement. Changed condition: Change interest weight from 2 to 3, keeping time limit 14. Expected result: A scores 11; C also scores 11; tie-by-ID chooses A. Reason: B remains too long; changing preferences changes only ranking of A and C."/>
+            <wp:cNvGraphicFramePr>
+              <a:graphicFrameLocks noChangeAspect="1"/>
+            </wp:cNvGraphicFramePr>
+            <a:graphic>
+              <a:graphicData uri="http://schemas.openxmlformats.org/drawingml/2006/picture">
+                <pic:pic>
+                  <pic:nvPicPr>
+                    <pic:cNvPr id="0" name="academy-story-ai-2-23-04.png"/>
+                    <pic:cNvPicPr/>
+                  </pic:nvPicPr>
+                  <pic:blipFill>
+                    <a:blip r:embed="rId33"/>
+                    <a:stretch>
+                      <a:fillRect/>
+                    </a:stretch>
+                  </pic:blipFill>
+                  <pic:spPr>
+                    <a:xfrm>
+                      <a:off x="0" y="0"/>
+                      <a:ext cx="5486400" cy="3026664"/>
+                    </a:xfrm>
+                    <a:prstGeom prst="rect"/>
+                  </pic:spPr>
+                </pic:pic>
+              </a:graphicData>
+            </a:graphic>
+          </wp:inline>
+        </w:drawing>
+      </w:r>
+    </w:p>
+    <w:p>
+      <w:pPr>
+        <w:spacing w:line="336" w:lineRule="auto" w:after="180"/>
+      </w:pPr>
+      <w:r>
+        <w:rPr>
+          <w:b w:val="0"/>
+        </w:rPr>
+        <w:t xml:space="preserve">Original case: B’s </w:t>
+      </w:r>
+      <w:r>
+        <w:rPr>
+          <w:b/>
+        </w:rPr>
+        <w:t>score</w:t>
+      </w:r>
+      <w:r>
+        <w:rPr>
+          <w:b w:val="0"/>
+        </w:rPr>
+        <w:t xml:space="preserve"> 11 cannot override its failed time requirement. Changed condition: Change interest </w:t>
+      </w:r>
+      <w:r>
+        <w:rPr>
+          <w:b/>
+        </w:rPr>
+        <w:t>weight</w:t>
+      </w:r>
+      <w:r>
+        <w:rPr>
+          <w:b w:val="0"/>
+        </w:rPr>
+        <w:t xml:space="preserve"> from 2 to 3, keeping time limit 14. Expected result: A </w:t>
+      </w:r>
+      <w:r>
+        <w:rPr>
+          <w:b/>
+        </w:rPr>
+        <w:t>score</w:t>
+      </w:r>
+      <w:r>
+        <w:rPr>
+          <w:b w:val="0"/>
+        </w:rPr>
+        <w:t xml:space="preserve">s 11; C also </w:t>
+      </w:r>
+      <w:r>
+        <w:rPr>
+          <w:b/>
+        </w:rPr>
+        <w:t>score</w:t>
+      </w:r>
+      <w:r>
+        <w:rPr>
+          <w:b w:val="0"/>
+        </w:rPr>
+        <w:t>s 11; tie-by-ID chooses A.</w:t>
+      </w:r>
+    </w:p>
+    <w:p>
+      <w:pPr>
+        <w:spacing w:line="336" w:lineRule="auto" w:after="180"/>
+      </w:pPr>
+      <w:r>
+        <w:rPr>
+          <w:b w:val="0"/>
+        </w:rPr>
+        <w:t xml:space="preserve">Reason: B remains too long; changing preferences changes only </w:t>
+      </w:r>
+      <w:r>
+        <w:rPr>
+          <w:b/>
+        </w:rPr>
+        <w:t>rank</w:t>
+      </w:r>
+      <w:r>
+        <w:rPr>
+          <w:b w:val="0"/>
+        </w:rPr>
+        <w:t>ing of A and C.</w:t>
+      </w:r>
+    </w:p>
+    <w:p>
+      <w:pPr>
+        <w:spacing w:line="336" w:lineRule="auto" w:after="180"/>
+        <w:shd w:fill="F5F1FB"/>
+      </w:pPr>
+      <w:r>
+        <w:rPr>
+          <w:b w:val="0"/>
+        </w:rPr>
+        <w:t>Predict before checking the worked changed-case result. Name what changed and what the supplied facts allow you to conclude.</w:t>
+      </w:r>
+    </w:p>
+    <w:p>
+      <w:pPr>
+        <w:pStyle w:val="Heading3"/>
+      </w:pPr>
+      <w:r>
+        <w:t>05. Connect the explanation to its limit</w:t>
+      </w:r>
+    </w:p>
+    <w:p>
+      <w:r>
+        <w:drawing>
+          <wp:inline xmlns:a="http://schemas.openxmlformats.org/drawingml/2006/main" xmlns:pic="http://schemas.openxmlformats.org/drawingml/2006/picture">
+            <wp:extent cx="5486400" cy="2834640"/>
+            <wp:docPr id="27" name="Picture 27" descr="A score combines preferences according to explicitly chosen weights; it does not erase hard constraints. Computing a high score for an excluded item can be useful in an audit, but it must not allow that item back into the candidate set. Store both eligibility reasons and score components for explanations. Limit: Toy interest scores are supplied inputs, not measured enjoyment or a universal definition of a good activity."/>
+            <wp:cNvGraphicFramePr>
+              <a:graphicFrameLocks noChangeAspect="1"/>
+            </wp:cNvGraphicFramePr>
+            <a:graphic>
+              <a:graphicData uri="http://schemas.openxmlformats.org/drawingml/2006/picture">
+                <pic:pic>
+                  <pic:nvPicPr>
+                    <pic:cNvPr id="0" name="academy-story-ai-2-23-05.png"/>
+                    <pic:cNvPicPr/>
+                  </pic:nvPicPr>
+                  <pic:blipFill>
+                    <a:blip r:embed="rId34"/>
+                    <a:stretch>
+                      <a:fillRect/>
+                    </a:stretch>
+                  </pic:blipFill>
+                  <pic:spPr>
+                    <a:xfrm>
+                      <a:off x="0" y="0"/>
+                      <a:ext cx="5486400" cy="2834640"/>
+                    </a:xfrm>
+                    <a:prstGeom prst="rect"/>
+                  </pic:spPr>
+                </pic:pic>
+              </a:graphicData>
+            </a:graphic>
+          </wp:inline>
+        </w:drawing>
+      </w:r>
+    </w:p>
+    <w:p>
+      <w:pPr>
+        <w:spacing w:line="336" w:lineRule="auto" w:after="180"/>
+      </w:pPr>
+      <w:r>
+        <w:rPr>
+          <w:b w:val="0"/>
+        </w:rPr>
+        <w:t xml:space="preserve">A </w:t>
+      </w:r>
+      <w:r>
+        <w:rPr>
+          <w:b/>
+        </w:rPr>
+        <w:t>score</w:t>
+      </w:r>
+      <w:r>
+        <w:rPr>
+          <w:b w:val="0"/>
+        </w:rPr>
+        <w:t xml:space="preserve"> combines preferences according to explicitly chosen </w:t>
+      </w:r>
+      <w:r>
+        <w:rPr>
+          <w:b/>
+        </w:rPr>
+        <w:t>weight</w:t>
+      </w:r>
+      <w:r>
+        <w:rPr>
+          <w:b w:val="0"/>
+        </w:rPr>
+        <w:t xml:space="preserve">s; it does not erase hard </w:t>
+      </w:r>
+      <w:r>
+        <w:rPr>
+          <w:b/>
+        </w:rPr>
+        <w:t>constraint</w:t>
+      </w:r>
+      <w:r>
+        <w:rPr>
+          <w:b w:val="0"/>
+        </w:rPr>
+        <w:t>s.</w:t>
+      </w:r>
+    </w:p>
+    <w:p>
+      <w:pPr>
+        <w:spacing w:line="336" w:lineRule="auto" w:after="180"/>
+      </w:pPr>
+      <w:r>
+        <w:rPr>
+          <w:b w:val="0"/>
+        </w:rPr>
+        <w:t xml:space="preserve">Computing a high </w:t>
+      </w:r>
+      <w:r>
+        <w:rPr>
+          <w:b/>
+        </w:rPr>
+        <w:t>score</w:t>
+      </w:r>
+      <w:r>
+        <w:rPr>
+          <w:b w:val="0"/>
+        </w:rPr>
+        <w:t xml:space="preserve"> for an excluded item can be useful in an audit, but it must not allow that item back into the candidate set. Store both eligibility reasons and </w:t>
+      </w:r>
+      <w:r>
+        <w:rPr>
+          <w:b/>
+        </w:rPr>
+        <w:t>score</w:t>
+      </w:r>
+      <w:r>
+        <w:rPr>
+          <w:b w:val="0"/>
+        </w:rPr>
+        <w:t xml:space="preserve"> components for explanations.</w:t>
+      </w:r>
+    </w:p>
+    <w:p>
+      <w:pPr>
+        <w:spacing w:line="336" w:lineRule="auto" w:after="180"/>
+      </w:pPr>
+      <w:r>
+        <w:rPr>
+          <w:b w:val="0"/>
+        </w:rPr>
+        <w:t xml:space="preserve">Limit: Toy interest </w:t>
+      </w:r>
+      <w:r>
+        <w:rPr>
+          <w:b/>
+        </w:rPr>
+        <w:t>score</w:t>
+      </w:r>
+      <w:r>
+        <w:rPr>
+          <w:b w:val="0"/>
+        </w:rPr>
+        <w:t xml:space="preserve">s are supplied </w:t>
+      </w:r>
+      <w:r>
+        <w:rPr>
+          <w:b/>
+        </w:rPr>
+        <w:t>input</w:t>
+      </w:r>
+      <w:r>
+        <w:rPr>
+          <w:b w:val="0"/>
+        </w:rPr>
+        <w:t>s, not measured enjoyment or a universal definition of a good activity.</w:t>
+      </w:r>
+    </w:p>
+    <w:p>
+      <w:pPr>
+        <w:spacing w:line="336" w:lineRule="auto" w:after="180"/>
+        <w:shd w:fill="F5F1FB"/>
+      </w:pPr>
+      <w:r>
+        <w:rPr>
+          <w:b w:val="0"/>
+        </w:rPr>
+        <w:t>Explain the case, then point to a limit on the claim.</w:t>
+      </w:r>
+    </w:p>
+    <w:p>
+      <w:pPr>
+        <w:pStyle w:val="Heading3"/>
+      </w:pPr>
+      <w:r>
+        <w:t>06. Make the idea visible in your project</w:t>
+      </w:r>
+    </w:p>
+    <w:p>
+      <w:r>
+        <w:drawing>
+          <wp:inline xmlns:a="http://schemas.openxmlformats.org/drawingml/2006/main" xmlns:pic="http://schemas.openxmlformats.org/drawingml/2006/picture">
+            <wp:extent cx="5486400" cy="3380232"/>
+            <wp:docPr id="28" name="Picture 28" descr="Publish the recommender’s constraints, score formula and tie rule; include component-level reasons in each suggestion. Draw your input, deciding step, result and limit. Supported question: Why does B not become the winner when its score is largest?"/>
+            <wp:cNvGraphicFramePr>
+              <a:graphicFrameLocks noChangeAspect="1"/>
+            </wp:cNvGraphicFramePr>
+            <a:graphic>
+              <a:graphicData uri="http://schemas.openxmlformats.org/drawingml/2006/picture">
+                <pic:pic>
+                  <pic:nvPicPr>
+                    <pic:cNvPr id="0" name="academy-story-ai-2-23-06.png"/>
+                    <pic:cNvPicPr/>
+                  </pic:nvPicPr>
+                  <pic:blipFill>
+                    <a:blip r:embed="rId35"/>
+                    <a:stretch>
+                      <a:fillRect/>
+                    </a:stretch>
+                  </pic:blipFill>
+                  <pic:spPr>
+                    <a:xfrm>
+                      <a:off x="0" y="0"/>
+                      <a:ext cx="5486400" cy="3380232"/>
+                    </a:xfrm>
+                    <a:prstGeom prst="rect"/>
+                  </pic:spPr>
+                </pic:pic>
+              </a:graphicData>
+            </a:graphic>
+          </wp:inline>
+        </w:drawing>
+      </w:r>
+    </w:p>
+    <w:p>
+      <w:pPr>
+        <w:spacing w:line="336" w:lineRule="auto" w:after="180"/>
+        <w:shd w:fill="F5F1FB"/>
+      </w:pPr>
+      <w:r>
+        <w:rPr>
+          <w:b w:val="0"/>
+        </w:rPr>
+        <w:t xml:space="preserve">Publish the recommender’s </w:t>
+      </w:r>
+      <w:r>
+        <w:rPr>
+          <w:b/>
+        </w:rPr>
+        <w:t>constraint</w:t>
+      </w:r>
+      <w:r>
+        <w:rPr>
+          <w:b w:val="0"/>
+        </w:rPr>
+        <w:t xml:space="preserve">s, </w:t>
+      </w:r>
+      <w:r>
+        <w:rPr>
+          <w:b/>
+        </w:rPr>
+        <w:t>score</w:t>
+      </w:r>
+      <w:r>
+        <w:rPr>
+          <w:b w:val="0"/>
+        </w:rPr>
+        <w:t xml:space="preserve"> formula and tie rule; include component-level reasons in each suggestion. Draw your </w:t>
+      </w:r>
+      <w:r>
+        <w:rPr>
+          <w:b/>
+        </w:rPr>
+        <w:t>input</w:t>
+      </w:r>
+      <w:r>
+        <w:rPr>
+          <w:b w:val="0"/>
+        </w:rPr>
+        <w:t>, deciding step, result and limit.</w:t>
+      </w:r>
+    </w:p>
+    <w:p>
+      <w:pPr>
+        <w:spacing w:line="336" w:lineRule="auto" w:after="180"/>
+        <w:shd w:fill="F5F1FB"/>
+      </w:pPr>
+      <w:r>
+        <w:rPr>
+          <w:b w:val="0"/>
+        </w:rPr>
+        <w:t xml:space="preserve">Supported question: Why does B not become the winner when its </w:t>
+      </w:r>
+      <w:r>
+        <w:rPr>
+          <w:b/>
+        </w:rPr>
+        <w:t>score</w:t>
+      </w:r>
+      <w:r>
+        <w:rPr>
+          <w:b w:val="0"/>
+        </w:rPr>
+        <w:t xml:space="preserve"> is largest?</w:t>
+      </w:r>
+    </w:p>
+    <w:p>
+      <w:pPr>
+        <w:spacing w:line="336" w:lineRule="auto" w:after="180"/>
+        <w:shd w:fill="F5F1FB"/>
+      </w:pPr>
+      <w:r>
+        <w:rPr>
+          <w:b w:val="0"/>
+        </w:rPr>
+        <w:t xml:space="preserve">Draw your project trace and justify the deciding step using </w:t>
+      </w:r>
+      <w:r>
+        <w:rPr>
+          <w:b/>
+        </w:rPr>
+        <w:t>evidence</w:t>
+      </w:r>
+      <w:r>
+        <w:rPr>
+          <w:b w:val="0"/>
+        </w:rPr>
+        <w:t>.</w:t>
       </w:r>
     </w:p>
     <w:sectPr>

--- a/downloads/student/ai-2-week-23.docx
+++ b/downloads/student/ai-2-week-23.docx
@@ -25,12 +25,17 @@
         <w:pStyle w:val="Heading1"/>
       </w:pPr>
       <w:r>
-        <w:t>Before you start</w:t>
-      </w:r>
-    </w:p>
-    <w:p>
-      <w:r>
-        <w:t>Week 21: weighted feature contributions are added.</w:t>
+        <w:t>Check eligibility. Calculate components. Explain the choice.</w:t>
+      </w:r>
+    </w:p>
+    <w:p>
+      <w:r>
+        <w:t>Rank only permitted activities under explicit preference weights, tie rules and empty-result handling.</w:t>
+      </w:r>
+    </w:p>
+    <w:p>
+      <w:r>
+        <w:t>Opening constraint → separate weight-sensitive tie → full audit → independent fresh limit.</w:t>
       </w:r>
     </w:p>
     <w:p>
@@ -38,12 +43,200 @@
         <w:pStyle w:val="Heading1"/>
       </w:pPr>
       <w:r>
-        <w:t>01. Your mission</w:t>
-      </w:r>
-    </w:p>
-    <w:p>
-      <w:r>
-        <w:t>Start with the target: Compute a weighted score. Try the recall before opening notes.</w:t>
+        <w:t>01. Which choices qualify before their scores are compared?</w:t>
+      </w:r>
+    </w:p>
+    <w:p>
+      <w:r>
+        <w:t>Keep mandatory requirements separate from weighted preferences.</w:t>
+      </w:r>
+    </w:p>
+    <w:p>
+      <w:pPr>
+        <w:pStyle w:val="Heading2"/>
+      </w:pPr>
+      <w:r>
+        <w:t>Your learning goals</w:t>
+      </w:r>
+    </w:p>
+    <w:p>
+      <w:pPr>
+        <w:spacing w:line="336" w:lineRule="auto" w:after="180"/>
+      </w:pPr>
+      <w:r>
+        <w:rPr>
+          <w:b w:val="0"/>
+        </w:rPr>
+        <w:t xml:space="preserve">I can compute a </w:t>
+      </w:r>
+      <w:r>
+        <w:rPr>
+          <w:b/>
+        </w:rPr>
+        <w:t>weight</w:t>
+      </w:r>
+      <w:r>
+        <w:rPr>
+          <w:b w:val="0"/>
+        </w:rPr>
+        <w:t xml:space="preserve">ed </w:t>
+      </w:r>
+      <w:r>
+        <w:rPr>
+          <w:b/>
+        </w:rPr>
+        <w:t>score</w:t>
+      </w:r>
+      <w:r>
+        <w:rPr>
+          <w:b w:val="0"/>
+        </w:rPr>
+        <w:t>.</w:t>
+      </w:r>
+    </w:p>
+    <w:p>
+      <w:pPr>
+        <w:spacing w:line="336" w:lineRule="auto" w:after="180"/>
+      </w:pPr>
+      <w:r>
+        <w:rPr>
+          <w:b w:val="0"/>
+        </w:rPr>
+        <w:t xml:space="preserve">I can apply hard </w:t>
+      </w:r>
+      <w:r>
+        <w:rPr>
+          <w:b/>
+        </w:rPr>
+        <w:t>constraint</w:t>
+      </w:r>
+      <w:r>
+        <w:rPr>
+          <w:b w:val="0"/>
+        </w:rPr>
+        <w:t xml:space="preserve">s before </w:t>
+      </w:r>
+      <w:r>
+        <w:rPr>
+          <w:b/>
+        </w:rPr>
+        <w:t>rank</w:t>
+      </w:r>
+      <w:r>
+        <w:rPr>
+          <w:b w:val="0"/>
+        </w:rPr>
+        <w:t>ing.</w:t>
+      </w:r>
+    </w:p>
+    <w:p>
+      <w:pPr>
+        <w:spacing w:line="336" w:lineRule="auto" w:after="180"/>
+      </w:pPr>
+      <w:r>
+        <w:rPr>
+          <w:b w:val="0"/>
+        </w:rPr>
+        <w:t xml:space="preserve">I can explain how </w:t>
+      </w:r>
+      <w:r>
+        <w:rPr>
+          <w:b/>
+        </w:rPr>
+        <w:t>weight</w:t>
+      </w:r>
+      <w:r>
+        <w:rPr>
+          <w:b w:val="0"/>
+        </w:rPr>
+        <w:t xml:space="preserve"> choices change outcomes.</w:t>
+      </w:r>
+    </w:p>
+    <w:p>
+      <w:pPr>
+        <w:pStyle w:val="Heading2"/>
+      </w:pPr>
+      <w:r>
+        <w:t>Recall the direction of a distance comparison</w:t>
+      </w:r>
+    </w:p>
+    <w:p>
+      <w:pPr>
+        <w:pStyle w:val="ListBullet"/>
+      </w:pPr>
+      <w:r>
+        <w:t>Close your notes first. A rough first answer helps us choose the right starting point; it is not a score for your ability.</w:t>
+      </w:r>
+    </w:p>
+    <w:p>
+      <w:pPr>
+        <w:pStyle w:val="ListBullet"/>
+      </w:pPr>
+      <w:r>
+        <w:t>Which is closer under absolute-gap distance: a gap of 2 or a gap of 5?</w:t>
+      </w:r>
+    </w:p>
+    <w:p>
+      <w:pPr>
+        <w:pStyle w:val="Heading2"/>
+      </w:pPr>
+      <w:r>
+        <w:t>Your end goal</w:t>
+      </w:r>
+    </w:p>
+    <w:p>
+      <w:pPr>
+        <w:spacing w:line="336" w:lineRule="auto" w:after="180"/>
+      </w:pPr>
+      <w:r>
+        <w:rPr>
+          <w:b w:val="0"/>
+        </w:rPr>
+        <w:t xml:space="preserve">By the end, I can </w:t>
+      </w:r>
+      <w:r>
+        <w:rPr>
+          <w:b/>
+        </w:rPr>
+        <w:t>rank</w:t>
+      </w:r>
+      <w:r>
+        <w:rPr>
+          <w:b w:val="0"/>
+        </w:rPr>
+        <w:t xml:space="preserve"> only eligible options with a transparent </w:t>
+      </w:r>
+      <w:r>
+        <w:rPr>
+          <w:b/>
+        </w:rPr>
+        <w:t>weight</w:t>
+      </w:r>
+      <w:r>
+        <w:rPr>
+          <w:b w:val="0"/>
+        </w:rPr>
+        <w:t xml:space="preserve">ed </w:t>
+      </w:r>
+      <w:r>
+        <w:rPr>
+          <w:b/>
+        </w:rPr>
+        <w:t>score</w:t>
+      </w:r>
+      <w:r>
+        <w:rPr>
+          <w:b w:val="0"/>
+        </w:rPr>
+        <w:t>.</w:t>
+      </w:r>
+    </w:p>
+    <w:p>
+      <w:pPr>
+        <w:pStyle w:val="Heading2"/>
+      </w:pPr>
+      <w:r>
+        <w:t>Earlier wording, alternatives and picture transcripts · reference / check after trying</w:t>
       </w:r>
     </w:p>
     <w:p>
@@ -56,126 +249,10 @@
     </w:p>
     <w:p>
       <w:pPr>
-        <w:spacing w:line="336" w:lineRule="auto" w:after="180"/>
-      </w:pPr>
-      <w:r>
-        <w:rPr>
-          <w:b w:val="0"/>
-        </w:rPr>
-        <w:t xml:space="preserve">I can compute a </w:t>
-      </w:r>
-      <w:r>
-        <w:rPr>
-          <w:b/>
-        </w:rPr>
-        <w:t>weight</w:t>
-      </w:r>
-      <w:r>
-        <w:rPr>
-          <w:b w:val="0"/>
-        </w:rPr>
-        <w:t xml:space="preserve">ed </w:t>
-      </w:r>
-      <w:r>
-        <w:rPr>
-          <w:b/>
-        </w:rPr>
-        <w:t>score</w:t>
-      </w:r>
-      <w:r>
-        <w:rPr>
-          <w:b w:val="0"/>
-        </w:rPr>
-        <w:t>.</w:t>
-      </w:r>
-    </w:p>
-    <w:p>
-      <w:pPr>
-        <w:spacing w:line="336" w:lineRule="auto" w:after="180"/>
-      </w:pPr>
-      <w:r>
-        <w:rPr>
-          <w:b w:val="0"/>
-        </w:rPr>
-        <w:t xml:space="preserve">I can apply hard </w:t>
-      </w:r>
-      <w:r>
-        <w:rPr>
-          <w:b/>
-        </w:rPr>
-        <w:t>constraint</w:t>
-      </w:r>
-      <w:r>
-        <w:rPr>
-          <w:b w:val="0"/>
-        </w:rPr>
-        <w:t xml:space="preserve">s before </w:t>
-      </w:r>
-      <w:r>
-        <w:rPr>
-          <w:b/>
-        </w:rPr>
-        <w:t>rank</w:t>
-      </w:r>
-      <w:r>
-        <w:rPr>
-          <w:b w:val="0"/>
-        </w:rPr>
-        <w:t>ing.</w:t>
-      </w:r>
-    </w:p>
-    <w:p>
-      <w:pPr>
-        <w:spacing w:line="336" w:lineRule="auto" w:after="180"/>
-      </w:pPr>
-      <w:r>
-        <w:rPr>
-          <w:b w:val="0"/>
-        </w:rPr>
-        <w:t xml:space="preserve">I can explain how </w:t>
-      </w:r>
-      <w:r>
-        <w:rPr>
-          <w:b/>
-        </w:rPr>
-        <w:t>weight</w:t>
-      </w:r>
-      <w:r>
-        <w:rPr>
-          <w:b w:val="0"/>
-        </w:rPr>
-        <w:t xml:space="preserve"> choices change outcomes.</w:t>
-      </w:r>
-    </w:p>
-    <w:p>
-      <w:pPr>
         <w:pStyle w:val="Heading3"/>
       </w:pPr>
       <w:r>
         <w:t>Remember before reading</w:t>
-      </w:r>
-    </w:p>
-    <w:p>
-      <w:pPr>
-        <w:spacing w:line="336" w:lineRule="auto" w:after="180"/>
-      </w:pPr>
-      <w:r>
-        <w:rPr>
-          <w:b w:val="0"/>
-        </w:rPr>
-        <w:t xml:space="preserve">Close your notes first. A rough first answer helps us choose the right starting point; it is not a </w:t>
-      </w:r>
-      <w:r>
-        <w:rPr>
-          <w:b/>
-        </w:rPr>
-        <w:t>score</w:t>
-      </w:r>
-      <w:r>
-        <w:rPr>
-          <w:b w:val="0"/>
-        </w:rPr>
-        <w:t xml:space="preserve"> for your ability.</w:t>
       </w:r>
     </w:p>
     <w:p>
@@ -334,9 +411,32 @@
       </w:pPr>
       <w:r>
         <w:rPr>
+          <w:b w:val="0"/>
+        </w:rPr>
+        <w:t>THINKER MISSION</w:t>
+      </w:r>
+    </w:p>
+    <w:p>
+      <w:pPr>
+        <w:spacing w:line="336" w:lineRule="auto" w:after="180"/>
+      </w:pPr>
+      <w:r>
+        <w:rPr>
+          <w:b w:val="0"/>
+        </w:rPr>
+        <w:t xml:space="preserve">Create two user profiles and calculate book </w:t>
+      </w:r>
+      <w:r>
+        <w:rPr>
           <w:b/>
         </w:rPr>
-        <w:t>THINKER MISSION</w:t>
+        <w:t>rank</w:t>
+      </w:r>
+      <w:r>
+        <w:rPr>
+          <w:b w:val="0"/>
+        </w:rPr>
+        <w:t>ings.</w:t>
       </w:r>
     </w:p>
     <w:p>
@@ -347,19 +447,100 @@
         <w:rPr>
           <w:b w:val="0"/>
         </w:rPr>
-        <w:t xml:space="preserve">Create two user profiles and calculate book </w:t>
+        <w:t>Thinker name and date:</w:t>
+      </w:r>
+    </w:p>
+    <w:p>
+      <w:pPr>
+        <w:pStyle w:val="Heading3"/>
+      </w:pPr>
+      <w:r>
+        <w:t>Write or draw your reasoning and evidence.</w:t>
+      </w:r>
+    </w:p>
+    <w:p>
+      <w:r>
+        <w:t>________________________________________________________________</w:t>
+      </w:r>
+    </w:p>
+    <w:p>
+      <w:r>
+        <w:t>________________________________________________________________</w:t>
+      </w:r>
+    </w:p>
+    <w:p>
+      <w:r>
+        <w:t>________________________________________________________________</w:t>
+      </w:r>
+    </w:p>
+    <w:p>
+      <w:r>
+        <w:t>________________________________________________________________</w:t>
+      </w:r>
+    </w:p>
+    <w:p>
+      <w:r>
+        <w:t>________________________________________________________________</w:t>
+      </w:r>
+    </w:p>
+    <w:p>
+      <w:pPr>
+        <w:pStyle w:val="Heading3"/>
+      </w:pPr>
+      <w:r>
+        <w:t>Readiness for the connected explanation</w:t>
+      </w:r>
+    </w:p>
+    <w:p>
+      <w:pPr>
+        <w:pStyle w:val="Heading3"/>
+      </w:pPr>
+      <w:r>
+        <w:t>This week’s end goal</w:t>
+      </w:r>
+    </w:p>
+    <w:p>
+      <w:pPr>
+        <w:pStyle w:val="Heading1"/>
+      </w:pPr>
+      <w:r>
+        <w:t>02. State the activity score and20-minute requirement</w:t>
+      </w:r>
+    </w:p>
+    <w:p>
+      <w:r>
+        <w:t>A preference score cannot compensate for an exceeded time limit.</w:t>
+      </w:r>
+    </w:p>
+    <w:p>
+      <w:pPr>
+        <w:pStyle w:val="Heading2"/>
+      </w:pPr>
+      <w:r>
+        <w:t>Feature meanings, scales, formula and hard limit</w:t>
+      </w:r>
+    </w:p>
+    <w:p>
+      <w:pPr>
+        <w:spacing w:line="336" w:lineRule="auto" w:after="180"/>
+      </w:pPr>
+      <w:r>
+        <w:rPr>
+          <w:b w:val="0"/>
+        </w:rPr>
+        <w:t xml:space="preserve">A fictional activity chooser uses enjoyment and learning ratings from 0 to 5. Its </w:t>
       </w:r>
       <w:r>
         <w:rPr>
           <w:b/>
         </w:rPr>
-        <w:t>rank</w:t>
+        <w:t>score</w:t>
       </w:r>
       <w:r>
         <w:rPr>
           <w:b w:val="0"/>
         </w:rPr>
-        <w:t>ings.</w:t>
+        <w:t xml:space="preserve"> is 2 times enjoyment plus learning. The activity must also take at most 20 minutes.</w:t>
       </w:r>
     </w:p>
     <w:p>
@@ -370,137 +551,36 @@
         <w:rPr>
           <w:b w:val="0"/>
         </w:rPr>
-        <w:t>Thinker name and date:</w:t>
-      </w:r>
-    </w:p>
-    <w:p>
-      <w:pPr>
-        <w:pStyle w:val="Heading3"/>
-      </w:pPr>
-      <w:r>
-        <w:t>Write or draw your reasoning and evidence.</w:t>
-      </w:r>
-    </w:p>
-    <w:p>
-      <w:r>
-        <w:t>________________________________________________________________</w:t>
-      </w:r>
-    </w:p>
-    <w:p>
-      <w:r>
-        <w:t>________________________________________________________________</w:t>
-      </w:r>
-    </w:p>
-    <w:p>
-      <w:r>
-        <w:t>________________________________________________________________</w:t>
-      </w:r>
-    </w:p>
-    <w:p>
-      <w:r>
-        <w:t>________________________________________________________________</w:t>
-      </w:r>
-    </w:p>
-    <w:p>
-      <w:r>
-        <w:t>________________________________________________________________</w:t>
-      </w:r>
-    </w:p>
-    <w:p>
-      <w:pPr>
-        <w:pStyle w:val="Heading3"/>
-      </w:pPr>
-      <w:r>
-        <w:t>Readiness for the connected explanation</w:t>
+        <w:t xml:space="preserve">Duration is a hard requirement; a high </w:t>
+      </w:r>
+      <w:r>
+        <w:rPr>
+          <w:b/>
+        </w:rPr>
+        <w:t>score</w:t>
+      </w:r>
+      <w:r>
+        <w:rPr>
+          <w:b w:val="0"/>
+        </w:rPr>
+        <w:t xml:space="preserve"> cannot compensate for exceeding it.</w:t>
+      </w:r>
+    </w:p>
+    <w:p>
+      <w:pPr>
+        <w:pStyle w:val="Heading2"/>
+      </w:pPr>
+      <w:r>
+        <w:t>Earlier wording, alternatives and picture transcripts · reference / check after trying</w:t>
       </w:r>
     </w:p>
     <w:p>
       <w:pPr>
         <w:spacing w:line="336" w:lineRule="auto" w:after="180"/>
-        <w:shd w:fill="F5F1FB"/>
       </w:pPr>
       <w:r>
         <w:rPr>
           <w:b w:val="0"/>
-        </w:rPr>
-        <w:t>Which is closer under absolute-gap distance: a gap of 2 or a gap of 5?</w:t>
-      </w:r>
-    </w:p>
-    <w:p>
-      <w:pPr>
-        <w:pStyle w:val="Heading3"/>
-      </w:pPr>
-      <w:r>
-        <w:t>This week’s end goal</w:t>
-      </w:r>
-    </w:p>
-    <w:p>
-      <w:pPr>
-        <w:spacing w:line="336" w:lineRule="auto" w:after="180"/>
-      </w:pPr>
-      <w:r>
-        <w:rPr>
-          <w:b w:val="0"/>
-        </w:rPr>
-        <w:t xml:space="preserve">By the end, I can </w:t>
-      </w:r>
-      <w:r>
-        <w:rPr>
-          <w:b/>
-        </w:rPr>
-        <w:t>rank</w:t>
-      </w:r>
-      <w:r>
-        <w:rPr>
-          <w:b w:val="0"/>
-        </w:rPr>
-        <w:t xml:space="preserve"> only eligible options with a transparent </w:t>
-      </w:r>
-      <w:r>
-        <w:rPr>
-          <w:b/>
-        </w:rPr>
-        <w:t>weight</w:t>
-      </w:r>
-      <w:r>
-        <w:rPr>
-          <w:b w:val="0"/>
-        </w:rPr>
-        <w:t xml:space="preserve">ed </w:t>
-      </w:r>
-      <w:r>
-        <w:rPr>
-          <w:b/>
-        </w:rPr>
-        <w:t>score</w:t>
-      </w:r>
-      <w:r>
-        <w:rPr>
-          <w:b w:val="0"/>
-        </w:rPr>
-        <w:t>.</w:t>
-      </w:r>
-    </w:p>
-    <w:p>
-      <w:pPr>
-        <w:pStyle w:val="Heading1"/>
-      </w:pPr>
-      <w:r>
-        <w:t>02. Notice the evidence</w:t>
-      </w:r>
-    </w:p>
-    <w:p>
-      <w:r>
-        <w:t>Investigate the supplied Recommendation Scores case. Separate observations, given facts and assumptions before choosing an explanation.</w:t>
-      </w:r>
-    </w:p>
-    <w:p>
-      <w:pPr>
-        <w:spacing w:line="336" w:lineRule="auto" w:after="180"/>
-      </w:pPr>
-      <w:r>
-        <w:rPr>
-          <w:b/>
         </w:rPr>
         <w:t>PICTURE STORY</w:t>
       </w:r>
@@ -577,81 +657,127 @@
     </w:p>
     <w:p>
       <w:pPr>
+        <w:spacing w:line="336" w:lineRule="auto" w:after="180"/>
+      </w:pPr>
+      <w:r>
+        <w:rPr>
+          <w:b w:val="0"/>
+        </w:rPr>
+        <w:t>MYSTERY</w:t>
+      </w:r>
+    </w:p>
+    <w:p>
+      <w:pPr>
+        <w:spacing w:line="336" w:lineRule="auto" w:after="180"/>
+      </w:pPr>
+      <w:r>
+        <w:rPr>
+          <w:b w:val="0"/>
+        </w:rPr>
+        <w:t xml:space="preserve">The learners must use recommendation </w:t>
+      </w:r>
+      <w:r>
+        <w:rPr>
+          <w:b/>
+        </w:rPr>
+        <w:t>score</w:t>
+      </w:r>
+      <w:r>
+        <w:rPr>
+          <w:b w:val="0"/>
+        </w:rPr>
+        <w:t xml:space="preserve">s to solve a problem. What information do they have? What decision or calculation do they make? What would count as </w:t>
+      </w:r>
+      <w:r>
+        <w:rPr>
+          <w:b/>
+        </w:rPr>
+        <w:t>evidence</w:t>
+      </w:r>
+      <w:r>
+        <w:rPr>
+          <w:b w:val="0"/>
+        </w:rPr>
+        <w:t xml:space="preserve"> that it worked?</w:t>
+      </w:r>
+    </w:p>
+    <w:p>
+      <w:pPr>
+        <w:spacing w:line="336" w:lineRule="auto" w:after="180"/>
+      </w:pPr>
+      <w:r>
+        <w:rPr>
+          <w:b w:val="0"/>
+        </w:rPr>
+        <w:t xml:space="preserve">Three </w:t>
+      </w:r>
+      <w:r>
+        <w:rPr>
+          <w:b/>
+        </w:rPr>
+        <w:t>observation</w:t>
+      </w:r>
+      <w:r>
+        <w:rPr>
+          <w:b w:val="0"/>
+        </w:rPr>
+        <w:t>s (what you can point to):</w:t>
+      </w:r>
+    </w:p>
+    <w:p>
+      <w:pPr>
         <w:pStyle w:val="Heading3"/>
       </w:pPr>
       <w:r>
-        <w:t>Start with this puzzle</w:t>
+        <w:t>Write or draw your reasoning and evidence.</w:t>
+      </w:r>
+    </w:p>
+    <w:p>
+      <w:r>
+        <w:t>________________________________________________________________</w:t>
+      </w:r>
+    </w:p>
+    <w:p>
+      <w:r>
+        <w:t>________________________________________________________________</w:t>
+      </w:r>
+    </w:p>
+    <w:p>
+      <w:r>
+        <w:t>________________________________________________________________</w:t>
+      </w:r>
+    </w:p>
+    <w:p>
+      <w:r>
+        <w:t>________________________________________________________________</w:t>
+      </w:r>
+    </w:p>
+    <w:p>
+      <w:r>
+        <w:t>________________________________________________________________</w:t>
       </w:r>
     </w:p>
     <w:p>
       <w:pPr>
         <w:spacing w:line="336" w:lineRule="auto" w:after="180"/>
-        <w:shd w:fill="F1F6FC"/>
       </w:pPr>
       <w:r>
         <w:rPr>
           <w:b w:val="0"/>
         </w:rPr>
-        <w:t>MYSTERY</w:t>
-      </w:r>
-    </w:p>
-    <w:p>
-      <w:pPr>
-        <w:spacing w:line="336" w:lineRule="auto" w:after="180"/>
-        <w:shd w:fill="F5F1FB"/>
-      </w:pPr>
+        <w:t xml:space="preserve">My </w:t>
+      </w:r>
+      <w:r>
+        <w:rPr>
+          <w:b/>
+        </w:rPr>
+        <w:t>prediction</w:t>
+      </w:r>
       <w:r>
         <w:rPr>
           <w:b w:val="0"/>
         </w:rPr>
-        <w:t xml:space="preserve">The learners must use recommendation </w:t>
-      </w:r>
-      <w:r>
-        <w:rPr>
-          <w:b/>
-        </w:rPr>
-        <w:t>score</w:t>
-      </w:r>
-      <w:r>
-        <w:rPr>
-          <w:b w:val="0"/>
-        </w:rPr>
-        <w:t xml:space="preserve">s to solve a problem. What information do they have? What decision or calculation do they make? What would count as </w:t>
-      </w:r>
-      <w:r>
-        <w:rPr>
-          <w:b/>
-        </w:rPr>
-        <w:t>evidence</w:t>
-      </w:r>
-      <w:r>
-        <w:rPr>
-          <w:b w:val="0"/>
-        </w:rPr>
-        <w:t xml:space="preserve"> that it worked?</w:t>
-      </w:r>
-    </w:p>
-    <w:p>
-      <w:pPr>
-        <w:spacing w:line="336" w:lineRule="auto" w:after="180"/>
-      </w:pPr>
-      <w:r>
-        <w:rPr>
-          <w:b w:val="0"/>
-        </w:rPr>
-        <w:t xml:space="preserve">Three </w:t>
-      </w:r>
-      <w:r>
-        <w:rPr>
-          <w:b/>
-        </w:rPr>
-        <w:t>observation</w:t>
-      </w:r>
-      <w:r>
-        <w:rPr>
-          <w:b w:val="0"/>
-        </w:rPr>
-        <w:t>s (what you can point to):</w:t>
+        <w:t xml:space="preserve"> and the clue supporting it:</w:t>
       </w:r>
     </w:p>
     <w:p>
@@ -689,370 +815,31 @@
     </w:p>
     <w:p>
       <w:pPr>
-        <w:spacing w:line="336" w:lineRule="auto" w:after="180"/>
-      </w:pPr>
-      <w:r>
-        <w:rPr>
-          <w:b w:val="0"/>
-        </w:rPr>
-        <w:t xml:space="preserve">My </w:t>
-      </w:r>
-      <w:r>
-        <w:rPr>
-          <w:b/>
-        </w:rPr>
-        <w:t>prediction</w:t>
-      </w:r>
-      <w:r>
-        <w:rPr>
-          <w:b w:val="0"/>
-        </w:rPr>
-        <w:t xml:space="preserve"> and the clue supporting it:</w:t>
-      </w:r>
-    </w:p>
-    <w:p>
-      <w:pPr>
         <w:pStyle w:val="Heading3"/>
       </w:pPr>
       <w:r>
-        <w:t>Write or draw your reasoning and evidence.</w:t>
-      </w:r>
-    </w:p>
-    <w:p>
-      <w:r>
-        <w:t>________________________________________________________________</w:t>
-      </w:r>
-    </w:p>
-    <w:p>
-      <w:r>
-        <w:t>________________________________________________________________</w:t>
-      </w:r>
-    </w:p>
-    <w:p>
-      <w:r>
-        <w:t>________________________________________________________________</w:t>
-      </w:r>
-    </w:p>
-    <w:p>
-      <w:r>
-        <w:t>________________________________________________________________</w:t>
-      </w:r>
-    </w:p>
-    <w:p>
-      <w:r>
-        <w:t>________________________________________________________________</w:t>
-      </w:r>
-    </w:p>
-    <w:p>
-      <w:pPr>
-        <w:pStyle w:val="Heading3"/>
-      </w:pPr>
-      <w:r>
         <w:t>A closer explanation</w:t>
       </w:r>
     </w:p>
     <w:p>
       <w:pPr>
-        <w:spacing w:line="336" w:lineRule="auto" w:after="180"/>
-      </w:pPr>
-      <w:r>
-        <w:rPr>
-          <w:b w:val="0"/>
-        </w:rPr>
-        <w:t xml:space="preserve">A fictional activity chooser uses enjoyment and learning ratings from 0 to 5. Its </w:t>
-      </w:r>
-      <w:r>
-        <w:rPr>
-          <w:b/>
-        </w:rPr>
-        <w:t>score</w:t>
-      </w:r>
-      <w:r>
-        <w:rPr>
-          <w:b w:val="0"/>
-        </w:rPr>
-        <w:t xml:space="preserve"> is 2 times enjoyment plus learning. The activity must also take at most 20 minutes.</w:t>
-      </w:r>
-    </w:p>
-    <w:p>
-      <w:pPr>
-        <w:spacing w:line="336" w:lineRule="auto" w:after="180"/>
-      </w:pPr>
-      <w:r>
-        <w:rPr>
-          <w:b w:val="0"/>
-        </w:rPr>
-        <w:t xml:space="preserve">Duration is a hard requirement; a high </w:t>
-      </w:r>
-      <w:r>
-        <w:rPr>
-          <w:b/>
-        </w:rPr>
-        <w:t>score</w:t>
-      </w:r>
-      <w:r>
-        <w:rPr>
-          <w:b w:val="0"/>
-        </w:rPr>
-        <w:t xml:space="preserve"> cannot compensate for exceeding it.</w:t>
-      </w:r>
-    </w:p>
-    <w:p>
-      <w:pPr>
         <w:pStyle w:val="Heading1"/>
       </w:pPr>
       <w:r>
-        <w:t>03. See how it works</w:t>
-      </w:r>
-    </w:p>
-    <w:p>
-      <w:r>
-        <w:t>Follow the mechanism for Recommendation Scores. Connect each labelled input, deciding step and result.</w:t>
-      </w:r>
-    </w:p>
-    <w:p>
-      <w:pPr>
-        <w:spacing w:line="336" w:lineRule="auto" w:after="180"/>
-      </w:pPr>
-      <w:r>
-        <w:rPr>
-          <w:b/>
-        </w:rPr>
-        <w:t xml:space="preserve">VISUAL </w:t>
-      </w:r>
-      <w:r>
-        <w:rPr>
-          <w:b/>
-        </w:rPr>
-        <w:t>MECHANISM</w:t>
-      </w:r>
-    </w:p>
-    <w:p>
-      <w:pPr>
-        <w:spacing w:line="336" w:lineRule="auto" w:after="180"/>
-      </w:pPr>
-      <w:r>
-        <w:rPr>
-          <w:b/>
-        </w:rPr>
-        <w:t>Input</w:t>
-      </w:r>
-      <w:r>
-        <w:rPr>
-          <w:b w:val="0"/>
-        </w:rPr>
-        <w:t xml:space="preserve"> → </w:t>
-      </w:r>
-      <w:r>
-        <w:rPr>
-          <w:b/>
-        </w:rPr>
-        <w:t>Process</w:t>
-      </w:r>
-      <w:r>
-        <w:rPr>
-          <w:b w:val="0"/>
-        </w:rPr>
-        <w:t xml:space="preserve"> → </w:t>
-      </w:r>
-      <w:r>
-        <w:rPr>
-          <w:b/>
-        </w:rPr>
-        <w:t>Output</w:t>
-      </w:r>
-    </w:p>
-    <w:p>
-      <w:pPr>
-        <w:spacing w:line="336" w:lineRule="auto" w:after="180"/>
-      </w:pPr>
-      <w:r>
-        <w:rPr>
-          <w:b w:val="0"/>
-        </w:rPr>
-        <w:t>Trace the information. At each stage, ask what changed and how you could test it.</w:t>
-      </w:r>
-    </w:p>
-    <w:p>
-      <w:r>
-        <w:drawing>
-          <wp:inline xmlns:a="http://schemas.openxmlformats.org/drawingml/2006/main" xmlns:pic="http://schemas.openxmlformats.org/drawingml/2006/picture">
-            <wp:extent cx="5486400" cy="3145536"/>
-            <wp:docPr id="3" name="Picture 3" descr="INPUT stage for Recommendation Scores"/>
-            <wp:cNvGraphicFramePr>
-              <a:graphicFrameLocks noChangeAspect="1"/>
-            </wp:cNvGraphicFramePr>
-            <a:graphic>
-              <a:graphicData uri="http://schemas.openxmlformats.org/drawingml/2006/picture">
-                <pic:pic>
-                  <pic:nvPicPr>
-                    <pic:cNvPr id="0" name="69a2e3a7dcef8e3047888c1cebb2366a73db662d9c2e349cfb2d25827853d80c.png"/>
-                    <pic:cNvPicPr/>
-                  </pic:nvPicPr>
-                  <pic:blipFill>
-                    <a:blip r:embed="rId10"/>
-                    <a:stretch>
-                      <a:fillRect/>
-                    </a:stretch>
-                  </pic:blipFill>
-                  <pic:spPr>
-                    <a:xfrm>
-                      <a:off x="0" y="0"/>
-                      <a:ext cx="5486400" cy="3145536"/>
-                    </a:xfrm>
-                    <a:prstGeom prst="rect"/>
-                  </pic:spPr>
-                </pic:pic>
-              </a:graphicData>
-            </a:graphic>
-          </wp:inline>
-        </w:drawing>
-      </w:r>
-    </w:p>
-    <w:p>
-      <w:pPr>
-        <w:spacing w:line="336" w:lineRule="auto" w:after="180"/>
-      </w:pPr>
-      <w:r>
-        <w:rPr>
-          <w:b w:val="0"/>
-        </w:rPr>
-        <w:t>↓</w:t>
-      </w:r>
-    </w:p>
-    <w:p>
-      <w:r>
-        <w:drawing>
-          <wp:inline xmlns:a="http://schemas.openxmlformats.org/drawingml/2006/main" xmlns:pic="http://schemas.openxmlformats.org/drawingml/2006/picture">
-            <wp:extent cx="5486400" cy="3145536"/>
-            <wp:docPr id="4" name="Picture 4" descr="PROCESS stage for Recommendation Scores"/>
-            <wp:cNvGraphicFramePr>
-              <a:graphicFrameLocks noChangeAspect="1"/>
-            </wp:cNvGraphicFramePr>
-            <a:graphic>
-              <a:graphicData uri="http://schemas.openxmlformats.org/drawingml/2006/picture">
-                <pic:pic>
-                  <pic:nvPicPr>
-                    <pic:cNvPr id="0" name="828f75001e5c7efb9d51bcd4bbb7347cde854f157f14bea18c19efbce0b256d5.png"/>
-                    <pic:cNvPicPr/>
-                  </pic:nvPicPr>
-                  <pic:blipFill>
-                    <a:blip r:embed="rId11"/>
-                    <a:stretch>
-                      <a:fillRect/>
-                    </a:stretch>
-                  </pic:blipFill>
-                  <pic:spPr>
-                    <a:xfrm>
-                      <a:off x="0" y="0"/>
-                      <a:ext cx="5486400" cy="3145536"/>
-                    </a:xfrm>
-                    <a:prstGeom prst="rect"/>
-                  </pic:spPr>
-                </pic:pic>
-              </a:graphicData>
-            </a:graphic>
-          </wp:inline>
-        </w:drawing>
-      </w:r>
-    </w:p>
-    <w:p>
-      <w:pPr>
-        <w:spacing w:line="336" w:lineRule="auto" w:after="180"/>
-      </w:pPr>
-      <w:r>
-        <w:rPr>
-          <w:b w:val="0"/>
-        </w:rPr>
-        <w:t>↓</w:t>
-      </w:r>
-    </w:p>
-    <w:p>
-      <w:r>
-        <w:drawing>
-          <wp:inline xmlns:a="http://schemas.openxmlformats.org/drawingml/2006/main" xmlns:pic="http://schemas.openxmlformats.org/drawingml/2006/picture">
-            <wp:extent cx="5486400" cy="3145536"/>
-            <wp:docPr id="5" name="Picture 5" descr="OUTPUT stage for Recommendation Scores"/>
-            <wp:cNvGraphicFramePr>
-              <a:graphicFrameLocks noChangeAspect="1"/>
-            </wp:cNvGraphicFramePr>
-            <a:graphic>
-              <a:graphicData uri="http://schemas.openxmlformats.org/drawingml/2006/picture">
-                <pic:pic>
-                  <pic:nvPicPr>
-                    <pic:cNvPr id="0" name="fe97910f7ed012e33e87206e179e3e74c7426737b2eca31fb2cd020ea7e23360.png"/>
-                    <pic:cNvPicPr/>
-                  </pic:nvPicPr>
-                  <pic:blipFill>
-                    <a:blip r:embed="rId12"/>
-                    <a:stretch>
-                      <a:fillRect/>
-                    </a:stretch>
-                  </pic:blipFill>
-                  <pic:spPr>
-                    <a:xfrm>
-                      <a:off x="0" y="0"/>
-                      <a:ext cx="5486400" cy="3145536"/>
-                    </a:xfrm>
-                    <a:prstGeom prst="rect"/>
-                  </pic:spPr>
-                </pic:pic>
-              </a:graphicData>
-            </a:graphic>
-          </wp:inline>
-        </w:drawing>
-      </w:r>
-    </w:p>
-    <w:p>
-      <w:pPr>
-        <w:spacing w:line="336" w:lineRule="auto" w:after="180"/>
-      </w:pPr>
-      <w:r>
-        <w:rPr>
-          <w:b w:val="0"/>
-        </w:rPr>
-        <w:t>Which stage could fail even when the other two are correct? Explain:</w:t>
-      </w:r>
-    </w:p>
-    <w:p>
-      <w:pPr>
-        <w:pStyle w:val="Heading3"/>
-      </w:pPr>
-      <w:r>
-        <w:t>Write or draw your reasoning and evidence.</w:t>
-      </w:r>
-    </w:p>
-    <w:p>
-      <w:r>
-        <w:t>________________________________________________________________</w:t>
-      </w:r>
-    </w:p>
-    <w:p>
-      <w:r>
-        <w:t>________________________________________________________________</w:t>
-      </w:r>
-    </w:p>
-    <w:p>
-      <w:r>
-        <w:t>________________________________________________________________</w:t>
-      </w:r>
-    </w:p>
-    <w:p>
-      <w:r>
-        <w:t>________________________________________________________________</w:t>
-      </w:r>
-    </w:p>
-    <w:p>
-      <w:r>
-        <w:t>________________________________________________________________</w:t>
-      </w:r>
-    </w:p>
-    <w:p>
-      <w:pPr>
-        <w:pStyle w:val="Heading3"/>
-      </w:pPr>
-      <w:r>
-        <w:t>A closer explanation</w:t>
+        <w:t>03. Trace eligibility before the score calculation</w:t>
+      </w:r>
+    </w:p>
+    <w:p>
+      <w:r>
+        <w:t>Only the eligible activity is printed by this minimal example.</w:t>
+      </w:r>
+    </w:p>
+    <w:p>
+      <w:pPr>
+        <w:pStyle w:val="Heading2"/>
+      </w:pPr>
+      <w:r>
+        <w:t>Predict and run the complete opening script</w:t>
       </w:r>
     </w:p>
     <w:p>
@@ -1072,6 +859,14 @@
         <w:t xml:space="preserve">        score = 2 * item["fun"] + item["learning"]</w:t>
         <w:br/>
         <w:t xml:space="preserve">        print(item["name"], score)</w:t>
+      </w:r>
+    </w:p>
+    <w:p>
+      <w:pPr>
+        <w:pStyle w:val="Heading2"/>
+      </w:pPr>
+      <w:r>
+        <w:t>Explain the inclusive boundary and ordered decisions</w:t>
       </w:r>
     </w:p>
     <w:p>
@@ -1258,84 +1053,372 @@
     </w:p>
     <w:p>
       <w:pPr>
+        <w:spacing w:line="336" w:lineRule="auto" w:after="180"/>
+      </w:pPr>
+      <w:r>
+        <w:rPr>
+          <w:b w:val="0"/>
+        </w:rPr>
+        <w:t xml:space="preserve">Make two decisions in order. First check the duration: A takes 15 minutes and qualifies under the 20-minute limit; B takes 25 minutes and does not. Then calculate </w:t>
+      </w:r>
+      <w:r>
+        <w:rPr>
+          <w:b/>
+        </w:rPr>
+        <w:t>score</w:t>
+      </w:r>
+      <w:r>
+        <w:rPr>
+          <w:b w:val="0"/>
+        </w:rPr>
+        <w:t xml:space="preserve">s for eligible choices. A </w:t>
+      </w:r>
+      <w:r>
+        <w:rPr>
+          <w:b/>
+        </w:rPr>
+        <w:t>score</w:t>
+      </w:r>
+      <w:r>
+        <w:rPr>
+          <w:b w:val="0"/>
+        </w:rPr>
+        <w:t>s 2 times 4 plus 2, or 10.</w:t>
+      </w:r>
+    </w:p>
+    <w:p>
+      <w:pPr>
+        <w:spacing w:line="336" w:lineRule="auto" w:after="180"/>
+      </w:pPr>
+      <w:r>
+        <w:rPr>
+          <w:b w:val="0"/>
+        </w:rPr>
+        <w:t xml:space="preserve">B would </w:t>
+      </w:r>
+      <w:r>
+        <w:rPr>
+          <w:b/>
+        </w:rPr>
+        <w:t>score</w:t>
+      </w:r>
+      <w:r>
+        <w:rPr>
+          <w:b w:val="0"/>
+        </w:rPr>
+        <w:t xml:space="preserve"> 11, but that </w:t>
+      </w:r>
+      <w:r>
+        <w:rPr>
+          <w:b/>
+        </w:rPr>
+        <w:t>score</w:t>
+      </w:r>
+      <w:r>
+        <w:rPr>
+          <w:b w:val="0"/>
+        </w:rPr>
+        <w:t xml:space="preserve"> cannot remove the time requirement. Keep the rejection reason beside B instead of calling it a worse-scoring activity.</w:t>
+      </w:r>
+    </w:p>
+    <w:p>
+      <w:pPr>
+        <w:pStyle w:val="Heading2"/>
+      </w:pPr>
+      <w:r>
+        <w:t>State input assumptions and omitted review handling</w:t>
+      </w:r>
+    </w:p>
+    <w:p>
+      <w:pPr>
+        <w:spacing w:line="336" w:lineRule="auto" w:after="180"/>
+      </w:pPr>
+      <w:r>
+        <w:rPr>
+          <w:b w:val="0"/>
+        </w:rPr>
+        <w:t>This short script assumes the named fields are present, fun/learning are valid whole-number0–5 ratings and minutes is a nonnegative whole number. It demonstrates the time constraint and scoring; it is not a complete input validator. A missing field must not be silently treated as0. Keep rejected items and reasons in the investigation record even though this minimal script prints only eligible choices.</w:t>
+      </w:r>
+    </w:p>
+    <w:p>
+      <w:pPr>
+        <w:pStyle w:val="Heading2"/>
+      </w:pPr>
+      <w:r>
+        <w:t>Explain a deciding step</w:t>
+      </w:r>
+    </w:p>
+    <w:p>
+      <w:pPr>
+        <w:pStyle w:val="ListBullet"/>
+      </w:pPr>
+      <w:r>
+        <w:t>Point to the input, the deciding step and the result in this week’s visual. Explain the same step in ordinary words. A picture helps when you can say what each part represents.</w:t>
+      </w:r>
+    </w:p>
+    <w:p>
+      <w:pPr>
+        <w:pStyle w:val="Heading2"/>
+      </w:pPr>
+      <w:r>
+        <w:t>Earlier wording, alternatives and picture transcripts · reference / check after trying</w:t>
+      </w:r>
+    </w:p>
+    <w:p>
+      <w:pPr>
+        <w:spacing w:line="336" w:lineRule="auto" w:after="180"/>
+      </w:pPr>
+      <w:r>
+        <w:rPr>
+          <w:b w:val="0"/>
+        </w:rPr>
+        <w:t xml:space="preserve">VISUAL </w:t>
+      </w:r>
+      <w:r>
+        <w:rPr>
+          <w:b/>
+        </w:rPr>
+        <w:t>MECHANISM</w:t>
+      </w:r>
+    </w:p>
+    <w:p>
+      <w:pPr>
+        <w:spacing w:line="336" w:lineRule="auto" w:after="180"/>
+      </w:pPr>
+      <w:r>
+        <w:rPr>
+          <w:b/>
+        </w:rPr>
+        <w:t>Input</w:t>
+      </w:r>
+      <w:r>
+        <w:rPr>
+          <w:b w:val="0"/>
+        </w:rPr>
+        <w:t xml:space="preserve"> → </w:t>
+      </w:r>
+      <w:r>
+        <w:rPr>
+          <w:b/>
+        </w:rPr>
+        <w:t>Process</w:t>
+      </w:r>
+      <w:r>
+        <w:rPr>
+          <w:b w:val="0"/>
+        </w:rPr>
+        <w:t xml:space="preserve"> → </w:t>
+      </w:r>
+      <w:r>
+        <w:rPr>
+          <w:b/>
+        </w:rPr>
+        <w:t>Output</w:t>
+      </w:r>
+    </w:p>
+    <w:p>
+      <w:pPr>
+        <w:spacing w:line="336" w:lineRule="auto" w:after="180"/>
+      </w:pPr>
+      <w:r>
+        <w:rPr>
+          <w:b w:val="0"/>
+        </w:rPr>
+        <w:t>Trace the information. At each stage, ask what changed and how you could test it.</w:t>
+      </w:r>
+    </w:p>
+    <w:p>
+      <w:r>
+        <w:drawing>
+          <wp:inline xmlns:a="http://schemas.openxmlformats.org/drawingml/2006/main" xmlns:pic="http://schemas.openxmlformats.org/drawingml/2006/picture">
+            <wp:extent cx="5486400" cy="3145536"/>
+            <wp:docPr id="3" name="Picture 3" descr="INPUT stage for Recommendation Scores"/>
+            <wp:cNvGraphicFramePr>
+              <a:graphicFrameLocks noChangeAspect="1"/>
+            </wp:cNvGraphicFramePr>
+            <a:graphic>
+              <a:graphicData uri="http://schemas.openxmlformats.org/drawingml/2006/picture">
+                <pic:pic>
+                  <pic:nvPicPr>
+                    <pic:cNvPr id="0" name="69a2e3a7dcef8e3047888c1cebb2366a73db662d9c2e349cfb2d25827853d80c.png"/>
+                    <pic:cNvPicPr/>
+                  </pic:nvPicPr>
+                  <pic:blipFill>
+                    <a:blip r:embed="rId10"/>
+                    <a:stretch>
+                      <a:fillRect/>
+                    </a:stretch>
+                  </pic:blipFill>
+                  <pic:spPr>
+                    <a:xfrm>
+                      <a:off x="0" y="0"/>
+                      <a:ext cx="5486400" cy="3145536"/>
+                    </a:xfrm>
+                    <a:prstGeom prst="rect"/>
+                  </pic:spPr>
+                </pic:pic>
+              </a:graphicData>
+            </a:graphic>
+          </wp:inline>
+        </w:drawing>
+      </w:r>
+    </w:p>
+    <w:p>
+      <w:pPr>
+        <w:spacing w:line="336" w:lineRule="auto" w:after="180"/>
+      </w:pPr>
+      <w:r>
+        <w:rPr>
+          <w:b w:val="0"/>
+        </w:rPr>
+        <w:t>↓</w:t>
+      </w:r>
+    </w:p>
+    <w:p>
+      <w:r>
+        <w:drawing>
+          <wp:inline xmlns:a="http://schemas.openxmlformats.org/drawingml/2006/main" xmlns:pic="http://schemas.openxmlformats.org/drawingml/2006/picture">
+            <wp:extent cx="5486400" cy="3145536"/>
+            <wp:docPr id="4" name="Picture 4" descr="PROCESS stage for Recommendation Scores"/>
+            <wp:cNvGraphicFramePr>
+              <a:graphicFrameLocks noChangeAspect="1"/>
+            </wp:cNvGraphicFramePr>
+            <a:graphic>
+              <a:graphicData uri="http://schemas.openxmlformats.org/drawingml/2006/picture">
+                <pic:pic>
+                  <pic:nvPicPr>
+                    <pic:cNvPr id="0" name="828f75001e5c7efb9d51bcd4bbb7347cde854f157f14bea18c19efbce0b256d5.png"/>
+                    <pic:cNvPicPr/>
+                  </pic:nvPicPr>
+                  <pic:blipFill>
+                    <a:blip r:embed="rId11"/>
+                    <a:stretch>
+                      <a:fillRect/>
+                    </a:stretch>
+                  </pic:blipFill>
+                  <pic:spPr>
+                    <a:xfrm>
+                      <a:off x="0" y="0"/>
+                      <a:ext cx="5486400" cy="3145536"/>
+                    </a:xfrm>
+                    <a:prstGeom prst="rect"/>
+                  </pic:spPr>
+                </pic:pic>
+              </a:graphicData>
+            </a:graphic>
+          </wp:inline>
+        </w:drawing>
+      </w:r>
+    </w:p>
+    <w:p>
+      <w:pPr>
+        <w:spacing w:line="336" w:lineRule="auto" w:after="180"/>
+      </w:pPr>
+      <w:r>
+        <w:rPr>
+          <w:b w:val="0"/>
+        </w:rPr>
+        <w:t>↓</w:t>
+      </w:r>
+    </w:p>
+    <w:p>
+      <w:r>
+        <w:drawing>
+          <wp:inline xmlns:a="http://schemas.openxmlformats.org/drawingml/2006/main" xmlns:pic="http://schemas.openxmlformats.org/drawingml/2006/picture">
+            <wp:extent cx="5486400" cy="3145536"/>
+            <wp:docPr id="5" name="Picture 5" descr="OUTPUT stage for Recommendation Scores"/>
+            <wp:cNvGraphicFramePr>
+              <a:graphicFrameLocks noChangeAspect="1"/>
+            </wp:cNvGraphicFramePr>
+            <a:graphic>
+              <a:graphicData uri="http://schemas.openxmlformats.org/drawingml/2006/picture">
+                <pic:pic>
+                  <pic:nvPicPr>
+                    <pic:cNvPr id="0" name="fe97910f7ed012e33e87206e179e3e74c7426737b2eca31fb2cd020ea7e23360.png"/>
+                    <pic:cNvPicPr/>
+                  </pic:nvPicPr>
+                  <pic:blipFill>
+                    <a:blip r:embed="rId12"/>
+                    <a:stretch>
+                      <a:fillRect/>
+                    </a:stretch>
+                  </pic:blipFill>
+                  <pic:spPr>
+                    <a:xfrm>
+                      <a:off x="0" y="0"/>
+                      <a:ext cx="5486400" cy="3145536"/>
+                    </a:xfrm>
+                    <a:prstGeom prst="rect"/>
+                  </pic:spPr>
+                </pic:pic>
+              </a:graphicData>
+            </a:graphic>
+          </wp:inline>
+        </w:drawing>
+      </w:r>
+    </w:p>
+    <w:p>
+      <w:pPr>
+        <w:spacing w:line="336" w:lineRule="auto" w:after="180"/>
+      </w:pPr>
+      <w:r>
+        <w:rPr>
+          <w:b w:val="0"/>
+        </w:rPr>
+        <w:t>Which stage could fail even when the other two are correct? Explain:</w:t>
+      </w:r>
+    </w:p>
+    <w:p>
+      <w:pPr>
         <w:pStyle w:val="Heading3"/>
       </w:pPr>
       <w:r>
+        <w:t>Write or draw your reasoning and evidence.</w:t>
+      </w:r>
+    </w:p>
+    <w:p>
+      <w:r>
+        <w:t>________________________________________________________________</w:t>
+      </w:r>
+    </w:p>
+    <w:p>
+      <w:r>
+        <w:t>________________________________________________________________</w:t>
+      </w:r>
+    </w:p>
+    <w:p>
+      <w:r>
+        <w:t>________________________________________________________________</w:t>
+      </w:r>
+    </w:p>
+    <w:p>
+      <w:r>
+        <w:t>________________________________________________________________</w:t>
+      </w:r>
+    </w:p>
+    <w:p>
+      <w:r>
+        <w:t>________________________________________________________________</w:t>
+      </w:r>
+    </w:p>
+    <w:p>
+      <w:pPr>
+        <w:pStyle w:val="Heading3"/>
+      </w:pPr>
+      <w:r>
+        <w:t>A closer explanation</w:t>
+      </w:r>
+    </w:p>
+    <w:p>
+      <w:pPr>
+        <w:pStyle w:val="Heading3"/>
+      </w:pPr>
+      <w:r>
         <w:t>Check must-have rules before scoring</w:t>
       </w:r>
     </w:p>
     <w:p>
       <w:pPr>
-        <w:spacing w:line="336" w:lineRule="auto" w:after="180"/>
-      </w:pPr>
-      <w:r>
-        <w:rPr>
-          <w:b w:val="0"/>
-        </w:rPr>
-        <w:t xml:space="preserve">Make two decisions in order. First check the duration: A takes 15 minutes and qualifies under the 20-minute limit; B takes 25 minutes and does not. Then calculate </w:t>
-      </w:r>
-      <w:r>
-        <w:rPr>
-          <w:b/>
-        </w:rPr>
-        <w:t>score</w:t>
-      </w:r>
-      <w:r>
-        <w:rPr>
-          <w:b w:val="0"/>
-        </w:rPr>
-        <w:t xml:space="preserve">s for eligible choices. A </w:t>
-      </w:r>
-      <w:r>
-        <w:rPr>
-          <w:b/>
-        </w:rPr>
-        <w:t>score</w:t>
-      </w:r>
-      <w:r>
-        <w:rPr>
-          <w:b w:val="0"/>
-        </w:rPr>
-        <w:t>s 2 times 4 plus 2, or 10.</w:t>
-      </w:r>
-    </w:p>
-    <w:p>
-      <w:pPr>
-        <w:spacing w:line="336" w:lineRule="auto" w:after="180"/>
-      </w:pPr>
-      <w:r>
-        <w:rPr>
-          <w:b w:val="0"/>
-        </w:rPr>
-        <w:t xml:space="preserve">B would </w:t>
-      </w:r>
-      <w:r>
-        <w:rPr>
-          <w:b/>
-        </w:rPr>
-        <w:t>score</w:t>
-      </w:r>
-      <w:r>
-        <w:rPr>
-          <w:b w:val="0"/>
-        </w:rPr>
-        <w:t xml:space="preserve"> 11, but that </w:t>
-      </w:r>
-      <w:r>
-        <w:rPr>
-          <w:b/>
-        </w:rPr>
-        <w:t>score</w:t>
-      </w:r>
-      <w:r>
-        <w:rPr>
-          <w:b w:val="0"/>
-        </w:rPr>
-        <w:t xml:space="preserve"> cannot remove the time requirement. Keep the rejection reason beside B instead of calling it a worse-scoring activity.</w:t>
-      </w:r>
-    </w:p>
-    <w:p>
-      <w:pPr>
         <w:pStyle w:val="Heading3"/>
       </w:pPr>
       <w:r>
@@ -1344,86 +1427,23 @@
     </w:p>
     <w:p>
       <w:pPr>
-        <w:spacing w:line="336" w:lineRule="auto" w:after="180"/>
-      </w:pPr>
-      <w:r>
-        <w:rPr>
-          <w:b w:val="0"/>
-        </w:rPr>
-        <w:t xml:space="preserve">Point to the </w:t>
-      </w:r>
-      <w:r>
-        <w:rPr>
-          <w:b/>
-        </w:rPr>
-        <w:t>input</w:t>
-      </w:r>
-      <w:r>
-        <w:rPr>
-          <w:b w:val="0"/>
-        </w:rPr>
-        <w:t>, the deciding step and the result in this week’s visual. Explain the same step in ordinary words. A picture helps when you can say what each part represents.</w:t>
-      </w:r>
-    </w:p>
-    <w:p>
-      <w:pPr>
         <w:pStyle w:val="Heading1"/>
       </w:pPr>
       <w:r>
-        <w:t>04. Compare the cases</w:t>
-      </w:r>
-    </w:p>
-    <w:p>
-      <w:r>
-        <w:t>Compare the supplied cases for Recommendation Scores. Identify the detail that changes the conclusion.</w:t>
-      </w:r>
-    </w:p>
-    <w:p>
-      <w:pPr>
-        <w:pStyle w:val="Heading3"/>
-      </w:pPr>
-      <w:r>
-        <w:t>The case to investigate</w:t>
-      </w:r>
-    </w:p>
-    <w:p>
-      <w:pPr>
-        <w:spacing w:line="336" w:lineRule="auto" w:after="180"/>
-        <w:shd w:fill="F1F6FC"/>
-      </w:pPr>
-      <w:r>
-        <w:rPr>
-          <w:b w:val="0"/>
-        </w:rPr>
-        <w:t>CASE GALLERY</w:t>
-      </w:r>
-    </w:p>
-    <w:p>
-      <w:pPr>
-        <w:spacing w:line="336" w:lineRule="auto" w:after="180"/>
-      </w:pPr>
-      <w:r>
-        <w:rPr>
-          <w:b w:val="0"/>
-        </w:rPr>
-        <w:t xml:space="preserve">Four Tests, Four Kinds of </w:t>
-      </w:r>
-      <w:r>
-        <w:rPr>
-          <w:b/>
-        </w:rPr>
-        <w:t>Evidence</w:t>
-      </w:r>
-    </w:p>
-    <w:p>
-      <w:pPr>
-        <w:spacing w:line="336" w:lineRule="auto" w:after="180"/>
-      </w:pPr>
-      <w:r>
-        <w:rPr>
-          <w:b w:val="0"/>
-        </w:rPr>
-        <w:t>A system is not understood until it survives more than one comfortable example.</w:t>
+        <w:t>04. Challenge an excluded high score and an exact boundary</w:t>
+      </w:r>
+    </w:p>
+    <w:p>
+      <w:r>
+        <w:t>Changing a preference does not silently change a hard requirement.</w:t>
+      </w:r>
+    </w:p>
+    <w:p>
+      <w:pPr>
+        <w:pStyle w:val="Heading2"/>
+      </w:pPr>
+      <w:r>
+        <w:t>Four pictures with a purpose</w:t>
       </w:r>
     </w:p>
     <w:p>
@@ -1464,6 +1484,11 @@
     </w:p>
     <w:p>
       <w:r>
+        <w:t>Normal case: predict the result and deciding evidence.</w:t>
+      </w:r>
+    </w:p>
+    <w:p>
+      <w:r>
         <w:drawing>
           <wp:inline xmlns:a="http://schemas.openxmlformats.org/drawingml/2006/main" xmlns:pic="http://schemas.openxmlformats.org/drawingml/2006/picture">
             <wp:extent cx="5486400" cy="3200400"/>
@@ -1499,47 +1524,8 @@
       </w:r>
     </w:p>
     <w:p>
-      <w:pPr>
-        <w:pStyle w:val="Heading3"/>
-      </w:pPr>
-      <w:r>
-        <w:t>The normal case</w:t>
-      </w:r>
-    </w:p>
-    <w:p>
-      <w:pPr>
-        <w:spacing w:line="336" w:lineRule="auto" w:after="180"/>
-        <w:shd w:fill="F1F6FC"/>
-      </w:pPr>
-      <w:r>
-        <w:rPr>
-          <w:b w:val="0"/>
-        </w:rPr>
-        <w:t xml:space="preserve">NORMAL CASE: predict and name </w:t>
-      </w:r>
-      <w:r>
-        <w:rPr>
-          <w:b/>
-        </w:rPr>
-        <w:t>evidence</w:t>
-      </w:r>
-      <w:r>
-        <w:rPr>
-          <w:b w:val="0"/>
-        </w:rPr>
-        <w:t xml:space="preserve">.     BOUNDARY CASE: predict and name </w:t>
-      </w:r>
-      <w:r>
-        <w:rPr>
-          <w:b/>
-        </w:rPr>
-        <w:t>evidence</w:t>
-      </w:r>
-      <w:r>
-        <w:rPr>
-          <w:b w:val="0"/>
-        </w:rPr>
-        <w:t>.</w:t>
+      <w:r>
+        <w:t>Boundary case: identify the exact limit.</w:t>
       </w:r>
     </w:p>
     <w:p>
@@ -1580,6 +1566,11 @@
     </w:p>
     <w:p>
       <w:r>
+        <w:t>Missing information: name what must be clarified.</w:t>
+      </w:r>
+    </w:p>
+    <w:p>
+      <w:r>
         <w:drawing>
           <wp:inline xmlns:a="http://schemas.openxmlformats.org/drawingml/2006/main" xmlns:pic="http://schemas.openxmlformats.org/drawingml/2006/picture">
             <wp:extent cx="5486400" cy="3200400"/>
@@ -1615,260 +1606,192 @@
       </w:r>
     </w:p>
     <w:p>
+      <w:r>
+        <w:t>Transfer case: explain which procedure still applies.</w:t>
+      </w:r>
+    </w:p>
+    <w:p>
+      <w:pPr>
+        <w:pStyle w:val="Heading2"/>
+      </w:pPr>
+      <w:r>
+        <w:t>Choose a revealing case</w:t>
+      </w:r>
+    </w:p>
+    <w:p>
+      <w:pPr>
+        <w:pStyle w:val="ListBullet"/>
+      </w:pPr>
+      <w:r>
+        <w:t>Which case is most likely to reveal a hidden assumption? Why?</w:t>
+      </w:r>
+    </w:p>
+    <w:p>
       <w:pPr>
         <w:pStyle w:val="Heading3"/>
       </w:pPr>
       <w:r>
-        <w:t>Check missing information</w:t>
+        <w:t>Write or draw your reasoning and evidence.</w:t>
+      </w:r>
+    </w:p>
+    <w:p>
+      <w:r>
+        <w:t>________________________________________________________________</w:t>
+      </w:r>
+    </w:p>
+    <w:p>
+      <w:r>
+        <w:t>________________________________________________________________</w:t>
+      </w:r>
+    </w:p>
+    <w:p>
+      <w:r>
+        <w:t>________________________________________________________________</w:t>
+      </w:r>
+    </w:p>
+    <w:p>
+      <w:r>
+        <w:t>________________________________________________________________</w:t>
+      </w:r>
+    </w:p>
+    <w:p>
+      <w:r>
+        <w:t>________________________________________________________________</w:t>
+      </w:r>
+    </w:p>
+    <w:p>
+      <w:pPr>
+        <w:pStyle w:val="Heading2"/>
+      </w:pPr>
+      <w:r>
+        <w:t>Predict the supplied changed case</w:t>
+      </w:r>
+    </w:p>
+    <w:p>
+      <w:pPr>
+        <w:pStyle w:val="ListBullet"/>
+      </w:pPr>
+      <w:r>
+        <w:t>Change: Change interest weight from 2 to 3, keeping time limit 14.</w:t>
+      </w:r>
+    </w:p>
+    <w:p>
+      <w:pPr>
+        <w:pStyle w:val="Heading2"/>
+      </w:pPr>
+      <w:r>
+        <w:t>Check after predicting · reference / check after trying</w:t>
       </w:r>
     </w:p>
     <w:p>
       <w:pPr>
         <w:spacing w:line="336" w:lineRule="auto" w:after="180"/>
-        <w:shd w:fill="FFF5E6"/>
-      </w:pPr>
+      </w:pPr>
+      <w:r>
+        <w:rPr>
+          <w:b/>
+        </w:rPr>
+        <w:t>Prediction</w:t>
+      </w:r>
       <w:r>
         <w:rPr>
           <w:b w:val="0"/>
         </w:rPr>
-        <w:t xml:space="preserve">MISSING INFORMATION: predict and name </w:t>
+        <w:t xml:space="preserve">: A </w:t>
       </w:r>
       <w:r>
         <w:rPr>
           <w:b/>
         </w:rPr>
-        <w:t>evidence</w:t>
+        <w:t>score</w:t>
       </w:r>
       <w:r>
         <w:rPr>
           <w:b w:val="0"/>
         </w:rPr>
-        <w:t xml:space="preserve">.     TRANSFER CASE: predict and name </w:t>
+        <w:t xml:space="preserve">s 11; C also </w:t>
       </w:r>
       <w:r>
         <w:rPr>
           <w:b/>
         </w:rPr>
-        <w:t>evidence</w:t>
+        <w:t>score</w:t>
       </w:r>
       <w:r>
         <w:rPr>
           <w:b w:val="0"/>
         </w:rPr>
-        <w:t>.</w:t>
+        <w:t>s 11; tie-by-ID chooses A.</w:t>
       </w:r>
     </w:p>
     <w:p>
       <w:pPr>
         <w:spacing w:line="336" w:lineRule="auto" w:after="180"/>
-        <w:shd w:fill="F5F1FB"/>
       </w:pPr>
       <w:r>
         <w:rPr>
           <w:b w:val="0"/>
         </w:rPr>
-        <w:t>Which case is most likely to reveal a hidden assumption? Why?</w:t>
-      </w:r>
-    </w:p>
-    <w:p>
-      <w:pPr>
-        <w:pStyle w:val="Heading3"/>
-      </w:pPr>
-      <w:r>
-        <w:t>Write or draw your reasoning and evidence.</w:t>
-      </w:r>
-    </w:p>
-    <w:p>
-      <w:r>
-        <w:t>________________________________________________________________</w:t>
-      </w:r>
-    </w:p>
-    <w:p>
-      <w:r>
-        <w:t>________________________________________________________________</w:t>
-      </w:r>
-    </w:p>
-    <w:p>
-      <w:r>
-        <w:t>________________________________________________________________</w:t>
-      </w:r>
-    </w:p>
-    <w:p>
-      <w:r>
-        <w:t>________________________________________________________________</w:t>
-      </w:r>
-    </w:p>
-    <w:p>
-      <w:r>
-        <w:t>________________________________________________________________</w:t>
-      </w:r>
-    </w:p>
-    <w:p>
-      <w:pPr>
-        <w:pStyle w:val="Heading3"/>
-      </w:pPr>
-      <w:r>
-        <w:t>Change one thing in the pictured case</w:t>
-      </w:r>
-    </w:p>
-    <w:p>
-      <w:pPr>
-        <w:pStyle w:val="Heading3"/>
-      </w:pPr>
-      <w:r>
-        <w:t>Change one thing</w:t>
+        <w:t xml:space="preserve">Reason: B remains too long; changing preferences changes only </w:t>
+      </w:r>
+      <w:r>
+        <w:rPr>
+          <w:b/>
+        </w:rPr>
+        <w:t>rank</w:t>
+      </w:r>
+      <w:r>
+        <w:rPr>
+          <w:b w:val="0"/>
+        </w:rPr>
+        <w:t>ing of A and C.</w:t>
+      </w:r>
+    </w:p>
+    <w:p>
+      <w:pPr>
+        <w:pStyle w:val="Heading2"/>
+      </w:pPr>
+      <w:r>
+        <w:t>Earlier wording, alternatives and picture transcripts · reference / check after trying</w:t>
       </w:r>
     </w:p>
     <w:p>
       <w:pPr>
         <w:spacing w:line="336" w:lineRule="auto" w:after="180"/>
-        <w:shd w:fill="F5F1FB"/>
       </w:pPr>
       <w:r>
         <w:rPr>
           <w:b w:val="0"/>
         </w:rPr>
-        <w:t xml:space="preserve">Change: Change interest </w:t>
+        <w:t>CASE GALLERY</w:t>
+      </w:r>
+    </w:p>
+    <w:p>
+      <w:pPr>
+        <w:spacing w:line="336" w:lineRule="auto" w:after="180"/>
+      </w:pPr>
+      <w:r>
+        <w:rPr>
+          <w:b w:val="0"/>
+        </w:rPr>
+        <w:t xml:space="preserve">Four Tests, Four Kinds of </w:t>
       </w:r>
       <w:r>
         <w:rPr>
           <w:b/>
         </w:rPr>
-        <w:t>weight</w:t>
-      </w:r>
+        <w:t>Evidence</w:t>
+      </w:r>
+    </w:p>
+    <w:p>
+      <w:pPr>
+        <w:spacing w:line="336" w:lineRule="auto" w:after="180"/>
+      </w:pPr>
       <w:r>
         <w:rPr>
           <w:b w:val="0"/>
         </w:rPr>
-        <w:t xml:space="preserve"> from 2 to 3, keeping time limit 14.</w:t>
-      </w:r>
-    </w:p>
-    <w:p>
-      <w:pPr>
-        <w:pStyle w:val="Heading3"/>
-      </w:pPr>
-      <w:r>
-        <w:t>Predicted result</w:t>
-      </w:r>
-    </w:p>
-    <w:p>
-      <w:pPr>
-        <w:spacing w:line="336" w:lineRule="auto" w:after="180"/>
-        <w:shd w:fill="F1F6FC"/>
-      </w:pPr>
-      <w:r>
-        <w:rPr>
-          <w:b/>
-        </w:rPr>
-        <w:t>Prediction</w:t>
-      </w:r>
-      <w:r>
-        <w:rPr>
-          <w:b w:val="0"/>
-        </w:rPr>
-        <w:t xml:space="preserve">: A </w:t>
-      </w:r>
-      <w:r>
-        <w:rPr>
-          <w:b/>
-        </w:rPr>
-        <w:t>score</w:t>
-      </w:r>
-      <w:r>
-        <w:rPr>
-          <w:b w:val="0"/>
-        </w:rPr>
-        <w:t xml:space="preserve">s 11; C also </w:t>
-      </w:r>
-      <w:r>
-        <w:rPr>
-          <w:b/>
-        </w:rPr>
-        <w:t>score</w:t>
-      </w:r>
-      <w:r>
-        <w:rPr>
-          <w:b w:val="0"/>
-        </w:rPr>
-        <w:t>s 11; tie-by-ID chooses A.</w:t>
-      </w:r>
-    </w:p>
-    <w:p>
-      <w:pPr>
-        <w:pStyle w:val="Heading3"/>
-      </w:pPr>
-      <w:r>
-        <w:t>Why the result follows</w:t>
-      </w:r>
-    </w:p>
-    <w:p>
-      <w:pPr>
-        <w:spacing w:line="336" w:lineRule="auto" w:after="180"/>
-        <w:shd w:fill="F1F6FC"/>
-      </w:pPr>
-      <w:r>
-        <w:rPr>
-          <w:b w:val="0"/>
-        </w:rPr>
-        <w:t xml:space="preserve">Reason: B remains too long; changing preferences changes only </w:t>
-      </w:r>
-      <w:r>
-        <w:rPr>
-          <w:b/>
-        </w:rPr>
-        <w:t>rank</w:t>
-      </w:r>
-      <w:r>
-        <w:rPr>
-          <w:b w:val="0"/>
-        </w:rPr>
-        <w:t>ing of A and C.</w:t>
-      </w:r>
-    </w:p>
-    <w:p>
-      <w:pPr>
-        <w:pStyle w:val="Heading1"/>
-      </w:pPr>
-      <w:r>
-        <w:t>05. Words that unlock the idea</w:t>
-      </w:r>
-    </w:p>
-    <w:p>
-      <w:r>
-        <w:t>Use the vocabulary of Recommendation Scores to explain a concrete decision, rather than only memorising definitions.</w:t>
-      </w:r>
-    </w:p>
-    <w:p>
-      <w:pPr>
-        <w:spacing w:line="336" w:lineRule="auto" w:after="180"/>
-      </w:pPr>
-      <w:r>
-        <w:rPr>
-          <w:b/>
-        </w:rPr>
-        <w:t>VOCABULARY LAB</w:t>
-      </w:r>
-    </w:p>
-    <w:p>
-      <w:pPr>
-        <w:spacing w:line="336" w:lineRule="auto" w:after="180"/>
-      </w:pPr>
-      <w:r>
-        <w:rPr>
-          <w:b w:val="0"/>
-        </w:rPr>
-        <w:t>Words You Can Use to Reason</w:t>
-      </w:r>
-    </w:p>
-    <w:p>
-      <w:pPr>
-        <w:spacing w:line="336" w:lineRule="auto" w:after="180"/>
-      </w:pPr>
-      <w:r>
-        <w:rPr>
-          <w:b w:val="0"/>
-        </w:rPr>
-        <w:t>A definition matters when you can recognize the idea, use it, and contrast it with a near-miss.</w:t>
+        <w:t>A system is not understood until it survives more than one comfortable example.</w:t>
       </w:r>
     </w:p>
     <w:p>
@@ -1876,7 +1799,7 @@
         <w:drawing>
           <wp:inline xmlns:a="http://schemas.openxmlformats.org/drawingml/2006/main" xmlns:pic="http://schemas.openxmlformats.org/drawingml/2006/picture">
             <wp:extent cx="5486400" cy="3200400"/>
-            <wp:docPr id="10" name="Picture 10" descr="Vocabulary badge: weight"/>
+            <wp:docPr id="10" name="Picture 10" descr="NORMAL CASE illustration"/>
             <wp:cNvGraphicFramePr>
               <a:graphicFrameLocks noChangeAspect="1"/>
             </wp:cNvGraphicFramePr>
@@ -1884,11 +1807,11 @@
               <a:graphicData uri="http://schemas.openxmlformats.org/drawingml/2006/picture">
                 <pic:pic>
                   <pic:nvPicPr>
-                    <pic:cNvPr id="0" name="ac06b39541e46cee16a19df9e572c3e1443f2e4a2637b5407c9372266f011492.png"/>
+                    <pic:cNvPr id="0" name="1f18213ba3d74c99072fa04ad7520b53eee0b2e9e845b0d8a61ccdda1b41f3f1.png"/>
                     <pic:cNvPicPr/>
                   </pic:nvPicPr>
                   <pic:blipFill>
-                    <a:blip r:embed="rId17"/>
+                    <a:blip r:embed="rId13"/>
                     <a:stretch>
                       <a:fillRect/>
                     </a:stretch>
@@ -1912,7 +1835,7 @@
         <w:drawing>
           <wp:inline xmlns:a="http://schemas.openxmlformats.org/drawingml/2006/main" xmlns:pic="http://schemas.openxmlformats.org/drawingml/2006/picture">
             <wp:extent cx="5486400" cy="3200400"/>
-            <wp:docPr id="11" name="Picture 11" descr="Vocabulary badge: score"/>
+            <wp:docPr id="11" name="Picture 11" descr="BOUNDARY CASE illustration"/>
             <wp:cNvGraphicFramePr>
               <a:graphicFrameLocks noChangeAspect="1"/>
             </wp:cNvGraphicFramePr>
@@ -1920,11 +1843,11 @@
               <a:graphicData uri="http://schemas.openxmlformats.org/drawingml/2006/picture">
                 <pic:pic>
                   <pic:nvPicPr>
-                    <pic:cNvPr id="0" name="d321d60d757961388430c85a0989c65eae9112f02e5336215ea6ddcc82045c47.png"/>
+                    <pic:cNvPr id="0" name="fed8318cf337134a2c31a8d2c90831db67a27a43d3c6f85b25079c53ec37ff9a.png"/>
                     <pic:cNvPicPr/>
                   </pic:nvPicPr>
                   <pic:blipFill>
-                    <a:blip r:embed="rId18"/>
+                    <a:blip r:embed="rId14"/>
                     <a:stretch>
                       <a:fillRect/>
                     </a:stretch>
@@ -1944,11 +1867,46 @@
       </w:r>
     </w:p>
     <w:p>
+      <w:pPr>
+        <w:spacing w:line="336" w:lineRule="auto" w:after="180"/>
+      </w:pPr>
+      <w:r>
+        <w:rPr>
+          <w:b w:val="0"/>
+        </w:rPr>
+        <w:t xml:space="preserve">NORMAL CASE: predict and name </w:t>
+      </w:r>
+      <w:r>
+        <w:rPr>
+          <w:b/>
+        </w:rPr>
+        <w:t>evidence</w:t>
+      </w:r>
+      <w:r>
+        <w:rPr>
+          <w:b w:val="0"/>
+        </w:rPr>
+        <w:t xml:space="preserve">.     BOUNDARY CASE: predict and name </w:t>
+      </w:r>
+      <w:r>
+        <w:rPr>
+          <w:b/>
+        </w:rPr>
+        <w:t>evidence</w:t>
+      </w:r>
+      <w:r>
+        <w:rPr>
+          <w:b w:val="0"/>
+        </w:rPr>
+        <w:t>.</w:t>
+      </w:r>
+    </w:p>
+    <w:p>
       <w:r>
         <w:drawing>
           <wp:inline xmlns:a="http://schemas.openxmlformats.org/drawingml/2006/main" xmlns:pic="http://schemas.openxmlformats.org/drawingml/2006/picture">
             <wp:extent cx="5486400" cy="3200400"/>
-            <wp:docPr id="12" name="Picture 12" descr="Vocabulary badge: rank"/>
+            <wp:docPr id="12" name="Picture 12" descr="MISSING INFORMATION illustration"/>
             <wp:cNvGraphicFramePr>
               <a:graphicFrameLocks noChangeAspect="1"/>
             </wp:cNvGraphicFramePr>
@@ -1956,11 +1914,11 @@
               <a:graphicData uri="http://schemas.openxmlformats.org/drawingml/2006/picture">
                 <pic:pic>
                   <pic:nvPicPr>
-                    <pic:cNvPr id="0" name="a1126337edece886315f9f15d9f16b8fd96263d420863f0778fc27aa0dec9801.png"/>
+                    <pic:cNvPr id="0" name="75f964dbe29000347e518a59e2717387d7109bd1f947abdafa07e931a61cf754.png"/>
                     <pic:cNvPicPr/>
                   </pic:nvPicPr>
                   <pic:blipFill>
-                    <a:blip r:embed="rId19"/>
+                    <a:blip r:embed="rId15"/>
                     <a:stretch>
                       <a:fillRect/>
                     </a:stretch>
@@ -1984,7 +1942,7 @@
         <w:drawing>
           <wp:inline xmlns:a="http://schemas.openxmlformats.org/drawingml/2006/main" xmlns:pic="http://schemas.openxmlformats.org/drawingml/2006/picture">
             <wp:extent cx="5486400" cy="3200400"/>
-            <wp:docPr id="13" name="Picture 13" descr="Vocabulary badge: tradeoff"/>
+            <wp:docPr id="13" name="Picture 13" descr="TRANSFER CASE illustration"/>
             <wp:cNvGraphicFramePr>
               <a:graphicFrameLocks noChangeAspect="1"/>
             </wp:cNvGraphicFramePr>
@@ -1992,11 +1950,11 @@
               <a:graphicData uri="http://schemas.openxmlformats.org/drawingml/2006/picture">
                 <pic:pic>
                   <pic:nvPicPr>
-                    <pic:cNvPr id="0" name="b300af6fb4e6fb89f55a431fda0078a44821c4040140146e54cf17357e838abf.png"/>
+                    <pic:cNvPr id="0" name="4d936b6648b81ac897fc99370c2788f8e0b135d8fc31cfd77afceee66a92128c.png"/>
                     <pic:cNvPicPr/>
                   </pic:nvPicPr>
                   <pic:blipFill>
-                    <a:blip r:embed="rId20"/>
+                    <a:blip r:embed="rId16"/>
                     <a:stretch>
                       <a:fillRect/>
                     </a:stretch>
@@ -2015,250 +1973,114 @@
         </w:drawing>
       </w:r>
     </w:p>
-    <w:tbl>
-      <w:tblPr>
-        <w:tblStyle w:val="LightShading-Accent1"/>
-        <w:tblW w:type="auto" w:w="0"/>
-        <w:tblLook w:firstColumn="1" w:firstRow="1" w:lastColumn="0" w:lastRow="0" w:noHBand="0" w:noVBand="1" w:val="04A0"/>
-      </w:tblPr>
-      <w:tblGrid>
-        <w:gridCol w:w="3408"/>
-        <w:gridCol w:w="3408"/>
-        <w:gridCol w:w="3408"/>
-      </w:tblGrid>
-      <w:tr>
-        <w:trPr>
-          <w:tblHeader/>
-        </w:trPr>
-        <w:tc>
-          <w:tcPr>
-            <w:tcW w:type="dxa" w:w="3408"/>
-          </w:tcPr>
-          <w:p>
-            <w:r>
-              <w:t>Word</w:t>
-            </w:r>
-          </w:p>
-        </w:tc>
-        <w:tc>
-          <w:tcPr>
-            <w:tcW w:type="dxa" w:w="3408"/>
-          </w:tcPr>
-          <w:p>
-            <w:r>
-              <w:t>My own example</w:t>
-            </w:r>
-          </w:p>
-        </w:tc>
-        <w:tc>
-          <w:tcPr>
-            <w:tcW w:type="dxa" w:w="3408"/>
-          </w:tcPr>
-          <w:p>
-            <w:r>
-              <w:t>Not this / boundary</w:t>
-            </w:r>
-          </w:p>
-        </w:tc>
-      </w:tr>
-      <w:tr>
-        <w:tc>
-          <w:tcPr>
-            <w:tcW w:type="dxa" w:w="3408"/>
-          </w:tcPr>
-          <w:p>
-            <w:r>
-              <w:t>weight</w:t>
-            </w:r>
-          </w:p>
-        </w:tc>
-        <w:tc>
-          <w:tcPr>
-            <w:tcW w:type="dxa" w:w="3408"/>
-          </w:tcPr>
-          <w:p>
-            <w:r>
-              <w:t>A multiplier controlling how strongly a feature or value contributes to a calculation.</w:t>
-            </w:r>
-          </w:p>
-        </w:tc>
-        <w:tc>
-          <w:tcPr>
-            <w:tcW w:type="dxa" w:w="3408"/>
-          </w:tcPr>
-          <w:p>
-            <w:r/>
-          </w:p>
-        </w:tc>
-      </w:tr>
-      <w:tr>
-        <w:tc>
-          <w:tcPr>
-            <w:tcW w:type="dxa" w:w="3408"/>
-          </w:tcPr>
-          <w:p>
-            <w:r>
-              <w:t>score</w:t>
-            </w:r>
-          </w:p>
-        </w:tc>
-        <w:tc>
-          <w:tcPr>
-            <w:tcW w:type="dxa" w:w="3408"/>
-          </w:tcPr>
-          <w:p>
-            <w:r>
-              <w:t>A numerical value assigned using a specified rule; it is not automatically a probability.</w:t>
-            </w:r>
-          </w:p>
-        </w:tc>
-        <w:tc>
-          <w:tcPr>
-            <w:tcW w:type="dxa" w:w="3408"/>
-          </w:tcPr>
-          <w:p>
-            <w:r/>
-          </w:p>
-        </w:tc>
-      </w:tr>
-      <w:tr>
-        <w:tc>
-          <w:tcPr>
-            <w:tcW w:type="dxa" w:w="3408"/>
-          </w:tcPr>
-          <w:p>
-            <w:r>
-              <w:t>rank</w:t>
-            </w:r>
-          </w:p>
-        </w:tc>
-        <w:tc>
-          <w:tcPr>
-            <w:tcW w:type="dxa" w:w="3408"/>
-          </w:tcPr>
-          <w:p>
-            <w:r>
-              <w:t>Place candidates in an order using a declared comparison rule.</w:t>
-            </w:r>
-          </w:p>
-        </w:tc>
-        <w:tc>
-          <w:tcPr>
-            <w:tcW w:type="dxa" w:w="3408"/>
-          </w:tcPr>
-          <w:p>
-            <w:r/>
-          </w:p>
-        </w:tc>
-      </w:tr>
-      <w:tr>
-        <w:tc>
-          <w:tcPr>
-            <w:tcW w:type="dxa" w:w="3408"/>
-          </w:tcPr>
-          <w:p>
-            <w:r>
-              <w:t>tradeoff</w:t>
-            </w:r>
-          </w:p>
-        </w:tc>
-        <w:tc>
-          <w:tcPr>
-            <w:tcW w:type="dxa" w:w="3408"/>
-          </w:tcPr>
-          <w:p>
-            <w:r>
-              <w:t>A situation where improving one desired property can make another harder to achieve.</w:t>
-            </w:r>
-          </w:p>
-        </w:tc>
-        <w:tc>
-          <w:tcPr>
-            <w:tcW w:type="dxa" w:w="3408"/>
-          </w:tcPr>
-          <w:p>
-            <w:r/>
-          </w:p>
-        </w:tc>
-      </w:tr>
-    </w:tbl>
+    <w:p>
+      <w:pPr>
+        <w:spacing w:line="336" w:lineRule="auto" w:after="180"/>
+      </w:pPr>
+      <w:r>
+        <w:rPr>
+          <w:b w:val="0"/>
+        </w:rPr>
+        <w:t xml:space="preserve">MISSING INFORMATION: predict and name </w:t>
+      </w:r>
+      <w:r>
+        <w:rPr>
+          <w:b/>
+        </w:rPr>
+        <w:t>evidence</w:t>
+      </w:r>
+      <w:r>
+        <w:rPr>
+          <w:b w:val="0"/>
+        </w:rPr>
+        <w:t xml:space="preserve">.     TRANSFER CASE: predict and name </w:t>
+      </w:r>
+      <w:r>
+        <w:rPr>
+          <w:b/>
+        </w:rPr>
+        <w:t>evidence</w:t>
+      </w:r>
+      <w:r>
+        <w:rPr>
+          <w:b w:val="0"/>
+        </w:rPr>
+        <w:t>.</w:t>
+      </w:r>
+    </w:p>
     <w:p>
       <w:pPr>
         <w:pStyle w:val="Heading3"/>
       </w:pPr>
       <w:r>
-        <w:t>Words used in the closer explanation</w:t>
-      </w:r>
-    </w:p>
-    <w:tbl>
-      <w:tblPr>
-        <w:tblStyle w:val="LightShading-Accent1"/>
-        <w:tblW w:type="auto" w:w="0"/>
-        <w:tblLook w:firstColumn="1" w:firstRow="1" w:lastColumn="0" w:lastRow="0" w:noHBand="0" w:noVBand="1" w:val="04A0"/>
-      </w:tblPr>
-      <w:tblGrid>
-        <w:gridCol w:w="5112"/>
-        <w:gridCol w:w="5112"/>
-      </w:tblGrid>
-      <w:tr>
-        <w:trPr>
-          <w:tblHeader/>
-        </w:trPr>
-        <w:tc>
-          <w:tcPr>
-            <w:tcW w:type="dxa" w:w="5112"/>
-          </w:tcPr>
-          <w:p>
-            <w:r>
-              <w:t>Word</w:t>
-            </w:r>
-          </w:p>
-        </w:tc>
-        <w:tc>
-          <w:tcPr>
-            <w:tcW w:type="dxa" w:w="5112"/>
-          </w:tcPr>
-          <w:p>
-            <w:r>
-              <w:t>Meaning</w:t>
-            </w:r>
-          </w:p>
-        </w:tc>
-      </w:tr>
-      <w:tr>
-        <w:tc>
-          <w:tcPr>
-            <w:tcW w:type="dxa" w:w="5112"/>
-          </w:tcPr>
-          <w:p>
-            <w:r>
-              <w:t>Constraint</w:t>
-            </w:r>
-          </w:p>
-        </w:tc>
-        <w:tc>
-          <w:tcPr>
-            <w:tcW w:type="dxa" w:w="5112"/>
-          </w:tcPr>
-          <w:p>
-            <w:r>
-              <w:t>A requirement an option must meet</w:t>
-            </w:r>
-          </w:p>
-        </w:tc>
-      </w:tr>
-    </w:tbl>
+        <w:t>Change one thing in the pictured case</w:t>
+      </w:r>
+    </w:p>
     <w:p>
       <w:pPr>
         <w:pStyle w:val="Heading1"/>
       </w:pPr>
       <w:r>
-        <w:t>06. Follow a worked example</w:t>
-      </w:r>
-    </w:p>
-    <w:p>
-      <w:r>
-        <w:t>Follow the worked trace for Recommendation Scores, predict a step, then compare with its explanation.</w:t>
+        <w:t>06. Change weights while keeping eligibility visible</w:t>
+      </w:r>
+    </w:p>
+    <w:p>
+      <w:r>
+        <w:t>Trace the separate pictured interest/practice comparison.</w:t>
+      </w:r>
+    </w:p>
+    <w:p>
+      <w:pPr>
+        <w:pStyle w:val="Heading2"/>
+      </w:pPr>
+      <w:r>
+        <w:t>Try the opening weight change before discussing</w:t>
+      </w:r>
+    </w:p>
+    <w:p>
+      <w:pPr>
+        <w:pStyle w:val="Heading3"/>
+      </w:pPr>
+      <w:r>
+        <w:t>If enjoyment weight becomes 1 and learning weight becomes 2, find both scores before applying the same duration limit.</w:t>
+      </w:r>
+    </w:p>
+    <w:p>
+      <w:r>
+        <w:t>________________________________________________________________</w:t>
+      </w:r>
+    </w:p>
+    <w:p>
+      <w:r>
+        <w:t>________________________________________________________________</w:t>
+      </w:r>
+    </w:p>
+    <w:p>
+      <w:r>
+        <w:t>________________________________________________________________</w:t>
+      </w:r>
+    </w:p>
+    <w:p>
+      <w:r>
+        <w:t>________________________________________________________________</w:t>
+      </w:r>
+    </w:p>
+    <w:p>
+      <w:r>
+        <w:t>________________________________________________________________</w:t>
+      </w:r>
+    </w:p>
+    <w:p>
+      <w:r>
+        <w:t>________________________________________________________________</w:t>
+      </w:r>
+    </w:p>
+    <w:p>
+      <w:pPr>
+        <w:pStyle w:val="Heading2"/>
+      </w:pPr>
+      <w:r>
+        <w:t>Separate the different activity records</w:t>
       </w:r>
     </w:p>
     <w:p>
@@ -2267,7 +2089,295 @@
       </w:pPr>
       <w:r>
         <w:rPr>
+          <w:b w:val="0"/>
+        </w:rPr>
+        <w:t>Keep the cases distinct: opening activities use fun/learning with a20-minute limit and weights(2,1); the separate pictured choices below use interest/practice and a14-minute limit. Independent W4 later uses its own15-minute limit and ratings. NamesA/B/C do not mean the same rows in every case.</w:t>
+      </w:r>
+    </w:p>
+    <w:p>
+      <w:pPr>
+        <w:pStyle w:val="Heading2"/>
+      </w:pPr>
+      <w:r>
+        <w:t>Read the14-minute pictured contract</w:t>
+      </w:r>
+    </w:p>
+    <w:p>
+      <w:pPr>
+        <w:spacing w:line="336" w:lineRule="auto" w:after="180"/>
+      </w:pPr>
+      <w:r>
+        <w:rPr>
+          <w:b w:val="0"/>
+        </w:rPr>
+        <w:t>A fictional book-activity chooser has a 14-minute limit.</w:t>
+      </w:r>
+    </w:p>
+    <w:p>
+      <w:pPr>
+        <w:spacing w:line="336" w:lineRule="auto" w:after="180"/>
+      </w:pPr>
+      <w:r>
+        <w:rPr>
           <w:b/>
+        </w:rPr>
+        <w:t>Score</w:t>
+      </w:r>
+      <w:r>
+        <w:rPr>
+          <w:b w:val="0"/>
+        </w:rPr>
+        <w:t>=2×interest+practice. A=(interest3,practice2,time14); B=(4,3,15); C=(2,5,12).</w:t>
+      </w:r>
+    </w:p>
+    <w:p>
+      <w:pPr>
+        <w:spacing w:line="336" w:lineRule="auto" w:after="180"/>
+      </w:pPr>
+      <w:r>
+        <w:rPr>
+          <w:b w:val="0"/>
+        </w:rPr>
+        <w:t xml:space="preserve">Require whole nonnegative feature values; time must be at most the limit. Highest </w:t>
+      </w:r>
+      <w:r>
+        <w:rPr>
+          <w:b/>
+        </w:rPr>
+        <w:t>score</w:t>
+      </w:r>
+      <w:r>
+        <w:rPr>
+          <w:b w:val="0"/>
+        </w:rPr>
+        <w:t xml:space="preserve"> wins; tie by ID.</w:t>
+      </w:r>
+    </w:p>
+    <w:p>
+      <w:pPr>
+        <w:pStyle w:val="Heading2"/>
+      </w:pPr>
+      <w:r>
+        <w:t>Trace eligible scores and exclusion</w:t>
+      </w:r>
+    </w:p>
+    <w:p>
+      <w:r>
+        <w:drawing>
+          <wp:inline xmlns:a="http://schemas.openxmlformats.org/drawingml/2006/main" xmlns:pic="http://schemas.openxmlformats.org/drawingml/2006/picture">
+            <wp:extent cx="5486400" cy="4005072"/>
+            <wp:docPr id="14" name="Picture 14" descr="Eligibility first: A and C fit time; B takes 15 and is excluded. → Scores: A:2×3+2=8. C:2×2+5=9. → Choose: C wins at score 9 among eligible activities. → Explain exclusion: B’s score 11 cannot override its failed time requirement."/>
+            <wp:cNvGraphicFramePr>
+              <a:graphicFrameLocks noChangeAspect="1"/>
+            </wp:cNvGraphicFramePr>
+            <a:graphic>
+              <a:graphicData uri="http://schemas.openxmlformats.org/drawingml/2006/picture">
+                <pic:pic>
+                  <pic:nvPicPr>
+                    <pic:cNvPr id="0" name="academy-story-ai-2-23-02.png"/>
+                    <pic:cNvPicPr/>
+                  </pic:nvPicPr>
+                  <pic:blipFill>
+                    <a:blip r:embed="rId17"/>
+                    <a:stretch>
+                      <a:fillRect/>
+                    </a:stretch>
+                  </pic:blipFill>
+                  <pic:spPr>
+                    <a:xfrm>
+                      <a:off x="0" y="0"/>
+                      <a:ext cx="5486400" cy="4005072"/>
+                    </a:xfrm>
+                    <a:prstGeom prst="rect"/>
+                  </pic:spPr>
+                </pic:pic>
+              </a:graphicData>
+            </a:graphic>
+          </wp:inline>
+        </w:drawing>
+      </w:r>
+    </w:p>
+    <w:p>
+      <w:pPr>
+        <w:spacing w:line="336" w:lineRule="auto" w:after="180"/>
+      </w:pPr>
+      <w:r>
+        <w:rPr>
+          <w:b w:val="0"/>
+        </w:rPr>
+        <w:t xml:space="preserve">A </w:t>
+      </w:r>
+      <w:r>
+        <w:rPr>
+          <w:b/>
+        </w:rPr>
+        <w:t>score</w:t>
+      </w:r>
+      <w:r>
+        <w:rPr>
+          <w:b w:val="0"/>
+        </w:rPr>
+        <w:t xml:space="preserve"> combines preferences according to explicitly chosen </w:t>
+      </w:r>
+      <w:r>
+        <w:rPr>
+          <w:b/>
+        </w:rPr>
+        <w:t>weight</w:t>
+      </w:r>
+      <w:r>
+        <w:rPr>
+          <w:b w:val="0"/>
+        </w:rPr>
+        <w:t xml:space="preserve">s; it does not erase hard </w:t>
+      </w:r>
+      <w:r>
+        <w:rPr>
+          <w:b/>
+        </w:rPr>
+        <w:t>constraint</w:t>
+      </w:r>
+      <w:r>
+        <w:rPr>
+          <w:b w:val="0"/>
+        </w:rPr>
+        <w:t>s.</w:t>
+      </w:r>
+    </w:p>
+    <w:p>
+      <w:pPr>
+        <w:spacing w:line="336" w:lineRule="auto" w:after="180"/>
+      </w:pPr>
+      <w:r>
+        <w:rPr>
+          <w:b w:val="0"/>
+        </w:rPr>
+        <w:t xml:space="preserve">Computing a high </w:t>
+      </w:r>
+      <w:r>
+        <w:rPr>
+          <w:b/>
+        </w:rPr>
+        <w:t>score</w:t>
+      </w:r>
+      <w:r>
+        <w:rPr>
+          <w:b w:val="0"/>
+        </w:rPr>
+        <w:t xml:space="preserve"> for an excluded item can be useful in an audit, but it must not allow that item back into the candidate set. Store both eligibility reasons and </w:t>
+      </w:r>
+      <w:r>
+        <w:rPr>
+          <w:b/>
+        </w:rPr>
+        <w:t>score</w:t>
+      </w:r>
+      <w:r>
+        <w:rPr>
+          <w:b w:val="0"/>
+        </w:rPr>
+        <w:t xml:space="preserve"> components for explanations.</w:t>
+      </w:r>
+    </w:p>
+    <w:p>
+      <w:pPr>
+        <w:pStyle w:val="Heading2"/>
+      </w:pPr>
+      <w:r>
+        <w:t>Predict interest weight3 under the same limit</w:t>
+      </w:r>
+    </w:p>
+    <w:p>
+      <w:pPr>
+        <w:pStyle w:val="ListBullet"/>
+      </w:pPr>
+      <w:r>
+        <w:t>Change one thing: Change interest weight from 2 to 3, keeping time limit 14. Predict the result before checking the explanation. What remains the same?</w:t>
+      </w:r>
+    </w:p>
+    <w:p>
+      <w:pPr>
+        <w:pStyle w:val="Heading2"/>
+      </w:pPr>
+      <w:r>
+        <w:t>Check the tie policy after predicting · reference / check after trying</w:t>
+      </w:r>
+    </w:p>
+    <w:p>
+      <w:r>
+        <w:drawing>
+          <wp:inline xmlns:a="http://schemas.openxmlformats.org/drawingml/2006/main" xmlns:pic="http://schemas.openxmlformats.org/drawingml/2006/picture">
+            <wp:extent cx="5486400" cy="3026664"/>
+            <wp:docPr id="15" name="Picture 15" descr="Original case: B’s score 11 cannot override its failed time requirement. Changed condition: Change interest weight from 2 to 3, keeping time limit 14. Expected result: A scores 11; C also scores 11; tie-by-ID chooses A. Reason: B remains too long; changing preferences changes only ranking of A and C."/>
+            <wp:cNvGraphicFramePr>
+              <a:graphicFrameLocks noChangeAspect="1"/>
+            </wp:cNvGraphicFramePr>
+            <a:graphic>
+              <a:graphicData uri="http://schemas.openxmlformats.org/drawingml/2006/picture">
+                <pic:pic>
+                  <pic:nvPicPr>
+                    <pic:cNvPr id="0" name="academy-story-ai-2-23-04.png"/>
+                    <pic:cNvPicPr/>
+                  </pic:nvPicPr>
+                  <pic:blipFill>
+                    <a:blip r:embed="rId18"/>
+                    <a:stretch>
+                      <a:fillRect/>
+                    </a:stretch>
+                  </pic:blipFill>
+                  <pic:spPr>
+                    <a:xfrm>
+                      <a:off x="0" y="0"/>
+                      <a:ext cx="5486400" cy="3026664"/>
+                    </a:xfrm>
+                    <a:prstGeom prst="rect"/>
+                  </pic:spPr>
+                </pic:pic>
+              </a:graphicData>
+            </a:graphic>
+          </wp:inline>
+        </w:drawing>
+      </w:r>
+    </w:p>
+    <w:p>
+      <w:pPr>
+        <w:pStyle w:val="Heading2"/>
+      </w:pPr>
+      <w:r>
+        <w:t>Explain why B remains excluded and limit the claim</w:t>
+      </w:r>
+    </w:p>
+    <w:p>
+      <w:pPr>
+        <w:pStyle w:val="ListBullet"/>
+      </w:pPr>
+      <w:r>
+        <w:t>Read the labelled picture: Why does B not become the winner when its score is largest?</w:t>
+      </w:r>
+    </w:p>
+    <w:p>
+      <w:pPr>
+        <w:pStyle w:val="ListBullet"/>
+      </w:pPr>
+      <w:r>
+        <w:t>Toy interest scores are supplied inputs, not measured enjoyment or a universal definition of a good activity.</w:t>
+      </w:r>
+    </w:p>
+    <w:p>
+      <w:pPr>
+        <w:pStyle w:val="Heading2"/>
+      </w:pPr>
+      <w:r>
+        <w:t>Earlier wording, alternatives and picture transcripts · reference / check after trying</w:t>
+      </w:r>
+    </w:p>
+    <w:p>
+      <w:pPr>
+        <w:spacing w:line="336" w:lineRule="auto" w:after="180"/>
+      </w:pPr>
+      <w:r>
+        <w:rPr>
+          <w:b w:val="0"/>
         </w:rPr>
         <w:t xml:space="preserve">WORKED </w:t>
       </w:r>
@@ -2317,7 +2427,7 @@
         <w:drawing>
           <wp:inline xmlns:a="http://schemas.openxmlformats.org/drawingml/2006/main" xmlns:pic="http://schemas.openxmlformats.org/drawingml/2006/picture">
             <wp:extent cx="5486400" cy="2377440"/>
-            <wp:docPr id="14" name="Picture 14" descr="Worked evidence for Recommendation Scores"/>
+            <wp:docPr id="16" name="Picture 16" descr="Worked evidence for Recommendation Scores"/>
             <wp:cNvGraphicFramePr>
               <a:graphicFrameLocks noChangeAspect="1"/>
             </wp:cNvGraphicFramePr>
@@ -2329,7 +2439,7 @@
                     <pic:cNvPicPr/>
                   </pic:nvPicPr>
                   <pic:blipFill>
-                    <a:blip r:embed="rId21"/>
+                    <a:blip r:embed="rId19"/>
                     <a:stretch>
                       <a:fillRect/>
                     </a:stretch>
@@ -2351,7 +2461,6 @@
     <w:p>
       <w:pPr>
         <w:spacing w:line="336" w:lineRule="auto" w:after="180"/>
-        <w:shd w:fill="F4F9FC"/>
       </w:pPr>
       <w:r>
         <w:rPr>
@@ -2375,7 +2484,6 @@
     <w:p>
       <w:pPr>
         <w:spacing w:line="336" w:lineRule="auto" w:after="180"/>
-        <w:shd w:fill="F4F9FC"/>
       </w:pPr>
       <w:r>
         <w:rPr>
@@ -2387,7 +2495,6 @@
     <w:p>
       <w:pPr>
         <w:spacing w:line="336" w:lineRule="auto" w:after="180"/>
-        <w:shd w:fill="F4F9FC"/>
       </w:pPr>
       <w:r>
         <w:rPr>
@@ -2399,7 +2506,6 @@
     <w:p>
       <w:pPr>
         <w:spacing w:line="336" w:lineRule="auto" w:after="180"/>
-        <w:shd w:fill="F4F9FC"/>
       </w:pPr>
       <w:r>
         <w:rPr>
@@ -2479,7 +2585,6 @@
     <w:p>
       <w:pPr>
         <w:spacing w:line="336" w:lineRule="auto" w:after="180"/>
-        <w:shd w:fill="F5F1FB"/>
       </w:pPr>
       <w:r>
         <w:rPr>
@@ -2513,37 +2618,18 @@
         <w:pStyle w:val="Heading3"/>
       </w:pPr>
       <w:r>
-        <w:t>If enjoyment weight becomes 1 and learning weight becomes 2, find both scores before applying the same duration limit.</w:t>
-      </w:r>
-    </w:p>
-    <w:p>
-      <w:r>
-        <w:t>________________________________________________________________</w:t>
-      </w:r>
-    </w:p>
-    <w:p>
-      <w:r>
-        <w:t>________________________________________________________________</w:t>
-      </w:r>
-    </w:p>
-    <w:p>
-      <w:r>
-        <w:t>________________________________________________________________</w:t>
-      </w:r>
-    </w:p>
-    <w:p>
-      <w:r>
-        <w:t>________________________________________________________________</w:t>
-      </w:r>
-    </w:p>
-    <w:p>
-      <w:r>
-        <w:t>________________________________________________________________</w:t>
-      </w:r>
-    </w:p>
-    <w:p>
-      <w:r>
-        <w:t>________________________________________________________________</w:t>
+        <w:t>Learn from the worked case</w:t>
+      </w:r>
+    </w:p>
+    <w:p>
+      <w:pPr>
+        <w:spacing w:line="336" w:lineRule="auto" w:after="180"/>
+      </w:pPr>
+      <w:r>
+        <w:rPr>
+          <w:b w:val="0"/>
+        </w:rPr>
+        <w:t>Cover the result before checking it. Say what is given, choose the procedure, and follow one step at a time. Then uncover the result and explain your first mismatch. Ask why a step is allowed, not only what number it produces.</w:t>
       </w:r>
     </w:p>
     <w:p>
@@ -2551,18 +2637,7 @@
         <w:pStyle w:val="Heading3"/>
       </w:pPr>
       <w:r>
-        <w:t>Learn from the worked case</w:t>
-      </w:r>
-    </w:p>
-    <w:p>
-      <w:pPr>
-        <w:spacing w:line="336" w:lineRule="auto" w:after="180"/>
-      </w:pPr>
-      <w:r>
-        <w:rPr>
-          <w:b w:val="0"/>
-        </w:rPr>
-        <w:t>Cover the result before checking it. Say what is given, choose the procedure, and follow one step at a time. Then uncover the result and explain your first mismatch. Ask why a step is allowed, not only what number it produces.</w:t>
+        <w:t>A pictorial worked case: Recommendation Scores</w:t>
       </w:r>
     </w:p>
     <w:p>
@@ -2570,84 +2645,7 @@
         <w:pStyle w:val="Heading3"/>
       </w:pPr>
       <w:r>
-        <w:t>A pictorial worked case: Recommendation Scores</w:t>
-      </w:r>
-    </w:p>
-    <w:p>
-      <w:pPr>
-        <w:spacing w:line="336" w:lineRule="auto" w:after="180"/>
-      </w:pPr>
-      <w:r>
-        <w:rPr>
-          <w:b w:val="0"/>
-        </w:rPr>
-        <w:t>A fictional book-activity chooser has a 14-minute limit.</w:t>
-      </w:r>
-    </w:p>
-    <w:p>
-      <w:pPr>
-        <w:pStyle w:val="Heading3"/>
-      </w:pPr>
-      <w:r>
         <w:t>The facts we will use</w:t>
-      </w:r>
-    </w:p>
-    <w:p>
-      <w:pPr>
-        <w:pStyle w:val="Heading3"/>
-      </w:pPr>
-      <w:r>
-        <w:t>Supplied facts</w:t>
-      </w:r>
-    </w:p>
-    <w:p>
-      <w:pPr>
-        <w:spacing w:line="336" w:lineRule="auto" w:after="180"/>
-        <w:shd w:fill="F1F6FC"/>
-      </w:pPr>
-      <w:r>
-        <w:rPr>
-          <w:b/>
-        </w:rPr>
-        <w:t>Score</w:t>
-      </w:r>
-      <w:r>
-        <w:rPr>
-          <w:b w:val="0"/>
-        </w:rPr>
-        <w:t>=2×interest+practice. A=(interest3,practice2,time14); B=(4,3,15); C=(2,5,12).</w:t>
-      </w:r>
-    </w:p>
-    <w:p>
-      <w:pPr>
-        <w:pStyle w:val="Heading3"/>
-      </w:pPr>
-      <w:r>
-        <w:t>Supplied facts</w:t>
-      </w:r>
-    </w:p>
-    <w:p>
-      <w:pPr>
-        <w:spacing w:line="336" w:lineRule="auto" w:after="180"/>
-        <w:shd w:fill="F1F6FC"/>
-      </w:pPr>
-      <w:r>
-        <w:rPr>
-          <w:b w:val="0"/>
-        </w:rPr>
-        <w:t xml:space="preserve">Require whole nonnegative feature values; time must be at most the limit. Highest </w:t>
-      </w:r>
-      <w:r>
-        <w:rPr>
-          <w:b/>
-        </w:rPr>
-        <w:t>score</w:t>
-      </w:r>
-      <w:r>
-        <w:rPr>
-          <w:b w:val="0"/>
-        </w:rPr>
-        <w:t xml:space="preserve"> wins; tie by ID.</w:t>
       </w:r>
     </w:p>
     <w:p>
@@ -2655,7 +2653,7 @@
         <w:drawing>
           <wp:inline xmlns:a="http://schemas.openxmlformats.org/drawingml/2006/main" xmlns:pic="http://schemas.openxmlformats.org/drawingml/2006/picture">
             <wp:extent cx="5486400" cy="3657600"/>
-            <wp:docPr id="15" name="Picture 15" descr="Time filtering and scores"/>
+            <wp:docPr id="17" name="Picture 17" descr="Time filtering and scores"/>
             <wp:cNvGraphicFramePr>
               <a:graphicFrameLocks noChangeAspect="1"/>
             </wp:cNvGraphicFramePr>
@@ -2667,7 +2665,7 @@
                     <pic:cNvPicPr/>
                   </pic:nvPicPr>
                   <pic:blipFill>
-                    <a:blip r:embed="rId22"/>
+                    <a:blip r:embed="rId20"/>
                     <a:stretch>
                       <a:fillRect/>
                     </a:stretch>
@@ -2691,7 +2689,7 @@
         <w:drawing>
           <wp:inline xmlns:a="http://schemas.openxmlformats.org/drawingml/2006/main" xmlns:pic="http://schemas.openxmlformats.org/drawingml/2006/picture">
             <wp:extent cx="5381271" cy="5943599"/>
-            <wp:docPr id="16" name="Picture 16" descr="Recommendation Scores. Eligibility first: A and C fit time; B takes 15 and is excluded.. Scores: A:2×3+2=8. C:2×2+5=9.. Choose: C wins at score 9 among eligible activities.. Explain exclusion: B’s score 11 cannot override its failed time requirement."/>
+            <wp:docPr id="18" name="Picture 18" descr="Recommendation Scores. Eligibility first: A and C fit time; B takes 15 and is excluded.. Scores: A:2×3+2=8. C:2×2+5=9.. Choose: C wins at score 9 among eligible activities.. Explain exclusion: B’s score 11 cannot override its failed time requirement."/>
             <wp:cNvGraphicFramePr>
               <a:graphicFrameLocks noChangeAspect="1"/>
             </wp:cNvGraphicFramePr>
@@ -2703,7 +2701,7 @@
                     <pic:cNvPicPr/>
                   </pic:nvPicPr>
                   <pic:blipFill>
-                    <a:blip r:embed="rId23"/>
+                    <a:blip r:embed="rId21"/>
                     <a:stretch>
                       <a:fillRect/>
                     </a:stretch>
@@ -2872,19 +2870,45 @@
         <w:pStyle w:val="Heading3"/>
       </w:pPr>
       <w:r>
-        <w:t>Why the result follows</w:t>
+        <w:t>What this example does not establish</w:t>
+      </w:r>
+    </w:p>
+    <w:p>
+      <w:pPr>
+        <w:pStyle w:val="Heading1"/>
+      </w:pPr>
+      <w:r>
+        <w:t>07. Weights encode declared preferences, not educational truth</w:t>
+      </w:r>
+    </w:p>
+    <w:p>
+      <w:r>
+        <w:t>Explain who chose the rule and retain sensitivity results.</w:t>
+      </w:r>
+    </w:p>
+    <w:p>
+      <w:pPr>
+        <w:pStyle w:val="Heading2"/>
+      </w:pPr>
+      <w:r>
+        <w:t>State the preference and benefit limits</w:t>
       </w:r>
     </w:p>
     <w:p>
       <w:pPr>
         <w:spacing w:line="336" w:lineRule="auto" w:after="180"/>
-        <w:shd w:fill="F1F6FC"/>
-      </w:pPr>
+      </w:pPr>
+      <w:r>
+        <w:rPr>
+          <w:b/>
+        </w:rPr>
+        <w:t>Weight</w:t>
+      </w:r>
       <w:r>
         <w:rPr>
           <w:b w:val="0"/>
         </w:rPr>
-        <w:t xml:space="preserve">A </w:t>
+        <w:t xml:space="preserve">s represent preferences, not a discovered truth. Explain who chose them and test whether small changes alter the recommendation. Avoid claiming that a larger </w:t>
       </w:r>
       <w:r>
         <w:rPr>
@@ -2896,210 +2920,66 @@
         <w:rPr>
           <w:b w:val="0"/>
         </w:rPr>
-        <w:t xml:space="preserve"> combines preferences according to explicitly chosen </w:t>
-      </w:r>
-      <w:r>
-        <w:rPr>
-          <w:b/>
-        </w:rPr>
-        <w:t>weight</w:t>
-      </w:r>
-      <w:r>
-        <w:rPr>
-          <w:b w:val="0"/>
-        </w:rPr>
-        <w:t xml:space="preserve">s; it does not erase hard </w:t>
-      </w:r>
-      <w:r>
-        <w:rPr>
-          <w:b/>
-        </w:rPr>
-        <w:t>constraint</w:t>
-      </w:r>
-      <w:r>
-        <w:rPr>
-          <w:b w:val="0"/>
-        </w:rPr>
-        <w:t>s.</w:t>
+        <w:t xml:space="preserve"> proves greater educational value.</w:t>
+      </w:r>
+    </w:p>
+    <w:p>
+      <w:pPr>
+        <w:pStyle w:val="Heading2"/>
+      </w:pPr>
+      <w:r>
+        <w:t>Calculate the supplied W5 sensitivity comparison</w:t>
+      </w:r>
+    </w:p>
+    <w:p>
+      <w:pPr>
+        <w:pStyle w:val="Heading3"/>
+      </w:pPr>
+      <w:r>
+        <w:t>For eligible A (fun 4, learning 1) and B (fun 2, learning 4), compare weights (2,1) with (1,2).</w:t>
+      </w:r>
+    </w:p>
+    <w:p>
+      <w:r>
+        <w:t>________________________________________________________________</w:t>
+      </w:r>
+    </w:p>
+    <w:p>
+      <w:r>
+        <w:t>________________________________________________________________</w:t>
+      </w:r>
+    </w:p>
+    <w:p>
+      <w:r>
+        <w:t>________________________________________________________________</w:t>
+      </w:r>
+    </w:p>
+    <w:p>
+      <w:r>
+        <w:t>________________________________________________________________</w:t>
+      </w:r>
+    </w:p>
+    <w:p>
+      <w:r>
+        <w:t>________________________________________________________________</w:t>
+      </w:r>
+    </w:p>
+    <w:p>
+      <w:r>
+        <w:t>________________________________________________________________</w:t>
+      </w:r>
+    </w:p>
+    <w:p>
+      <w:pPr>
+        <w:pStyle w:val="Heading2"/>
+      </w:pPr>
+      <w:r>
+        <w:t>Earlier wording, alternatives and picture transcripts · reference / check after trying</w:t>
       </w:r>
     </w:p>
     <w:p>
       <w:pPr>
         <w:spacing w:line="336" w:lineRule="auto" w:after="180"/>
-        <w:shd w:fill="F1F6FC"/>
-      </w:pPr>
-      <w:r>
-        <w:rPr>
-          <w:b w:val="0"/>
-        </w:rPr>
-        <w:t xml:space="preserve">Computing a high </w:t>
-      </w:r>
-      <w:r>
-        <w:rPr>
-          <w:b/>
-        </w:rPr>
-        <w:t>score</w:t>
-      </w:r>
-      <w:r>
-        <w:rPr>
-          <w:b w:val="0"/>
-        </w:rPr>
-        <w:t xml:space="preserve"> for an excluded item can be useful in an audit, but it must not allow that item back into the candidate set. Store both eligibility reasons and </w:t>
-      </w:r>
-      <w:r>
-        <w:rPr>
-          <w:b/>
-        </w:rPr>
-        <w:t>score</w:t>
-      </w:r>
-      <w:r>
-        <w:rPr>
-          <w:b w:val="0"/>
-        </w:rPr>
-        <w:t xml:space="preserve"> components for explanations.</w:t>
-      </w:r>
-    </w:p>
-    <w:p>
-      <w:pPr>
-        <w:pStyle w:val="Heading3"/>
-      </w:pPr>
-      <w:r>
-        <w:t>What this example does not establish</w:t>
-      </w:r>
-    </w:p>
-    <w:p>
-      <w:pPr>
-        <w:pStyle w:val="Heading3"/>
-      </w:pPr>
-      <w:r>
-        <w:t>Keep the stated limit</w:t>
-      </w:r>
-    </w:p>
-    <w:p>
-      <w:pPr>
-        <w:spacing w:line="336" w:lineRule="auto" w:after="180"/>
-        <w:shd w:fill="FFF5E6"/>
-      </w:pPr>
-      <w:r>
-        <w:rPr>
-          <w:b w:val="0"/>
-        </w:rPr>
-        <w:t xml:space="preserve">Toy interest </w:t>
-      </w:r>
-      <w:r>
-        <w:rPr>
-          <w:b/>
-        </w:rPr>
-        <w:t>score</w:t>
-      </w:r>
-      <w:r>
-        <w:rPr>
-          <w:b w:val="0"/>
-        </w:rPr>
-        <w:t xml:space="preserve">s are supplied </w:t>
-      </w:r>
-      <w:r>
-        <w:rPr>
-          <w:b/>
-        </w:rPr>
-        <w:t>input</w:t>
-      </w:r>
-      <w:r>
-        <w:rPr>
-          <w:b w:val="0"/>
-        </w:rPr>
-        <w:t>s, not measured enjoyment or a universal definition of a good activity.</w:t>
-      </w:r>
-    </w:p>
-    <w:p>
-      <w:pPr>
-        <w:pStyle w:val="Heading3"/>
-      </w:pPr>
-      <w:r>
-        <w:t>Keep the stated limit</w:t>
-      </w:r>
-    </w:p>
-    <w:p>
-      <w:pPr>
-        <w:spacing w:line="336" w:lineRule="auto" w:after="180"/>
-        <w:shd w:fill="FFF5E6"/>
-      </w:pPr>
-      <w:r>
-        <w:rPr>
-          <w:b w:val="0"/>
-        </w:rPr>
-        <w:t xml:space="preserve">Read the labelled picture: Why does B not become the winner when its </w:t>
-      </w:r>
-      <w:r>
-        <w:rPr>
-          <w:b/>
-        </w:rPr>
-        <w:t>score</w:t>
-      </w:r>
-      <w:r>
-        <w:rPr>
-          <w:b w:val="0"/>
-        </w:rPr>
-        <w:t xml:space="preserve"> is largest?</w:t>
-      </w:r>
-    </w:p>
-    <w:p>
-      <w:pPr>
-        <w:pStyle w:val="Heading3"/>
-      </w:pPr>
-      <w:r>
-        <w:t>Keep the stated limit</w:t>
-      </w:r>
-    </w:p>
-    <w:p>
-      <w:pPr>
-        <w:spacing w:line="336" w:lineRule="auto" w:after="180"/>
-        <w:shd w:fill="FFF5E6"/>
-      </w:pPr>
-      <w:r>
-        <w:rPr>
-          <w:b w:val="0"/>
-        </w:rPr>
-        <w:t xml:space="preserve">Change one thing: Change interest </w:t>
-      </w:r>
-      <w:r>
-        <w:rPr>
-          <w:b/>
-        </w:rPr>
-        <w:t>weight</w:t>
-      </w:r>
-      <w:r>
-        <w:rPr>
-          <w:b w:val="0"/>
-        </w:rPr>
-        <w:t xml:space="preserve"> from 2 to 3, keeping time limit 14. Predict the result before checking the explanation. What remains the same?</w:t>
-      </w:r>
-    </w:p>
-    <w:p>
-      <w:pPr>
-        <w:pStyle w:val="Heading1"/>
-      </w:pPr>
-      <w:r>
-        <w:t>07. Find and repair a mistake</w:t>
-      </w:r>
-    </w:p>
-    <w:p>
-      <w:r>
-        <w:t>Find the unsupported step in the Recommendation Scores claim and explain a repair using the supplied evidence.</w:t>
-      </w:r>
-    </w:p>
-    <w:p>
-      <w:pPr>
-        <w:pStyle w:val="Heading3"/>
-      </w:pPr>
-      <w:r>
-        <w:t>Find the first error</w:t>
-      </w:r>
-    </w:p>
-    <w:p>
-      <w:pPr>
-        <w:spacing w:line="336" w:lineRule="auto" w:after="180"/>
-        <w:shd w:fill="FFF5E6"/>
       </w:pPr>
       <w:r>
         <w:rPr>
@@ -3147,7 +3027,7 @@
         <w:drawing>
           <wp:inline xmlns:a="http://schemas.openxmlformats.org/drawingml/2006/main" xmlns:pic="http://schemas.openxmlformats.org/drawingml/2006/picture">
             <wp:extent cx="5486400" cy="1901952"/>
-            <wp:docPr id="17" name="Picture 17" descr="Misconception diagnosis for Recommendation Scores"/>
+            <wp:docPr id="19" name="Picture 19" descr="Misconception diagnosis for Recommendation Scores"/>
             <wp:cNvGraphicFramePr>
               <a:graphicFrameLocks noChangeAspect="1"/>
             </wp:cNvGraphicFramePr>
@@ -3159,7 +3039,7 @@
                     <pic:cNvPicPr/>
                   </pic:nvPicPr>
                   <pic:blipFill>
-                    <a:blip r:embed="rId24"/>
+                    <a:blip r:embed="rId22"/>
                     <a:stretch>
                       <a:fillRect/>
                     </a:stretch>
@@ -3391,7 +3271,6 @@
     <w:p>
       <w:pPr>
         <w:spacing w:line="336" w:lineRule="auto" w:after="180"/>
-        <w:shd w:fill="F5F1FB"/>
       </w:pPr>
       <w:r>
         <w:rPr>
@@ -3443,280 +3322,54 @@
     </w:p>
     <w:p>
       <w:pPr>
+        <w:pStyle w:val="Heading1"/>
+      </w:pPr>
+      <w:r>
+        <w:t>08. Report no eligible option rather than silently relaxing the rule</w:t>
+      </w:r>
+    </w:p>
+    <w:p>
+      <w:r>
+        <w:t>A ranking is only among the permitted set.</w:t>
+      </w:r>
+    </w:p>
+    <w:p>
+      <w:pPr>
+        <w:pStyle w:val="Heading2"/>
+      </w:pPr>
+      <w:r>
+        <w:t>Check the ordering and empty-result policy</w:t>
+      </w:r>
+    </w:p>
+    <w:p>
+      <w:pPr>
         <w:spacing w:line="336" w:lineRule="auto" w:after="180"/>
       </w:pPr>
       <w:r>
         <w:rPr>
+          <w:b w:val="0"/>
+        </w:rPr>
+        <w:t xml:space="preserve">Choosing the highest </w:t>
+      </w:r>
+      <w:r>
+        <w:rPr>
           <w:b/>
         </w:rPr>
-        <w:t>Weight</w:t>
+        <w:t>score</w:t>
       </w:r>
       <w:r>
         <w:rPr>
           <w:b w:val="0"/>
         </w:rPr>
-        <w:t xml:space="preserve">s represent preferences, not a discovered truth. Explain who chose them and test whether small changes alter the recommendation. Avoid claiming that a larger </w:t>
-      </w:r>
-      <w:r>
-        <w:rPr>
-          <w:b/>
-        </w:rPr>
-        <w:t>score</w:t>
-      </w:r>
-      <w:r>
-        <w:rPr>
-          <w:b w:val="0"/>
-        </w:rPr>
-        <w:t xml:space="preserve"> proves greater educational value.</w:t>
-      </w:r>
-    </w:p>
-    <w:p>
-      <w:pPr>
-        <w:pStyle w:val="Heading3"/>
-      </w:pPr>
-      <w:r>
-        <w:t>For eligible A (fun 4, learning 1) and B (fun 2, learning 4), compare weights (2,1) with (1,2).</w:t>
-      </w:r>
-    </w:p>
-    <w:p>
-      <w:r>
-        <w:t>________________________________________________________________</w:t>
-      </w:r>
-    </w:p>
-    <w:p>
-      <w:r>
-        <w:t>________________________________________________________________</w:t>
-      </w:r>
-    </w:p>
-    <w:p>
-      <w:r>
-        <w:t>________________________________________________________________</w:t>
-      </w:r>
-    </w:p>
-    <w:p>
-      <w:r>
-        <w:t>________________________________________________________________</w:t>
-      </w:r>
-    </w:p>
-    <w:p>
-      <w:r>
-        <w:t>________________________________________________________________</w:t>
-      </w:r>
-    </w:p>
-    <w:p>
-      <w:r>
-        <w:t>________________________________________________________________</w:t>
-      </w:r>
-    </w:p>
-    <w:p>
-      <w:pPr>
-        <w:pStyle w:val="Heading1"/>
-      </w:pPr>
-      <w:r>
-        <w:t>08. Practise together</w:t>
-      </w:r>
-    </w:p>
-    <w:p>
-      <w:r>
-        <w:t>Practise Recommendation Scores with support, then explain the deciding step in your own words.</w:t>
-      </w:r>
-    </w:p>
-    <w:p>
-      <w:pPr>
-        <w:spacing w:line="336" w:lineRule="auto" w:after="180"/>
-      </w:pPr>
-      <w:r>
-        <w:rPr>
-          <w:b/>
-        </w:rPr>
-        <w:t>LOGIC STUDIO</w:t>
-      </w:r>
-    </w:p>
-    <w:p>
-      <w:pPr>
-        <w:spacing w:line="336" w:lineRule="auto" w:after="180"/>
-      </w:pPr>
-      <w:r>
-        <w:rPr>
-          <w:b w:val="0"/>
-        </w:rPr>
-        <w:t>Trace Before You Run</w:t>
-      </w:r>
-    </w:p>
-    <w:p>
-      <w:pPr>
-        <w:spacing w:line="336" w:lineRule="auto" w:after="180"/>
-      </w:pPr>
-      <w:r>
-        <w:rPr>
-          <w:b w:val="0"/>
-        </w:rPr>
-        <w:t>Block code, pseudocode, tables, and diagrams are different ways to expose the same reasoning.</w:t>
-      </w:r>
-    </w:p>
-    <w:p>
-      <w:r>
-        <w:drawing>
-          <wp:inline xmlns:a="http://schemas.openxmlformats.org/drawingml/2006/main" xmlns:pic="http://schemas.openxmlformats.org/drawingml/2006/picture">
-            <wp:extent cx="5486400" cy="1901952"/>
-            <wp:docPr id="18" name="Picture 18" descr="Logic tracing graphic for Recommendation Scores"/>
-            <wp:cNvGraphicFramePr>
-              <a:graphicFrameLocks noChangeAspect="1"/>
-            </wp:cNvGraphicFramePr>
-            <a:graphic>
-              <a:graphicData uri="http://schemas.openxmlformats.org/drawingml/2006/picture">
-                <pic:pic>
-                  <pic:nvPicPr>
-                    <pic:cNvPr id="0" name="eea505167ffbbb10362ff86f5f17a806cbfff2dadf444f92883587fa6eb375a7.png"/>
-                    <pic:cNvPicPr/>
-                  </pic:nvPicPr>
-                  <pic:blipFill>
-                    <a:blip r:embed="rId25"/>
-                    <a:stretch>
-                      <a:fillRect/>
-                    </a:stretch>
-                  </pic:blipFill>
-                  <pic:spPr>
-                    <a:xfrm>
-                      <a:off x="0" y="0"/>
-                      <a:ext cx="5486400" cy="1901952"/>
-                    </a:xfrm>
-                    <a:prstGeom prst="rect"/>
-                  </pic:spPr>
-                </pic:pic>
-              </a:graphicData>
-            </a:graphic>
-          </wp:inline>
-        </w:drawing>
-      </w:r>
-    </w:p>
-    <w:p>
-      <w:pPr>
-        <w:spacing w:line="336" w:lineRule="auto" w:after="180"/>
-      </w:pPr>
-      <w:r>
-        <w:rPr>
-          <w:b w:val="0"/>
-        </w:rPr>
-        <w:t xml:space="preserve">SET </w:t>
-      </w:r>
-      <w:r>
-        <w:rPr>
-          <w:b/>
-        </w:rPr>
-        <w:t>evidence</w:t>
-      </w:r>
-      <w:r>
-        <w:rPr>
-          <w:b w:val="0"/>
-        </w:rPr>
-        <w:t>_record</w:t>
-        <w:br/>
-        <w:t>PREDICT expected_result</w:t>
-        <w:br/>
-        <w:t>RUN one normal case and one boundary case</w:t>
-        <w:br/>
-        <w:t>COMPARE actual_result with expected_result</w:t>
-        <w:br/>
-        <w:t>IF different: locate first cause; change one factor; RETEST</w:t>
-        <w:br/>
-        <w:t>EXPLAIN result, limitation, and next safe step</w:t>
-      </w:r>
-    </w:p>
-    <w:p>
-      <w:pPr>
-        <w:spacing w:line="336" w:lineRule="auto" w:after="180"/>
-        <w:shd w:fill="F5F1FB"/>
-      </w:pPr>
-      <w:r>
-        <w:rPr>
-          <w:b w:val="0"/>
-        </w:rPr>
-        <w:t xml:space="preserve">Trace one </w:t>
-      </w:r>
-      <w:r>
-        <w:rPr>
-          <w:b/>
-        </w:rPr>
-        <w:t>input</w:t>
-      </w:r>
-      <w:r>
-        <w:rPr>
-          <w:b w:val="0"/>
-        </w:rPr>
-        <w:t>. Which line changes the state or chooses a path?</w:t>
-      </w:r>
-    </w:p>
-    <w:p>
-      <w:pPr>
-        <w:pStyle w:val="Heading3"/>
-      </w:pPr>
-      <w:r>
-        <w:t>Write or draw your reasoning and evidence.</w:t>
-      </w:r>
-    </w:p>
-    <w:p>
-      <w:r>
-        <w:t>________________________________________________________________</w:t>
-      </w:r>
-    </w:p>
-    <w:p>
-      <w:r>
-        <w:t>________________________________________________________________</w:t>
-      </w:r>
-    </w:p>
-    <w:p>
-      <w:r>
-        <w:t>________________________________________________________________</w:t>
-      </w:r>
-    </w:p>
-    <w:p>
-      <w:r>
-        <w:t>________________________________________________________________</w:t>
-      </w:r>
-    </w:p>
-    <w:p>
-      <w:r>
-        <w:t>________________________________________________________________</w:t>
-      </w:r>
-    </w:p>
-    <w:p>
-      <w:pPr>
-        <w:pStyle w:val="Heading3"/>
-      </w:pPr>
-      <w:r>
-        <w:t>A closer explanation</w:t>
-      </w:r>
-    </w:p>
-    <w:p>
-      <w:pPr>
-        <w:spacing w:line="336" w:lineRule="auto" w:after="180"/>
-      </w:pPr>
-      <w:r>
-        <w:rPr>
-          <w:b w:val="0"/>
-        </w:rPr>
-        <w:t xml:space="preserve">Choosing the highest </w:t>
-      </w:r>
-      <w:r>
-        <w:rPr>
-          <w:b/>
-        </w:rPr>
-        <w:t>score</w:t>
-      </w:r>
-      <w:r>
-        <w:rPr>
-          <w:b w:val="0"/>
-        </w:rPr>
         <w:t xml:space="preserve"> and only then ignoring its duration breaks the requirement. Filter for eligibility first. If no item qualifies, report no eligible option instead of relaxing a requirement silently.</w:t>
       </w:r>
     </w:p>
     <w:p>
       <w:pPr>
-        <w:pStyle w:val="Heading3"/>
-      </w:pPr>
-      <w:r>
-        <w:t>Practise with less help: Check a boundary</w:t>
+        <w:pStyle w:val="Heading2"/>
+      </w:pPr>
+      <w:r>
+        <w:t>Practise the standalone duration boundary in W2</w:t>
       </w:r>
     </w:p>
     <w:p>
@@ -3870,10 +3523,34 @@
     </w:p>
     <w:p>
       <w:pPr>
-        <w:pStyle w:val="Heading3"/>
-      </w:pPr>
-      <w:r>
-        <w:t>Check your reasoning</w:t>
+        <w:pStyle w:val="Heading2"/>
+      </w:pPr>
+      <w:r>
+        <w:t>Challenge a successful-run guarantee</w:t>
+      </w:r>
+    </w:p>
+    <w:p>
+      <w:pPr>
+        <w:pStyle w:val="ListBullet"/>
+      </w:pPr>
+      <w:r>
+        <w:t>Use the worked case for Weighted scores and constraints. Proposed explanation: “A successful run proves the conclusion”. Decide whether this explanation is supported. Point to the step or supplied fact that decides; explain your repair if needed.</w:t>
+      </w:r>
+    </w:p>
+    <w:p>
+      <w:pPr>
+        <w:pStyle w:val="ListBullet"/>
+      </w:pPr>
+      <w:r>
+        <w:t>Answer on your own before discussion. If you are unsure, say which step you need help with.</w:t>
+      </w:r>
+    </w:p>
+    <w:p>
+      <w:pPr>
+        <w:pStyle w:val="Heading2"/>
+      </w:pPr>
+      <w:r>
+        <w:t>Explain the pictured excluded high score</w:t>
       </w:r>
     </w:p>
     <w:p>
@@ -3884,43 +3561,49 @@
         <w:rPr>
           <w:b w:val="0"/>
         </w:rPr>
-        <w:t xml:space="preserve">Use the worked case for </w:t>
+        <w:t xml:space="preserve">Why does B not become the winner when its </w:t>
       </w:r>
       <w:r>
         <w:rPr>
           <w:b/>
         </w:rPr>
-        <w:t>Weight</w:t>
+        <w:t>score</w:t>
       </w:r>
       <w:r>
         <w:rPr>
           <w:b w:val="0"/>
         </w:rPr>
-        <w:t xml:space="preserve">ed </w:t>
-      </w:r>
-      <w:r>
-        <w:rPr>
-          <w:b/>
-        </w:rPr>
-        <w:t>score</w:t>
-      </w:r>
+        <w:t xml:space="preserve"> is largest?</w:t>
+      </w:r>
+    </w:p>
+    <w:p>
+      <w:pPr>
+        <w:spacing w:line="336" w:lineRule="auto" w:after="180"/>
+      </w:pPr>
       <w:r>
         <w:rPr>
           <w:b w:val="0"/>
         </w:rPr>
-        <w:t xml:space="preserve">s and </w:t>
-      </w:r>
-      <w:r>
-        <w:rPr>
-          <w:b/>
-        </w:rPr>
-        <w:t>constraint</w:t>
-      </w:r>
+        <w:t>This is supported practice. Keep the separately named independent case for an attempt before feedback.</w:t>
+      </w:r>
+    </w:p>
+    <w:p>
+      <w:pPr>
+        <w:pStyle w:val="Heading2"/>
+      </w:pPr>
+      <w:r>
+        <w:t>Earlier wording, alternatives and picture transcripts · reference / check after trying</w:t>
+      </w:r>
+    </w:p>
+    <w:p>
+      <w:pPr>
+        <w:spacing w:line="336" w:lineRule="auto" w:after="180"/>
+      </w:pPr>
       <w:r>
         <w:rPr>
           <w:b w:val="0"/>
         </w:rPr>
-        <w:t>s. Proposed explanation: “A successful run proves the conclusion”. Decide whether this explanation is supported.</w:t>
+        <w:t>LOGIC STUDIO</w:t>
       </w:r>
     </w:p>
     <w:p>
@@ -3931,7 +3614,7 @@
         <w:rPr>
           <w:b w:val="0"/>
         </w:rPr>
-        <w:t>Point to the step or supplied fact that decides; explain your repair if needed.</w:t>
+        <w:t>Trace Before You Run</w:t>
       </w:r>
     </w:p>
     <w:p>
@@ -3942,130 +3625,7 @@
         <w:rPr>
           <w:b w:val="0"/>
         </w:rPr>
-        <w:t>Answer on your own before discussion. If you are unsure, say which step you need help with.</w:t>
-      </w:r>
-    </w:p>
-    <w:p>
-      <w:pPr>
-        <w:pStyle w:val="Heading3"/>
-      </w:pPr>
-      <w:r>
-        <w:t>Explain the picture</w:t>
-      </w:r>
-    </w:p>
-    <w:p>
-      <w:pPr>
-        <w:spacing w:line="336" w:lineRule="auto" w:after="180"/>
-        <w:shd w:fill="F5F1FB"/>
-      </w:pPr>
-      <w:r>
-        <w:rPr>
-          <w:b w:val="0"/>
-        </w:rPr>
-        <w:t xml:space="preserve">Why does B not become the winner when its </w:t>
-      </w:r>
-      <w:r>
-        <w:rPr>
-          <w:b/>
-        </w:rPr>
-        <w:t>score</w:t>
-      </w:r>
-      <w:r>
-        <w:rPr>
-          <w:b w:val="0"/>
-        </w:rPr>
-        <w:t xml:space="preserve"> is largest?</w:t>
-      </w:r>
-    </w:p>
-    <w:p>
-      <w:pPr>
-        <w:pStyle w:val="Heading3"/>
-      </w:pPr>
-      <w:r>
-        <w:t>My explanation using a pictured step and the given facts</w:t>
-      </w:r>
-    </w:p>
-    <w:p>
-      <w:r>
-        <w:t>________________________________________________________________</w:t>
-      </w:r>
-    </w:p>
-    <w:p>
-      <w:r>
-        <w:t>________________________________________________________________</w:t>
-      </w:r>
-    </w:p>
-    <w:p>
-      <w:r>
-        <w:t>________________________________________________________________</w:t>
-      </w:r>
-    </w:p>
-    <w:p>
-      <w:r>
-        <w:t>________________________________________________________________</w:t>
-      </w:r>
-    </w:p>
-    <w:p>
-      <w:pPr>
-        <w:spacing w:line="336" w:lineRule="auto" w:after="180"/>
-      </w:pPr>
-      <w:r>
-        <w:rPr>
-          <w:b w:val="0"/>
-        </w:rPr>
-        <w:t>This is supported practice. Keep the separately named independent case for an attempt before feedback.</w:t>
-      </w:r>
-    </w:p>
-    <w:p>
-      <w:pPr>
-        <w:pStyle w:val="Heading1"/>
-      </w:pPr>
-      <w:r>
-        <w:t>09. Run the investigation</w:t>
-      </w:r>
-    </w:p>
-    <w:p>
-      <w:r>
-        <w:t>Investigate Recommendation Scores. Record the prediction, actual observation or labelled paper trace, explanation and next test separately.</w:t>
-      </w:r>
-    </w:p>
-    <w:p>
-      <w:pPr>
-        <w:spacing w:line="336" w:lineRule="auto" w:after="180"/>
-      </w:pPr>
-      <w:r>
-        <w:rPr>
-          <w:b/>
-        </w:rPr>
-        <w:t>EVIDENCE</w:t>
-      </w:r>
-      <w:r>
-        <w:rPr>
-          <w:b/>
-        </w:rPr>
-        <w:t xml:space="preserve"> LAB</w:t>
-      </w:r>
-    </w:p>
-    <w:p>
-      <w:pPr>
-        <w:spacing w:line="336" w:lineRule="auto" w:after="180"/>
-      </w:pPr>
-      <w:r>
-        <w:rPr>
-          <w:b w:val="0"/>
-        </w:rPr>
-        <w:t>Predict → Test → Record → Explain</w:t>
-      </w:r>
-    </w:p>
-    <w:p>
-      <w:pPr>
-        <w:spacing w:line="336" w:lineRule="auto" w:after="180"/>
-      </w:pPr>
-      <w:r>
-        <w:rPr>
-          <w:b w:val="0"/>
-        </w:rPr>
-        <w:t>Keep expected and actual results separate. Surprises are useful data when recorded honestly.</w:t>
+        <w:t>Block code, pseudocode, tables, and diagrams are different ways to expose the same reasoning.</w:t>
       </w:r>
     </w:p>
     <w:p>
@@ -4073,7 +3633,7 @@
         <w:drawing>
           <wp:inline xmlns:a="http://schemas.openxmlformats.org/drawingml/2006/main" xmlns:pic="http://schemas.openxmlformats.org/drawingml/2006/picture">
             <wp:extent cx="5486400" cy="1901952"/>
-            <wp:docPr id="19" name="Picture 19" descr="Evidence lab graphic for Recommendation Scores"/>
+            <wp:docPr id="20" name="Picture 20" descr="Logic tracing graphic for Recommendation Scores"/>
             <wp:cNvGraphicFramePr>
               <a:graphicFrameLocks noChangeAspect="1"/>
             </wp:cNvGraphicFramePr>
@@ -4081,11 +3641,11 @@
               <a:graphicData uri="http://schemas.openxmlformats.org/drawingml/2006/picture">
                 <pic:pic>
                   <pic:nvPicPr>
-                    <pic:cNvPr id="0" name="80c41291e4c1719f62ee75374393b4996e8ebf9e6f1e721401ab3a581cbd9341.png"/>
+                    <pic:cNvPr id="0" name="eea505167ffbbb10362ff86f5f17a806cbfff2dadf444f92883587fa6eb375a7.png"/>
                     <pic:cNvPicPr/>
                   </pic:nvPicPr>
                   <pic:blipFill>
-                    <a:blip r:embed="rId26"/>
+                    <a:blip r:embed="rId23"/>
                     <a:stretch>
                       <a:fillRect/>
                     </a:stretch>
@@ -4112,31 +3672,241 @@
         <w:rPr>
           <w:b w:val="0"/>
         </w:rPr>
-        <w:t xml:space="preserve">Create two reader profiles with different </w:t>
+        <w:t xml:space="preserve">SET </w:t>
       </w:r>
       <w:r>
         <w:rPr>
           <w:b/>
         </w:rPr>
-        <w:t>weight</w:t>
+        <w:t>evidence</w:t>
       </w:r>
       <w:r>
         <w:rPr>
           <w:b w:val="0"/>
         </w:rPr>
-        <w:t xml:space="preserve">s, calculate every term, total, </w:t>
+        <w:t>_record</w:t>
+        <w:br/>
+        <w:t>PREDICT expected_result</w:t>
+        <w:br/>
+        <w:t>RUN one normal case and one boundary case</w:t>
+        <w:br/>
+        <w:t>COMPARE actual_result with expected_result</w:t>
+        <w:br/>
+        <w:t>IF different: locate first cause; change one factor; RETEST</w:t>
+        <w:br/>
+        <w:t>EXPLAIN result, limitation, and next safe step</w:t>
+      </w:r>
+    </w:p>
+    <w:p>
+      <w:pPr>
+        <w:spacing w:line="336" w:lineRule="auto" w:after="180"/>
+      </w:pPr>
+      <w:r>
+        <w:rPr>
+          <w:b w:val="0"/>
+        </w:rPr>
+        <w:t xml:space="preserve">Trace one </w:t>
       </w:r>
       <w:r>
         <w:rPr>
           <w:b/>
         </w:rPr>
-        <w:t>rank</w:t>
+        <w:t>input</w:t>
       </w:r>
       <w:r>
         <w:rPr>
           <w:b w:val="0"/>
         </w:rPr>
-        <w:t>, and explain why the order changes.</w:t>
+        <w:t>. Which line changes the state or chooses a path?</w:t>
+      </w:r>
+    </w:p>
+    <w:p>
+      <w:pPr>
+        <w:pStyle w:val="Heading3"/>
+      </w:pPr>
+      <w:r>
+        <w:t>Write or draw your reasoning and evidence.</w:t>
+      </w:r>
+    </w:p>
+    <w:p>
+      <w:r>
+        <w:t>________________________________________________________________</w:t>
+      </w:r>
+    </w:p>
+    <w:p>
+      <w:r>
+        <w:t>________________________________________________________________</w:t>
+      </w:r>
+    </w:p>
+    <w:p>
+      <w:r>
+        <w:t>________________________________________________________________</w:t>
+      </w:r>
+    </w:p>
+    <w:p>
+      <w:r>
+        <w:t>________________________________________________________________</w:t>
+      </w:r>
+    </w:p>
+    <w:p>
+      <w:r>
+        <w:t>________________________________________________________________</w:t>
+      </w:r>
+    </w:p>
+    <w:p>
+      <w:pPr>
+        <w:pStyle w:val="Heading3"/>
+      </w:pPr>
+      <w:r>
+        <w:t>A closer explanation</w:t>
+      </w:r>
+    </w:p>
+    <w:p>
+      <w:pPr>
+        <w:pStyle w:val="Heading3"/>
+      </w:pPr>
+      <w:r>
+        <w:t>Practise with less help: Check a boundary</w:t>
+      </w:r>
+    </w:p>
+    <w:p>
+      <w:pPr>
+        <w:pStyle w:val="Heading3"/>
+      </w:pPr>
+      <w:r>
+        <w:t>Check your reasoning</w:t>
+      </w:r>
+    </w:p>
+    <w:p>
+      <w:pPr>
+        <w:pStyle w:val="Heading3"/>
+      </w:pPr>
+      <w:r>
+        <w:t>Explain the picture</w:t>
+      </w:r>
+    </w:p>
+    <w:p>
+      <w:pPr>
+        <w:pStyle w:val="Heading3"/>
+      </w:pPr>
+      <w:r>
+        <w:t>My explanation using a pictured step and the given facts</w:t>
+      </w:r>
+    </w:p>
+    <w:p>
+      <w:r>
+        <w:t>________________________________________________________________</w:t>
+      </w:r>
+    </w:p>
+    <w:p>
+      <w:r>
+        <w:t>________________________________________________________________</w:t>
+      </w:r>
+    </w:p>
+    <w:p>
+      <w:r>
+        <w:t>________________________________________________________________</w:t>
+      </w:r>
+    </w:p>
+    <w:p>
+      <w:r>
+        <w:t>________________________________________________________________</w:t>
+      </w:r>
+    </w:p>
+    <w:p>
+      <w:pPr>
+        <w:pStyle w:val="Heading1"/>
+      </w:pPr>
+      <w:r>
+        <w:t>09. Audit two supplied preference settings on the same eligible set</w:t>
+      </w:r>
+    </w:p>
+    <w:p>
+      <w:r>
+        <w:t>Keep score components, exclusion reasons, ties and changed versions visible.</w:t>
+      </w:r>
+    </w:p>
+    <w:p>
+      <w:pPr>
+        <w:pStyle w:val="Heading2"/>
+      </w:pPr>
+      <w:r>
+        <w:t>The complete input-validation and scoring program</w:t>
+      </w:r>
+    </w:p>
+    <w:p>
+      <w:r>
+        <w:rPr>
+          <w:rFonts w:ascii="Courier New" w:hAnsi="Courier New"/>
+          <w:sz w:val="18"/>
+        </w:rPr>
+        <w:t>options = [{"id": "A", "interest": 3, "practice": 2, "minutes": 14},</w:t>
+        <w:br/>
+        <w:t xml:space="preserve">           {"id": "B", "interest": 4, "practice": 3, "minutes": 15},</w:t>
+        <w:br/>
+        <w:t xml:space="preserve">           {"id": "C", "interest": 2, "practice": 5, "minutes": 12}]</w:t>
+        <w:br/>
+        <w:t>limit = 14</w:t>
+        <w:br/>
+        <w:t>for interest_weight in [2, 3]:</w:t>
+        <w:br/>
+        <w:t xml:space="preserve">    scores = {}</w:t>
+        <w:br/>
+        <w:t xml:space="preserve">    review = []</w:t>
+        <w:br/>
+        <w:t xml:space="preserve">    for item in options:</w:t>
+        <w:br/>
+        <w:t xml:space="preserve">        values = [item.get(key) for key in ["interest", "practice", "minutes"]]</w:t>
+        <w:br/>
+        <w:t xml:space="preserve">        if not all(type(value) is int and value &gt;= 0 for value in values):</w:t>
+        <w:br/>
+        <w:t xml:space="preserve">            review.append((item["id"], "missing or invalid input"))</w:t>
+        <w:br/>
+        <w:t xml:space="preserve">        elif item["minutes"] &gt; limit:</w:t>
+        <w:br/>
+        <w:t xml:space="preserve">            review.append((item["id"], "exceeds time limit"))</w:t>
+        <w:br/>
+        <w:t xml:space="preserve">        else:</w:t>
+        <w:br/>
+        <w:t xml:space="preserve">            scores[item["id"]] = interest_weight * item["interest"] + item["practice"]</w:t>
+        <w:br/>
+        <w:t xml:space="preserve">    print("weight", interest_weight, "scores", scores, "review", review)</w:t>
+        <w:br/>
+        <w:t xml:space="preserve">    if not scores:</w:t>
+        <w:br/>
+        <w:t xml:space="preserve">        print("No eligible option")</w:t>
+        <w:br/>
+        <w:t xml:space="preserve">    else:</w:t>
+        <w:br/>
+        <w:t xml:space="preserve">        highest = max(scores.values())</w:t>
+        <w:br/>
+        <w:t xml:space="preserve">        tied = sorted(name for name in scores if scores[name] == highest)</w:t>
+        <w:br/>
+        <w:t xml:space="preserve">        print("top", tied, "chosen", tied[0])</w:t>
+      </w:r>
+    </w:p>
+    <w:p>
+      <w:pPr>
+        <w:pStyle w:val="Heading2"/>
+      </w:pPr>
+      <w:r>
+        <w:t>Predict, execute, compare weights and test an empty set</w:t>
+      </w:r>
+    </w:p>
+    <w:p>
+      <w:pPr>
+        <w:pStyle w:val="ListNumber"/>
+      </w:pPr>
+      <w:r>
+        <w:t>Use the complete pictured A/B/C records repeated in this script. The interest/practice contract here is whole nonnegative values; IDs are supplied unique text. Predict eligibility and each component before running with interest weights2 and3, practice weight1 and limit14. Keep the data and limit unchanged between these fictional preference settings. all checks that every required value meets the stated input rule before any scoring. max finds the highest eligible score; sorted retains alphabetical tie order. Record all tied top IDs and the disclosed chosen ID, as well as excluded rows and reasons. Then on a separate copy set limit0 to check no eligible option, without treating the changed limit as the original user requirement. No real preference is measured and no model is trained. Reserve the15-minute independent case for W4.</w:t>
+      </w:r>
+    </w:p>
+    <w:p>
+      <w:pPr>
+        <w:pStyle w:val="Heading2"/>
+      </w:pPr>
+      <w:r>
+        <w:t>Retain evidence and explain the tradeoff</w:t>
       </w:r>
     </w:p>
     <w:tbl>
@@ -4387,7 +4157,6 @@
     <w:p>
       <w:pPr>
         <w:spacing w:line="336" w:lineRule="auto" w:after="180"/>
-        <w:shd w:fill="F5F1FB"/>
       </w:pPr>
       <w:r>
         <w:rPr>
@@ -4431,6 +4200,123 @@
     </w:p>
     <w:p>
       <w:pPr>
+        <w:spacing w:line="336" w:lineRule="auto" w:after="180"/>
+      </w:pPr>
+      <w:r>
+        <w:rPr>
+          <w:b w:val="0"/>
+        </w:rPr>
+        <w:t>Before trying: what do I expect, and why? While trying: which step could first go wrong? Afterwards: what did I actually observe, and what should change? Keep “not run” if you only traced the procedure.</w:t>
+      </w:r>
+    </w:p>
+    <w:p>
+      <w:pPr>
+        <w:pStyle w:val="Heading2"/>
+      </w:pPr>
+      <w:r>
+        <w:t>Earlier wording, alternatives and picture transcripts · reference / check after trying</w:t>
+      </w:r>
+    </w:p>
+    <w:p>
+      <w:pPr>
+        <w:spacing w:line="336" w:lineRule="auto" w:after="180"/>
+      </w:pPr>
+      <w:r>
+        <w:rPr>
+          <w:b/>
+        </w:rPr>
+        <w:t>EVIDENCE</w:t>
+      </w:r>
+      <w:r>
+        <w:rPr>
+          <w:b w:val="0"/>
+        </w:rPr>
+        <w:t xml:space="preserve"> LAB</w:t>
+      </w:r>
+    </w:p>
+    <w:p>
+      <w:pPr>
+        <w:spacing w:line="336" w:lineRule="auto" w:after="180"/>
+      </w:pPr>
+      <w:r>
+        <w:rPr>
+          <w:b w:val="0"/>
+        </w:rPr>
+        <w:t>Predict → Test → Record → Explain</w:t>
+      </w:r>
+    </w:p>
+    <w:p>
+      <w:pPr>
+        <w:spacing w:line="336" w:lineRule="auto" w:after="180"/>
+      </w:pPr>
+      <w:r>
+        <w:rPr>
+          <w:b w:val="0"/>
+        </w:rPr>
+        <w:t>Keep expected and actual results separate. Surprises are useful data when recorded honestly.</w:t>
+      </w:r>
+    </w:p>
+    <w:p>
+      <w:r>
+        <w:drawing>
+          <wp:inline xmlns:a="http://schemas.openxmlformats.org/drawingml/2006/main" xmlns:pic="http://schemas.openxmlformats.org/drawingml/2006/picture">
+            <wp:extent cx="5486400" cy="1901952"/>
+            <wp:docPr id="21" name="Picture 21" descr="Evidence lab graphic for Recommendation Scores"/>
+            <wp:cNvGraphicFramePr>
+              <a:graphicFrameLocks noChangeAspect="1"/>
+            </wp:cNvGraphicFramePr>
+            <a:graphic>
+              <a:graphicData uri="http://schemas.openxmlformats.org/drawingml/2006/picture">
+                <pic:pic>
+                  <pic:nvPicPr>
+                    <pic:cNvPr id="0" name="80c41291e4c1719f62ee75374393b4996e8ebf9e6f1e721401ab3a581cbd9341.png"/>
+                    <pic:cNvPicPr/>
+                  </pic:nvPicPr>
+                  <pic:blipFill>
+                    <a:blip r:embed="rId24"/>
+                    <a:stretch>
+                      <a:fillRect/>
+                    </a:stretch>
+                  </pic:blipFill>
+                  <pic:spPr>
+                    <a:xfrm>
+                      <a:off x="0" y="0"/>
+                      <a:ext cx="5486400" cy="1901952"/>
+                    </a:xfrm>
+                    <a:prstGeom prst="rect"/>
+                  </pic:spPr>
+                </pic:pic>
+              </a:graphicData>
+            </a:graphic>
+          </wp:inline>
+        </w:drawing>
+      </w:r>
+    </w:p>
+    <w:p>
+      <w:pPr>
+        <w:spacing w:line="336" w:lineRule="auto" w:after="180"/>
+      </w:pPr>
+      <w:r>
+        <w:rPr>
+          <w:b w:val="0"/>
+        </w:rPr>
+        <w:t>Use the supplied14-minute A/B/C records and complete two-</w:t>
+      </w:r>
+      <w:r>
+        <w:rPr>
+          <w:b/>
+        </w:rPr>
+        <w:t>weight</w:t>
+      </w:r>
+      <w:r>
+        <w:rPr>
+          <w:b w:val="0"/>
+        </w:rPr>
+        <w:t xml:space="preserve"> comparison. Retain eligible scores, excluded rows and reasons, all top ties and the declared ID choice. Test no eligible option on a separately labelled changed-limit copy; do not invent reader measurements.</w:t>
+      </w:r>
+    </w:p>
+    <w:p>
+      <w:pPr>
         <w:pStyle w:val="Heading3"/>
       </w:pPr>
       <w:r>
@@ -4439,13 +4325,543 @@
     </w:p>
     <w:p>
       <w:pPr>
+        <w:pStyle w:val="Heading1"/>
+      </w:pPr>
+      <w:r>
+        <w:t>14. Try alone: use the fresh15-minute constraint and scores</w:t>
+      </w:r>
+    </w:p>
+    <w:p>
+      <w:r>
+        <w:t>Calculate the audit scores but choose only among eligible choices.</w:t>
+      </w:r>
+    </w:p>
+    <w:p>
+      <w:pPr>
+        <w:pStyle w:val="Heading2"/>
+      </w:pPr>
+      <w:r>
+        <w:t>The independent records and rule</w:t>
+      </w:r>
+    </w:p>
+    <w:p>
+      <w:pPr>
         <w:spacing w:line="336" w:lineRule="auto" w:after="180"/>
       </w:pPr>
       <w:r>
         <w:rPr>
           <w:b w:val="0"/>
         </w:rPr>
-        <w:t>Before trying: what do I expect, and why? While trying: which step could first go wrong? Afterwards: what did I actually observe, and what should change? Keep “not run” if you only traced the procedure.</w:t>
+        <w:t xml:space="preserve">Limit is 15 minutes. A has fun 3, learning 4, minutes 15; B has 5, 1, 16; C has 2, 5, 12. Calculate </w:t>
+      </w:r>
+      <w:r>
+        <w:rPr>
+          <w:b/>
+        </w:rPr>
+        <w:t>score</w:t>
+      </w:r>
+      <w:r>
+        <w:rPr>
+          <w:b w:val="0"/>
+        </w:rPr>
+        <w:t>s with 2 * fun + learning and choose.</w:t>
+      </w:r>
+    </w:p>
+    <w:p>
+      <w:pPr>
+        <w:pStyle w:val="Heading2"/>
+      </w:pPr>
+      <w:r>
+        <w:t>Your first attempt and help record</w:t>
+      </w:r>
+    </w:p>
+    <w:p>
+      <w:pPr>
+        <w:pStyle w:val="Heading3"/>
+      </w:pPr>
+      <w:r>
+        <w:t>My independent explanation, trace and limits</w:t>
+      </w:r>
+    </w:p>
+    <w:p>
+      <w:r>
+        <w:t>________________________________________________________________</w:t>
+      </w:r>
+    </w:p>
+    <w:p>
+      <w:r>
+        <w:t>________________________________________________________________</w:t>
+      </w:r>
+    </w:p>
+    <w:p>
+      <w:r>
+        <w:t>________________________________________________________________</w:t>
+      </w:r>
+    </w:p>
+    <w:p>
+      <w:r>
+        <w:t>________________________________________________________________</w:t>
+      </w:r>
+    </w:p>
+    <w:p>
+      <w:r>
+        <w:t>________________________________________________________________</w:t>
+      </w:r>
+    </w:p>
+    <w:p>
+      <w:r>
+        <w:t>________________________________________________________________</w:t>
+      </w:r>
+    </w:p>
+    <w:p>
+      <w:r>
+        <w:t>________________________________________________________________</w:t>
+      </w:r>
+    </w:p>
+    <w:p>
+      <w:pPr>
+        <w:spacing w:line="336" w:lineRule="auto" w:after="180"/>
+      </w:pPr>
+      <w:r>
+        <w:rPr>
+          <w:b w:val="0"/>
+        </w:rPr>
+        <w:t>Attempt this case before feedback. Record any help. Earlier examples below are further practice; a case already practised with feedback cannot establish fresh transfer.</w:t>
+      </w:r>
+    </w:p>
+    <w:p>
+      <w:pPr>
+        <w:spacing w:line="336" w:lineRule="auto" w:after="180"/>
+      </w:pPr>
+      <w:r>
+        <w:rPr>
+          <w:b w:val="0"/>
+        </w:rPr>
+        <w:t xml:space="preserve">Your teacher has the independent answer and scoring criteria. Complete the matching workbook week to keep your practice </w:t>
+      </w:r>
+      <w:r>
+        <w:rPr>
+          <w:b/>
+        </w:rPr>
+        <w:t>evidence</w:t>
+      </w:r>
+      <w:r>
+        <w:rPr>
+          <w:b w:val="0"/>
+        </w:rPr>
+        <w:t xml:space="preserve"> together.</w:t>
+      </w:r>
+    </w:p>
+    <w:p>
+      <w:pPr>
+        <w:pStyle w:val="Heading2"/>
+      </w:pPr>
+      <w:r>
+        <w:t>Use feedback after the attempt</w:t>
+      </w:r>
+    </w:p>
+    <w:p>
+      <w:pPr>
+        <w:spacing w:line="336" w:lineRule="auto" w:after="180"/>
+      </w:pPr>
+      <w:r>
+        <w:rPr>
+          <w:b w:val="0"/>
+        </w:rPr>
+        <w:t>Attempt the independent case before hints. Record whether you worked alone, used a hint or followed a model. After feedback, fix the first unsupported step and explain why it changed.</w:t>
+      </w:r>
+    </w:p>
+    <w:p>
+      <w:pPr>
+        <w:spacing w:line="336" w:lineRule="auto" w:after="180"/>
+      </w:pPr>
+      <w:r>
+        <w:rPr>
+          <w:b w:val="0"/>
+        </w:rPr>
+        <w:t>A later check uses a changed case, not a copied answer.</w:t>
+      </w:r>
+    </w:p>
+    <w:p>
+      <w:pPr>
+        <w:pStyle w:val="Heading2"/>
+      </w:pPr>
+      <w:r>
+        <w:t>Earlier wording, alternatives and picture transcripts · reference / check after trying</w:t>
+      </w:r>
+    </w:p>
+    <w:p>
+      <w:pPr>
+        <w:pStyle w:val="Heading3"/>
+      </w:pPr>
+      <w:r>
+        <w:t>Independent case: Choose independently</w:t>
+      </w:r>
+    </w:p>
+    <w:p>
+      <w:pPr>
+        <w:pStyle w:val="Heading3"/>
+      </w:pPr>
+      <w:r>
+        <w:t>Week 23 Independent application</w:t>
+      </w:r>
+    </w:p>
+    <w:p>
+      <w:pPr>
+        <w:spacing w:line="336" w:lineRule="auto" w:after="180"/>
+      </w:pPr>
+      <w:r>
+        <w:rPr>
+          <w:b w:val="0"/>
+        </w:rPr>
+        <w:t>Close the worked explanation. Apply the idea to this different question without copying.</w:t>
+      </w:r>
+    </w:p>
+    <w:p>
+      <w:pPr>
+        <w:spacing w:line="336" w:lineRule="auto" w:after="180"/>
+      </w:pPr>
+      <w:r>
+        <w:rPr>
+          <w:b w:val="0"/>
+        </w:rPr>
+        <w:t xml:space="preserve">A recommender gives 3 points for topic match and 1 for difficulty match. Book A matches topic only; B matches difficulty only. Compute </w:t>
+      </w:r>
+      <w:r>
+        <w:rPr>
+          <w:b/>
+        </w:rPr>
+        <w:t>score</w:t>
+      </w:r>
+      <w:r>
+        <w:rPr>
+          <w:b w:val="0"/>
+        </w:rPr>
+        <w:t xml:space="preserve">s and justify the </w:t>
+      </w:r>
+      <w:r>
+        <w:rPr>
+          <w:b/>
+        </w:rPr>
+        <w:t>rank</w:t>
+      </w:r>
+      <w:r>
+        <w:rPr>
+          <w:b w:val="0"/>
+        </w:rPr>
+        <w:t>ing.</w:t>
+      </w:r>
+    </w:p>
+    <w:p>
+      <w:pPr>
+        <w:spacing w:line="336" w:lineRule="auto" w:after="180"/>
+      </w:pPr>
+      <w:r>
+        <w:rPr>
+          <w:b w:val="0"/>
+        </w:rPr>
+        <w:t xml:space="preserve">My answer, with a trace, calculation or supporting </w:t>
+      </w:r>
+      <w:r>
+        <w:rPr>
+          <w:b/>
+        </w:rPr>
+        <w:t>evidence</w:t>
+      </w:r>
+    </w:p>
+    <w:p>
+      <w:pPr>
+        <w:pStyle w:val="Heading3"/>
+      </w:pPr>
+      <w:r>
+        <w:t>Write or draw your reasoning and evidence.</w:t>
+      </w:r>
+    </w:p>
+    <w:p>
+      <w:r>
+        <w:t>________________________________________________________________</w:t>
+      </w:r>
+    </w:p>
+    <w:p>
+      <w:r>
+        <w:t>________________________________________________________________</w:t>
+      </w:r>
+    </w:p>
+    <w:p>
+      <w:r>
+        <w:t>________________________________________________________________</w:t>
+      </w:r>
+    </w:p>
+    <w:p>
+      <w:r>
+        <w:t>________________________________________________________________</w:t>
+      </w:r>
+    </w:p>
+    <w:p>
+      <w:r>
+        <w:t>________________________________________________________________</w:t>
+      </w:r>
+    </w:p>
+    <w:p>
+      <w:pPr>
+        <w:pStyle w:val="Heading3"/>
+      </w:pPr>
+      <w:r>
+        <w:t>Create and test</w:t>
+      </w:r>
+    </w:p>
+    <w:p>
+      <w:pPr>
+        <w:spacing w:line="336" w:lineRule="auto" w:after="180"/>
+      </w:pPr>
+      <w:r>
+        <w:rPr>
+          <w:b w:val="0"/>
+        </w:rPr>
+        <w:t>Change one relevant detail. Predict the result before testing. Include a boundary or missing-information case when it helps reveal a limit.</w:t>
+      </w:r>
+    </w:p>
+    <w:p>
+      <w:pPr>
+        <w:spacing w:line="336" w:lineRule="auto" w:after="180"/>
+      </w:pPr>
+      <w:r>
+        <w:rPr>
+          <w:b w:val="0"/>
+        </w:rPr>
+        <w:t xml:space="preserve">My changed </w:t>
+      </w:r>
+      <w:r>
+        <w:rPr>
+          <w:b/>
+        </w:rPr>
+        <w:t>input</w:t>
+      </w:r>
+      <w:r>
+        <w:rPr>
+          <w:b w:val="0"/>
+        </w:rPr>
+        <w:t xml:space="preserve"> and expected result</w:t>
+      </w:r>
+    </w:p>
+    <w:p>
+      <w:pPr>
+        <w:pStyle w:val="Heading3"/>
+      </w:pPr>
+      <w:r>
+        <w:t>Write or draw your reasoning and evidence.</w:t>
+      </w:r>
+    </w:p>
+    <w:p>
+      <w:r>
+        <w:t>________________________________________________________________</w:t>
+      </w:r>
+    </w:p>
+    <w:p>
+      <w:r>
+        <w:t>________________________________________________________________</w:t>
+      </w:r>
+    </w:p>
+    <w:p>
+      <w:r>
+        <w:t>________________________________________________________________</w:t>
+      </w:r>
+    </w:p>
+    <w:p>
+      <w:r>
+        <w:t>________________________________________________________________</w:t>
+      </w:r>
+    </w:p>
+    <w:p>
+      <w:r>
+        <w:t>________________________________________________________________</w:t>
+      </w:r>
+    </w:p>
+    <w:p>
+      <w:pPr>
+        <w:pStyle w:val="Heading3"/>
+      </w:pPr>
+      <w:r>
+        <w:t>Connect to your project</w:t>
+      </w:r>
+    </w:p>
+    <w:p>
+      <w:pPr>
+        <w:spacing w:line="336" w:lineRule="auto" w:after="180"/>
+      </w:pPr>
+      <w:r>
+        <w:rPr>
+          <w:b w:val="0"/>
+        </w:rPr>
+        <w:t xml:space="preserve">Publish the features, </w:t>
+      </w:r>
+      <w:r>
+        <w:rPr>
+          <w:b/>
+        </w:rPr>
+        <w:t>weight</w:t>
+      </w:r>
+      <w:r>
+        <w:rPr>
+          <w:b w:val="0"/>
+        </w:rPr>
+        <w:t xml:space="preserve">s, raw </w:t>
+      </w:r>
+      <w:r>
+        <w:rPr>
+          <w:b/>
+        </w:rPr>
+        <w:t>score</w:t>
+      </w:r>
+      <w:r>
+        <w:rPr>
+          <w:b w:val="0"/>
+        </w:rPr>
+        <w:t>s, and reason for the top result.</w:t>
+      </w:r>
+    </w:p>
+    <w:p>
+      <w:pPr>
+        <w:spacing w:line="336" w:lineRule="auto" w:after="180"/>
+      </w:pPr>
+      <w:r>
+        <w:rPr>
+          <w:b w:val="0"/>
+        </w:rPr>
+        <w:t xml:space="preserve">The </w:t>
+      </w:r>
+      <w:r>
+        <w:rPr>
+          <w:b/>
+        </w:rPr>
+        <w:t>evidence</w:t>
+      </w:r>
+      <w:r>
+        <w:rPr>
+          <w:b w:val="0"/>
+        </w:rPr>
+        <w:t xml:space="preserve"> I will keep</w:t>
+      </w:r>
+    </w:p>
+    <w:p>
+      <w:pPr>
+        <w:pStyle w:val="Heading3"/>
+      </w:pPr>
+      <w:r>
+        <w:t>Write or draw your reasoning and evidence.</w:t>
+      </w:r>
+    </w:p>
+    <w:p>
+      <w:r>
+        <w:t>________________________________________________________________</w:t>
+      </w:r>
+    </w:p>
+    <w:p>
+      <w:r>
+        <w:t>________________________________________________________________</w:t>
+      </w:r>
+    </w:p>
+    <w:p>
+      <w:r>
+        <w:t>________________________________________________________________</w:t>
+      </w:r>
+    </w:p>
+    <w:p>
+      <w:r>
+        <w:t>________________________________________________________________</w:t>
+      </w:r>
+    </w:p>
+    <w:p>
+      <w:r>
+        <w:t>________________________________________________________________</w:t>
+      </w:r>
+    </w:p>
+    <w:p>
+      <w:pPr>
+        <w:pStyle w:val="Heading3"/>
+      </w:pPr>
+      <w:r>
+        <w:t>Transfer practice from the original programme</w:t>
+      </w:r>
+    </w:p>
+    <w:p>
+      <w:pPr>
+        <w:spacing w:line="336" w:lineRule="auto" w:after="180"/>
+      </w:pPr>
+      <w:r>
+        <w:rPr>
+          <w:b/>
+        </w:rPr>
+        <w:t>Score</w:t>
+      </w:r>
+      <w:r>
+        <w:rPr>
+          <w:b w:val="0"/>
+        </w:rPr>
+        <w:t xml:space="preserve">=3×genreMatch+2×short+illustrated. Compute A=[1,0,1], B=[0,1,1], C=[1,1,0]. A reader now requires illustrations. Which book wins after applying that </w:t>
+      </w:r>
+      <w:r>
+        <w:rPr>
+          <w:b/>
+        </w:rPr>
+        <w:t>constraint</w:t>
+      </w:r>
+      <w:r>
+        <w:rPr>
+          <w:b w:val="0"/>
+        </w:rPr>
+        <w:t>?</w:t>
+      </w:r>
+    </w:p>
+    <w:p>
+      <w:pPr>
+        <w:pStyle w:val="Heading3"/>
+      </w:pPr>
+      <w:r>
+        <w:t>Explain the mechanism, evidence and one limit.</w:t>
+      </w:r>
+    </w:p>
+    <w:p>
+      <w:r>
+        <w:t>________________________________________________________________</w:t>
+      </w:r>
+    </w:p>
+    <w:p>
+      <w:r>
+        <w:t>________________________________________________________________</w:t>
+      </w:r>
+    </w:p>
+    <w:p>
+      <w:r>
+        <w:t>________________________________________________________________</w:t>
+      </w:r>
+    </w:p>
+    <w:p>
+      <w:r>
+        <w:t>________________________________________________________________</w:t>
+      </w:r>
+    </w:p>
+    <w:p>
+      <w:r>
+        <w:t>________________________________________________________________</w:t>
+      </w:r>
+    </w:p>
+    <w:p>
+      <w:r>
+        <w:t>________________________________________________________________</w:t>
+      </w:r>
+    </w:p>
+    <w:p>
+      <w:r>
+        <w:t>________________________________________________________________</w:t>
+      </w:r>
+    </w:p>
+    <w:p>
+      <w:pPr>
+        <w:pStyle w:val="Heading3"/>
+      </w:pPr>
+      <w:r>
+        <w:t>Use feedback to improve</w:t>
       </w:r>
     </w:p>
     <w:p>
@@ -4453,12 +4869,20 @@
         <w:pStyle w:val="Heading1"/>
       </w:pPr>
       <w:r>
-        <w:t>10. Build your understanding</w:t>
-      </w:r>
-    </w:p>
-    <w:p>
-      <w:r>
-        <w:t>Move from recall to tracing, diagnosis and transfer in Recommendation Scores. Explain why each step is justified.</w:t>
+        <w:t>11. Publish the recommender’s constraints and score explanation</w:t>
+      </w:r>
+    </w:p>
+    <w:p>
+      <w:r>
+        <w:t>Make the preference rule and human choice inspectable.</w:t>
+      </w:r>
+    </w:p>
+    <w:p>
+      <w:pPr>
+        <w:pStyle w:val="Heading2"/>
+      </w:pPr>
+      <w:r>
+        <w:t>This week’s concrete contribution</w:t>
       </w:r>
     </w:p>
     <w:p>
@@ -4467,7 +4891,1050 @@
       </w:pPr>
       <w:r>
         <w:rPr>
+          <w:b w:val="0"/>
+        </w:rPr>
+        <w:t>For the fictional recommender publish hard requirements, validated feature meanings, weights and the tie policy. Apply eligibility before selecting by score; preserve unknown-required-field review and no-eligible-option outcomes. Show each score component and why alternatives were excluded. A hand-specified weighted score is not a trained model, a measured learning benefit or an objective preference for every reader.</w:t>
+      </w:r>
+    </w:p>
+    <w:p>
+      <w:pPr>
+        <w:spacing w:line="336" w:lineRule="auto" w:after="180"/>
+      </w:pPr>
+      <w:r>
+        <w:rPr>
+          <w:b w:val="0"/>
+        </w:rPr>
+        <w:t xml:space="preserve">Publish the recommender’s </w:t>
+      </w:r>
+      <w:r>
+        <w:rPr>
           <w:b/>
+        </w:rPr>
+        <w:t>constraint</w:t>
+      </w:r>
+      <w:r>
+        <w:rPr>
+          <w:b w:val="0"/>
+        </w:rPr>
+        <w:t xml:space="preserve">s, </w:t>
+      </w:r>
+      <w:r>
+        <w:rPr>
+          <w:b/>
+        </w:rPr>
+        <w:t>score</w:t>
+      </w:r>
+      <w:r>
+        <w:rPr>
+          <w:b w:val="0"/>
+        </w:rPr>
+        <w:t xml:space="preserve"> formula and tie rule; include component-level reasons in each suggestion.</w:t>
+      </w:r>
+    </w:p>
+    <w:p>
+      <w:pPr>
+        <w:pStyle w:val="Heading2"/>
+      </w:pPr>
+      <w:r>
+        <w:t>Keep the checkpoint, system and decision</w:t>
+      </w:r>
+    </w:p>
+    <w:p>
+      <w:pPr>
+        <w:spacing w:line="336" w:lineRule="auto" w:after="180"/>
+      </w:pPr>
+      <w:r>
+        <w:rPr>
+          <w:b w:val="0"/>
+        </w:rPr>
+        <w:t xml:space="preserve">THIS WEEK’S CHECKPOINT  Publish the features, </w:t>
+      </w:r>
+      <w:r>
+        <w:rPr>
+          <w:b/>
+        </w:rPr>
+        <w:t>weight</w:t>
+      </w:r>
+      <w:r>
+        <w:rPr>
+          <w:b w:val="0"/>
+        </w:rPr>
+        <w:t xml:space="preserve">s, raw </w:t>
+      </w:r>
+      <w:r>
+        <w:rPr>
+          <w:b/>
+        </w:rPr>
+        <w:t>score</w:t>
+      </w:r>
+      <w:r>
+        <w:rPr>
+          <w:b w:val="0"/>
+        </w:rPr>
+        <w:t>s, and reason for the top result.</w:t>
+      </w:r>
+    </w:p>
+    <w:p>
+      <w:pPr>
+        <w:spacing w:line="336" w:lineRule="auto" w:after="180"/>
+      </w:pPr>
+      <w:r>
+        <w:rPr>
+          <w:b w:val="0"/>
+        </w:rPr>
+        <w:t xml:space="preserve">SYSTEM MAP  Reader need → allowed </w:t>
+      </w:r>
+      <w:r>
+        <w:rPr>
+          <w:b/>
+        </w:rPr>
+        <w:t>input</w:t>
+      </w:r>
+      <w:r>
+        <w:rPr>
+          <w:b w:val="0"/>
+        </w:rPr>
+        <w:t xml:space="preserve">s → transparent rule or </w:t>
+      </w:r>
+      <w:r>
+        <w:rPr>
+          <w:b/>
+        </w:rPr>
+        <w:t>score</w:t>
+      </w:r>
+      <w:r>
+        <w:rPr>
+          <w:b w:val="0"/>
+        </w:rPr>
+        <w:t xml:space="preserve"> → </w:t>
+      </w:r>
+      <w:r>
+        <w:rPr>
+          <w:b/>
+        </w:rPr>
+        <w:t>rank</w:t>
+      </w:r>
+      <w:r>
+        <w:rPr>
+          <w:b w:val="0"/>
+        </w:rPr>
+        <w:t xml:space="preserve">ed candidates → explanation → test record → </w:t>
+      </w:r>
+      <w:r>
+        <w:rPr>
+          <w:b/>
+        </w:rPr>
+        <w:t>human decision</w:t>
+      </w:r>
+    </w:p>
+    <w:p>
+      <w:pPr>
+        <w:spacing w:line="336" w:lineRule="auto" w:after="180"/>
+      </w:pPr>
+      <w:r>
+        <w:rPr>
+          <w:b w:val="0"/>
+        </w:rPr>
+        <w:t>What will you add, change, or verify in the project this week?</w:t>
+      </w:r>
+    </w:p>
+    <w:p>
+      <w:pPr>
+        <w:pStyle w:val="Heading3"/>
+      </w:pPr>
+      <w:r>
+        <w:t>Write or draw your reasoning and evidence.</w:t>
+      </w:r>
+    </w:p>
+    <w:p>
+      <w:r>
+        <w:t>________________________________________________________________</w:t>
+      </w:r>
+    </w:p>
+    <w:p>
+      <w:r>
+        <w:t>________________________________________________________________</w:t>
+      </w:r>
+    </w:p>
+    <w:p>
+      <w:r>
+        <w:t>________________________________________________________________</w:t>
+      </w:r>
+    </w:p>
+    <w:p>
+      <w:r>
+        <w:t>________________________________________________________________</w:t>
+      </w:r>
+    </w:p>
+    <w:p>
+      <w:r>
+        <w:t>________________________________________________________________</w:t>
+      </w:r>
+    </w:p>
+    <w:p>
+      <w:pPr>
+        <w:spacing w:line="336" w:lineRule="auto" w:after="180"/>
+      </w:pPr>
+      <w:r>
+        <w:rPr>
+          <w:b w:val="0"/>
+        </w:rPr>
+        <w:t xml:space="preserve">What should remain under </w:t>
+      </w:r>
+      <w:r>
+        <w:rPr>
+          <w:b/>
+        </w:rPr>
+        <w:t>human control</w:t>
+      </w:r>
+      <w:r>
+        <w:rPr>
+          <w:b w:val="0"/>
+        </w:rPr>
+        <w:t>?</w:t>
+      </w:r>
+    </w:p>
+    <w:p>
+      <w:pPr>
+        <w:pStyle w:val="Heading3"/>
+      </w:pPr>
+      <w:r>
+        <w:t>Write or draw your reasoning and evidence.</w:t>
+      </w:r>
+    </w:p>
+    <w:p>
+      <w:r>
+        <w:t>________________________________________________________________</w:t>
+      </w:r>
+    </w:p>
+    <w:p>
+      <w:r>
+        <w:t>________________________________________________________________</w:t>
+      </w:r>
+    </w:p>
+    <w:p>
+      <w:r>
+        <w:t>________________________________________________________________</w:t>
+      </w:r>
+    </w:p>
+    <w:p>
+      <w:r>
+        <w:t>________________________________________________________________</w:t>
+      </w:r>
+    </w:p>
+    <w:p>
+      <w:r>
+        <w:t>________________________________________________________________</w:t>
+      </w:r>
+    </w:p>
+    <w:p>
+      <w:pPr>
+        <w:spacing w:line="336" w:lineRule="auto" w:after="180"/>
+      </w:pPr>
+      <w:r>
+        <w:rPr>
+          <w:b w:val="0"/>
+        </w:rPr>
+        <w:t xml:space="preserve">RESPONSIBLE DESIGN  Collect only necessary information. Show uncertainty and limits. Never confuse a </w:t>
+      </w:r>
+      <w:r>
+        <w:rPr>
+          <w:b/>
+        </w:rPr>
+        <w:t>rank</w:t>
+      </w:r>
+      <w:r>
+        <w:rPr>
+          <w:b w:val="0"/>
+        </w:rPr>
+        <w:t>ing with a fact about a person.</w:t>
+      </w:r>
+    </w:p>
+    <w:p>
+      <w:pPr>
+        <w:pStyle w:val="Heading2"/>
+      </w:pPr>
+      <w:r>
+        <w:t>Earlier wording, alternatives and picture transcripts · reference / check after trying</w:t>
+      </w:r>
+    </w:p>
+    <w:p>
+      <w:pPr>
+        <w:spacing w:line="336" w:lineRule="auto" w:after="180"/>
+      </w:pPr>
+      <w:r>
+        <w:rPr>
+          <w:b w:val="0"/>
+        </w:rPr>
+        <w:t>CUMULATIVE PROJECT</w:t>
+      </w:r>
+    </w:p>
+    <w:p>
+      <w:pPr>
+        <w:spacing w:line="336" w:lineRule="auto" w:after="180"/>
+      </w:pPr>
+      <w:r>
+        <w:rPr>
+          <w:b w:val="0"/>
+        </w:rPr>
+        <w:t>Transparent Book Recommender</w:t>
+      </w:r>
+    </w:p>
+    <w:p>
+      <w:pPr>
+        <w:spacing w:line="336" w:lineRule="auto" w:after="180"/>
+      </w:pPr>
+      <w:r>
+        <w:rPr>
+          <w:b w:val="0"/>
+        </w:rPr>
+        <w:t>Every week adds one inspectable piece. The system must show how it reached a result.</w:t>
+      </w:r>
+    </w:p>
+    <w:p>
+      <w:r>
+        <w:drawing>
+          <wp:inline xmlns:a="http://schemas.openxmlformats.org/drawingml/2006/main" xmlns:pic="http://schemas.openxmlformats.org/drawingml/2006/picture">
+            <wp:extent cx="5486400" cy="1901952"/>
+            <wp:docPr id="22" name="Picture 22" descr="Book recommender connection for Recommendation Scores"/>
+            <wp:cNvGraphicFramePr>
+              <a:graphicFrameLocks noChangeAspect="1"/>
+            </wp:cNvGraphicFramePr>
+            <a:graphic>
+              <a:graphicData uri="http://schemas.openxmlformats.org/drawingml/2006/picture">
+                <pic:pic>
+                  <pic:nvPicPr>
+                    <pic:cNvPr id="0" name="9593d54815c8024a0cbd0f7c9608c3d08f4ed962fee38f7efda8c8c7b34888c4.png"/>
+                    <pic:cNvPicPr/>
+                  </pic:nvPicPr>
+                  <pic:blipFill>
+                    <a:blip r:embed="rId25"/>
+                    <a:stretch>
+                      <a:fillRect/>
+                    </a:stretch>
+                  </pic:blipFill>
+                  <pic:spPr>
+                    <a:xfrm>
+                      <a:off x="0" y="0"/>
+                      <a:ext cx="5486400" cy="1901952"/>
+                    </a:xfrm>
+                    <a:prstGeom prst="rect"/>
+                  </pic:spPr>
+                </pic:pic>
+              </a:graphicData>
+            </a:graphic>
+          </wp:inline>
+        </w:drawing>
+      </w:r>
+    </w:p>
+    <w:p>
+      <w:pPr>
+        <w:pStyle w:val="Heading3"/>
+      </w:pPr>
+      <w:r>
+        <w:t>Evidence for your project</w:t>
+      </w:r>
+    </w:p>
+    <w:p>
+      <w:pPr>
+        <w:pStyle w:val="Heading1"/>
+      </w:pPr>
+      <w:r>
+        <w:t>16. Finish: explain eligibility, score and chosen preference separately</w:t>
+      </w:r>
+    </w:p>
+    <w:p>
+      <w:r>
+        <w:t>Retain the rejected high score without allowing it to override the rule.</w:t>
+      </w:r>
+    </w:p>
+    <w:p>
+      <w:pPr>
+        <w:pStyle w:val="Heading2"/>
+      </w:pPr>
+      <w:r>
+        <w:t>Explain without notes</w:t>
+      </w:r>
+    </w:p>
+    <w:p>
+      <w:pPr>
+        <w:pStyle w:val="ListBullet"/>
+      </w:pPr>
+      <w:r>
+        <w:t>Close your notes. Explain this goal in your own words: Compute a weighted score</w:t>
+      </w:r>
+    </w:p>
+    <w:p>
+      <w:pPr>
+        <w:pStyle w:val="Heading3"/>
+      </w:pPr>
+      <w:r>
+        <w:t>My deciding step, evidence and one remaining question</w:t>
+      </w:r>
+    </w:p>
+    <w:p>
+      <w:r>
+        <w:t>________________________________________________________________</w:t>
+      </w:r>
+    </w:p>
+    <w:p>
+      <w:r>
+        <w:t>________________________________________________________________</w:t>
+      </w:r>
+    </w:p>
+    <w:p>
+      <w:r>
+        <w:t>________________________________________________________________</w:t>
+      </w:r>
+    </w:p>
+    <w:p>
+      <w:r>
+        <w:t>________________________________________________________________</w:t>
+      </w:r>
+    </w:p>
+    <w:p>
+      <w:r>
+        <w:t>________________________________________________________________</w:t>
+      </w:r>
+    </w:p>
+    <w:p>
+      <w:pPr>
+        <w:pStyle w:val="Heading2"/>
+      </w:pPr>
+      <w:r>
+        <w:t>Plan a changed-case return</w:t>
+      </w:r>
+    </w:p>
+    <w:p>
+      <w:pPr>
+        <w:spacing w:line="336" w:lineRule="auto" w:after="180"/>
+      </w:pPr>
+      <w:r>
+        <w:rPr>
+          <w:b w:val="0"/>
+        </w:rPr>
+        <w:t xml:space="preserve">If you are unsure, return to the worked picture and explain one arrow. If you are ready, change an </w:t>
+      </w:r>
+      <w:r>
+        <w:rPr>
+          <w:b/>
+        </w:rPr>
+        <w:t>input</w:t>
+      </w:r>
+      <w:r>
+        <w:rPr>
+          <w:b w:val="0"/>
+        </w:rPr>
+        <w:t xml:space="preserve"> or assumption and justify your </w:t>
+      </w:r>
+      <w:r>
+        <w:rPr>
+          <w:b/>
+        </w:rPr>
+        <w:t>prediction</w:t>
+      </w:r>
+      <w:r>
+        <w:rPr>
+          <w:b w:val="0"/>
+        </w:rPr>
+        <w:t>.</w:t>
+      </w:r>
+    </w:p>
+    <w:p>
+      <w:pPr>
+        <w:spacing w:line="336" w:lineRule="auto" w:after="180"/>
+      </w:pPr>
+      <w:r>
+        <w:rPr>
+          <w:b w:val="0"/>
+        </w:rPr>
+        <w:t xml:space="preserve">Save your workbook </w:t>
+      </w:r>
+      <w:r>
+        <w:rPr>
+          <w:b/>
+        </w:rPr>
+        <w:t>evidence</w:t>
+      </w:r>
+      <w:r>
+        <w:rPr>
+          <w:b w:val="0"/>
+        </w:rPr>
+        <w:t>. At the next review, try a different case before opening your old answer.</w:t>
+      </w:r>
+    </w:p>
+    <w:p>
+      <w:pPr>
+        <w:pStyle w:val="Heading1"/>
+      </w:pPr>
+      <w:r>
+        <w:t>Reference bank and extra practice</w:t>
+      </w:r>
+    </w:p>
+    <w:p>
+      <w:pPr>
+        <w:pStyle w:val="Heading1"/>
+      </w:pPr>
+      <w:r>
+        <w:t>05. Your quick word guide</w:t>
+      </w:r>
+    </w:p>
+    <w:p>
+      <w:r>
+        <w:t>Use the words to explain a particular step, record or limit.</w:t>
+      </w:r>
+    </w:p>
+    <w:p>
+      <w:pPr>
+        <w:pStyle w:val="Heading2"/>
+      </w:pPr>
+      <w:r>
+        <w:t>Core vocabulary</w:t>
+      </w:r>
+    </w:p>
+    <w:tbl>
+      <w:tblPr>
+        <w:tblStyle w:val="LightShading-Accent1"/>
+        <w:tblW w:type="auto" w:w="0"/>
+        <w:tblLook w:firstColumn="1" w:firstRow="1" w:lastColumn="0" w:lastRow="0" w:noHBand="0" w:noVBand="1" w:val="04A0"/>
+      </w:tblPr>
+      <w:tblGrid>
+        <w:gridCol w:w="3408"/>
+        <w:gridCol w:w="3408"/>
+        <w:gridCol w:w="3408"/>
+      </w:tblGrid>
+      <w:tr>
+        <w:trPr>
+          <w:tblHeader/>
+        </w:trPr>
+        <w:tc>
+          <w:tcPr>
+            <w:tcW w:type="dxa" w:w="3408"/>
+          </w:tcPr>
+          <w:p>
+            <w:r>
+              <w:t>Word</w:t>
+            </w:r>
+          </w:p>
+        </w:tc>
+        <w:tc>
+          <w:tcPr>
+            <w:tcW w:type="dxa" w:w="3408"/>
+          </w:tcPr>
+          <w:p>
+            <w:r>
+              <w:t>My own example</w:t>
+            </w:r>
+          </w:p>
+        </w:tc>
+        <w:tc>
+          <w:tcPr>
+            <w:tcW w:type="dxa" w:w="3408"/>
+          </w:tcPr>
+          <w:p>
+            <w:r>
+              <w:t>Not this / boundary</w:t>
+            </w:r>
+          </w:p>
+        </w:tc>
+      </w:tr>
+      <w:tr>
+        <w:tc>
+          <w:tcPr>
+            <w:tcW w:type="dxa" w:w="3408"/>
+          </w:tcPr>
+          <w:p>
+            <w:r>
+              <w:t>weight</w:t>
+            </w:r>
+          </w:p>
+        </w:tc>
+        <w:tc>
+          <w:tcPr>
+            <w:tcW w:type="dxa" w:w="3408"/>
+          </w:tcPr>
+          <w:p>
+            <w:r>
+              <w:t>A multiplier controlling how strongly a feature or value contributes to a calculation.</w:t>
+            </w:r>
+          </w:p>
+        </w:tc>
+        <w:tc>
+          <w:tcPr>
+            <w:tcW w:type="dxa" w:w="3408"/>
+          </w:tcPr>
+          <w:p>
+            <w:r/>
+          </w:p>
+        </w:tc>
+      </w:tr>
+      <w:tr>
+        <w:tc>
+          <w:tcPr>
+            <w:tcW w:type="dxa" w:w="3408"/>
+          </w:tcPr>
+          <w:p>
+            <w:r>
+              <w:t>score</w:t>
+            </w:r>
+          </w:p>
+        </w:tc>
+        <w:tc>
+          <w:tcPr>
+            <w:tcW w:type="dxa" w:w="3408"/>
+          </w:tcPr>
+          <w:p>
+            <w:r>
+              <w:t>A numerical value assigned using a specified rule; it is not automatically a probability.</w:t>
+            </w:r>
+          </w:p>
+        </w:tc>
+        <w:tc>
+          <w:tcPr>
+            <w:tcW w:type="dxa" w:w="3408"/>
+          </w:tcPr>
+          <w:p>
+            <w:r/>
+          </w:p>
+        </w:tc>
+      </w:tr>
+      <w:tr>
+        <w:tc>
+          <w:tcPr>
+            <w:tcW w:type="dxa" w:w="3408"/>
+          </w:tcPr>
+          <w:p>
+            <w:r>
+              <w:t>rank</w:t>
+            </w:r>
+          </w:p>
+        </w:tc>
+        <w:tc>
+          <w:tcPr>
+            <w:tcW w:type="dxa" w:w="3408"/>
+          </w:tcPr>
+          <w:p>
+            <w:r>
+              <w:t>Place candidates in an order using a declared comparison rule.</w:t>
+            </w:r>
+          </w:p>
+        </w:tc>
+        <w:tc>
+          <w:tcPr>
+            <w:tcW w:type="dxa" w:w="3408"/>
+          </w:tcPr>
+          <w:p>
+            <w:r/>
+          </w:p>
+        </w:tc>
+      </w:tr>
+      <w:tr>
+        <w:tc>
+          <w:tcPr>
+            <w:tcW w:type="dxa" w:w="3408"/>
+          </w:tcPr>
+          <w:p>
+            <w:r>
+              <w:t>tradeoff</w:t>
+            </w:r>
+          </w:p>
+        </w:tc>
+        <w:tc>
+          <w:tcPr>
+            <w:tcW w:type="dxa" w:w="3408"/>
+          </w:tcPr>
+          <w:p>
+            <w:r>
+              <w:t>A situation where improving one desired property can make another harder to achieve.</w:t>
+            </w:r>
+          </w:p>
+        </w:tc>
+        <w:tc>
+          <w:tcPr>
+            <w:tcW w:type="dxa" w:w="3408"/>
+          </w:tcPr>
+          <w:p>
+            <w:r/>
+          </w:p>
+        </w:tc>
+      </w:tr>
+    </w:tbl>
+    <w:p>
+      <w:pPr>
+        <w:pStyle w:val="Heading2"/>
+      </w:pPr>
+      <w:r>
+        <w:t>Terms for the connected explanation</w:t>
+      </w:r>
+    </w:p>
+    <w:tbl>
+      <w:tblPr>
+        <w:tblStyle w:val="LightShading-Accent1"/>
+        <w:tblW w:type="auto" w:w="0"/>
+        <w:tblLook w:firstColumn="1" w:firstRow="1" w:lastColumn="0" w:lastRow="0" w:noHBand="0" w:noVBand="1" w:val="04A0"/>
+      </w:tblPr>
+      <w:tblGrid>
+        <w:gridCol w:w="5112"/>
+        <w:gridCol w:w="5112"/>
+      </w:tblGrid>
+      <w:tr>
+        <w:trPr>
+          <w:tblHeader/>
+        </w:trPr>
+        <w:tc>
+          <w:tcPr>
+            <w:tcW w:type="dxa" w:w="5112"/>
+          </w:tcPr>
+          <w:p>
+            <w:r>
+              <w:t>Word</w:t>
+            </w:r>
+          </w:p>
+        </w:tc>
+        <w:tc>
+          <w:tcPr>
+            <w:tcW w:type="dxa" w:w="5112"/>
+          </w:tcPr>
+          <w:p>
+            <w:r>
+              <w:t>Meaning</w:t>
+            </w:r>
+          </w:p>
+        </w:tc>
+      </w:tr>
+      <w:tr>
+        <w:tc>
+          <w:tcPr>
+            <w:tcW w:type="dxa" w:w="5112"/>
+          </w:tcPr>
+          <w:p>
+            <w:r>
+              <w:t>Constraint</w:t>
+            </w:r>
+          </w:p>
+        </w:tc>
+        <w:tc>
+          <w:tcPr>
+            <w:tcW w:type="dxa" w:w="5112"/>
+          </w:tcPr>
+          <w:p>
+            <w:r>
+              <w:t>A requirement an option must meet</w:t>
+            </w:r>
+          </w:p>
+        </w:tc>
+      </w:tr>
+    </w:tbl>
+    <w:p>
+      <w:pPr>
+        <w:pStyle w:val="Heading2"/>
+      </w:pPr>
+      <w:r>
+        <w:t>Earlier wording, alternatives and picture transcripts · reference / check after trying</w:t>
+      </w:r>
+    </w:p>
+    <w:p>
+      <w:pPr>
+        <w:spacing w:line="336" w:lineRule="auto" w:after="180"/>
+      </w:pPr>
+      <w:r>
+        <w:rPr>
+          <w:b w:val="0"/>
+        </w:rPr>
+        <w:t>VOCABULARY LAB</w:t>
+      </w:r>
+    </w:p>
+    <w:p>
+      <w:pPr>
+        <w:spacing w:line="336" w:lineRule="auto" w:after="180"/>
+      </w:pPr>
+      <w:r>
+        <w:rPr>
+          <w:b w:val="0"/>
+        </w:rPr>
+        <w:t>Words You Can Use to Reason</w:t>
+      </w:r>
+    </w:p>
+    <w:p>
+      <w:pPr>
+        <w:spacing w:line="336" w:lineRule="auto" w:after="180"/>
+      </w:pPr>
+      <w:r>
+        <w:rPr>
+          <w:b w:val="0"/>
+        </w:rPr>
+        <w:t>A definition matters when you can recognize the idea, use it, and contrast it with a near-miss.</w:t>
+      </w:r>
+    </w:p>
+    <w:p>
+      <w:r>
+        <w:drawing>
+          <wp:inline xmlns:a="http://schemas.openxmlformats.org/drawingml/2006/main" xmlns:pic="http://schemas.openxmlformats.org/drawingml/2006/picture">
+            <wp:extent cx="5486400" cy="3200400"/>
+            <wp:docPr id="23" name="Picture 23" descr="Vocabulary badge: weight"/>
+            <wp:cNvGraphicFramePr>
+              <a:graphicFrameLocks noChangeAspect="1"/>
+            </wp:cNvGraphicFramePr>
+            <a:graphic>
+              <a:graphicData uri="http://schemas.openxmlformats.org/drawingml/2006/picture">
+                <pic:pic>
+                  <pic:nvPicPr>
+                    <pic:cNvPr id="0" name="ac06b39541e46cee16a19df9e572c3e1443f2e4a2637b5407c9372266f011492.png"/>
+                    <pic:cNvPicPr/>
+                  </pic:nvPicPr>
+                  <pic:blipFill>
+                    <a:blip r:embed="rId26"/>
+                    <a:stretch>
+                      <a:fillRect/>
+                    </a:stretch>
+                  </pic:blipFill>
+                  <pic:spPr>
+                    <a:xfrm>
+                      <a:off x="0" y="0"/>
+                      <a:ext cx="5486400" cy="3200400"/>
+                    </a:xfrm>
+                    <a:prstGeom prst="rect"/>
+                  </pic:spPr>
+                </pic:pic>
+              </a:graphicData>
+            </a:graphic>
+          </wp:inline>
+        </w:drawing>
+      </w:r>
+    </w:p>
+    <w:p>
+      <w:r>
+        <w:drawing>
+          <wp:inline xmlns:a="http://schemas.openxmlformats.org/drawingml/2006/main" xmlns:pic="http://schemas.openxmlformats.org/drawingml/2006/picture">
+            <wp:extent cx="5486400" cy="3200400"/>
+            <wp:docPr id="24" name="Picture 24" descr="Vocabulary badge: score"/>
+            <wp:cNvGraphicFramePr>
+              <a:graphicFrameLocks noChangeAspect="1"/>
+            </wp:cNvGraphicFramePr>
+            <a:graphic>
+              <a:graphicData uri="http://schemas.openxmlformats.org/drawingml/2006/picture">
+                <pic:pic>
+                  <pic:nvPicPr>
+                    <pic:cNvPr id="0" name="d321d60d757961388430c85a0989c65eae9112f02e5336215ea6ddcc82045c47.png"/>
+                    <pic:cNvPicPr/>
+                  </pic:nvPicPr>
+                  <pic:blipFill>
+                    <a:blip r:embed="rId27"/>
+                    <a:stretch>
+                      <a:fillRect/>
+                    </a:stretch>
+                  </pic:blipFill>
+                  <pic:spPr>
+                    <a:xfrm>
+                      <a:off x="0" y="0"/>
+                      <a:ext cx="5486400" cy="3200400"/>
+                    </a:xfrm>
+                    <a:prstGeom prst="rect"/>
+                  </pic:spPr>
+                </pic:pic>
+              </a:graphicData>
+            </a:graphic>
+          </wp:inline>
+        </w:drawing>
+      </w:r>
+    </w:p>
+    <w:p>
+      <w:r>
+        <w:drawing>
+          <wp:inline xmlns:a="http://schemas.openxmlformats.org/drawingml/2006/main" xmlns:pic="http://schemas.openxmlformats.org/drawingml/2006/picture">
+            <wp:extent cx="5486400" cy="3200400"/>
+            <wp:docPr id="25" name="Picture 25" descr="Vocabulary badge: rank"/>
+            <wp:cNvGraphicFramePr>
+              <a:graphicFrameLocks noChangeAspect="1"/>
+            </wp:cNvGraphicFramePr>
+            <a:graphic>
+              <a:graphicData uri="http://schemas.openxmlformats.org/drawingml/2006/picture">
+                <pic:pic>
+                  <pic:nvPicPr>
+                    <pic:cNvPr id="0" name="a1126337edece886315f9f15d9f16b8fd96263d420863f0778fc27aa0dec9801.png"/>
+                    <pic:cNvPicPr/>
+                  </pic:nvPicPr>
+                  <pic:blipFill>
+                    <a:blip r:embed="rId28"/>
+                    <a:stretch>
+                      <a:fillRect/>
+                    </a:stretch>
+                  </pic:blipFill>
+                  <pic:spPr>
+                    <a:xfrm>
+                      <a:off x="0" y="0"/>
+                      <a:ext cx="5486400" cy="3200400"/>
+                    </a:xfrm>
+                    <a:prstGeom prst="rect"/>
+                  </pic:spPr>
+                </pic:pic>
+              </a:graphicData>
+            </a:graphic>
+          </wp:inline>
+        </w:drawing>
+      </w:r>
+    </w:p>
+    <w:p>
+      <w:r>
+        <w:drawing>
+          <wp:inline xmlns:a="http://schemas.openxmlformats.org/drawingml/2006/main" xmlns:pic="http://schemas.openxmlformats.org/drawingml/2006/picture">
+            <wp:extent cx="5486400" cy="3200400"/>
+            <wp:docPr id="26" name="Picture 26" descr="Vocabulary badge: tradeoff"/>
+            <wp:cNvGraphicFramePr>
+              <a:graphicFrameLocks noChangeAspect="1"/>
+            </wp:cNvGraphicFramePr>
+            <a:graphic>
+              <a:graphicData uri="http://schemas.openxmlformats.org/drawingml/2006/picture">
+                <pic:pic>
+                  <pic:nvPicPr>
+                    <pic:cNvPr id="0" name="b300af6fb4e6fb89f55a431fda0078a44821c4040140146e54cf17357e838abf.png"/>
+                    <pic:cNvPicPr/>
+                  </pic:nvPicPr>
+                  <pic:blipFill>
+                    <a:blip r:embed="rId29"/>
+                    <a:stretch>
+                      <a:fillRect/>
+                    </a:stretch>
+                  </pic:blipFill>
+                  <pic:spPr>
+                    <a:xfrm>
+                      <a:off x="0" y="0"/>
+                      <a:ext cx="5486400" cy="3200400"/>
+                    </a:xfrm>
+                    <a:prstGeom prst="rect"/>
+                  </pic:spPr>
+                </pic:pic>
+              </a:graphicData>
+            </a:graphic>
+          </wp:inline>
+        </w:drawing>
+      </w:r>
+    </w:p>
+    <w:p>
+      <w:pPr>
+        <w:pStyle w:val="Heading3"/>
+      </w:pPr>
+      <w:r>
+        <w:t>Words used in the closer explanation</w:t>
+      </w:r>
+    </w:p>
+    <w:p>
+      <w:pPr>
+        <w:pStyle w:val="Heading1"/>
+      </w:pPr>
+      <w:r>
+        <w:t>10. Choose a stronger thinking challenge</w:t>
+      </w:r>
+    </w:p>
+    <w:p>
+      <w:r>
+        <w:t>Choose the next useful challenge rather than treating the whole ladder as compulsory.</w:t>
+      </w:r>
+    </w:p>
+    <w:p>
+      <w:pPr>
+        <w:pStyle w:val="Heading2"/>
+      </w:pPr>
+      <w:r>
+        <w:t>Pick your next step</w:t>
+      </w:r>
+    </w:p>
+    <w:p>
+      <w:pPr>
+        <w:pStyle w:val="ListBullet"/>
+      </w:pPr>
+      <w:r>
+        <w:t>1 • NAME: Define the concept without repeating the textbook.</w:t>
+      </w:r>
+    </w:p>
+    <w:p>
+      <w:pPr>
+        <w:pStyle w:val="ListBullet"/>
+      </w:pPr>
+      <w:r>
+        <w:t>2 • TRACE: Show the information, state, branch, calculation, or evidence path.</w:t>
+      </w:r>
+    </w:p>
+    <w:p>
+      <w:pPr>
+        <w:pStyle w:val="ListBullet"/>
+      </w:pPr>
+      <w:r>
+        <w:t>3 • APPLY: Solve a different example independently.</w:t>
+      </w:r>
+    </w:p>
+    <w:p>
+      <w:pPr>
+        <w:pStyle w:val="ListBullet"/>
+      </w:pPr>
+      <w:r>
+        <w:t>4 • CHALLENGE: Find a boundary case, counterexample, or unfair outcome.</w:t>
+      </w:r>
+    </w:p>
+    <w:p>
+      <w:pPr>
+        <w:pStyle w:val="ListBullet"/>
+      </w:pPr>
+      <w:r>
+        <w:t>5 • EXPLAIN LIMITS: Say when the result should not be trusted or used alone.</w:t>
+      </w:r>
+    </w:p>
+    <w:p>
+      <w:pPr>
+        <w:pStyle w:val="ListBullet"/>
+      </w:pPr>
+      <w:r>
+        <w:t>My strongest evidence of independent understanding:</w:t>
+      </w:r>
+    </w:p>
+    <w:p>
+      <w:pPr>
+        <w:pStyle w:val="Heading3"/>
+      </w:pPr>
+      <w:r>
+        <w:t>Write or draw your reasoning and evidence.</w:t>
+      </w:r>
+    </w:p>
+    <w:p>
+      <w:r>
+        <w:t>________________________________________________________________</w:t>
+      </w:r>
+    </w:p>
+    <w:p>
+      <w:r>
+        <w:t>________________________________________________________________</w:t>
+      </w:r>
+    </w:p>
+    <w:p>
+      <w:r>
+        <w:t>________________________________________________________________</w:t>
+      </w:r>
+    </w:p>
+    <w:p>
+      <w:r>
+        <w:t>________________________________________________________________</w:t>
+      </w:r>
+    </w:p>
+    <w:p>
+      <w:r>
+        <w:t>________________________________________________________________</w:t>
+      </w:r>
+    </w:p>
+    <w:p>
+      <w:pPr>
+        <w:pStyle w:val="Heading2"/>
+      </w:pPr>
+      <w:r>
+        <w:t>Earlier wording, alternatives and picture transcripts · reference / check after trying</w:t>
+      </w:r>
+    </w:p>
+    <w:p>
+      <w:pPr>
+        <w:spacing w:line="336" w:lineRule="auto" w:after="180"/>
+      </w:pPr>
+      <w:r>
+        <w:rPr>
+          <w:b w:val="0"/>
         </w:rPr>
         <w:t>MASTERY</w:t>
       </w:r>
@@ -4511,7 +5978,7 @@
         <w:drawing>
           <wp:inline xmlns:a="http://schemas.openxmlformats.org/drawingml/2006/main" xmlns:pic="http://schemas.openxmlformats.org/drawingml/2006/picture">
             <wp:extent cx="5486400" cy="1719072"/>
-            <wp:docPr id="20" name="Picture 20" descr="Mastery ladder for Recommendation Scores"/>
+            <wp:docPr id="27" name="Picture 27" descr="Mastery ladder for Recommendation Scores"/>
             <wp:cNvGraphicFramePr>
               <a:graphicFrameLocks noChangeAspect="1"/>
             </wp:cNvGraphicFramePr>
@@ -4523,7 +5990,7 @@
                     <pic:cNvPicPr/>
                   </pic:nvPicPr>
                   <pic:blipFill>
-                    <a:blip r:embed="rId27"/>
+                    <a:blip r:embed="rId30"/>
                     <a:stretch>
                       <a:fillRect/>
                     </a:stretch>
@@ -4544,13 +6011,164 @@
     </w:p>
     <w:p>
       <w:pPr>
+        <w:pStyle w:val="Heading1"/>
+      </w:pPr>
+      <w:r>
+        <w:t>12. Reference: check your explanation</w:t>
+      </w:r>
+    </w:p>
+    <w:p>
+      <w:r>
+        <w:t>Use after practice. Choose independently is the selected independent case.</w:t>
+      </w:r>
+    </w:p>
+    <w:p>
+      <w:pPr>
+        <w:pStyle w:val="Heading2"/>
+      </w:pPr>
+      <w:r>
+        <w:t>Check the evidence and its limit</w:t>
+      </w:r>
+    </w:p>
+    <w:p>
+      <w:pPr>
+        <w:pStyle w:val="ListBullet"/>
+      </w:pPr>
+      <w:r>
+        <w:t>1. My fresh example, trace, calculation, or design:</w:t>
+      </w:r>
+    </w:p>
+    <w:p>
+      <w:pPr>
+        <w:pStyle w:val="Heading3"/>
+      </w:pPr>
+      <w:r>
+        <w:t>Write or draw your reasoning and evidence.</w:t>
+      </w:r>
+    </w:p>
+    <w:p>
+      <w:r>
+        <w:t>________________________________________________________________</w:t>
+      </w:r>
+    </w:p>
+    <w:p>
+      <w:r>
+        <w:t>________________________________________________________________</w:t>
+      </w:r>
+    </w:p>
+    <w:p>
+      <w:r>
+        <w:t>________________________________________________________________</w:t>
+      </w:r>
+    </w:p>
+    <w:p>
+      <w:r>
+        <w:t>________________________________________________________________</w:t>
+      </w:r>
+    </w:p>
+    <w:p>
+      <w:r>
+        <w:t>________________________________________________________________</w:t>
+      </w:r>
+    </w:p>
+    <w:p>
+      <w:pPr>
+        <w:pStyle w:val="ListBullet"/>
+      </w:pPr>
+      <w:r>
+        <w:t>2. My evidence that it works (include a boundary or missing-data case):</w:t>
+      </w:r>
+    </w:p>
+    <w:p>
+      <w:pPr>
+        <w:pStyle w:val="Heading3"/>
+      </w:pPr>
+      <w:r>
+        <w:t>Write or draw your reasoning and evidence.</w:t>
+      </w:r>
+    </w:p>
+    <w:p>
+      <w:r>
+        <w:t>________________________________________________________________</w:t>
+      </w:r>
+    </w:p>
+    <w:p>
+      <w:r>
+        <w:t>________________________________________________________________</w:t>
+      </w:r>
+    </w:p>
+    <w:p>
+      <w:r>
+        <w:t>________________________________________________________________</w:t>
+      </w:r>
+    </w:p>
+    <w:p>
+      <w:r>
+        <w:t>________________________________________________________________</w:t>
+      </w:r>
+    </w:p>
+    <w:p>
+      <w:r>
+        <w:t>________________________________________________________________</w:t>
+      </w:r>
+    </w:p>
+    <w:p>
+      <w:pPr>
+        <w:pStyle w:val="ListBullet"/>
+      </w:pPr>
+      <w:r>
+        <w:t>3. One limitation, fairness concern, or situation needing human review:</w:t>
+      </w:r>
+    </w:p>
+    <w:p>
+      <w:pPr>
+        <w:pStyle w:val="Heading2"/>
+      </w:pPr>
+      <w:r>
+        <w:t>Self-check and record</w:t>
+      </w:r>
+    </w:p>
+    <w:p>
+      <w:pPr>
         <w:spacing w:line="336" w:lineRule="auto" w:after="180"/>
       </w:pPr>
       <w:r>
         <w:rPr>
           <w:b w:val="0"/>
         </w:rPr>
-        <w:t>1 • NAME: Define the concept without repeating the textbook.</w:t>
+        <w:t xml:space="preserve">SELF-CHECK  □ I explained the </w:t>
+      </w:r>
+      <w:r>
+        <w:rPr>
+          <w:b/>
+        </w:rPr>
+        <w:t>mechanism</w:t>
+      </w:r>
+      <w:r>
+        <w:rPr>
+          <w:b w:val="0"/>
+        </w:rPr>
+        <w:t xml:space="preserve">  □ I used </w:t>
+      </w:r>
+      <w:r>
+        <w:rPr>
+          <w:b/>
+        </w:rPr>
+        <w:t>evidence</w:t>
+      </w:r>
+      <w:r>
+        <w:rPr>
+          <w:b w:val="0"/>
+        </w:rPr>
+        <w:t xml:space="preserve">  □ I tested a fresh case  □ I named a limitation  □ I can answer ‘why?’</w:t>
+      </w:r>
+    </w:p>
+    <w:p>
+      <w:pPr>
+        <w:pStyle w:val="Heading2"/>
+      </w:pPr>
+      <w:r>
+        <w:t>Earlier wording, alternatives and picture transcripts · reference / check after trying</w:t>
       </w:r>
     </w:p>
     <w:p>
@@ -4561,19 +6179,18 @@
         <w:rPr>
           <w:b w:val="0"/>
         </w:rPr>
-        <w:t xml:space="preserve">2 • TRACE: Show the information, state, branch, calculation, or </w:t>
-      </w:r>
-      <w:r>
-        <w:rPr>
-          <w:b/>
-        </w:rPr>
-        <w:t>evidence</w:t>
-      </w:r>
+        <w:t>INDEPENDENT MASTERY PROOF</w:t>
+      </w:r>
+    </w:p>
+    <w:p>
+      <w:pPr>
+        <w:spacing w:line="336" w:lineRule="auto" w:after="180"/>
+      </w:pPr>
       <w:r>
         <w:rPr>
           <w:b w:val="0"/>
         </w:rPr>
-        <w:t xml:space="preserve"> path.</w:t>
+        <w:t>Checklist for explaining this week’s idea</w:t>
       </w:r>
     </w:p>
     <w:p>
@@ -4584,131 +6201,7 @@
         <w:rPr>
           <w:b w:val="0"/>
         </w:rPr>
-        <w:t>3 • APPLY: Solve a different example independently.</w:t>
-      </w:r>
-    </w:p>
-    <w:p>
-      <w:pPr>
-        <w:spacing w:line="336" w:lineRule="auto" w:after="180"/>
-      </w:pPr>
-      <w:r>
-        <w:rPr>
-          <w:b w:val="0"/>
-        </w:rPr>
-        <w:t>4 • CHALLENGE: Find a boundary case, counterexample, or unfair outcome.</w:t>
-      </w:r>
-    </w:p>
-    <w:p>
-      <w:pPr>
-        <w:spacing w:line="336" w:lineRule="auto" w:after="180"/>
-      </w:pPr>
-      <w:r>
-        <w:rPr>
-          <w:b w:val="0"/>
-        </w:rPr>
-        <w:t>5 • EXPLAIN LIMITS: Say when the result should not be trusted or used alone.</w:t>
-      </w:r>
-    </w:p>
-    <w:p>
-      <w:pPr>
-        <w:spacing w:line="336" w:lineRule="auto" w:after="180"/>
-      </w:pPr>
-      <w:r>
-        <w:rPr>
-          <w:b w:val="0"/>
-        </w:rPr>
-        <w:t xml:space="preserve">My strongest </w:t>
-      </w:r>
-      <w:r>
-        <w:rPr>
-          <w:b/>
-        </w:rPr>
-        <w:t>evidence</w:t>
-      </w:r>
-      <w:r>
-        <w:rPr>
-          <w:b w:val="0"/>
-        </w:rPr>
-        <w:t xml:space="preserve"> of independent understanding:</w:t>
-      </w:r>
-    </w:p>
-    <w:p>
-      <w:pPr>
-        <w:pStyle w:val="Heading3"/>
-      </w:pPr>
-      <w:r>
-        <w:t>Write or draw your reasoning and evidence.</w:t>
-      </w:r>
-    </w:p>
-    <w:p>
-      <w:r>
-        <w:t>________________________________________________________________</w:t>
-      </w:r>
-    </w:p>
-    <w:p>
-      <w:r>
-        <w:t>________________________________________________________________</w:t>
-      </w:r>
-    </w:p>
-    <w:p>
-      <w:r>
-        <w:t>________________________________________________________________</w:t>
-      </w:r>
-    </w:p>
-    <w:p>
-      <w:r>
-        <w:t>________________________________________________________________</w:t>
-      </w:r>
-    </w:p>
-    <w:p>
-      <w:r>
-        <w:t>________________________________________________________________</w:t>
-      </w:r>
-    </w:p>
-    <w:p>
-      <w:pPr>
-        <w:pStyle w:val="Heading1"/>
-      </w:pPr>
-      <w:r>
-        <w:t>11. Connect your project</w:t>
-      </w:r>
-    </w:p>
-    <w:p>
-      <w:r>
-        <w:t>Apply this week’s idea to Transparent Book Recommender. Keep an annotated decision and the evidence supporting it.</w:t>
-      </w:r>
-    </w:p>
-    <w:p>
-      <w:pPr>
-        <w:spacing w:line="336" w:lineRule="auto" w:after="180"/>
-      </w:pPr>
-      <w:r>
-        <w:rPr>
-          <w:b/>
-        </w:rPr>
-        <w:t>CUMULATIVE PROJECT</w:t>
-      </w:r>
-    </w:p>
-    <w:p>
-      <w:pPr>
-        <w:spacing w:line="336" w:lineRule="auto" w:after="180"/>
-      </w:pPr>
-      <w:r>
-        <w:rPr>
-          <w:b w:val="0"/>
-        </w:rPr>
-        <w:t>Transparent Book Recommender</w:t>
-      </w:r>
-    </w:p>
-    <w:p>
-      <w:pPr>
-        <w:spacing w:line="336" w:lineRule="auto" w:after="180"/>
-      </w:pPr>
-      <w:r>
-        <w:rPr>
-          <w:b w:val="0"/>
-        </w:rPr>
-        <w:t>Every week adds one inspectable piece. The system must show how it reached a result.</w:t>
+        <w:t>Use after practice. Choose independently is the selected independent case.</w:t>
       </w:r>
     </w:p>
     <w:p>
@@ -4716,7 +6209,7 @@
         <w:drawing>
           <wp:inline xmlns:a="http://schemas.openxmlformats.org/drawingml/2006/main" xmlns:pic="http://schemas.openxmlformats.org/drawingml/2006/picture">
             <wp:extent cx="5486400" cy="1901952"/>
-            <wp:docPr id="21" name="Picture 21" descr="Book recommender connection for Recommendation Scores"/>
+            <wp:docPr id="28" name="Picture 28" descr="Independent proof graphic for Recommendation Scores"/>
             <wp:cNvGraphicFramePr>
               <a:graphicFrameLocks noChangeAspect="1"/>
             </wp:cNvGraphicFramePr>
@@ -4724,11 +6217,11 @@
               <a:graphicData uri="http://schemas.openxmlformats.org/drawingml/2006/picture">
                 <pic:pic>
                   <pic:nvPicPr>
-                    <pic:cNvPr id="0" name="9593d54815c8024a0cbd0f7c9608c3d08f4ed962fee38f7efda8c8c7b34888c4.png"/>
+                    <pic:cNvPr id="0" name="23030c79f87967efc4e354059cbf52c20032f5e1f1a5d69413024cdc4ebeef20.png"/>
                     <pic:cNvPicPr/>
                   </pic:nvPicPr>
                   <pic:blipFill>
-                    <a:blip r:embed="rId28"/>
+                    <a:blip r:embed="rId31"/>
                     <a:stretch>
                       <a:fillRect/>
                     </a:stretch>
@@ -4755,31 +6248,135 @@
         <w:rPr>
           <w:b w:val="0"/>
         </w:rPr>
-        <w:t xml:space="preserve">THIS WEEK’S CHECKPOINT  Publish the features, </w:t>
+        <w:t xml:space="preserve">EXPLANATION CHECK  Apply hard requirements before </w:t>
       </w:r>
       <w:r>
         <w:rPr>
           <w:b/>
         </w:rPr>
-        <w:t>weight</w:t>
+        <w:t>rank</w:t>
       </w:r>
       <w:r>
         <w:rPr>
           <w:b w:val="0"/>
         </w:rPr>
-        <w:t xml:space="preserve">s, raw </w:t>
-      </w:r>
+        <w:t>ing, retain weighted components and exclusion reasons, and disclose ties and empty outcomes.</w:t>
+      </w:r>
+    </w:p>
+    <w:p>
+      <w:pPr>
+        <w:pStyle w:val="Heading3"/>
+      </w:pPr>
+      <w:r>
+        <w:t>Write or draw your reasoning and evidence.</w:t>
+      </w:r>
+    </w:p>
+    <w:p>
+      <w:r>
+        <w:t>________________________________________________________________</w:t>
+      </w:r>
+    </w:p>
+    <w:p>
+      <w:r>
+        <w:t>________________________________________________________________</w:t>
+      </w:r>
+    </w:p>
+    <w:p>
+      <w:r>
+        <w:t>________________________________________________________________</w:t>
+      </w:r>
+    </w:p>
+    <w:p>
+      <w:r>
+        <w:t>________________________________________________________________</w:t>
+      </w:r>
+    </w:p>
+    <w:p>
+      <w:r>
+        <w:t>________________________________________________________________</w:t>
+      </w:r>
+    </w:p>
+    <w:p>
+      <w:pPr>
+        <w:pStyle w:val="Heading1"/>
+      </w:pPr>
+      <w:r>
+        <w:t>13. Extra practice: Weighted preferences determine the score</w:t>
+      </w:r>
+    </w:p>
+    <w:p>
+      <w:r>
+        <w:t>Try the question before opening its worked explanation.</w:t>
+      </w:r>
+    </w:p>
+    <w:p>
+      <w:pPr>
+        <w:pStyle w:val="Heading2"/>
+      </w:pPr>
+      <w:r>
+        <w:t>Read the supplied case and question</w:t>
+      </w:r>
+    </w:p>
+    <w:p>
+      <w:pPr>
+        <w:spacing w:line="336" w:lineRule="auto" w:after="180"/>
+      </w:pPr>
       <w:r>
         <w:rPr>
           <w:b/>
         </w:rPr>
-        <w:t>score</w:t>
+        <w:t>Score</w:t>
       </w:r>
       <w:r>
         <w:rPr>
           <w:b w:val="0"/>
         </w:rPr>
-        <w:t>s, and reason for the top result.</w:t>
+        <w:t>=2 times genre match + length match. A matches both, B genre only, C length only.</w:t>
+      </w:r>
+    </w:p>
+    <w:p>
+      <w:pPr>
+        <w:spacing w:line="336" w:lineRule="auto" w:after="180"/>
+      </w:pPr>
+      <w:r>
+        <w:rPr>
+          <w:b/>
+        </w:rPr>
+        <w:t>Score</w:t>
+      </w:r>
+      <w:r>
+        <w:rPr>
+          <w:b w:val="0"/>
+        </w:rPr>
+        <w:t xml:space="preserve"> and </w:t>
+      </w:r>
+      <w:r>
+        <w:rPr>
+          <w:b/>
+        </w:rPr>
+        <w:t>rank</w:t>
+      </w:r>
+      <w:r>
+        <w:rPr>
+          <w:b w:val="0"/>
+        </w:rPr>
+        <w:t>.</w:t>
+      </w:r>
+    </w:p>
+    <w:p>
+      <w:pPr>
+        <w:pStyle w:val="Heading2"/>
+      </w:pPr>
+      <w:r>
+        <w:t>Your explanation</w:t>
+      </w:r>
+    </w:p>
+    <w:p>
+      <w:pPr>
+        <w:pStyle w:val="ListBullet"/>
+      </w:pPr>
+      <w:r>
+        <w:t>Which detail supports the answer, and why does it matter?</w:t>
       </w:r>
     </w:p>
     <w:p>
@@ -4787,746 +6384,63 @@
         <w:pStyle w:val="Heading3"/>
       </w:pPr>
       <w:r>
-        <w:t>Trace the system</w:t>
+        <w:t>Write or draw your reasoning and evidence.</w:t>
+      </w:r>
+    </w:p>
+    <w:p>
+      <w:r>
+        <w:t>________________________________________________________________</w:t>
+      </w:r>
+    </w:p>
+    <w:p>
+      <w:r>
+        <w:t>________________________________________________________________</w:t>
+      </w:r>
+    </w:p>
+    <w:p>
+      <w:r>
+        <w:t>________________________________________________________________</w:t>
+      </w:r>
+    </w:p>
+    <w:p>
+      <w:r>
+        <w:t>________________________________________________________________</w:t>
+      </w:r>
+    </w:p>
+    <w:p>
+      <w:r>
+        <w:t>________________________________________________________________</w:t>
+      </w:r>
+    </w:p>
+    <w:p>
+      <w:pPr>
+        <w:pStyle w:val="Heading2"/>
+      </w:pPr>
+      <w:r>
+        <w:t>Check after trying · reference / check after trying</w:t>
       </w:r>
     </w:p>
     <w:p>
       <w:pPr>
         <w:spacing w:line="336" w:lineRule="auto" w:after="180"/>
-        <w:shd w:fill="EDF7F3"/>
       </w:pPr>
       <w:r>
         <w:rPr>
           <w:b w:val="0"/>
         </w:rPr>
-        <w:t xml:space="preserve">SYSTEM MAP  Reader need → allowed </w:t>
+        <w:t xml:space="preserve">A=3, B=2, C=1. </w:t>
       </w:r>
       <w:r>
         <w:rPr>
           <w:b/>
         </w:rPr>
-        <w:t>input</w:t>
+        <w:t>Weight</w:t>
       </w:r>
       <w:r>
         <w:rPr>
           <w:b w:val="0"/>
         </w:rPr>
-        <w:t xml:space="preserve">s → transparent rule or </w:t>
-      </w:r>
-      <w:r>
-        <w:rPr>
-          <w:b/>
-        </w:rPr>
-        <w:t>score</w:t>
-      </w:r>
-      <w:r>
-        <w:rPr>
-          <w:b w:val="0"/>
-        </w:rPr>
-        <w:t xml:space="preserve"> → </w:t>
-      </w:r>
-      <w:r>
-        <w:rPr>
-          <w:b/>
-        </w:rPr>
-        <w:t>rank</w:t>
-      </w:r>
-      <w:r>
-        <w:rPr>
-          <w:b w:val="0"/>
-        </w:rPr>
-        <w:t xml:space="preserve">ed candidates → explanation → test record → </w:t>
-      </w:r>
-      <w:r>
-        <w:rPr>
-          <w:b/>
-        </w:rPr>
-        <w:t>human decision</w:t>
-      </w:r>
-    </w:p>
-    <w:p>
-      <w:pPr>
-        <w:spacing w:line="336" w:lineRule="auto" w:after="180"/>
-        <w:shd w:fill="F5F1FB"/>
-      </w:pPr>
-      <w:r>
-        <w:rPr>
-          <w:b w:val="0"/>
-        </w:rPr>
-        <w:t>What will you add, change, or verify in the project this week?</w:t>
-      </w:r>
-    </w:p>
-    <w:p>
-      <w:pPr>
-        <w:pStyle w:val="Heading3"/>
-      </w:pPr>
-      <w:r>
-        <w:t>Write or draw your reasoning and evidence.</w:t>
-      </w:r>
-    </w:p>
-    <w:p>
-      <w:r>
-        <w:t>________________________________________________________________</w:t>
-      </w:r>
-    </w:p>
-    <w:p>
-      <w:r>
-        <w:t>________________________________________________________________</w:t>
-      </w:r>
-    </w:p>
-    <w:p>
-      <w:r>
-        <w:t>________________________________________________________________</w:t>
-      </w:r>
-    </w:p>
-    <w:p>
-      <w:r>
-        <w:t>________________________________________________________________</w:t>
-      </w:r>
-    </w:p>
-    <w:p>
-      <w:r>
-        <w:t>________________________________________________________________</w:t>
-      </w:r>
-    </w:p>
-    <w:p>
-      <w:pPr>
-        <w:spacing w:line="336" w:lineRule="auto" w:after="180"/>
-        <w:shd w:fill="F5F1FB"/>
-      </w:pPr>
-      <w:r>
-        <w:rPr>
-          <w:b w:val="0"/>
-        </w:rPr>
-        <w:t xml:space="preserve">What should remain under </w:t>
-      </w:r>
-      <w:r>
-        <w:rPr>
-          <w:b/>
-        </w:rPr>
-        <w:t>human control</w:t>
-      </w:r>
-      <w:r>
-        <w:rPr>
-          <w:b w:val="0"/>
-        </w:rPr>
-        <w:t>?</w:t>
-      </w:r>
-    </w:p>
-    <w:p>
-      <w:pPr>
-        <w:pStyle w:val="Heading3"/>
-      </w:pPr>
-      <w:r>
-        <w:t>Write or draw your reasoning and evidence.</w:t>
-      </w:r>
-    </w:p>
-    <w:p>
-      <w:r>
-        <w:t>________________________________________________________________</w:t>
-      </w:r>
-    </w:p>
-    <w:p>
-      <w:r>
-        <w:t>________________________________________________________________</w:t>
-      </w:r>
-    </w:p>
-    <w:p>
-      <w:r>
-        <w:t>________________________________________________________________</w:t>
-      </w:r>
-    </w:p>
-    <w:p>
-      <w:r>
-        <w:t>________________________________________________________________</w:t>
-      </w:r>
-    </w:p>
-    <w:p>
-      <w:r>
-        <w:t>________________________________________________________________</w:t>
-      </w:r>
-    </w:p>
-    <w:p>
-      <w:pPr>
-        <w:pStyle w:val="Heading3"/>
-      </w:pPr>
-      <w:r>
-        <w:t>Responsible design</w:t>
-      </w:r>
-    </w:p>
-    <w:p>
-      <w:pPr>
-        <w:spacing w:line="336" w:lineRule="auto" w:after="180"/>
-        <w:shd w:fill="FFF5E6"/>
-      </w:pPr>
-      <w:r>
-        <w:rPr>
-          <w:b w:val="0"/>
-        </w:rPr>
-        <w:t xml:space="preserve">RESPONSIBLE DESIGN  Collect only necessary information. Show uncertainty and limits. Never confuse a </w:t>
-      </w:r>
-      <w:r>
-        <w:rPr>
-          <w:b/>
-        </w:rPr>
-        <w:t>rank</w:t>
-      </w:r>
-      <w:r>
-        <w:rPr>
-          <w:b w:val="0"/>
-        </w:rPr>
-        <w:t>ing with a fact about a person.</w:t>
-      </w:r>
-    </w:p>
-    <w:p>
-      <w:pPr>
-        <w:pStyle w:val="Heading3"/>
-      </w:pPr>
-      <w:r>
-        <w:t>Evidence for your project</w:t>
-      </w:r>
-    </w:p>
-    <w:p>
-      <w:pPr>
-        <w:spacing w:line="336" w:lineRule="auto" w:after="180"/>
-      </w:pPr>
-      <w:r>
-        <w:rPr>
-          <w:b w:val="0"/>
-        </w:rPr>
-        <w:t xml:space="preserve">Publish the recommender’s </w:t>
-      </w:r>
-      <w:r>
-        <w:rPr>
-          <w:b/>
-        </w:rPr>
-        <w:t>constraint</w:t>
-      </w:r>
-      <w:r>
-        <w:rPr>
-          <w:b w:val="0"/>
-        </w:rPr>
-        <w:t xml:space="preserve">s, </w:t>
-      </w:r>
-      <w:r>
-        <w:rPr>
-          <w:b/>
-        </w:rPr>
-        <w:t>score</w:t>
-      </w:r>
-      <w:r>
-        <w:rPr>
-          <w:b w:val="0"/>
-        </w:rPr>
-        <w:t xml:space="preserve"> formula and tie rule; include component-level reasons in each suggestion.</w:t>
-      </w:r>
-    </w:p>
-    <w:p>
-      <w:pPr>
-        <w:pStyle w:val="Heading1"/>
-      </w:pPr>
-      <w:r>
-        <w:t>12. Show what you know</w:t>
-      </w:r>
-    </w:p>
-    <w:p>
-      <w:r>
-        <w:t>Use a genuinely new case for independent evidence. Previously discussed examples remain practice; use the separately named independent case before feedback.</w:t>
-      </w:r>
-    </w:p>
-    <w:p>
-      <w:pPr>
-        <w:pStyle w:val="Heading3"/>
-      </w:pPr>
-      <w:r>
-        <w:t>Independent evidence</w:t>
-      </w:r>
-    </w:p>
-    <w:p>
-      <w:pPr>
-        <w:spacing w:line="336" w:lineRule="auto" w:after="180"/>
-        <w:shd w:fill="FFF5E6"/>
-      </w:pPr>
-      <w:r>
-        <w:rPr>
-          <w:b w:val="0"/>
-        </w:rPr>
-        <w:t>INDEPENDENT MASTERY PROOF</w:t>
-      </w:r>
-    </w:p>
-    <w:p>
-      <w:pPr>
-        <w:spacing w:line="336" w:lineRule="auto" w:after="180"/>
-      </w:pPr>
-      <w:r>
-        <w:rPr>
-          <w:b w:val="0"/>
-        </w:rPr>
-        <w:t>Explain • Transfer • Test • Defend</w:t>
-      </w:r>
-    </w:p>
-    <w:p>
-      <w:pPr>
-        <w:spacing w:line="336" w:lineRule="auto" w:after="180"/>
-      </w:pPr>
-      <w:r>
-        <w:rPr>
-          <w:b w:val="0"/>
-        </w:rPr>
-        <w:t>Complete this page without copying the worked example. Your reasoning matters more than decoration.</w:t>
-      </w:r>
-    </w:p>
-    <w:p>
-      <w:r>
-        <w:drawing>
-          <wp:inline xmlns:a="http://schemas.openxmlformats.org/drawingml/2006/main" xmlns:pic="http://schemas.openxmlformats.org/drawingml/2006/picture">
-            <wp:extent cx="5486400" cy="1901952"/>
-            <wp:docPr id="22" name="Picture 22" descr="Independent proof graphic for Recommendation Scores"/>
-            <wp:cNvGraphicFramePr>
-              <a:graphicFrameLocks noChangeAspect="1"/>
-            </wp:cNvGraphicFramePr>
-            <a:graphic>
-              <a:graphicData uri="http://schemas.openxmlformats.org/drawingml/2006/picture">
-                <pic:pic>
-                  <pic:nvPicPr>
-                    <pic:cNvPr id="0" name="23030c79f87967efc4e354059cbf52c20032f5e1f1a5d69413024cdc4ebeef20.png"/>
-                    <pic:cNvPicPr/>
-                  </pic:nvPicPr>
-                  <pic:blipFill>
-                    <a:blip r:embed="rId29"/>
-                    <a:stretch>
-                      <a:fillRect/>
-                    </a:stretch>
-                  </pic:blipFill>
-                  <pic:spPr>
-                    <a:xfrm>
-                      <a:off x="0" y="0"/>
-                      <a:ext cx="5486400" cy="1901952"/>
-                    </a:xfrm>
-                    <a:prstGeom prst="rect"/>
-                  </pic:spPr>
-                </pic:pic>
-              </a:graphicData>
-            </a:graphic>
-          </wp:inline>
-        </w:drawing>
-      </w:r>
-    </w:p>
-    <w:p>
-      <w:pPr>
-        <w:pStyle w:val="Heading3"/>
-      </w:pPr>
-      <w:r>
-        <w:t>Try a more demanding case</w:t>
-      </w:r>
-    </w:p>
-    <w:p>
-      <w:pPr>
-        <w:spacing w:line="336" w:lineRule="auto" w:after="180"/>
-        <w:shd w:fill="F5F1FB"/>
-      </w:pPr>
-      <w:r>
-        <w:rPr>
-          <w:b w:val="0"/>
-        </w:rPr>
-        <w:t xml:space="preserve">CHALLENGE  Create two user profiles and calculate book </w:t>
-      </w:r>
-      <w:r>
-        <w:rPr>
-          <w:b/>
-        </w:rPr>
-        <w:t>rank</w:t>
-      </w:r>
-      <w:r>
-        <w:rPr>
-          <w:b w:val="0"/>
-        </w:rPr>
-        <w:t>ings.</w:t>
-      </w:r>
-    </w:p>
-    <w:p>
-      <w:pPr>
-        <w:spacing w:line="336" w:lineRule="auto" w:after="180"/>
-        <w:shd w:fill="F4F9FC"/>
-      </w:pPr>
-      <w:r>
-        <w:rPr>
-          <w:b w:val="0"/>
-        </w:rPr>
-        <w:t>1. My fresh example, trace, calculation, or design:</w:t>
-      </w:r>
-    </w:p>
-    <w:p>
-      <w:pPr>
-        <w:pStyle w:val="Heading3"/>
-      </w:pPr>
-      <w:r>
-        <w:t>Write or draw your reasoning and evidence.</w:t>
-      </w:r>
-    </w:p>
-    <w:p>
-      <w:r>
-        <w:t>________________________________________________________________</w:t>
-      </w:r>
-    </w:p>
-    <w:p>
-      <w:r>
-        <w:t>________________________________________________________________</w:t>
-      </w:r>
-    </w:p>
-    <w:p>
-      <w:r>
-        <w:t>________________________________________________________________</w:t>
-      </w:r>
-    </w:p>
-    <w:p>
-      <w:r>
-        <w:t>________________________________________________________________</w:t>
-      </w:r>
-    </w:p>
-    <w:p>
-      <w:r>
-        <w:t>________________________________________________________________</w:t>
-      </w:r>
-    </w:p>
-    <w:p>
-      <w:pPr>
-        <w:spacing w:line="336" w:lineRule="auto" w:after="180"/>
-        <w:shd w:fill="F4F9FC"/>
-      </w:pPr>
-      <w:r>
-        <w:rPr>
-          <w:b w:val="0"/>
-        </w:rPr>
-        <w:t xml:space="preserve">2. My </w:t>
-      </w:r>
-      <w:r>
-        <w:rPr>
-          <w:b/>
-        </w:rPr>
-        <w:t>evidence</w:t>
-      </w:r>
-      <w:r>
-        <w:rPr>
-          <w:b w:val="0"/>
-        </w:rPr>
-        <w:t xml:space="preserve"> that it works (include a boundary or missing-data case):</w:t>
-      </w:r>
-    </w:p>
-    <w:p>
-      <w:pPr>
-        <w:pStyle w:val="Heading3"/>
-      </w:pPr>
-      <w:r>
-        <w:t>Write or draw your reasoning and evidence.</w:t>
-      </w:r>
-    </w:p>
-    <w:p>
-      <w:r>
-        <w:t>________________________________________________________________</w:t>
-      </w:r>
-    </w:p>
-    <w:p>
-      <w:r>
-        <w:t>________________________________________________________________</w:t>
-      </w:r>
-    </w:p>
-    <w:p>
-      <w:r>
-        <w:t>________________________________________________________________</w:t>
-      </w:r>
-    </w:p>
-    <w:p>
-      <w:r>
-        <w:t>________________________________________________________________</w:t>
-      </w:r>
-    </w:p>
-    <w:p>
-      <w:r>
-        <w:t>________________________________________________________________</w:t>
-      </w:r>
-    </w:p>
-    <w:p>
-      <w:pPr>
-        <w:spacing w:line="336" w:lineRule="auto" w:after="180"/>
-        <w:shd w:fill="F4F9FC"/>
-      </w:pPr>
-      <w:r>
-        <w:rPr>
-          <w:b w:val="0"/>
-        </w:rPr>
-        <w:t>3. One limitation, fairness concern, or situation needing human review:</w:t>
-      </w:r>
-    </w:p>
-    <w:p>
-      <w:pPr>
-        <w:pStyle w:val="Heading3"/>
-      </w:pPr>
-      <w:r>
-        <w:t>Write or draw your reasoning and evidence.</w:t>
-      </w:r>
-    </w:p>
-    <w:p>
-      <w:r>
-        <w:t>________________________________________________________________</w:t>
-      </w:r>
-    </w:p>
-    <w:p>
-      <w:r>
-        <w:t>________________________________________________________________</w:t>
-      </w:r>
-    </w:p>
-    <w:p>
-      <w:r>
-        <w:t>________________________________________________________________</w:t>
-      </w:r>
-    </w:p>
-    <w:p>
-      <w:r>
-        <w:t>________________________________________________________________</w:t>
-      </w:r>
-    </w:p>
-    <w:p>
-      <w:r>
-        <w:t>________________________________________________________________</w:t>
-      </w:r>
-    </w:p>
-    <w:p>
-      <w:pPr>
-        <w:pStyle w:val="Heading3"/>
-      </w:pPr>
-      <w:r>
-        <w:t>Check your explanation</w:t>
-      </w:r>
-    </w:p>
-    <w:p>
-      <w:pPr>
-        <w:spacing w:line="336" w:lineRule="auto" w:after="180"/>
-        <w:shd w:fill="F5F1FB"/>
-      </w:pPr>
-      <w:r>
-        <w:rPr>
-          <w:b w:val="0"/>
-        </w:rPr>
-        <w:t xml:space="preserve">SELF-CHECK  □ I explained the </w:t>
-      </w:r>
-      <w:r>
-        <w:rPr>
-          <w:b/>
-        </w:rPr>
-        <w:t>mechanism</w:t>
-      </w:r>
-      <w:r>
-        <w:rPr>
-          <w:b w:val="0"/>
-        </w:rPr>
-        <w:t xml:space="preserve">  □ I used </w:t>
-      </w:r>
-      <w:r>
-        <w:rPr>
-          <w:b/>
-        </w:rPr>
-        <w:t>evidence</w:t>
-      </w:r>
-      <w:r>
-        <w:rPr>
-          <w:b w:val="0"/>
-        </w:rPr>
-        <w:t xml:space="preserve">  □ I tested a fresh case  □ I named a limitation  □ I can answer ‘why?’</w:t>
-      </w:r>
-    </w:p>
-    <w:p>
-      <w:pPr>
-        <w:pStyle w:val="Heading1"/>
-      </w:pPr>
-      <w:r>
-        <w:t>13. Study a complete case</w:t>
-      </w:r>
-    </w:p>
-    <w:p>
-      <w:r>
-        <w:t>Revisit the complete Recommendation Scores case for supported practice. Repeated examples do not become fresh assessments.</w:t>
-      </w:r>
-    </w:p>
-    <w:p>
-      <w:pPr>
-        <w:pStyle w:val="Heading3"/>
-      </w:pPr>
-      <w:r>
-        <w:t>Week 23 Worked case</w:t>
-      </w:r>
-    </w:p>
-    <w:p>
-      <w:pPr>
-        <w:spacing w:line="336" w:lineRule="auto" w:after="180"/>
-      </w:pPr>
-      <w:r>
-        <w:rPr>
-          <w:b w:val="0"/>
-        </w:rPr>
-        <w:t>Use the supplied details to practise the weekly concept before attempting the independent question. This case extends the illustrated lesson.</w:t>
-      </w:r>
-    </w:p>
-    <w:p>
-      <w:pPr>
-        <w:pStyle w:val="Heading3"/>
-      </w:pPr>
-      <w:r>
-        <w:t>The situation</w:t>
-      </w:r>
-    </w:p>
-    <w:p>
-      <w:pPr>
-        <w:spacing w:line="336" w:lineRule="auto" w:after="180"/>
-      </w:pPr>
-      <w:r>
-        <w:rPr>
-          <w:b/>
-        </w:rPr>
-        <w:t>Score</w:t>
-      </w:r>
-      <w:r>
-        <w:rPr>
-          <w:b w:val="0"/>
-        </w:rPr>
-        <w:t>=2 times genre match + length match. A matches both, B genre only, C length only.</w:t>
-      </w:r>
-    </w:p>
-    <w:p>
-      <w:pPr>
-        <w:pStyle w:val="Heading3"/>
-      </w:pPr>
-      <w:r>
-        <w:t>The question</w:t>
-      </w:r>
-    </w:p>
-    <w:p>
-      <w:pPr>
-        <w:spacing w:line="336" w:lineRule="auto" w:after="180"/>
-      </w:pPr>
-      <w:r>
-        <w:rPr>
-          <w:b/>
-        </w:rPr>
-        <w:t>Score</w:t>
-      </w:r>
-      <w:r>
-        <w:rPr>
-          <w:b w:val="0"/>
-        </w:rPr>
-        <w:t xml:space="preserve"> and </w:t>
-      </w:r>
-      <w:r>
-        <w:rPr>
-          <w:b/>
-        </w:rPr>
-        <w:t>rank</w:t>
-      </w:r>
-      <w:r>
-        <w:rPr>
-          <w:b w:val="0"/>
-        </w:rPr>
-        <w:t>.</w:t>
-      </w:r>
-    </w:p>
-    <w:p>
-      <w:pPr>
-        <w:pStyle w:val="Heading3"/>
-      </w:pPr>
-      <w:r>
-        <w:t>Worked explanation</w:t>
-      </w:r>
-    </w:p>
-    <w:p>
-      <w:pPr>
-        <w:spacing w:line="336" w:lineRule="auto" w:after="180"/>
-      </w:pPr>
-      <w:r>
-        <w:rPr>
-          <w:b w:val="0"/>
-        </w:rPr>
-        <w:t xml:space="preserve">A=3, B=2, C=1. </w:t>
-      </w:r>
-      <w:r>
-        <w:rPr>
-          <w:b/>
-        </w:rPr>
-        <w:t>Weight</w:t>
-      </w:r>
-      <w:r>
-        <w:rPr>
-          <w:b w:val="0"/>
-        </w:rPr>
         <w:t>s encode a chosen preference, not universal reader truth.</w:t>
-      </w:r>
-    </w:p>
-    <w:p>
-      <w:pPr>
-        <w:pStyle w:val="Heading3"/>
-      </w:pPr>
-      <w:r>
-        <w:t>Explain it in your own words</w:t>
-      </w:r>
-    </w:p>
-    <w:p>
-      <w:pPr>
-        <w:spacing w:line="336" w:lineRule="auto" w:after="180"/>
-        <w:shd w:fill="F5F1FB"/>
-      </w:pPr>
-      <w:r>
-        <w:rPr>
-          <w:b w:val="0"/>
-        </w:rPr>
-        <w:t>Which detail supports the answer, and why does it matter?</w:t>
-      </w:r>
-    </w:p>
-    <w:p>
-      <w:pPr>
-        <w:pStyle w:val="Heading3"/>
-      </w:pPr>
-      <w:r>
-        <w:t>Write or draw your reasoning and evidence.</w:t>
-      </w:r>
-    </w:p>
-    <w:p>
-      <w:r>
-        <w:t>________________________________________________________________</w:t>
-      </w:r>
-    </w:p>
-    <w:p>
-      <w:r>
-        <w:t>________________________________________________________________</w:t>
-      </w:r>
-    </w:p>
-    <w:p>
-      <w:r>
-        <w:t>________________________________________________________________</w:t>
-      </w:r>
-    </w:p>
-    <w:p>
-      <w:r>
-        <w:t>________________________________________________________________</w:t>
-      </w:r>
-    </w:p>
-    <w:p>
-      <w:r>
-        <w:t>________________________________________________________________</w:t>
-      </w:r>
-    </w:p>
-    <w:p>
-      <w:pPr>
-        <w:pStyle w:val="Heading3"/>
-      </w:pPr>
-      <w:r>
-        <w:t>Trace the supplied case visually</w:t>
-      </w:r>
-    </w:p>
-    <w:p>
-      <w:pPr>
-        <w:pStyle w:val="Heading3"/>
-      </w:pPr>
-      <w:r>
-        <w:t>Weighted preferences determine the score</w:t>
       </w:r>
     </w:p>
     <w:tbl>
@@ -5633,10 +6547,85 @@
     </w:tbl>
     <w:p>
       <w:pPr>
+        <w:pStyle w:val="Heading2"/>
+      </w:pPr>
+      <w:r>
+        <w:t>Earlier wording, alternatives and picture transcripts · reference / check after trying</w:t>
+      </w:r>
+    </w:p>
+    <w:p>
+      <w:pPr>
+        <w:pStyle w:val="Heading3"/>
+      </w:pPr>
+      <w:r>
+        <w:t>Week 23 Worked case</w:t>
+      </w:r>
+    </w:p>
+    <w:p>
+      <w:pPr>
         <w:spacing w:line="336" w:lineRule="auto" w:after="180"/>
       </w:pPr>
       <w:r>
         <w:rPr>
+          <w:b w:val="0"/>
+        </w:rPr>
+        <w:t>Use the supplied details to practise the weekly concept before attempting the independent question. This case extends the illustrated lesson.</w:t>
+      </w:r>
+    </w:p>
+    <w:p>
+      <w:pPr>
+        <w:pStyle w:val="Heading3"/>
+      </w:pPr>
+      <w:r>
+        <w:t>The situation</w:t>
+      </w:r>
+    </w:p>
+    <w:p>
+      <w:pPr>
+        <w:pStyle w:val="Heading3"/>
+      </w:pPr>
+      <w:r>
+        <w:t>The question</w:t>
+      </w:r>
+    </w:p>
+    <w:p>
+      <w:pPr>
+        <w:pStyle w:val="Heading3"/>
+      </w:pPr>
+      <w:r>
+        <w:t>Worked explanation</w:t>
+      </w:r>
+    </w:p>
+    <w:p>
+      <w:pPr>
+        <w:pStyle w:val="Heading3"/>
+      </w:pPr>
+      <w:r>
+        <w:t>Explain it in your own words</w:t>
+      </w:r>
+    </w:p>
+    <w:p>
+      <w:pPr>
+        <w:pStyle w:val="Heading3"/>
+      </w:pPr>
+      <w:r>
+        <w:t>Trace the supplied case visually</w:t>
+      </w:r>
+    </w:p>
+    <w:p>
+      <w:pPr>
+        <w:pStyle w:val="Heading3"/>
+      </w:pPr>
+      <w:r>
+        <w:t>Weighted preferences determine the score</w:t>
+      </w:r>
+    </w:p>
+    <w:p>
+      <w:pPr>
+        <w:spacing w:line="336" w:lineRule="auto" w:after="180"/>
+      </w:pPr>
+      <w:r>
+        <w:rPr>
           <w:b/>
         </w:rPr>
         <w:t>Score</w:t>
@@ -5705,533 +6694,20 @@
         <w:pStyle w:val="Heading1"/>
       </w:pPr>
       <w:r>
-        <w:t>14. Try a new case independently</w:t>
-      </w:r>
-    </w:p>
-    <w:p>
-      <w:r>
-        <w:t>Attempt the reserved new case before feedback. Record support; the earlier examples below remain additional practice.</w:t>
-      </w:r>
-    </w:p>
-    <w:p>
-      <w:pPr>
-        <w:pStyle w:val="Heading3"/>
-      </w:pPr>
-      <w:r>
-        <w:t>Independent case: Choose independently</w:t>
-      </w:r>
-    </w:p>
-    <w:p>
-      <w:pPr>
-        <w:spacing w:line="336" w:lineRule="auto" w:after="180"/>
-      </w:pPr>
-      <w:r>
-        <w:rPr>
-          <w:b w:val="0"/>
-        </w:rPr>
-        <w:t xml:space="preserve">Limit is 15 minutes. A has fun 3, learning 4, minutes 15; B has 5, 1, 16; C has 2, 5, 12. Calculate </w:t>
-      </w:r>
-      <w:r>
-        <w:rPr>
-          <w:b/>
-        </w:rPr>
-        <w:t>score</w:t>
-      </w:r>
-      <w:r>
-        <w:rPr>
-          <w:b w:val="0"/>
-        </w:rPr>
-        <w:t>s with 2 * fun + learning and choose.</w:t>
-      </w:r>
-    </w:p>
-    <w:p>
-      <w:pPr>
-        <w:pStyle w:val="Heading3"/>
-      </w:pPr>
-      <w:r>
-        <w:t>My independent explanation, trace and limits</w:t>
-      </w:r>
-    </w:p>
-    <w:p>
-      <w:r>
-        <w:t>________________________________________________________________</w:t>
-      </w:r>
-    </w:p>
-    <w:p>
-      <w:r>
-        <w:t>________________________________________________________________</w:t>
-      </w:r>
-    </w:p>
-    <w:p>
-      <w:r>
-        <w:t>________________________________________________________________</w:t>
-      </w:r>
-    </w:p>
-    <w:p>
-      <w:r>
-        <w:t>________________________________________________________________</w:t>
-      </w:r>
-    </w:p>
-    <w:p>
-      <w:r>
-        <w:t>________________________________________________________________</w:t>
-      </w:r>
-    </w:p>
-    <w:p>
-      <w:r>
-        <w:t>________________________________________________________________</w:t>
-      </w:r>
-    </w:p>
-    <w:p>
-      <w:r>
-        <w:t>________________________________________________________________</w:t>
-      </w:r>
-    </w:p>
-    <w:p>
-      <w:pPr>
-        <w:spacing w:line="336" w:lineRule="auto" w:after="180"/>
-      </w:pPr>
-      <w:r>
-        <w:rPr>
-          <w:b w:val="0"/>
-        </w:rPr>
-        <w:t>Attempt this case before feedback. Record any help. Earlier examples below are further practice; a case already practised with feedback cannot establish fresh transfer.</w:t>
-      </w:r>
-    </w:p>
-    <w:p>
-      <w:pPr>
-        <w:pStyle w:val="Heading3"/>
-      </w:pPr>
-      <w:r>
-        <w:t>Week 23 Independent application</w:t>
-      </w:r>
-    </w:p>
-    <w:p>
-      <w:pPr>
-        <w:spacing w:line="336" w:lineRule="auto" w:after="180"/>
-      </w:pPr>
-      <w:r>
-        <w:rPr>
-          <w:b w:val="0"/>
-        </w:rPr>
-        <w:t>Close the worked explanation. Apply the idea to this different question without copying.</w:t>
-      </w:r>
-    </w:p>
-    <w:p>
-      <w:pPr>
-        <w:spacing w:line="336" w:lineRule="auto" w:after="180"/>
-      </w:pPr>
-      <w:r>
-        <w:rPr>
-          <w:b w:val="0"/>
-        </w:rPr>
-        <w:t xml:space="preserve">A recommender gives 3 points for topic match and 1 for difficulty match. Book A matches topic only; B matches difficulty only. Compute </w:t>
-      </w:r>
-      <w:r>
-        <w:rPr>
-          <w:b/>
-        </w:rPr>
-        <w:t>score</w:t>
-      </w:r>
-      <w:r>
-        <w:rPr>
-          <w:b w:val="0"/>
-        </w:rPr>
-        <w:t xml:space="preserve">s and justify the </w:t>
-      </w:r>
-      <w:r>
-        <w:rPr>
-          <w:b/>
-        </w:rPr>
-        <w:t>rank</w:t>
-      </w:r>
-      <w:r>
-        <w:rPr>
-          <w:b w:val="0"/>
-        </w:rPr>
-        <w:t>ing.</w:t>
-      </w:r>
-    </w:p>
-    <w:p>
-      <w:pPr>
-        <w:spacing w:line="336" w:lineRule="auto" w:after="180"/>
-      </w:pPr>
-      <w:r>
-        <w:rPr>
-          <w:b w:val="0"/>
-        </w:rPr>
-        <w:t xml:space="preserve">My answer, with a trace, calculation or supporting </w:t>
-      </w:r>
-      <w:r>
-        <w:rPr>
-          <w:b/>
-        </w:rPr>
-        <w:t>evidence</w:t>
-      </w:r>
-    </w:p>
-    <w:p>
-      <w:pPr>
-        <w:pStyle w:val="Heading3"/>
-      </w:pPr>
-      <w:r>
-        <w:t>Write or draw your reasoning and evidence.</w:t>
-      </w:r>
-    </w:p>
-    <w:p>
-      <w:r>
-        <w:t>________________________________________________________________</w:t>
-      </w:r>
-    </w:p>
-    <w:p>
-      <w:r>
-        <w:t>________________________________________________________________</w:t>
-      </w:r>
-    </w:p>
-    <w:p>
-      <w:r>
-        <w:t>________________________________________________________________</w:t>
-      </w:r>
-    </w:p>
-    <w:p>
-      <w:r>
-        <w:t>________________________________________________________________</w:t>
-      </w:r>
-    </w:p>
-    <w:p>
-      <w:r>
-        <w:t>________________________________________________________________</w:t>
-      </w:r>
-    </w:p>
-    <w:p>
-      <w:pPr>
-        <w:pStyle w:val="Heading3"/>
-      </w:pPr>
-      <w:r>
-        <w:t>Create and test</w:t>
-      </w:r>
-    </w:p>
-    <w:p>
-      <w:pPr>
-        <w:spacing w:line="336" w:lineRule="auto" w:after="180"/>
-      </w:pPr>
-      <w:r>
-        <w:rPr>
-          <w:b w:val="0"/>
-        </w:rPr>
-        <w:t>Change one relevant detail. Predict the result before testing. Include a boundary or missing-information case when it helps reveal a limit.</w:t>
-      </w:r>
-    </w:p>
-    <w:p>
-      <w:pPr>
-        <w:spacing w:line="336" w:lineRule="auto" w:after="180"/>
-      </w:pPr>
-      <w:r>
-        <w:rPr>
-          <w:b w:val="0"/>
-        </w:rPr>
-        <w:t xml:space="preserve">My changed </w:t>
-      </w:r>
-      <w:r>
-        <w:rPr>
-          <w:b/>
-        </w:rPr>
-        <w:t>input</w:t>
-      </w:r>
-      <w:r>
-        <w:rPr>
-          <w:b w:val="0"/>
-        </w:rPr>
-        <w:t xml:space="preserve"> and expected result</w:t>
-      </w:r>
-    </w:p>
-    <w:p>
-      <w:pPr>
-        <w:pStyle w:val="Heading3"/>
-      </w:pPr>
-      <w:r>
-        <w:t>Write or draw your reasoning and evidence.</w:t>
-      </w:r>
-    </w:p>
-    <w:p>
-      <w:r>
-        <w:t>________________________________________________________________</w:t>
-      </w:r>
-    </w:p>
-    <w:p>
-      <w:r>
-        <w:t>________________________________________________________________</w:t>
-      </w:r>
-    </w:p>
-    <w:p>
-      <w:r>
-        <w:t>________________________________________________________________</w:t>
-      </w:r>
-    </w:p>
-    <w:p>
-      <w:r>
-        <w:t>________________________________________________________________</w:t>
-      </w:r>
-    </w:p>
-    <w:p>
-      <w:r>
-        <w:t>________________________________________________________________</w:t>
-      </w:r>
-    </w:p>
-    <w:p>
-      <w:pPr>
-        <w:pStyle w:val="Heading3"/>
-      </w:pPr>
-      <w:r>
-        <w:t>Connect to your project</w:t>
-      </w:r>
-    </w:p>
-    <w:p>
-      <w:pPr>
-        <w:spacing w:line="336" w:lineRule="auto" w:after="180"/>
-      </w:pPr>
-      <w:r>
-        <w:rPr>
-          <w:b w:val="0"/>
-        </w:rPr>
-        <w:t xml:space="preserve">Publish the features, </w:t>
-      </w:r>
-      <w:r>
-        <w:rPr>
-          <w:b/>
-        </w:rPr>
-        <w:t>weight</w:t>
-      </w:r>
-      <w:r>
-        <w:rPr>
-          <w:b w:val="0"/>
-        </w:rPr>
-        <w:t xml:space="preserve">s, raw </w:t>
-      </w:r>
-      <w:r>
-        <w:rPr>
-          <w:b/>
-        </w:rPr>
-        <w:t>score</w:t>
-      </w:r>
-      <w:r>
-        <w:rPr>
-          <w:b w:val="0"/>
-        </w:rPr>
-        <w:t>s, and reason for the top result.</w:t>
-      </w:r>
-    </w:p>
-    <w:p>
-      <w:pPr>
-        <w:spacing w:line="336" w:lineRule="auto" w:after="180"/>
-      </w:pPr>
-      <w:r>
-        <w:rPr>
-          <w:b w:val="0"/>
-        </w:rPr>
-        <w:t xml:space="preserve">The </w:t>
-      </w:r>
-      <w:r>
-        <w:rPr>
-          <w:b/>
-        </w:rPr>
-        <w:t>evidence</w:t>
-      </w:r>
-      <w:r>
-        <w:rPr>
-          <w:b w:val="0"/>
-        </w:rPr>
-        <w:t xml:space="preserve"> I will keep</w:t>
-      </w:r>
-    </w:p>
-    <w:p>
-      <w:pPr>
-        <w:pStyle w:val="Heading3"/>
-      </w:pPr>
-      <w:r>
-        <w:t>Write or draw your reasoning and evidence.</w:t>
-      </w:r>
-    </w:p>
-    <w:p>
-      <w:r>
-        <w:t>________________________________________________________________</w:t>
-      </w:r>
-    </w:p>
-    <w:p>
-      <w:r>
-        <w:t>________________________________________________________________</w:t>
-      </w:r>
-    </w:p>
-    <w:p>
-      <w:r>
-        <w:t>________________________________________________________________</w:t>
-      </w:r>
-    </w:p>
-    <w:p>
-      <w:r>
-        <w:t>________________________________________________________________</w:t>
-      </w:r>
-    </w:p>
-    <w:p>
-      <w:r>
-        <w:t>________________________________________________________________</w:t>
-      </w:r>
-    </w:p>
-    <w:p>
-      <w:pPr>
-        <w:spacing w:line="336" w:lineRule="auto" w:after="180"/>
-      </w:pPr>
-      <w:r>
-        <w:rPr>
-          <w:b w:val="0"/>
-        </w:rPr>
-        <w:t xml:space="preserve">Your teacher has the independent answer and scoring criteria. Complete the matching workbook week to keep your practice </w:t>
-      </w:r>
-      <w:r>
-        <w:rPr>
-          <w:b/>
-        </w:rPr>
-        <w:t>evidence</w:t>
-      </w:r>
-      <w:r>
-        <w:rPr>
-          <w:b w:val="0"/>
-        </w:rPr>
-        <w:t xml:space="preserve"> together.</w:t>
-      </w:r>
-    </w:p>
-    <w:p>
-      <w:pPr>
-        <w:pStyle w:val="Heading3"/>
-      </w:pPr>
-      <w:r>
-        <w:t>Transfer practice from the original programme</w:t>
-      </w:r>
-    </w:p>
-    <w:p>
-      <w:pPr>
-        <w:spacing w:line="336" w:lineRule="auto" w:after="180"/>
-        <w:shd w:fill="F5F1FB"/>
-      </w:pPr>
-      <w:r>
-        <w:rPr>
-          <w:b/>
-        </w:rPr>
-        <w:t>Score</w:t>
-      </w:r>
-      <w:r>
-        <w:rPr>
-          <w:b w:val="0"/>
-        </w:rPr>
-        <w:t xml:space="preserve">=3×genreMatch+2×short+illustrated. Compute A=[1,0,1], B=[0,1,1], C=[1,1,0]. A reader now requires illustrations. Which book wins after applying that </w:t>
-      </w:r>
-      <w:r>
-        <w:rPr>
-          <w:b/>
-        </w:rPr>
-        <w:t>constraint</w:t>
-      </w:r>
-      <w:r>
-        <w:rPr>
-          <w:b w:val="0"/>
-        </w:rPr>
-        <w:t>?</w:t>
-      </w:r>
-    </w:p>
-    <w:p>
-      <w:pPr>
-        <w:pStyle w:val="Heading3"/>
-      </w:pPr>
-      <w:r>
-        <w:t>Explain the mechanism, evidence and one limit.</w:t>
-      </w:r>
-    </w:p>
-    <w:p>
-      <w:r>
-        <w:t>________________________________________________________________</w:t>
-      </w:r>
-    </w:p>
-    <w:p>
-      <w:r>
-        <w:t>________________________________________________________________</w:t>
-      </w:r>
-    </w:p>
-    <w:p>
-      <w:r>
-        <w:t>________________________________________________________________</w:t>
-      </w:r>
-    </w:p>
-    <w:p>
-      <w:r>
-        <w:t>________________________________________________________________</w:t>
-      </w:r>
-    </w:p>
-    <w:p>
-      <w:r>
-        <w:t>________________________________________________________________</w:t>
-      </w:r>
-    </w:p>
-    <w:p>
-      <w:r>
-        <w:t>________________________________________________________________</w:t>
-      </w:r>
-    </w:p>
-    <w:p>
-      <w:r>
-        <w:t>________________________________________________________________</w:t>
-      </w:r>
-    </w:p>
-    <w:p>
-      <w:pPr>
-        <w:pStyle w:val="Heading3"/>
-      </w:pPr>
-      <w:r>
-        <w:t>Use feedback to improve</w:t>
-      </w:r>
-    </w:p>
-    <w:p>
-      <w:pPr>
-        <w:spacing w:line="336" w:lineRule="auto" w:after="180"/>
-      </w:pPr>
-      <w:r>
-        <w:rPr>
-          <w:b w:val="0"/>
-        </w:rPr>
-        <w:t>Attempt the independent case before hints. Record whether you worked alone, used a hint or followed a model. After feedback, fix the first unsupported step and explain why it changed.</w:t>
-      </w:r>
-    </w:p>
-    <w:p>
-      <w:pPr>
-        <w:spacing w:line="336" w:lineRule="auto" w:after="180"/>
-      </w:pPr>
-      <w:r>
-        <w:rPr>
-          <w:b w:val="0"/>
-        </w:rPr>
-        <w:t>A later check uses a changed case, not a copied answer.</w:t>
-      </w:r>
-    </w:p>
-    <w:p>
-      <w:pPr>
-        <w:pStyle w:val="Heading1"/>
-      </w:pPr>
-      <w:r>
-        <w:t>15. Your lesson route</w:t>
-      </w:r>
-    </w:p>
-    <w:p>
-      <w:r>
-        <w:t>Use this map to navigate Recommendation Scores, connect the goals to tasks and keep one evidence record for each attempt.</w:t>
-      </w:r>
-    </w:p>
-    <w:p>
-      <w:pPr>
-        <w:spacing w:line="336" w:lineRule="auto" w:after="180"/>
-      </w:pPr>
-      <w:r>
-        <w:rPr>
-          <w:b w:val="0"/>
-        </w:rPr>
-        <w:t>Start with this question: A fictional book-activity chooser has a 14-minute limit.</w:t>
+        <w:t>15. Reference: original lesson checklist</w:t>
+      </w:r>
+    </w:p>
+    <w:p>
+      <w:r>
+        <w:t>Use an additional checklist when it helps inspect your explanation.</w:t>
+      </w:r>
+    </w:p>
+    <w:p>
+      <w:pPr>
+        <w:pStyle w:val="Heading2"/>
+      </w:pPr>
+      <w:r>
+        <w:t>Targets and evidence</w:t>
       </w:r>
     </w:p>
     <w:tbl>
@@ -6338,6 +6814,14 @@
     </w:tbl>
     <w:p>
       <w:pPr>
+        <w:pStyle w:val="Heading2"/>
+      </w:pPr>
+      <w:r>
+        <w:t>Keep your route and first prediction</w:t>
+      </w:r>
+    </w:p>
+    <w:p>
+      <w:pPr>
         <w:spacing w:line="336" w:lineRule="auto" w:after="180"/>
       </w:pPr>
       <w:r>
@@ -6396,15 +6880,147 @@
     </w:p>
     <w:p>
       <w:pPr>
+        <w:pStyle w:val="Heading2"/>
+      </w:pPr>
+      <w:r>
+        <w:t>Earlier wording, alternatives and picture transcripts · reference / check after trying</w:t>
+      </w:r>
+    </w:p>
+    <w:p>
+      <w:pPr>
+        <w:spacing w:line="336" w:lineRule="auto" w:after="180"/>
+      </w:pPr>
+      <w:r>
+        <w:rPr>
+          <w:b w:val="0"/>
+        </w:rPr>
+        <w:t>Start with this question: A fictional book-activity chooser has a 14-minute limit.</w:t>
+      </w:r>
+    </w:p>
+    <w:p>
+      <w:pPr>
         <w:pStyle w:val="Heading1"/>
       </w:pPr>
       <w:r>
-        <w:t>16. Finish and return</w:t>
-      </w:r>
-    </w:p>
-    <w:p>
-      <w:r>
-        <w:t>Explain Recommendation Scores without notes, identify a remaining question and plan a later check with a changed case.</w:t>
+        <w:t>17. Extra practice: pictures, repair and feedback</w:t>
+      </w:r>
+    </w:p>
+    <w:p>
+      <w:r>
+        <w:t>Attempt each question before opening its explanation. Use one browser or paper copy.</w:t>
+      </w:r>
+    </w:p>
+    <w:p>
+      <w:pPr>
+        <w:pStyle w:val="Heading2"/>
+      </w:pPr>
+      <w:r>
+        <w:t>First supported question</w:t>
+      </w:r>
+    </w:p>
+    <w:p>
+      <w:pPr>
+        <w:pStyle w:val="ListBullet"/>
+      </w:pPr>
+      <w:r>
+        <w:t>A fictional book-activity chooser has a 14-minute limit.</w:t>
+      </w:r>
+    </w:p>
+    <w:p>
+      <w:pPr>
+        <w:pStyle w:val="Heading3"/>
+      </w:pPr>
+      <w:r>
+        <w:t>Practice 1: explain the deciding evidence</w:t>
+      </w:r>
+    </w:p>
+    <w:p>
+      <w:pPr>
+        <w:pStyle w:val="ListBullet"/>
+      </w:pPr>
+      <w:r>
+        <w:t>Which labelled step matches this detail? B’s score 11 cannot override its failed time requirement.</w:t>
+      </w:r>
+    </w:p>
+    <w:p>
+      <w:pPr>
+        <w:pStyle w:val="ListBullet"/>
+      </w:pPr>
+      <w:r>
+        <w:t>1. Choose</w:t>
+      </w:r>
+    </w:p>
+    <w:p>
+      <w:pPr>
+        <w:pStyle w:val="ListBullet"/>
+      </w:pPr>
+      <w:r>
+        <w:t>2. Explain exclusion</w:t>
+      </w:r>
+    </w:p>
+    <w:p>
+      <w:pPr>
+        <w:pStyle w:val="ListBullet"/>
+      </w:pPr>
+      <w:r>
+        <w:t>3. Eligibility first</w:t>
+      </w:r>
+    </w:p>
+    <w:p>
+      <w:pPr>
+        <w:pStyle w:val="ListBullet"/>
+      </w:pPr>
+      <w:r>
+        <w:t>4. Scores</w:t>
+      </w:r>
+    </w:p>
+    <w:p>
+      <w:pPr>
+        <w:pStyle w:val="Heading3"/>
+      </w:pPr>
+      <w:r>
+        <w:t>My selected conclusion, deciding fact and explanation</w:t>
+      </w:r>
+    </w:p>
+    <w:p>
+      <w:r>
+        <w:t>________________________________________________________________</w:t>
+      </w:r>
+    </w:p>
+    <w:p>
+      <w:r>
+        <w:t>________________________________________________________________</w:t>
+      </w:r>
+    </w:p>
+    <w:p>
+      <w:r>
+        <w:t>________________________________________________________________</w:t>
+      </w:r>
+    </w:p>
+    <w:p>
+      <w:r>
+        <w:t>________________________________________________________________</w:t>
+      </w:r>
+    </w:p>
+    <w:p>
+      <w:r>
+        <w:t>________________________________________________________________</w:t>
+      </w:r>
+    </w:p>
+    <w:p>
+      <w:pPr>
+        <w:pStyle w:val="ListBullet"/>
+      </w:pPr>
+      <w:r>
+        <w:t>Hint if needed: Read the steps in the pictorial case. Match the supplied detail to the stage that performs or records it.</w:t>
+      </w:r>
+    </w:p>
+    <w:p>
+      <w:pPr>
+        <w:pStyle w:val="Heading2"/>
+      </w:pPr>
+      <w:r>
+        <w:t>Check the first explanation · reference / check after trying</w:t>
       </w:r>
     </w:p>
     <w:p>
@@ -6415,33 +7031,157 @@
         <w:rPr>
           <w:b w:val="0"/>
         </w:rPr>
-        <w:t xml:space="preserve">Close your notes. Explain this goal in your own words: Compute a </w:t>
+        <w:t xml:space="preserve">After your attempt, compare with the supported explanation: Explain exclusion B’s </w:t>
       </w:r>
       <w:r>
         <w:rPr>
           <w:b/>
         </w:rPr>
+        <w:t>score</w:t>
+      </w:r>
+      <w:r>
+        <w:rPr>
+          <w:b w:val="0"/>
+        </w:rPr>
+        <w:t xml:space="preserve"> 11 cannot override its failed time requirement.</w:t>
+      </w:r>
+    </w:p>
+    <w:p>
+      <w:pPr>
+        <w:spacing w:line="336" w:lineRule="auto" w:after="180"/>
+      </w:pPr>
+      <w:r>
+        <w:rPr>
+          <w:b w:val="0"/>
+        </w:rPr>
+        <w:t xml:space="preserve">A </w:t>
+      </w:r>
+      <w:r>
+        <w:rPr>
+          <w:b/>
+        </w:rPr>
+        <w:t>score</w:t>
+      </w:r>
+      <w:r>
+        <w:rPr>
+          <w:b w:val="0"/>
+        </w:rPr>
+        <w:t xml:space="preserve"> combines preferences according to explicitly chosen </w:t>
+      </w:r>
+      <w:r>
+        <w:rPr>
+          <w:b/>
+        </w:rPr>
         <w:t>weight</w:t>
       </w:r>
       <w:r>
         <w:rPr>
           <w:b w:val="0"/>
         </w:rPr>
-        <w:t xml:space="preserve">ed </w:t>
+        <w:t xml:space="preserve">s; it does not erase hard </w:t>
       </w:r>
       <w:r>
         <w:rPr>
           <w:b/>
         </w:rPr>
+        <w:t>constraint</w:t>
+      </w:r>
+      <w:r>
+        <w:rPr>
+          <w:b w:val="0"/>
+        </w:rPr>
+        <w:t>s.</w:t>
+      </w:r>
+    </w:p>
+    <w:p>
+      <w:pPr>
+        <w:spacing w:line="336" w:lineRule="auto" w:after="180"/>
+      </w:pPr>
+      <w:r>
+        <w:rPr>
+          <w:b w:val="0"/>
+        </w:rPr>
+        <w:t xml:space="preserve">Computing a high </w:t>
+      </w:r>
+      <w:r>
+        <w:rPr>
+          <w:b/>
+        </w:rPr>
         <w:t>score</w:t>
       </w:r>
+      <w:r>
+        <w:rPr>
+          <w:b w:val="0"/>
+        </w:rPr>
+        <w:t xml:space="preserve"> for an excluded item can be useful in an audit, but it must not allow that item back into the candidate set. Store both eligibility reasons and </w:t>
+      </w:r>
+      <w:r>
+        <w:rPr>
+          <w:b/>
+        </w:rPr>
+        <w:t>score</w:t>
+      </w:r>
+      <w:r>
+        <w:rPr>
+          <w:b w:val="0"/>
+        </w:rPr>
+        <w:t xml:space="preserve"> components for explanations.</w:t>
+      </w:r>
+    </w:p>
+    <w:p>
+      <w:pPr>
+        <w:pStyle w:val="Heading2"/>
+      </w:pPr>
+      <w:r>
+        <w:t>Changed-case question</w:t>
+      </w:r>
     </w:p>
     <w:p>
       <w:pPr>
         <w:pStyle w:val="Heading3"/>
       </w:pPr>
       <w:r>
-        <w:t>My deciding step, evidence and one remaining question</w:t>
+        <w:t>Practice 2: explain the deciding evidence</w:t>
+      </w:r>
+    </w:p>
+    <w:p>
+      <w:pPr>
+        <w:pStyle w:val="ListBullet"/>
+      </w:pPr>
+      <w:r>
+        <w:t>Changed-case practice: Change interest weight from 2 to 3, keeping time limit 14. Which conclusion is supported by the supplied facts?</w:t>
+      </w:r>
+    </w:p>
+    <w:p>
+      <w:pPr>
+        <w:pStyle w:val="ListBullet"/>
+      </w:pPr>
+      <w:r>
+        <w:t>1. This one example guarantees correct results for every future input.</w:t>
+      </w:r>
+    </w:p>
+    <w:p>
+      <w:pPr>
+        <w:pStyle w:val="ListBullet"/>
+      </w:pPr>
+      <w:r>
+        <w:t>2. We can decide the result without examining the changed input or the procedure.</w:t>
+      </w:r>
+    </w:p>
+    <w:p>
+      <w:pPr>
+        <w:pStyle w:val="ListBullet"/>
+      </w:pPr>
+      <w:r>
+        <w:t>3. A scores 11; C also scores 11; tie-by-ID chooses A.</w:t>
+      </w:r>
+    </w:p>
+    <w:p>
+      <w:pPr>
+        <w:pStyle w:val="Heading3"/>
+      </w:pPr>
+      <w:r>
+        <w:t>My selected conclusion, deciding fact and explanation</w:t>
       </w:r>
     </w:p>
     <w:p>
@@ -6471,25 +7211,198 @@
     </w:p>
     <w:p>
       <w:pPr>
+        <w:pStyle w:val="ListBullet"/>
+      </w:pPr>
+      <w:r>
+        <w:t>Hint if needed: Use the changed condition and the deciding step in the pictorial trace. The answer must say what follows from those facts.</w:t>
+      </w:r>
+    </w:p>
+    <w:p>
+      <w:pPr>
+        <w:pStyle w:val="Heading2"/>
+      </w:pPr>
+      <w:r>
+        <w:t>Check the changed case · reference / check after trying</w:t>
+      </w:r>
+    </w:p>
+    <w:p>
+      <w:pPr>
         <w:spacing w:line="336" w:lineRule="auto" w:after="180"/>
       </w:pPr>
       <w:r>
         <w:rPr>
           <w:b w:val="0"/>
         </w:rPr>
-        <w:t xml:space="preserve">If you are unsure, return to the worked picture and explain one arrow. If you are ready, change an </w:t>
+        <w:t xml:space="preserve">After your attempt, compare with the supported explanation: A </w:t>
       </w:r>
       <w:r>
         <w:rPr>
           <w:b/>
         </w:rPr>
+        <w:t>score</w:t>
+      </w:r>
+      <w:r>
+        <w:rPr>
+          <w:b w:val="0"/>
+        </w:rPr>
+        <w:t xml:space="preserve">s 11; C also </w:t>
+      </w:r>
+      <w:r>
+        <w:rPr>
+          <w:b/>
+        </w:rPr>
+        <w:t>score</w:t>
+      </w:r>
+      <w:r>
+        <w:rPr>
+          <w:b w:val="0"/>
+        </w:rPr>
+        <w:t xml:space="preserve">s 11; tie-by-ID chooses A. B remains too long; changing preferences changes only </w:t>
+      </w:r>
+      <w:r>
+        <w:rPr>
+          <w:b/>
+        </w:rPr>
+        <w:t>rank</w:t>
+      </w:r>
+      <w:r>
+        <w:rPr>
+          <w:b w:val="0"/>
+        </w:rPr>
+        <w:t>ing of A and C.</w:t>
+      </w:r>
+    </w:p>
+    <w:p>
+      <w:pPr>
+        <w:pStyle w:val="Heading2"/>
+      </w:pPr>
+      <w:r>
+        <w:t>Repair and save your work</w:t>
+      </w:r>
+    </w:p>
+    <w:p>
+      <w:pPr>
+        <w:spacing w:line="336" w:lineRule="auto" w:after="180"/>
+      </w:pPr>
+      <w:r>
+        <w:rPr>
+          <w:b w:val="0"/>
+        </w:rPr>
+        <w:t xml:space="preserve">Review Nearest Neighbor Reasoning (ai-2/22). Goal: Compute absolute distances and </w:t>
+      </w:r>
+      <w:r>
+        <w:rPr>
+          <w:b/>
+        </w:rPr>
+        <w:t>rank</w:t>
+      </w:r>
+      <w:r>
+        <w:rPr>
+          <w:b w:val="0"/>
+        </w:rPr>
+        <w:t xml:space="preserve"> </w:t>
+      </w:r>
+      <w:r>
+        <w:rPr>
+          <w:b/>
+        </w:rPr>
+        <w:t>training</w:t>
+      </w:r>
+      <w:r>
+        <w:rPr>
+          <w:b w:val="0"/>
+        </w:rPr>
+        <w:t xml:space="preserve"> neighbours. Short practice: Why do k=1 and k=3 disagree for the original query?. Return to this week and explain what you changed.</w:t>
+      </w:r>
+    </w:p>
+    <w:p>
+      <w:pPr>
+        <w:spacing w:line="336" w:lineRule="auto" w:after="180"/>
+      </w:pPr>
+      <w:r>
+        <w:rPr>
+          <w:b w:val="0"/>
+        </w:rPr>
+        <w:t>Review Repair Bias in Data (ai-2/20). Goal: Identify selection and coverage bias. Short practice: Why must 35% be labelled an illustration rather than the measured grade-wide Yes rate?.</w:t>
+      </w:r>
+    </w:p>
+    <w:p>
+      <w:pPr>
+        <w:spacing w:line="336" w:lineRule="auto" w:after="180"/>
+      </w:pPr>
+      <w:r>
+        <w:rPr>
+          <w:b w:val="0"/>
+        </w:rPr>
+        <w:t>Return to this week and explain what you changed.</w:t>
+      </w:r>
+    </w:p>
+    <w:p>
+      <w:pPr>
+        <w:spacing w:line="336" w:lineRule="auto" w:after="180"/>
+      </w:pPr>
+      <w:r>
+        <w:rPr>
+          <w:b w:val="0"/>
+        </w:rPr>
+        <w:t>Review Noise and Outliers (ai-2/17). Goal: Calculate mean and median. Short practice: If 18 was genuine, which summary better describes the middle observed task, and what extra fact should be shown?.</w:t>
+      </w:r>
+    </w:p>
+    <w:p>
+      <w:pPr>
+        <w:spacing w:line="336" w:lineRule="auto" w:after="180"/>
+      </w:pPr>
+      <w:r>
+        <w:rPr>
+          <w:b w:val="0"/>
+        </w:rPr>
+        <w:t>Return to this week and explain what you changed.</w:t>
+      </w:r>
+    </w:p>
+    <w:p>
+      <w:pPr>
+        <w:spacing w:line="336" w:lineRule="auto" w:after="180"/>
+      </w:pPr>
+      <w:r>
+        <w:rPr>
+          <w:b w:val="0"/>
+        </w:rPr>
+        <w:t xml:space="preserve">The browser lab lets you edit the supported Python examples already included in this lesson. Predict first, run, inspect the actual </w:t>
+      </w:r>
+      <w:r>
+        <w:rPr>
+          <w:b/>
+        </w:rPr>
+        <w:t>output</w:t>
+      </w:r>
+      <w:r>
+        <w:rPr>
+          <w:b w:val="0"/>
+        </w:rPr>
+        <w:t xml:space="preserve"> or error, change one </w:t>
+      </w:r>
+      <w:r>
+        <w:rPr>
+          <w:b/>
+        </w:rPr>
         <w:t>input</w:t>
       </w:r>
       <w:r>
         <w:rPr>
           <w:b w:val="0"/>
         </w:rPr>
-        <w:t xml:space="preserve"> or assumption and justify your </w:t>
+        <w:t>, then run again.</w:t>
+      </w:r>
+    </w:p>
+    <w:p>
+      <w:pPr>
+        <w:spacing w:line="336" w:lineRule="auto" w:after="180"/>
+      </w:pPr>
+      <w:r>
+        <w:rPr>
+          <w:b w:val="0"/>
+        </w:rPr>
+        <w:t xml:space="preserve">Keep code, </w:t>
       </w:r>
       <w:r>
         <w:rPr>
@@ -6501,7 +7414,7 @@
         <w:rPr>
           <w:b w:val="0"/>
         </w:rPr>
-        <w:t>.</w:t>
+        <w:t>s, actual results and a reasoned revision together. On paper, label your result as a trace rather than an execution.</w:t>
       </w:r>
     </w:p>
     <w:p>
@@ -6512,7 +7425,7 @@
         <w:rPr>
           <w:b w:val="0"/>
         </w:rPr>
-        <w:t xml:space="preserve">Save your workbook </w:t>
+        <w:t xml:space="preserve">Use Download completed work in the hosted lesson to export your answers, reflections, practice feedback and code-run </w:t>
       </w:r>
       <w:r>
         <w:rPr>
@@ -6524,7 +7437,61 @@
         <w:rPr>
           <w:b w:val="0"/>
         </w:rPr>
-        <w:t>. At the next review, try a different case before opening your old answer.</w:t>
+        <w:t>. Open the HTML copy to read or print it.</w:t>
+      </w:r>
+    </w:p>
+    <w:p>
+      <w:pPr>
+        <w:spacing w:line="336" w:lineRule="auto" w:after="180"/>
+      </w:pPr>
+      <w:r>
+        <w:rPr>
+          <w:b w:val="0"/>
+        </w:rPr>
+        <w:t>Drafts stay in this browser when storage is available; clear drafts on a shared device.</w:t>
+      </w:r>
+    </w:p>
+    <w:p>
+      <w:pPr>
+        <w:pStyle w:val="Heading2"/>
+      </w:pPr>
+      <w:r>
+        <w:t>Earlier wording, alternatives and picture transcripts · reference / check after trying</w:t>
+      </w:r>
+    </w:p>
+    <w:p>
+      <w:pPr>
+        <w:spacing w:line="336" w:lineRule="auto" w:after="180"/>
+      </w:pPr>
+      <w:r>
+        <w:rPr>
+          <w:b w:val="0"/>
+        </w:rPr>
+        <w:t>Use this supported practice once, in the browser or on paper. Keep the reserved independent assessment for a separate first attempt before teacher feedback.</w:t>
+      </w:r>
+    </w:p>
+    <w:p>
+      <w:pPr>
+        <w:pStyle w:val="Heading3"/>
+      </w:pPr>
+      <w:r>
+        <w:t>Repair a missing building block</w:t>
+      </w:r>
+    </w:p>
+    <w:p>
+      <w:pPr>
+        <w:pStyle w:val="Heading3"/>
+      </w:pPr>
+      <w:r>
+        <w:t>Predict, run and debug</w:t>
+      </w:r>
+    </w:p>
+    <w:p>
+      <w:pPr>
+        <w:pStyle w:val="Heading3"/>
+      </w:pPr>
+      <w:r>
+        <w:t>Keep your completed work</w:t>
       </w:r>
     </w:p>
     <w:p>
@@ -6532,740 +7499,17 @@
         <w:pStyle w:val="Heading1"/>
       </w:pPr>
       <w:r>
-        <w:t>17. Supported practice, repair and portfolio</w:t>
-      </w:r>
-    </w:p>
-    <w:p>
-      <w:r>
-        <w:t>Attempt supported questions before using hints or feedback. Review a missing building block, then keep the completed work.</w:t>
-      </w:r>
-    </w:p>
-    <w:p>
-      <w:pPr>
-        <w:spacing w:line="336" w:lineRule="auto" w:after="180"/>
-      </w:pPr>
-      <w:r>
-        <w:rPr>
-          <w:b w:val="0"/>
-        </w:rPr>
-        <w:t>Use this supported practice once, in the browser or on paper. Keep the reserved independent assessment for a separate first attempt before teacher feedback.</w:t>
-      </w:r>
-    </w:p>
-    <w:p>
-      <w:pPr>
-        <w:spacing w:line="336" w:lineRule="auto" w:after="180"/>
-      </w:pPr>
-      <w:r>
-        <w:rPr>
-          <w:b w:val="0"/>
-        </w:rPr>
-        <w:t>A fictional book-activity chooser has a 14-minute limit.</w:t>
-      </w:r>
-    </w:p>
-    <w:p>
-      <w:pPr>
-        <w:pStyle w:val="Heading3"/>
-      </w:pPr>
-      <w:r>
-        <w:t>Practice 1: explain the deciding evidence</w:t>
-      </w:r>
-    </w:p>
-    <w:p>
-      <w:pPr>
-        <w:spacing w:line="336" w:lineRule="auto" w:after="180"/>
-      </w:pPr>
-      <w:r>
-        <w:rPr>
-          <w:b w:val="0"/>
-        </w:rPr>
-        <w:t xml:space="preserve">Which labelled step matches this detail? B’s </w:t>
-      </w:r>
-      <w:r>
-        <w:rPr>
-          <w:b/>
-        </w:rPr>
-        <w:t>score</w:t>
-      </w:r>
-      <w:r>
-        <w:rPr>
-          <w:b w:val="0"/>
-        </w:rPr>
-        <w:t xml:space="preserve"> 11 cannot override its failed time requirement.</w:t>
-      </w:r>
-    </w:p>
-    <w:p>
-      <w:pPr>
-        <w:spacing w:line="336" w:lineRule="auto" w:after="180"/>
-        <w:shd w:fill="F4F9FC"/>
-      </w:pPr>
-      <w:r>
-        <w:rPr>
-          <w:b w:val="0"/>
-        </w:rPr>
-        <w:t>1. Choose</w:t>
-      </w:r>
-    </w:p>
-    <w:p>
-      <w:pPr>
-        <w:spacing w:line="336" w:lineRule="auto" w:after="180"/>
-        <w:shd w:fill="F4F9FC"/>
-      </w:pPr>
-      <w:r>
-        <w:rPr>
-          <w:b w:val="0"/>
-        </w:rPr>
-        <w:t>2. Explain exclusion</w:t>
-      </w:r>
-    </w:p>
-    <w:p>
-      <w:pPr>
-        <w:spacing w:line="336" w:lineRule="auto" w:after="180"/>
-        <w:shd w:fill="F4F9FC"/>
-      </w:pPr>
-      <w:r>
-        <w:rPr>
-          <w:b w:val="0"/>
-        </w:rPr>
-        <w:t>3. Eligibility first</w:t>
-      </w:r>
-    </w:p>
-    <w:p>
-      <w:pPr>
-        <w:spacing w:line="336" w:lineRule="auto" w:after="180"/>
-        <w:shd w:fill="F4F9FC"/>
-      </w:pPr>
-      <w:r>
-        <w:rPr>
-          <w:b w:val="0"/>
-        </w:rPr>
-        <w:t xml:space="preserve">4. </w:t>
-      </w:r>
-      <w:r>
-        <w:rPr>
-          <w:b/>
-        </w:rPr>
-        <w:t>Score</w:t>
-      </w:r>
-      <w:r>
-        <w:rPr>
-          <w:b w:val="0"/>
-        </w:rPr>
-        <w:t>s</w:t>
-      </w:r>
-    </w:p>
-    <w:p>
-      <w:pPr>
-        <w:pStyle w:val="Heading3"/>
-      </w:pPr>
-      <w:r>
-        <w:t>My selected conclusion, deciding fact and explanation</w:t>
-      </w:r>
-    </w:p>
-    <w:p>
-      <w:r>
-        <w:t>________________________________________________________________</w:t>
-      </w:r>
-    </w:p>
-    <w:p>
-      <w:r>
-        <w:t>________________________________________________________________</w:t>
-      </w:r>
-    </w:p>
-    <w:p>
-      <w:r>
-        <w:t>________________________________________________________________</w:t>
-      </w:r>
-    </w:p>
-    <w:p>
-      <w:r>
-        <w:t>________________________________________________________________</w:t>
-      </w:r>
-    </w:p>
-    <w:p>
-      <w:r>
-        <w:t>________________________________________________________________</w:t>
-      </w:r>
-    </w:p>
-    <w:p>
-      <w:pPr>
-        <w:pStyle w:val="Heading3"/>
-      </w:pPr>
-      <w:r>
-        <w:t>Hint · try first</w:t>
-      </w:r>
-    </w:p>
-    <w:p>
-      <w:pPr>
-        <w:spacing w:line="336" w:lineRule="auto" w:after="180"/>
-        <w:shd w:fill="F1F6F8"/>
-      </w:pPr>
-      <w:r>
-        <w:rPr>
-          <w:b w:val="0"/>
-        </w:rPr>
-        <w:t>Hint if needed: Read the steps in the pictorial case. Match the supplied detail to the stage that performs or records it.</w:t>
-      </w:r>
-    </w:p>
-    <w:p>
-      <w:pPr>
-        <w:pStyle w:val="Heading3"/>
-      </w:pPr>
-      <w:r>
-        <w:t>Feedback · compare after trying</w:t>
-      </w:r>
-    </w:p>
-    <w:p>
-      <w:pPr>
-        <w:spacing w:line="336" w:lineRule="auto" w:after="180"/>
-        <w:shd w:fill="F1F6FC"/>
-      </w:pPr>
-      <w:r>
-        <w:rPr>
-          <w:b w:val="0"/>
-        </w:rPr>
-        <w:t xml:space="preserve">After your attempt, compare with the supported explanation: Explain exclusion B’s </w:t>
-      </w:r>
-      <w:r>
-        <w:rPr>
-          <w:b/>
-        </w:rPr>
-        <w:t>score</w:t>
-      </w:r>
-      <w:r>
-        <w:rPr>
-          <w:b w:val="0"/>
-        </w:rPr>
-        <w:t xml:space="preserve"> 11 cannot override its failed time requirement.</w:t>
-      </w:r>
-    </w:p>
-    <w:p>
-      <w:pPr>
-        <w:spacing w:line="336" w:lineRule="auto" w:after="180"/>
-        <w:shd w:fill="F1F6FC"/>
-      </w:pPr>
-      <w:r>
-        <w:rPr>
-          <w:b w:val="0"/>
-        </w:rPr>
-        <w:t xml:space="preserve">A </w:t>
-      </w:r>
-      <w:r>
-        <w:rPr>
-          <w:b/>
-        </w:rPr>
-        <w:t>score</w:t>
-      </w:r>
-      <w:r>
-        <w:rPr>
-          <w:b w:val="0"/>
-        </w:rPr>
-        <w:t xml:space="preserve"> combines preferences according to explicitly chosen </w:t>
-      </w:r>
-      <w:r>
-        <w:rPr>
-          <w:b/>
-        </w:rPr>
-        <w:t>weight</w:t>
-      </w:r>
-      <w:r>
-        <w:rPr>
-          <w:b w:val="0"/>
-        </w:rPr>
-        <w:t xml:space="preserve">s; it does not erase hard </w:t>
-      </w:r>
-      <w:r>
-        <w:rPr>
-          <w:b/>
-        </w:rPr>
-        <w:t>constraint</w:t>
-      </w:r>
-      <w:r>
-        <w:rPr>
-          <w:b w:val="0"/>
-        </w:rPr>
-        <w:t>s.</w:t>
-      </w:r>
-    </w:p>
-    <w:p>
-      <w:pPr>
-        <w:spacing w:line="336" w:lineRule="auto" w:after="180"/>
-        <w:shd w:fill="F1F6FC"/>
-      </w:pPr>
-      <w:r>
-        <w:rPr>
-          <w:b w:val="0"/>
-        </w:rPr>
-        <w:t xml:space="preserve">Computing a high </w:t>
-      </w:r>
-      <w:r>
-        <w:rPr>
-          <w:b/>
-        </w:rPr>
-        <w:t>score</w:t>
-      </w:r>
-      <w:r>
-        <w:rPr>
-          <w:b w:val="0"/>
-        </w:rPr>
-        <w:t xml:space="preserve"> for an excluded item can be useful in an audit, but it must not allow that item back into the candidate set. Store both eligibility reasons and </w:t>
-      </w:r>
-      <w:r>
-        <w:rPr>
-          <w:b/>
-        </w:rPr>
-        <w:t>score</w:t>
-      </w:r>
-      <w:r>
-        <w:rPr>
-          <w:b w:val="0"/>
-        </w:rPr>
-        <w:t xml:space="preserve"> components for explanations.</w:t>
-      </w:r>
-    </w:p>
-    <w:p>
-      <w:pPr>
-        <w:pStyle w:val="Heading3"/>
-      </w:pPr>
-      <w:r>
-        <w:t>Practice 2: explain the deciding evidence</w:t>
-      </w:r>
-    </w:p>
-    <w:p>
-      <w:pPr>
-        <w:pStyle w:val="Heading3"/>
-      </w:pPr>
-      <w:r>
-        <w:t>Changed case · predict first</w:t>
-      </w:r>
-    </w:p>
-    <w:p>
-      <w:pPr>
-        <w:spacing w:line="336" w:lineRule="auto" w:after="180"/>
-        <w:shd w:fill="F5F1FB"/>
-      </w:pPr>
-      <w:r>
-        <w:rPr>
-          <w:b w:val="0"/>
-        </w:rPr>
-        <w:t xml:space="preserve">Changed-case practice: Change interest </w:t>
-      </w:r>
-      <w:r>
-        <w:rPr>
-          <w:b/>
-        </w:rPr>
-        <w:t>weight</w:t>
-      </w:r>
-      <w:r>
-        <w:rPr>
-          <w:b w:val="0"/>
-        </w:rPr>
-        <w:t xml:space="preserve"> from 2 to 3, keeping time limit 14. Which conclusion is supported by the supplied facts?</w:t>
-      </w:r>
-    </w:p>
-    <w:p>
-      <w:pPr>
-        <w:spacing w:line="336" w:lineRule="auto" w:after="180"/>
-        <w:shd w:fill="F4F9FC"/>
-      </w:pPr>
-      <w:r>
-        <w:rPr>
-          <w:b w:val="0"/>
-        </w:rPr>
-        <w:t xml:space="preserve">1. This one example guarantees correct results for every future </w:t>
-      </w:r>
-      <w:r>
-        <w:rPr>
-          <w:b/>
-        </w:rPr>
-        <w:t>input</w:t>
-      </w:r>
-      <w:r>
-        <w:rPr>
-          <w:b w:val="0"/>
-        </w:rPr>
-        <w:t>.</w:t>
-      </w:r>
-    </w:p>
-    <w:p>
-      <w:pPr>
-        <w:spacing w:line="336" w:lineRule="auto" w:after="180"/>
-        <w:shd w:fill="F4F9FC"/>
-      </w:pPr>
-      <w:r>
-        <w:rPr>
-          <w:b w:val="0"/>
-        </w:rPr>
-        <w:t xml:space="preserve">2. We can decide the result without examining the changed </w:t>
-      </w:r>
-      <w:r>
-        <w:rPr>
-          <w:b/>
-        </w:rPr>
-        <w:t>input</w:t>
-      </w:r>
-      <w:r>
-        <w:rPr>
-          <w:b w:val="0"/>
-        </w:rPr>
-        <w:t xml:space="preserve"> or the procedure.</w:t>
-      </w:r>
-    </w:p>
-    <w:p>
-      <w:pPr>
-        <w:spacing w:line="336" w:lineRule="auto" w:after="180"/>
-        <w:shd w:fill="F4F9FC"/>
-      </w:pPr>
-      <w:r>
-        <w:rPr>
-          <w:b w:val="0"/>
-        </w:rPr>
-        <w:t xml:space="preserve">3. A </w:t>
-      </w:r>
-      <w:r>
-        <w:rPr>
-          <w:b/>
-        </w:rPr>
-        <w:t>score</w:t>
-      </w:r>
-      <w:r>
-        <w:rPr>
-          <w:b w:val="0"/>
-        </w:rPr>
-        <w:t xml:space="preserve">s 11; C also </w:t>
-      </w:r>
-      <w:r>
-        <w:rPr>
-          <w:b/>
-        </w:rPr>
-        <w:t>score</w:t>
-      </w:r>
-      <w:r>
-        <w:rPr>
-          <w:b w:val="0"/>
-        </w:rPr>
-        <w:t>s 11; tie-by-ID chooses A.</w:t>
-      </w:r>
-    </w:p>
-    <w:p>
-      <w:pPr>
-        <w:pStyle w:val="Heading3"/>
-      </w:pPr>
-      <w:r>
-        <w:t>My selected conclusion, deciding fact and explanation</w:t>
-      </w:r>
-    </w:p>
-    <w:p>
-      <w:r>
-        <w:t>________________________________________________________________</w:t>
-      </w:r>
-    </w:p>
-    <w:p>
-      <w:r>
-        <w:t>________________________________________________________________</w:t>
-      </w:r>
-    </w:p>
-    <w:p>
-      <w:r>
-        <w:t>________________________________________________________________</w:t>
-      </w:r>
-    </w:p>
-    <w:p>
-      <w:r>
-        <w:t>________________________________________________________________</w:t>
-      </w:r>
-    </w:p>
-    <w:p>
-      <w:r>
-        <w:t>________________________________________________________________</w:t>
-      </w:r>
-    </w:p>
-    <w:p>
-      <w:pPr>
-        <w:pStyle w:val="Heading3"/>
-      </w:pPr>
-      <w:r>
-        <w:t>Hint · try first</w:t>
-      </w:r>
-    </w:p>
-    <w:p>
-      <w:pPr>
-        <w:spacing w:line="336" w:lineRule="auto" w:after="180"/>
-        <w:shd w:fill="F1F6F8"/>
-      </w:pPr>
-      <w:r>
-        <w:rPr>
-          <w:b w:val="0"/>
-        </w:rPr>
-        <w:t>Hint if needed: Use the changed condition and the deciding step in the pictorial trace. The answer must say what follows from those facts.</w:t>
-      </w:r>
-    </w:p>
-    <w:p>
-      <w:pPr>
-        <w:pStyle w:val="Heading3"/>
-      </w:pPr>
-      <w:r>
-        <w:t>Feedback · compare after trying</w:t>
-      </w:r>
-    </w:p>
-    <w:p>
-      <w:pPr>
-        <w:spacing w:line="336" w:lineRule="auto" w:after="180"/>
-        <w:shd w:fill="F1F6FC"/>
-      </w:pPr>
-      <w:r>
-        <w:rPr>
-          <w:b w:val="0"/>
-        </w:rPr>
-        <w:t xml:space="preserve">After your attempt, compare with the supported explanation: A </w:t>
-      </w:r>
-      <w:r>
-        <w:rPr>
-          <w:b/>
-        </w:rPr>
-        <w:t>score</w:t>
-      </w:r>
-      <w:r>
-        <w:rPr>
-          <w:b w:val="0"/>
-        </w:rPr>
-        <w:t xml:space="preserve">s 11; C also </w:t>
-      </w:r>
-      <w:r>
-        <w:rPr>
-          <w:b/>
-        </w:rPr>
-        <w:t>score</w:t>
-      </w:r>
-      <w:r>
-        <w:rPr>
-          <w:b w:val="0"/>
-        </w:rPr>
-        <w:t xml:space="preserve">s 11; tie-by-ID chooses A. B remains too long; changing preferences changes only </w:t>
-      </w:r>
-      <w:r>
-        <w:rPr>
-          <w:b/>
-        </w:rPr>
-        <w:t>rank</w:t>
-      </w:r>
-      <w:r>
-        <w:rPr>
-          <w:b w:val="0"/>
-        </w:rPr>
-        <w:t>ing of A and C.</w:t>
-      </w:r>
-    </w:p>
-    <w:p>
-      <w:pPr>
-        <w:pStyle w:val="Heading3"/>
-      </w:pPr>
-      <w:r>
-        <w:t>Repair a missing building block</w:t>
-      </w:r>
-    </w:p>
-    <w:p>
-      <w:pPr>
-        <w:spacing w:line="336" w:lineRule="auto" w:after="180"/>
-      </w:pPr>
-      <w:r>
-        <w:rPr>
-          <w:b w:val="0"/>
-        </w:rPr>
-        <w:t xml:space="preserve">Review Nearest Neighbor Reasoning (ai-2/22). Goal: Compute absolute distances and </w:t>
-      </w:r>
-      <w:r>
-        <w:rPr>
-          <w:b/>
-        </w:rPr>
-        <w:t>rank</w:t>
-      </w:r>
-      <w:r>
-        <w:rPr>
-          <w:b w:val="0"/>
-        </w:rPr>
-        <w:t xml:space="preserve"> </w:t>
-      </w:r>
-      <w:r>
-        <w:rPr>
-          <w:b/>
-        </w:rPr>
-        <w:t>training</w:t>
-      </w:r>
-      <w:r>
-        <w:rPr>
-          <w:b w:val="0"/>
-        </w:rPr>
-        <w:t xml:space="preserve"> neighbours. Short practice: Why do k=1 and k=3 disagree for the original query?. Return to this week and explain what you changed.</w:t>
-      </w:r>
-    </w:p>
-    <w:p>
-      <w:pPr>
-        <w:spacing w:line="336" w:lineRule="auto" w:after="180"/>
-      </w:pPr>
-      <w:r>
-        <w:rPr>
-          <w:b w:val="0"/>
-        </w:rPr>
-        <w:t>Review Repair Bias in Data (ai-2/20). Goal: Identify selection and coverage bias. Short practice: Why must 35% be labelled an illustration rather than the measured grade-wide Yes rate?.</w:t>
-      </w:r>
-    </w:p>
-    <w:p>
-      <w:pPr>
-        <w:spacing w:line="336" w:lineRule="auto" w:after="180"/>
-      </w:pPr>
-      <w:r>
-        <w:rPr>
-          <w:b w:val="0"/>
-        </w:rPr>
-        <w:t>Return to this week and explain what you changed.</w:t>
-      </w:r>
-    </w:p>
-    <w:p>
-      <w:pPr>
-        <w:spacing w:line="336" w:lineRule="auto" w:after="180"/>
-      </w:pPr>
-      <w:r>
-        <w:rPr>
-          <w:b w:val="0"/>
-        </w:rPr>
-        <w:t>Review Noise and Outliers (ai-2/17). Goal: Calculate mean and median. Short practice: If 18 was genuine, which summary better describes the middle observed task, and what extra fact should be shown?.</w:t>
-      </w:r>
-    </w:p>
-    <w:p>
-      <w:pPr>
-        <w:spacing w:line="336" w:lineRule="auto" w:after="180"/>
-      </w:pPr>
-      <w:r>
-        <w:rPr>
-          <w:b w:val="0"/>
-        </w:rPr>
-        <w:t>Return to this week and explain what you changed.</w:t>
-      </w:r>
-    </w:p>
-    <w:p>
-      <w:pPr>
-        <w:pStyle w:val="Heading3"/>
-      </w:pPr>
-      <w:r>
-        <w:t>Predict, run and debug</w:t>
-      </w:r>
-    </w:p>
-    <w:p>
-      <w:pPr>
-        <w:spacing w:line="336" w:lineRule="auto" w:after="180"/>
-      </w:pPr>
-      <w:r>
-        <w:rPr>
-          <w:b w:val="0"/>
-        </w:rPr>
-        <w:t xml:space="preserve">The browser lab lets you edit the supported Python examples already included in this lesson. Predict first, run, inspect the actual </w:t>
-      </w:r>
-      <w:r>
-        <w:rPr>
-          <w:b/>
-        </w:rPr>
-        <w:t>output</w:t>
-      </w:r>
-      <w:r>
-        <w:rPr>
-          <w:b w:val="0"/>
-        </w:rPr>
-        <w:t xml:space="preserve"> or error, change one </w:t>
-      </w:r>
-      <w:r>
-        <w:rPr>
-          <w:b/>
-        </w:rPr>
-        <w:t>input</w:t>
-      </w:r>
-      <w:r>
-        <w:rPr>
-          <w:b w:val="0"/>
-        </w:rPr>
-        <w:t>, then run again.</w:t>
-      </w:r>
-    </w:p>
-    <w:p>
-      <w:pPr>
-        <w:spacing w:line="336" w:lineRule="auto" w:after="180"/>
-      </w:pPr>
-      <w:r>
-        <w:rPr>
-          <w:b w:val="0"/>
-        </w:rPr>
-        <w:t xml:space="preserve">Keep code, </w:t>
-      </w:r>
-      <w:r>
-        <w:rPr>
-          <w:b/>
-        </w:rPr>
-        <w:t>prediction</w:t>
-      </w:r>
-      <w:r>
-        <w:rPr>
-          <w:b w:val="0"/>
-        </w:rPr>
-        <w:t>s, actual results and a reasoned revision together. On paper, label your result as a trace rather than an execution.</w:t>
-      </w:r>
-    </w:p>
-    <w:p>
-      <w:pPr>
-        <w:pStyle w:val="Heading3"/>
-      </w:pPr>
-      <w:r>
-        <w:t>Keep your completed work</w:t>
-      </w:r>
-    </w:p>
-    <w:p>
-      <w:pPr>
-        <w:spacing w:line="336" w:lineRule="auto" w:after="180"/>
-      </w:pPr>
-      <w:r>
-        <w:rPr>
-          <w:b w:val="0"/>
-        </w:rPr>
-        <w:t xml:space="preserve">Use Download completed work in the hosted lesson to export your answers, reflections, practice feedback and code-run </w:t>
-      </w:r>
-      <w:r>
-        <w:rPr>
-          <w:b/>
-        </w:rPr>
-        <w:t>evidence</w:t>
-      </w:r>
-      <w:r>
-        <w:rPr>
-          <w:b w:val="0"/>
-        </w:rPr>
-        <w:t>. Open the HTML copy to read or print it.</w:t>
-      </w:r>
-    </w:p>
-    <w:p>
-      <w:pPr>
-        <w:spacing w:line="336" w:lineRule="auto" w:after="180"/>
-      </w:pPr>
-      <w:r>
-        <w:rPr>
-          <w:b w:val="0"/>
-        </w:rPr>
-        <w:t>Drafts stay in this browser when storage is available; clear drafts on a shared device.</w:t>
-      </w:r>
-    </w:p>
-    <w:p>
-      <w:pPr>
-        <w:pStyle w:val="Heading1"/>
-      </w:pPr>
-      <w:r>
-        <w:t>18. Visual concept journey</w:t>
-      </w:r>
-    </w:p>
-    <w:p>
-      <w:r>
-        <w:t>Explain each Recommendation Scores graphic using its labels, deciding evidence and relevant limitation.</w:t>
-      </w:r>
-    </w:p>
-    <w:p>
-      <w:pPr>
-        <w:pStyle w:val="Heading3"/>
+        <w:t>18. Reference: the six-picture journey</w:t>
+      </w:r>
+    </w:p>
+    <w:p>
+      <w:r>
+        <w:t>Revisit the picture that serves the current question; key diagrams already sit beside the main explanation.</w:t>
+      </w:r>
+    </w:p>
+    <w:p>
+      <w:pPr>
+        <w:pStyle w:val="Heading2"/>
       </w:pPr>
       <w:r>
         <w:t>01. Recommendation Scores: the case</w:t>
@@ -7276,7 +7520,7 @@
         <w:drawing>
           <wp:inline xmlns:a="http://schemas.openxmlformats.org/drawingml/2006/main" xmlns:pic="http://schemas.openxmlformats.org/drawingml/2006/picture">
             <wp:extent cx="5486400" cy="2990088"/>
-            <wp:docPr id="23" name="Picture 23" descr="A fictional book-activity chooser has a 14-minute limit. Supplied facts: Score=2×interest+practice. A=(interest3,practice2,time14); B=(4,3,15); C=(2,5,12). Require whole nonnegative feature values; time must be at most the limit. Highest score wins; tie by ID."/>
+            <wp:docPr id="29" name="Picture 29" descr="A fictional book-activity chooser has a 14-minute limit. Supplied facts: Score=2×interest+practice. A=(interest3,practice2,time14); B=(4,3,15); C=(2,5,12). Require whole nonnegative feature values; time must be at most the limit. Highest score wins; tie by ID."/>
             <wp:cNvGraphicFramePr>
               <a:graphicFrameLocks noChangeAspect="1"/>
             </wp:cNvGraphicFramePr>
@@ -7288,7 +7532,7 @@
                     <pic:cNvPicPr/>
                   </pic:nvPicPr>
                   <pic:blipFill>
-                    <a:blip r:embed="rId30"/>
+                    <a:blip r:embed="rId32"/>
                     <a:stretch>
                       <a:fillRect/>
                     </a:stretch>
@@ -7356,7 +7600,6 @@
     <w:p>
       <w:pPr>
         <w:spacing w:line="336" w:lineRule="auto" w:after="180"/>
-        <w:shd w:fill="F5F1FB"/>
       </w:pPr>
       <w:r>
         <w:rPr>
@@ -7367,7 +7610,7 @@
     </w:p>
     <w:p>
       <w:pPr>
-        <w:pStyle w:val="Heading3"/>
+        <w:pStyle w:val="Heading2"/>
       </w:pPr>
       <w:r>
         <w:t>02. Follow the deciding steps</w:t>
@@ -7378,7 +7621,7 @@
         <w:drawing>
           <wp:inline xmlns:a="http://schemas.openxmlformats.org/drawingml/2006/main" xmlns:pic="http://schemas.openxmlformats.org/drawingml/2006/picture">
             <wp:extent cx="5486400" cy="4005072"/>
-            <wp:docPr id="24" name="Picture 24" descr="Eligibility first: A and C fit time; B takes 15 and is excluded. → Scores: A:2×3+2=8. C:2×2+5=9. → Choose: C wins at score 9 among eligible activities. → Explain exclusion: B’s score 11 cannot override its failed time requirement."/>
+            <wp:docPr id="30" name="Picture 30" descr="Eligibility first: A and C fit time; B takes 15 and is excluded. → Scores: A:2×3+2=8. C:2×2+5=9. → Choose: C wins at score 9 among eligible activities. → Explain exclusion: B’s score 11 cannot override its failed time requirement."/>
             <wp:cNvGraphicFramePr>
               <a:graphicFrameLocks noChangeAspect="1"/>
             </wp:cNvGraphicFramePr>
@@ -7390,7 +7633,7 @@
                     <pic:cNvPicPr/>
                   </pic:nvPicPr>
                   <pic:blipFill>
-                    <a:blip r:embed="rId31"/>
+                    <a:blip r:embed="rId17"/>
                     <a:stretch>
                       <a:fillRect/>
                     </a:stretch>
@@ -7470,7 +7713,6 @@
     <w:p>
       <w:pPr>
         <w:spacing w:line="336" w:lineRule="auto" w:after="180"/>
-        <w:shd w:fill="F5F1FB"/>
       </w:pPr>
       <w:r>
         <w:rPr>
@@ -7493,7 +7735,7 @@
     </w:p>
     <w:p>
       <w:pPr>
-        <w:pStyle w:val="Heading3"/>
+        <w:pStyle w:val="Heading2"/>
       </w:pPr>
       <w:r>
         <w:t>03. Time filtering and scores</w:t>
@@ -7504,7 +7746,7 @@
         <w:drawing>
           <wp:inline xmlns:a="http://schemas.openxmlformats.org/drawingml/2006/main" xmlns:pic="http://schemas.openxmlformats.org/drawingml/2006/picture">
             <wp:extent cx="5486400" cy="3617976"/>
-            <wp:docPr id="25" name="Picture 25" descr="Time filtering and scores. A: Minutes = 14, Score = 8, Status = eligible. B: Minutes = 15, Score = 11, Status = excluded. C: Minutes = 12, Score = 9, Status = eligible."/>
+            <wp:docPr id="31" name="Picture 31" descr="Time filtering and scores. A: Minutes = 14, Score = 8, Status = eligible. B: Minutes = 15, Score = 11, Status = excluded. C: Minutes = 12, Score = 9, Status = eligible."/>
             <wp:cNvGraphicFramePr>
               <a:graphicFrameLocks noChangeAspect="1"/>
             </wp:cNvGraphicFramePr>
@@ -7516,7 +7758,7 @@
                     <pic:cNvPicPr/>
                   </pic:nvPicPr>
                   <pic:blipFill>
-                    <a:blip r:embed="rId32"/>
+                    <a:blip r:embed="rId33"/>
                     <a:stretch>
                       <a:fillRect/>
                     </a:stretch>
@@ -7597,7 +7839,6 @@
     <w:p>
       <w:pPr>
         <w:spacing w:line="336" w:lineRule="auto" w:after="180"/>
-        <w:shd w:fill="F5F1FB"/>
       </w:pPr>
       <w:r>
         <w:rPr>
@@ -7608,7 +7849,7 @@
     </w:p>
     <w:p>
       <w:pPr>
-        <w:pStyle w:val="Heading3"/>
+        <w:pStyle w:val="Heading2"/>
       </w:pPr>
       <w:r>
         <w:t>04. Change one thing. Trace what follows.</w:t>
@@ -7619,7 +7860,7 @@
         <w:drawing>
           <wp:inline xmlns:a="http://schemas.openxmlformats.org/drawingml/2006/main" xmlns:pic="http://schemas.openxmlformats.org/drawingml/2006/picture">
             <wp:extent cx="5486400" cy="3026664"/>
-            <wp:docPr id="26" name="Picture 26" descr="Original case: B’s score 11 cannot override its failed time requirement. Changed condition: Change interest weight from 2 to 3, keeping time limit 14. Expected result: A scores 11; C also scores 11; tie-by-ID chooses A. Reason: B remains too long; changing preferences changes only ranking of A and C."/>
+            <wp:docPr id="32" name="Picture 32" descr="Original case: B’s score 11 cannot override its failed time requirement. Changed condition: Change interest weight from 2 to 3, keeping time limit 14. Expected result: A scores 11; C also scores 11; tie-by-ID chooses A. Reason: B remains too long; changing preferences changes only ranking of A and C."/>
             <wp:cNvGraphicFramePr>
               <a:graphicFrameLocks noChangeAspect="1"/>
             </wp:cNvGraphicFramePr>
@@ -7631,7 +7872,7 @@
                     <pic:cNvPicPr/>
                   </pic:nvPicPr>
                   <pic:blipFill>
-                    <a:blip r:embed="rId33"/>
+                    <a:blip r:embed="rId18"/>
                     <a:stretch>
                       <a:fillRect/>
                     </a:stretch>
@@ -7735,7 +7976,6 @@
     <w:p>
       <w:pPr>
         <w:spacing w:line="336" w:lineRule="auto" w:after="180"/>
-        <w:shd w:fill="F5F1FB"/>
       </w:pPr>
       <w:r>
         <w:rPr>
@@ -7746,7 +7986,7 @@
     </w:p>
     <w:p>
       <w:pPr>
-        <w:pStyle w:val="Heading3"/>
+        <w:pStyle w:val="Heading2"/>
       </w:pPr>
       <w:r>
         <w:t>05. Connect the explanation to its limit</w:t>
@@ -7757,7 +7997,7 @@
         <w:drawing>
           <wp:inline xmlns:a="http://schemas.openxmlformats.org/drawingml/2006/main" xmlns:pic="http://schemas.openxmlformats.org/drawingml/2006/picture">
             <wp:extent cx="5486400" cy="2834640"/>
-            <wp:docPr id="27" name="Picture 27" descr="A score combines preferences according to explicitly chosen weights; it does not erase hard constraints. Computing a high score for an excluded item can be useful in an audit, but it must not allow that item back into the candidate set. Store both eligibility reasons and score components for explanations. Limit: Toy interest scores are supplied inputs, not measured enjoyment or a universal definition of a good activity."/>
+            <wp:docPr id="33" name="Picture 33" descr="A score combines preferences according to explicitly chosen weights; it does not erase hard constraints. Computing a high score for an excluded item can be useful in an audit, but it must not allow that item back into the candidate set. Store both eligibility reasons and score components for explanations. Limit: Toy interest scores are supplied inputs, not measured enjoyment or a universal definition of a good activity."/>
             <wp:cNvGraphicFramePr>
               <a:graphicFrameLocks noChangeAspect="1"/>
             </wp:cNvGraphicFramePr>
@@ -7908,7 +8148,6 @@
     <w:p>
       <w:pPr>
         <w:spacing w:line="336" w:lineRule="auto" w:after="180"/>
-        <w:shd w:fill="F5F1FB"/>
       </w:pPr>
       <w:r>
         <w:rPr>
@@ -7919,7 +8158,7 @@
     </w:p>
     <w:p>
       <w:pPr>
-        <w:pStyle w:val="Heading3"/>
+        <w:pStyle w:val="Heading2"/>
       </w:pPr>
       <w:r>
         <w:t>06. Make the idea visible in your project</w:t>
@@ -7930,7 +8169,7 @@
         <w:drawing>
           <wp:inline xmlns:a="http://schemas.openxmlformats.org/drawingml/2006/main" xmlns:pic="http://schemas.openxmlformats.org/drawingml/2006/picture">
             <wp:extent cx="5486400" cy="3380232"/>
-            <wp:docPr id="28" name="Picture 28" descr="Publish the recommender’s constraints, score formula and tie rule; include component-level reasons in each suggestion. Draw your input, deciding step, result and limit. Supported question: Why does B not become the winner when its score is largest?"/>
+            <wp:docPr id="34" name="Picture 34" descr="Publish the recommender’s constraints, score formula and tie rule; include component-level reasons in each suggestion. Draw your input, deciding step, result and limit. Supported question: Why does B not become the winner when its score is largest?"/>
             <wp:cNvGraphicFramePr>
               <a:graphicFrameLocks noChangeAspect="1"/>
             </wp:cNvGraphicFramePr>
@@ -7964,7 +8203,6 @@
     <w:p>
       <w:pPr>
         <w:spacing w:line="336" w:lineRule="auto" w:after="180"/>
-        <w:shd w:fill="F5F1FB"/>
       </w:pPr>
       <w:r>
         <w:rPr>
@@ -8012,7 +8250,6 @@
     <w:p>
       <w:pPr>
         <w:spacing w:line="336" w:lineRule="auto" w:after="180"/>
-        <w:shd w:fill="F5F1FB"/>
       </w:pPr>
       <w:r>
         <w:rPr>
@@ -8036,7 +8273,6 @@
     <w:p>
       <w:pPr>
         <w:spacing w:line="336" w:lineRule="auto" w:after="180"/>
-        <w:shd w:fill="F5F1FB"/>
       </w:pPr>
       <w:r>
         <w:rPr>
@@ -8055,6 +8291,62 @@
           <w:b w:val="0"/>
         </w:rPr>
         <w:t>.</w:t>
+      </w:r>
+    </w:p>
+    <w:p>
+      <w:pPr>
+        <w:pStyle w:val="Heading2"/>
+      </w:pPr>
+      <w:r>
+        <w:t>Earlier wording, alternatives and picture transcripts · reference / check after trying</w:t>
+      </w:r>
+    </w:p>
+    <w:p>
+      <w:pPr>
+        <w:pStyle w:val="Heading3"/>
+      </w:pPr>
+      <w:r>
+        <w:t>01. Recommendation Scores: the case</w:t>
+      </w:r>
+    </w:p>
+    <w:p>
+      <w:pPr>
+        <w:pStyle w:val="Heading3"/>
+      </w:pPr>
+      <w:r>
+        <w:t>02. Follow the deciding steps</w:t>
+      </w:r>
+    </w:p>
+    <w:p>
+      <w:pPr>
+        <w:pStyle w:val="Heading3"/>
+      </w:pPr>
+      <w:r>
+        <w:t>03. Time filtering and scores</w:t>
+      </w:r>
+    </w:p>
+    <w:p>
+      <w:pPr>
+        <w:pStyle w:val="Heading3"/>
+      </w:pPr>
+      <w:r>
+        <w:t>04. Change one thing. Trace what follows.</w:t>
+      </w:r>
+    </w:p>
+    <w:p>
+      <w:pPr>
+        <w:pStyle w:val="Heading3"/>
+      </w:pPr>
+      <w:r>
+        <w:t>05. Connect the explanation to its limit</w:t>
+      </w:r>
+    </w:p>
+    <w:p>
+      <w:pPr>
+        <w:pStyle w:val="Heading3"/>
+      </w:pPr>
+      <w:r>
+        <w:t>06. Make the idea visible in your project</w:t>
       </w:r>
     </w:p>
     <w:sectPr>
